--- a/documents/SRS.docx
+++ b/documents/SRS.docx
@@ -1,6 +1,6 @@
 
 <file path=word/document.xml><?xml version="1.0" encoding="utf-8"?>
-<w:document xmlns:wpc="http://schemas.microsoft.com/office/word/2010/wordprocessingCanvas" xmlns:cx="http://schemas.microsoft.com/office/drawing/2014/chartex" xmlns:cx1="http://schemas.microsoft.com/office/drawing/2015/9/8/chartex" xmlns:mc="http://schemas.openxmlformats.org/markup-compatibility/2006" xmlns:o="urn:schemas-microsoft-com:office:office" xmlns:r="http://schemas.openxmlformats.org/officeDocument/2006/relationships" xmlns:m="http://schemas.openxmlformats.org/officeDocument/2006/math" xmlns:v="urn:schemas-microsoft-com:vml" xmlns:wp14="http://schemas.microsoft.com/office/word/2010/wordprocessingDrawing" xmlns:wp="http://schemas.openxmlformats.org/drawingml/2006/wordprocessingDrawing" xmlns:w10="urn:schemas-microsoft-com:office:word" xmlns:w="http://schemas.openxmlformats.org/wordprocessingml/2006/main" xmlns:w14="http://schemas.microsoft.com/office/word/2010/wordml" xmlns:w15="http://schemas.microsoft.com/office/word/2012/wordml" xmlns:w16se="http://schemas.microsoft.com/office/word/2015/wordml/symex" xmlns:wpg="http://schemas.microsoft.com/office/word/2010/wordprocessingGroup" xmlns:wpi="http://schemas.microsoft.com/office/word/2010/wordprocessingInk" xmlns:wne="http://schemas.microsoft.com/office/word/2006/wordml" xmlns:wps="http://schemas.microsoft.com/office/word/2010/wordprocessingShape" mc:Ignorable="w14 w15 w16se wp14">
+<w:document xmlns:wpc="http://schemas.microsoft.com/office/word/2010/wordprocessingCanvas" xmlns:cx="http://schemas.microsoft.com/office/drawing/2014/chartex" xmlns:cx1="http://schemas.microsoft.com/office/drawing/2015/9/8/chartex" xmlns:cx2="http://schemas.microsoft.com/office/drawing/2015/10/21/chartex" xmlns:cx3="http://schemas.microsoft.com/office/drawing/2016/5/9/chartex" xmlns:cx4="http://schemas.microsoft.com/office/drawing/2016/5/10/chartex" xmlns:cx5="http://schemas.microsoft.com/office/drawing/2016/5/11/chartex" xmlns:cx6="http://schemas.microsoft.com/office/drawing/2016/5/12/chartex" xmlns:cx7="http://schemas.microsoft.com/office/drawing/2016/5/13/chartex" xmlns:cx8="http://schemas.microsoft.com/office/drawing/2016/5/14/chartex" xmlns:mc="http://schemas.openxmlformats.org/markup-compatibility/2006" xmlns:aink="http://schemas.microsoft.com/office/drawing/2016/ink" xmlns:am3d="http://schemas.microsoft.com/office/drawing/2017/model3d" xmlns:o="urn:schemas-microsoft-com:office:office" xmlns:oel="http://schemas.microsoft.com/office/2019/extlst" xmlns:r="http://schemas.openxmlformats.org/officeDocument/2006/relationships" xmlns:m="http://schemas.openxmlformats.org/officeDocument/2006/math" xmlns:v="urn:schemas-microsoft-com:vml" xmlns:wp14="http://schemas.microsoft.com/office/word/2010/wordprocessingDrawing" xmlns:wp="http://schemas.openxmlformats.org/drawingml/2006/wordprocessingDrawing" xmlns:w10="urn:schemas-microsoft-com:office:word" xmlns:w="http://schemas.openxmlformats.org/wordprocessingml/2006/main" xmlns:w14="http://schemas.microsoft.com/office/word/2010/wordml" xmlns:w15="http://schemas.microsoft.com/office/word/2012/wordml" xmlns:w16cex="http://schemas.microsoft.com/office/word/2018/wordml/cex" xmlns:w16cid="http://schemas.microsoft.com/office/word/2016/wordml/cid" xmlns:w16="http://schemas.microsoft.com/office/word/2018/wordml" xmlns:w16du="http://schemas.microsoft.com/office/word/2023/wordml/word16du" xmlns:w16sdtdh="http://schemas.microsoft.com/office/word/2020/wordml/sdtdatahash" xmlns:w16sdtfl="http://schemas.microsoft.com/office/word/2024/wordml/sdtformatlock" xmlns:w16se="http://schemas.microsoft.com/office/word/2015/wordml/symex" xmlns:wpg="http://schemas.microsoft.com/office/word/2010/wordprocessingGroup" xmlns:wpi="http://schemas.microsoft.com/office/word/2010/wordprocessingInk" xmlns:wne="http://schemas.microsoft.com/office/word/2006/wordml" xmlns:wps="http://schemas.microsoft.com/office/word/2010/wordprocessingShape" mc:Ignorable="w14 w15 w16se w16cid w16 w16cex w16sdtdh w16sdtfl w16du wp14">
   <w:body>
     <w:p>
       <w:pPr>
@@ -11,7 +11,6 @@
           <w:bCs/>
         </w:rPr>
       </w:pPr>
-      <w:proofErr w:type="spellStart"/>
       <w:r>
         <w:rPr>
           <w:rFonts w:ascii="Arial Black" w:eastAsia="Times New Roman" w:hAnsi="Arial Black" w:cs="Times New Roman"/>
@@ -20,18 +19,7 @@
           <w:sz w:val="48"/>
           <w:szCs w:val="48"/>
         </w:rPr>
-        <w:t>Viniyog</w:t>
-      </w:r>
-      <w:proofErr w:type="spellEnd"/>
-      <w:r>
-        <w:rPr>
-          <w:rFonts w:ascii="Arial Black" w:eastAsia="Times New Roman" w:hAnsi="Arial Black" w:cs="Times New Roman"/>
-          <w:b/>
-          <w:bCs/>
-          <w:sz w:val="48"/>
-          <w:szCs w:val="48"/>
-        </w:rPr>
-        <w:t xml:space="preserve"> – Skill Exchange Platform </w:t>
+        <w:t xml:space="preserve">Viniyog – Skill Exchange Platform </w:t>
       </w:r>
       <w:r>
         <w:rPr>
@@ -473,6 +461,7 @@
         <w:rPr>
           <w:rFonts w:eastAsia="Times New Roman" w:cs="Times New Roman"/>
         </w:rPr>
+        <w:lastRenderedPageBreak/>
         <w:t>6.2 Key Algorithms and Data Structures</w:t>
       </w:r>
     </w:p>
@@ -509,7 +498,6 @@
         <w:rPr>
           <w:rFonts w:eastAsia="Times New Roman" w:cs="Times New Roman"/>
         </w:rPr>
-        <w:lastRenderedPageBreak/>
         <w:t>6.4 Exception Handling and Data Validation</w:t>
       </w:r>
     </w:p>
@@ -756,6 +744,7 @@
     </w:p>
     <w:p>
       <w:r>
+        <w:lastRenderedPageBreak/>
         <w:t>College students may face difficulties such as:</w:t>
       </w:r>
     </w:p>
@@ -789,7 +778,6 @@
         </w:numPr>
       </w:pPr>
       <w:r>
-        <w:lastRenderedPageBreak/>
         <w:t xml:space="preserve">Difficulty discovering the skills and learning interests of other students. </w:t>
       </w:r>
     </w:p>
@@ -989,6 +977,7 @@
     </w:p>
     <w:p>
       <w:r>
+        <w:lastRenderedPageBreak/>
         <w:t xml:space="preserve">The initial version is designed primarily for </w:t>
       </w:r>
       <w:r>
@@ -1031,7 +1020,7 @@
     <w:p>
       <w:r>
         <w:pict w14:anchorId="48311F10">
-          <v:rect id="_x0000_i1025" style="width:0;height:1.5pt" o:hralign="center" o:hrstd="t" o:hr="t" fillcolor="#a0a0a0" stroked="f"/>
+          <v:rect id="_x0000_i1026" style="width:0;height:1.5pt" o:hralign="center" o:hrstd="t" o:hr="t" fillcolor="#a0a0a0" stroked="f"/>
         </w:pict>
       </w:r>
     </w:p>
@@ -1073,7 +1062,6 @@
         </w:numPr>
       </w:pPr>
       <w:r>
-        <w:lastRenderedPageBreak/>
         <w:t xml:space="preserve">To provide a common platform for college students to </w:t>
       </w:r>
       <w:r>
@@ -1247,7 +1235,7 @@
     <w:p>
       <w:r>
         <w:pict w14:anchorId="1F818A72">
-          <v:rect id="_x0000_i1026" style="width:0;height:1.5pt" o:hralign="center" o:hrstd="t" o:hr="t" fillcolor="#a0a0a0" stroked="f"/>
+          <v:rect id="_x0000_i1027" style="width:0;height:1.5pt" o:hralign="center" o:hrstd="t" o:hr="t" fillcolor="#a0a0a0" stroked="f"/>
         </w:pict>
       </w:r>
     </w:p>
@@ -1292,35 +1280,41 @@
           <w:b/>
           <w:bCs/>
         </w:rPr>
-        <w:t xml:space="preserve">1. </w:t>
-      </w:r>
-      <w:proofErr w:type="spellStart"/>
+        <w:t>1. SkillMesh – A Peer-to-Peer Platform for Collaborative Skill Exchange</w:t>
+      </w:r>
+      <w:r>
+        <w:br/>
+        <w:t>Jadhav et al. (2025) proposed SkillMesh, a platform focused on peer-to-peer skill exchange. The study highlights the importance of connecting individuals who can share knowledge and skills with each other.</w:t>
+      </w:r>
+    </w:p>
+    <w:p>
       <w:r>
         <w:rPr>
           <w:b/>
           <w:bCs/>
         </w:rPr>
-        <w:t>SkillMesh</w:t>
-      </w:r>
-      <w:proofErr w:type="spellEnd"/>
+        <w:t>2. Collaborative Learning Application for Peer-to-Peer SkillSwap</w:t>
+      </w:r>
+      <w:r>
+        <w:br/>
+        <w:t xml:space="preserve">Ukata and Moko (2026) developed a mobile-based collaborative learning application for </w:t>
+      </w:r>
+      <w:r>
+        <w:lastRenderedPageBreak/>
+        <w:t>university students. The work focuses on enabling students to exchange skills and support peer-to-peer learning.</w:t>
+      </w:r>
+    </w:p>
+    <w:p>
       <w:r>
         <w:rPr>
           <w:b/>
           <w:bCs/>
         </w:rPr>
-        <w:t xml:space="preserve"> – A Peer-to-Peer Platform for Collaborative Skill Exchange</w:t>
+        <w:t>3. SkillSwap – Web-Based Platform for Free Student Skill Exchange</w:t>
       </w:r>
       <w:r>
         <w:br/>
-        <w:t xml:space="preserve">Jadhav et al. (2025) proposed </w:t>
-      </w:r>
-      <w:proofErr w:type="spellStart"/>
-      <w:r>
-        <w:t>SkillMesh</w:t>
-      </w:r>
-      <w:proofErr w:type="spellEnd"/>
-      <w:r>
-        <w:t>, a platform focused on peer-to-peer skill exchange. The study highlights the importance of connecting individuals who can share knowledge and skills with each other.</w:t>
+        <w:t>Mahankale et al. (2026) presented a web-based SkillSwap platform designed specifically for students. It demonstrates the use of a web platform to facilitate skill exchange between students.</w:t>
       </w:r>
     </w:p>
     <w:p>
@@ -1329,149 +1323,24 @@
           <w:b/>
           <w:bCs/>
         </w:rPr>
-        <w:t xml:space="preserve">2. Collaborative Learning Application for Peer-to-Peer </w:t>
-      </w:r>
-      <w:proofErr w:type="spellStart"/>
+        <w:t>4. SkillSwap – Peer-to-Peer Skill Exchange Platform for Community-Driven Learning</w:t>
+      </w:r>
+      <w:r>
+        <w:br/>
+        <w:t>Kushwaha et al. (2026) proposed a peer-to-peer platform that supports community-driven learning through skill exchange. The study emphasizes collaborative learning and knowledge sharing.</w:t>
+      </w:r>
+    </w:p>
+    <w:p>
       <w:r>
         <w:rPr>
           <w:b/>
           <w:bCs/>
         </w:rPr>
-        <w:t>SkillSwap</w:t>
-      </w:r>
-      <w:proofErr w:type="spellEnd"/>
+        <w:t>5. PeerLoom – Peer-to-Peer Skill Exchange Platform for University Students</w:t>
+      </w:r>
       <w:r>
         <w:br/>
-      </w:r>
-      <w:proofErr w:type="spellStart"/>
-      <w:r>
-        <w:t>Ukata</w:t>
-      </w:r>
-      <w:proofErr w:type="spellEnd"/>
-      <w:r>
-        <w:t xml:space="preserve"> and </w:t>
-      </w:r>
-      <w:proofErr w:type="spellStart"/>
-      <w:r>
-        <w:t>Moko</w:t>
-      </w:r>
-      <w:proofErr w:type="spellEnd"/>
-      <w:r>
-        <w:t xml:space="preserve"> (2026) developed a mobile-based collaborative learning application for university students. The work focuses on enabling students to exchange skills and support peer-to-peer learning.</w:t>
-      </w:r>
-    </w:p>
-    <w:p>
-      <w:r>
-        <w:rPr>
-          <w:b/>
-          <w:bCs/>
-        </w:rPr>
-        <w:t xml:space="preserve">3. </w:t>
-      </w:r>
-      <w:proofErr w:type="spellStart"/>
-      <w:r>
-        <w:rPr>
-          <w:b/>
-          <w:bCs/>
-        </w:rPr>
-        <w:t>SkillSwap</w:t>
-      </w:r>
-      <w:proofErr w:type="spellEnd"/>
-      <w:r>
-        <w:rPr>
-          <w:b/>
-          <w:bCs/>
-        </w:rPr>
-        <w:t xml:space="preserve"> – Web-Based Platform for Free Student Skill Exchange</w:t>
-      </w:r>
-      <w:r>
-        <w:br/>
-      </w:r>
-      <w:proofErr w:type="spellStart"/>
-      <w:r>
-        <w:t>Mahankale</w:t>
-      </w:r>
-      <w:proofErr w:type="spellEnd"/>
-      <w:r>
-        <w:t xml:space="preserve"> et al. (2026) presented a web-based </w:t>
-      </w:r>
-      <w:proofErr w:type="spellStart"/>
-      <w:r>
-        <w:t>SkillSwap</w:t>
-      </w:r>
-      <w:proofErr w:type="spellEnd"/>
-      <w:r>
-        <w:t xml:space="preserve"> platform designed specifically for students. It demonstrates the use of a web platform to facilitate skill exchange between students.</w:t>
-      </w:r>
-    </w:p>
-    <w:p>
-      <w:r>
-        <w:rPr>
-          <w:b/>
-          <w:bCs/>
-        </w:rPr>
-        <w:t xml:space="preserve">4. </w:t>
-      </w:r>
-      <w:proofErr w:type="spellStart"/>
-      <w:r>
-        <w:rPr>
-          <w:b/>
-          <w:bCs/>
-        </w:rPr>
-        <w:t>SkillSwap</w:t>
-      </w:r>
-      <w:proofErr w:type="spellEnd"/>
-      <w:r>
-        <w:rPr>
-          <w:b/>
-          <w:bCs/>
-        </w:rPr>
-        <w:t xml:space="preserve"> – Peer-to-Peer Skill Exchange Platform for Community-Driven Learning</w:t>
-      </w:r>
-      <w:r>
-        <w:br/>
-        <w:t>Kushwaha et al. (2026) proposed a peer-to-peer platform that supports community-</w:t>
-      </w:r>
-      <w:r>
-        <w:lastRenderedPageBreak/>
-        <w:t>driven learning through skill exchange. The study emphasizes collaborative learning and knowledge sharing.</w:t>
-      </w:r>
-    </w:p>
-    <w:p>
-      <w:r>
-        <w:rPr>
-          <w:b/>
-          <w:bCs/>
-        </w:rPr>
-        <w:t xml:space="preserve">5. </w:t>
-      </w:r>
-      <w:proofErr w:type="spellStart"/>
-      <w:r>
-        <w:rPr>
-          <w:b/>
-          <w:bCs/>
-        </w:rPr>
-        <w:t>PeerLoom</w:t>
-      </w:r>
-      <w:proofErr w:type="spellEnd"/>
-      <w:r>
-        <w:rPr>
-          <w:b/>
-          <w:bCs/>
-        </w:rPr>
-        <w:t xml:space="preserve"> – Peer-to-Peer Skill Exchange Platform for University Students</w:t>
-      </w:r>
-      <w:r>
-        <w:br/>
-        <w:t xml:space="preserve">Othman et al. (2023) presented </w:t>
-      </w:r>
-      <w:proofErr w:type="spellStart"/>
-      <w:r>
-        <w:t>PeerLoom</w:t>
-      </w:r>
-      <w:proofErr w:type="spellEnd"/>
-      <w:r>
-        <w:t>, which focuses on peer-to-peer skill exchange among university students. The work demonstrates the potential of structured platforms for connecting students with complementary skills.</w:t>
+        <w:t>Othman et al. (2023) presented PeerLoom, which focuses on peer-to-peer skill exchange among university students. The work demonstrates the potential of structured platforms for connecting students with complementary skills.</w:t>
       </w:r>
     </w:p>
     <w:p>
@@ -1608,6 +1477,7 @@
     </w:p>
     <w:p>
       <w:r>
+        <w:lastRenderedPageBreak/>
         <w:t>These findings were considered while defining the features and scope of the Viniyog platform.</w:t>
       </w:r>
     </w:p>
@@ -1678,9 +1548,9 @@
         <w:tblLook w:val="04A0" w:firstRow="1" w:lastRow="0" w:firstColumn="1" w:lastColumn="0" w:noHBand="0" w:noVBand="1"/>
       </w:tblPr>
       <w:tblGrid>
-        <w:gridCol w:w="844"/>
-        <w:gridCol w:w="2479"/>
-        <w:gridCol w:w="5693"/>
+        <w:gridCol w:w="829"/>
+        <w:gridCol w:w="2433"/>
+        <w:gridCol w:w="5754"/>
       </w:tblGrid>
       <w:tr>
         <w:tc>
@@ -1799,7 +1669,6 @@
                 <w:lang w:eastAsia="en-IN"/>
                 <w14:ligatures w14:val="none"/>
               </w:rPr>
-              <w:lastRenderedPageBreak/>
               <w:t>1</w:t>
             </w:r>
           </w:p>
@@ -2601,9 +2470,9 @@
         <w:tblLook w:val="04A0" w:firstRow="1" w:lastRow="0" w:firstColumn="1" w:lastColumn="0" w:noHBand="0" w:noVBand="1"/>
       </w:tblPr>
       <w:tblGrid>
-        <w:gridCol w:w="780"/>
-        <w:gridCol w:w="2545"/>
-        <w:gridCol w:w="5691"/>
+        <w:gridCol w:w="768"/>
+        <w:gridCol w:w="2532"/>
+        <w:gridCol w:w="5716"/>
       </w:tblGrid>
       <w:tr>
         <w:tc>
@@ -3030,6 +2899,7 @@
                 <w:lang w:eastAsia="en-IN"/>
                 <w14:ligatures w14:val="none"/>
               </w:rPr>
+              <w:lastRenderedPageBreak/>
               <w:t>5</w:t>
             </w:r>
           </w:p>
@@ -3215,8 +3085,8 @@
         <w:tblLook w:val="04A0" w:firstRow="1" w:lastRow="0" w:firstColumn="1" w:lastColumn="0" w:noHBand="0" w:noVBand="1"/>
       </w:tblPr>
       <w:tblGrid>
-        <w:gridCol w:w="2097"/>
-        <w:gridCol w:w="6919"/>
+        <w:gridCol w:w="2075"/>
+        <w:gridCol w:w="6941"/>
       </w:tblGrid>
       <w:tr>
         <w:tc>
@@ -3408,7 +3278,6 @@
                 <w:lang w:eastAsia="en-IN"/>
                 <w14:ligatures w14:val="none"/>
               </w:rPr>
-              <w:lastRenderedPageBreak/>
               <w:t>Project Guide</w:t>
             </w:r>
           </w:p>
@@ -3495,7 +3364,7 @@
     <w:p>
       <w:r>
         <w:pict w14:anchorId="2E62E4B7">
-          <v:rect id="_x0000_i1027" style="width:0;height:1.5pt" o:hralign="center" o:hrstd="t" o:hr="t" fillcolor="#a0a0a0" stroked="f"/>
+          <v:rect id="_x0000_i1028" style="width:0;height:1.5pt" o:hralign="center" o:hrstd="t" o:hr="t" fillcolor="#a0a0a0" stroked="f"/>
         </w:pict>
       </w:r>
     </w:p>
@@ -3917,6 +3786,7 @@
           <w:lang w:eastAsia="en-IN"/>
           <w14:ligatures w14:val="none"/>
         </w:rPr>
+        <w:lastRenderedPageBreak/>
         <w:t xml:space="preserve">The backend layer is developed using </w:t>
       </w:r>
       <w:r>
@@ -4186,7 +4056,6 @@
           <w:lang w:eastAsia="en-IN"/>
           <w14:ligatures w14:val="none"/>
         </w:rPr>
-        <w:lastRenderedPageBreak/>
         <w:t>It stores:</w:t>
       </w:r>
     </w:p>
@@ -4457,7 +4326,7 @@
         <w:drawing>
           <wp:inline distT="0" distB="0" distL="0" distR="0" wp14:anchorId="486842DC" wp14:editId="62D9DAAB">
             <wp:extent cx="5486400" cy="2314575"/>
-            <wp:effectExtent l="0" t="342900" r="19050" b="333375"/>
+            <wp:effectExtent l="0" t="0" r="19050" b="28575"/>
             <wp:docPr id="1788933528" name="Diagram 28"/>
             <wp:cNvGraphicFramePr/>
             <a:graphic xmlns:a="http://schemas.openxmlformats.org/drawingml/2006/main">
@@ -4513,6 +4382,7 @@
           <w:lang w:eastAsia="en-IN"/>
           <w14:ligatures w14:val="none"/>
         </w:rPr>
+        <w:lastRenderedPageBreak/>
         <w:t>5.2 Data Storage and File Structure</w:t>
       </w:r>
     </w:p>
@@ -4718,7 +4588,6 @@
           <w:lang w:eastAsia="en-IN"/>
           <w14:ligatures w14:val="none"/>
         </w:rPr>
-        <w:lastRenderedPageBreak/>
         <w:t xml:space="preserve">Skills students want to learn </w:t>
       </w:r>
     </w:p>
@@ -4940,8 +4809,8 @@
         <w:tblLook w:val="04A0" w:firstRow="1" w:lastRow="0" w:firstColumn="1" w:lastColumn="0" w:noHBand="0" w:noVBand="1"/>
       </w:tblPr>
       <w:tblGrid>
-        <w:gridCol w:w="2869"/>
-        <w:gridCol w:w="6147"/>
+        <w:gridCol w:w="2805"/>
+        <w:gridCol w:w="6211"/>
       </w:tblGrid>
       <w:tr>
         <w:tc>
@@ -5251,6 +5120,7 @@
                 <w:lang w:eastAsia="en-IN"/>
                 <w14:ligatures w14:val="none"/>
               </w:rPr>
+              <w:lastRenderedPageBreak/>
               <w:t>Skills Module</w:t>
             </w:r>
           </w:p>
@@ -5430,7 +5300,7 @@
           <w14:ligatures w14:val="none"/>
         </w:rPr>
         <w:pict w14:anchorId="565DD078">
-          <v:rect id="_x0000_i1028" style="width:0;height:1.5pt" o:hralign="center" o:hrstd="t" o:hr="t" fillcolor="#a0a0a0" stroked="f"/>
+          <v:rect id="_x0000_i1029" style="width:0;height:1.5pt" o:hralign="center" o:hrstd="t" o:hr="t" fillcolor="#a0a0a0" stroked="f"/>
         </w:pict>
       </w:r>
     </w:p>
@@ -5496,7 +5366,6 @@
           <w:lang w:eastAsia="en-IN"/>
           <w14:ligatures w14:val="none"/>
         </w:rPr>
-        <w:lastRenderedPageBreak/>
         <w:t>The diagrams also provide a common reference for the development and testing of the system. Each diagram represents a different aspect of Viniyog, such as the overall system process, user interaction, database relationships, and individual system activities.</w:t>
       </w:r>
     </w:p>
@@ -5582,6 +5451,7 @@
           <w:noProof/>
           <w:lang w:val="en-US"/>
         </w:rPr>
+        <w:lastRenderedPageBreak/>
         <w:drawing>
           <wp:inline distT="0" distB="0" distL="0" distR="0" wp14:anchorId="4A82D466" wp14:editId="462DEE23">
             <wp:extent cx="5731510" cy="4356808"/>
@@ -5637,7 +5507,7 @@
           <w14:ligatures w14:val="none"/>
         </w:rPr>
         <w:pict w14:anchorId="6DE194CF">
-          <v:rect id="_x0000_i1029" style="width:0;height:1.5pt" o:hralign="center" o:hrstd="t" o:hr="t" fillcolor="#a0a0a0" stroked="f"/>
+          <v:rect id="_x0000_i1030" style="width:0;height:1.5pt" o:hralign="center" o:hrstd="t" o:hr="t" fillcolor="#a0a0a0" stroked="f"/>
         </w:pict>
       </w:r>
     </w:p>
@@ -5683,7 +5553,6 @@
           <w:lang w:eastAsia="en-IN"/>
           <w14:ligatures w14:val="none"/>
         </w:rPr>
-        <w:lastRenderedPageBreak/>
         <w:t xml:space="preserve">The Use Case Diagram represents the functional interaction between the </w:t>
       </w:r>
       <w:r>
@@ -5764,10 +5633,11 @@
           <w:kern w:val="0"/>
           <w:lang w:val="en-US"/>
         </w:rPr>
+        <w:lastRenderedPageBreak/>
         <w:drawing>
           <wp:inline distT="0" distB="0" distL="0" distR="0" wp14:anchorId="769241E1" wp14:editId="6E03749E">
             <wp:extent cx="5486400" cy="5454650"/>
-            <wp:effectExtent l="0" t="19050" r="0" b="50800"/>
+            <wp:effectExtent l="0" t="0" r="0" b="50800"/>
             <wp:docPr id="598805424" name="Diagram 1"/>
             <wp:cNvGraphicFramePr/>
             <a:graphic xmlns:a="http://schemas.openxmlformats.org/drawingml/2006/main">
@@ -5819,7 +5689,7 @@
           <w14:ligatures w14:val="none"/>
         </w:rPr>
         <w:pict w14:anchorId="0216A84A">
-          <v:rect id="_x0000_i1030" style="width:0;height:1.5pt" o:hralign="center" o:hrstd="t" o:hr="t" fillcolor="#a0a0a0" stroked="f"/>
+          <v:rect id="_x0000_i1031" style="width:0;height:1.5pt" o:hralign="center" o:hrstd="t" o:hr="t" fillcolor="#a0a0a0" stroked="f"/>
         </w:pict>
       </w:r>
     </w:p>
@@ -5865,7 +5735,6 @@
           <w:lang w:eastAsia="en-IN"/>
           <w14:ligatures w14:val="none"/>
         </w:rPr>
-        <w:lastRenderedPageBreak/>
         <w:t>The Entity Relationship (ER) Diagram represents the structure of the Viniyog database. It identifies the major entities required for storing system information and shows the relationships between these entities.</w:t>
       </w:r>
     </w:p>
@@ -5930,10 +5799,11 @@
           <w:kern w:val="0"/>
           <w:lang w:val="en-US"/>
         </w:rPr>
+        <w:lastRenderedPageBreak/>
         <w:drawing>
           <wp:inline distT="0" distB="0" distL="0" distR="0" wp14:anchorId="4C4F1238" wp14:editId="4D24F20B">
             <wp:extent cx="5530850" cy="5962650"/>
-            <wp:effectExtent l="0" t="0" r="31750" b="0"/>
+            <wp:effectExtent l="0" t="0" r="88900" b="0"/>
             <wp:docPr id="1521554053" name="Diagram 2"/>
             <wp:cNvGraphicFramePr/>
             <a:graphic xmlns:a="http://schemas.openxmlformats.org/drawingml/2006/main">
@@ -5985,7 +5855,7 @@
           <w14:ligatures w14:val="none"/>
         </w:rPr>
         <w:pict w14:anchorId="3A42BF54">
-          <v:rect id="_x0000_i1031" style="width:0;height:1.5pt" o:hralign="center" o:hrstd="t" o:hr="t" fillcolor="#a0a0a0" stroked="f"/>
+          <v:rect id="_x0000_i1032" style="width:0;height:1.5pt" o:hralign="center" o:hrstd="t" o:hr="t" fillcolor="#a0a0a0" stroked="f"/>
         </w:pict>
       </w:r>
     </w:p>
@@ -6011,7 +5881,6 @@
           <w:lang w:eastAsia="en-IN"/>
           <w14:ligatures w14:val="none"/>
         </w:rPr>
-        <w:lastRenderedPageBreak/>
         <w:t>5.4.4 Activity Diagram</w:t>
       </w:r>
     </w:p>
@@ -6092,20 +5961,13 @@
           <w:lang w:eastAsia="en-IN"/>
           <w14:ligatures w14:val="none"/>
         </w:rPr>
+        <w:lastRenderedPageBreak/>
         <w:t>The diagram helps in understanding the flow of actions and the relationship between different activities within the system.</w:t>
       </w:r>
     </w:p>
     <w:p>
       <w:pPr>
         <w:spacing w:before="100" w:beforeAutospacing="1" w:after="100" w:afterAutospacing="1" w:line="240" w:lineRule="auto"/>
-        <w:rPr>
-          <w:rFonts w:eastAsia="Times New Roman" w:cs="Times New Roman"/>
-          <w:kern w:val="0"/>
-          <w:lang w:eastAsia="en-IN"/>
-          <w14:ligatures w14:val="none"/>
-        </w:rPr>
-      </w:pPr>
-      <w:r>
         <w:rPr>
           <w:rFonts w:eastAsia="Times New Roman" w:cs="Times New Roman"/>
           <w:b/>
@@ -6114,18 +5976,6 @@
           <w:lang w:eastAsia="en-IN"/>
           <w14:ligatures w14:val="none"/>
         </w:rPr>
-        <w:t>[Insert Activity Diagram here]</w:t>
-      </w:r>
-    </w:p>
-    <w:p>
-      <w:pPr>
-        <w:spacing w:before="100" w:beforeAutospacing="1" w:after="100" w:afterAutospacing="1" w:line="240" w:lineRule="auto"/>
-        <w:rPr>
-          <w:rFonts w:eastAsia="Times New Roman" w:cs="Times New Roman"/>
-          <w:kern w:val="0"/>
-          <w:lang w:eastAsia="en-IN"/>
-          <w14:ligatures w14:val="none"/>
-        </w:rPr>
       </w:pPr>
       <w:r>
         <w:rPr>
@@ -6141,7 +5991,7 @@
     </w:p>
     <w:p>
       <w:pPr>
-        <w:spacing w:after="0" w:line="240" w:lineRule="auto"/>
+        <w:spacing w:before="100" w:beforeAutospacing="1" w:after="100" w:afterAutospacing="1" w:line="240" w:lineRule="auto"/>
         <w:rPr>
           <w:rFonts w:eastAsia="Times New Roman" w:cs="Times New Roman"/>
           <w:kern w:val="0"/>
@@ -6151,13 +6001,77 @@
       </w:pPr>
       <w:r>
         <w:rPr>
+          <w:noProof/>
+        </w:rPr>
+        <w:drawing>
+          <wp:inline distT="0" distB="0" distL="0" distR="0" wp14:anchorId="1D59B4D1" wp14:editId="3E245B29">
+            <wp:extent cx="6388100" cy="4756785"/>
+            <wp:effectExtent l="0" t="0" r="0" b="5715"/>
+            <wp:docPr id="1713841775" name="Picture 2" descr="Is this a correct UML-Activity Diagram? - Stack Overflow"/>
+            <wp:cNvGraphicFramePr>
+              <a:graphicFrameLocks xmlns:a="http://schemas.openxmlformats.org/drawingml/2006/main" noChangeAspect="1"/>
+            </wp:cNvGraphicFramePr>
+            <a:graphic xmlns:a="http://schemas.openxmlformats.org/drawingml/2006/main">
+              <a:graphicData uri="http://schemas.openxmlformats.org/drawingml/2006/picture">
+                <pic:pic xmlns:pic="http://schemas.openxmlformats.org/drawingml/2006/picture">
+                  <pic:nvPicPr>
+                    <pic:cNvPr id="0" name="Picture 24" descr="Is this a correct UML-Activity Diagram? - Stack Overflow"/>
+                    <pic:cNvPicPr>
+                      <a:picLocks noChangeAspect="1" noChangeArrowheads="1"/>
+                    </pic:cNvPicPr>
+                  </pic:nvPicPr>
+                  <pic:blipFill>
+                    <a:blip r:embed="rId26">
+                      <a:extLst>
+                        <a:ext uri="{28A0092B-C50C-407E-A947-70E740481C1C}">
+                          <a14:useLocalDpi xmlns:a14="http://schemas.microsoft.com/office/drawing/2010/main" val="0"/>
+                        </a:ext>
+                      </a:extLst>
+                    </a:blip>
+                    <a:srcRect/>
+                    <a:stretch>
+                      <a:fillRect/>
+                    </a:stretch>
+                  </pic:blipFill>
+                  <pic:spPr bwMode="auto">
+                    <a:xfrm>
+                      <a:off x="0" y="0"/>
+                      <a:ext cx="6388100" cy="4756785"/>
+                    </a:xfrm>
+                    <a:prstGeom prst="rect">
+                      <a:avLst/>
+                    </a:prstGeom>
+                    <a:noFill/>
+                    <a:ln>
+                      <a:noFill/>
+                    </a:ln>
+                  </pic:spPr>
+                </pic:pic>
+              </a:graphicData>
+            </a:graphic>
+          </wp:inline>
+        </w:drawing>
+      </w:r>
+    </w:p>
+    <w:p>
+      <w:pPr>
+        <w:spacing w:after="0" w:line="240" w:lineRule="auto"/>
+        <w:rPr>
           <w:rFonts w:eastAsia="Times New Roman" w:cs="Times New Roman"/>
           <w:kern w:val="0"/>
           <w:lang w:eastAsia="en-IN"/>
           <w14:ligatures w14:val="none"/>
         </w:rPr>
+      </w:pPr>
+      <w:r>
+        <w:rPr>
+          <w:rFonts w:eastAsia="Times New Roman" w:cs="Times New Roman"/>
+          <w:kern w:val="0"/>
+          <w:lang w:eastAsia="en-IN"/>
+          <w14:ligatures w14:val="none"/>
+        </w:rPr>
         <w:pict w14:anchorId="2DB2C5F2">
-          <v:rect id="_x0000_i1032" style="width:0;height:1.5pt" o:hralign="center" o:hrstd="t" o:hr="t" fillcolor="#a0a0a0" stroked="f"/>
+          <v:rect id="_x0000_i1033" style="width:0;height:1.5pt" o:hralign="center" o:hrstd="t" o:hr="t" fillcolor="#a0a0a0" stroked="f"/>
         </w:pict>
       </w:r>
     </w:p>
@@ -6271,32 +6185,12 @@
         <w:spacing w:before="100" w:beforeAutospacing="1" w:after="100" w:afterAutospacing="1" w:line="240" w:lineRule="auto"/>
         <w:rPr>
           <w:rFonts w:eastAsia="Times New Roman" w:cs="Times New Roman"/>
-          <w:kern w:val="0"/>
-          <w:lang w:eastAsia="en-IN"/>
-          <w14:ligatures w14:val="none"/>
-        </w:rPr>
-      </w:pPr>
-      <w:r>
-        <w:rPr>
-          <w:rFonts w:eastAsia="Times New Roman" w:cs="Times New Roman"/>
           <w:b/>
           <w:bCs/>
           <w:kern w:val="0"/>
           <w:lang w:eastAsia="en-IN"/>
           <w14:ligatures w14:val="none"/>
         </w:rPr>
-        <w:t>[Insert Sequence Diagram here]</w:t>
-      </w:r>
-    </w:p>
-    <w:p>
-      <w:pPr>
-        <w:spacing w:before="100" w:beforeAutospacing="1" w:after="100" w:afterAutospacing="1" w:line="240" w:lineRule="auto"/>
-        <w:rPr>
-          <w:rFonts w:eastAsia="Times New Roman" w:cs="Times New Roman"/>
-          <w:kern w:val="0"/>
-          <w:lang w:eastAsia="en-IN"/>
-          <w14:ligatures w14:val="none"/>
-        </w:rPr>
       </w:pPr>
       <w:r>
         <w:rPr>
@@ -6307,12 +6201,13 @@
           <w:lang w:eastAsia="en-IN"/>
           <w14:ligatures w14:val="none"/>
         </w:rPr>
+        <w:lastRenderedPageBreak/>
         <w:t>Figure 5.7: Sequence Diagram of Viniyog</w:t>
       </w:r>
     </w:p>
     <w:p>
       <w:pPr>
-        <w:spacing w:after="0" w:line="240" w:lineRule="auto"/>
+        <w:spacing w:before="100" w:beforeAutospacing="1" w:after="100" w:afterAutospacing="1" w:line="240" w:lineRule="auto"/>
         <w:rPr>
           <w:rFonts w:eastAsia="Times New Roman" w:cs="Times New Roman"/>
           <w:kern w:val="0"/>
@@ -6322,13 +6217,77 @@
       </w:pPr>
       <w:r>
         <w:rPr>
+          <w:noProof/>
+        </w:rPr>
+        <w:drawing>
+          <wp:inline distT="0" distB="0" distL="0" distR="0" wp14:anchorId="2AA931CE" wp14:editId="7FFD16BA">
+            <wp:extent cx="6419850" cy="4347845"/>
+            <wp:effectExtent l="0" t="0" r="0" b="0"/>
+            <wp:docPr id="681669707" name="Picture 3" descr="Building a Resource Booking System: A Deep Dive Into Architecture, Challenges, and Debugging | by siddharth `gautam | Medium"/>
+            <wp:cNvGraphicFramePr>
+              <a:graphicFrameLocks xmlns:a="http://schemas.openxmlformats.org/drawingml/2006/main" noChangeAspect="1"/>
+            </wp:cNvGraphicFramePr>
+            <a:graphic xmlns:a="http://schemas.openxmlformats.org/drawingml/2006/main">
+              <a:graphicData uri="http://schemas.openxmlformats.org/drawingml/2006/picture">
+                <pic:pic xmlns:pic="http://schemas.openxmlformats.org/drawingml/2006/picture">
+                  <pic:nvPicPr>
+                    <pic:cNvPr id="0" name="Picture 26" descr="Building a Resource Booking System: A Deep Dive Into Architecture, Challenges, and Debugging | by siddharth `gautam | Medium"/>
+                    <pic:cNvPicPr>
+                      <a:picLocks noChangeAspect="1" noChangeArrowheads="1"/>
+                    </pic:cNvPicPr>
+                  </pic:nvPicPr>
+                  <pic:blipFill>
+                    <a:blip r:embed="rId27">
+                      <a:extLst>
+                        <a:ext uri="{28A0092B-C50C-407E-A947-70E740481C1C}">
+                          <a14:useLocalDpi xmlns:a14="http://schemas.microsoft.com/office/drawing/2010/main" val="0"/>
+                        </a:ext>
+                      </a:extLst>
+                    </a:blip>
+                    <a:srcRect/>
+                    <a:stretch>
+                      <a:fillRect/>
+                    </a:stretch>
+                  </pic:blipFill>
+                  <pic:spPr bwMode="auto">
+                    <a:xfrm>
+                      <a:off x="0" y="0"/>
+                      <a:ext cx="6419850" cy="4347845"/>
+                    </a:xfrm>
+                    <a:prstGeom prst="rect">
+                      <a:avLst/>
+                    </a:prstGeom>
+                    <a:noFill/>
+                    <a:ln>
+                      <a:noFill/>
+                    </a:ln>
+                  </pic:spPr>
+                </pic:pic>
+              </a:graphicData>
+            </a:graphic>
+          </wp:inline>
+        </w:drawing>
+      </w:r>
+    </w:p>
+    <w:p>
+      <w:pPr>
+        <w:spacing w:after="0" w:line="240" w:lineRule="auto"/>
+        <w:rPr>
           <w:rFonts w:eastAsia="Times New Roman" w:cs="Times New Roman"/>
           <w:kern w:val="0"/>
           <w:lang w:eastAsia="en-IN"/>
           <w14:ligatures w14:val="none"/>
         </w:rPr>
+      </w:pPr>
+      <w:r>
+        <w:rPr>
+          <w:rFonts w:eastAsia="Times New Roman" w:cs="Times New Roman"/>
+          <w:kern w:val="0"/>
+          <w:lang w:eastAsia="en-IN"/>
+          <w14:ligatures w14:val="none"/>
+        </w:rPr>
         <w:pict w14:anchorId="3E60A9E2">
-          <v:rect id="_x0000_i1033" style="width:0;height:1.5pt" o:hralign="center" o:hrstd="t" o:hr="t" fillcolor="#a0a0a0" stroked="f"/>
+          <v:rect id="_x0000_i1034" style="width:0;height:1.5pt" o:hralign="center" o:hrstd="t" o:hr="t" fillcolor="#a0a0a0" stroked="f"/>
         </w:pict>
       </w:r>
     </w:p>
@@ -6562,9 +6521,8 @@
           <w:lang w:eastAsia="en-IN"/>
           <w14:ligatures w14:val="none"/>
         </w:rPr>
-        <w:lastRenderedPageBreak/>
         <w:pict w14:anchorId="7569E66F">
-          <v:rect id="_x0000_i1034" style="width:0;height:1.5pt" o:hralign="center" o:hrstd="t" o:hr="t" fillcolor="#a0a0a0" stroked="f"/>
+          <v:rect id="_x0000_i1035" style="width:0;height:1.5pt" o:hralign="center" o:hrstd="t" o:hr="t" fillcolor="#a0a0a0" stroked="f"/>
         </w:pict>
       </w:r>
     </w:p>
@@ -6630,48 +6588,58 @@
           <w:lang w:eastAsia="en-IN"/>
           <w14:ligatures w14:val="none"/>
         </w:rPr>
-        <w:t xml:space="preserve"> into a working web-based application. The system is implemented using a layered approach in which the frontend provides the user interface, the backend handles application logic and requests, and the database stores and manages the required information.</w:t>
-      </w:r>
-    </w:p>
-    <w:p>
-      <w:pPr>
-        <w:spacing w:before="100" w:beforeAutospacing="1" w:after="100" w:afterAutospacing="1" w:line="240" w:lineRule="auto"/>
+        <w:t xml:space="preserve"> into a working web-based application. The system is implemented using a layered approach in which the frontend provides the user interface, the </w:t>
+      </w:r>
+      <w:r>
         <w:rPr>
           <w:rFonts w:eastAsia="Times New Roman" w:cs="Times New Roman"/>
           <w:kern w:val="0"/>
           <w:lang w:eastAsia="en-IN"/>
           <w14:ligatures w14:val="none"/>
         </w:rPr>
-      </w:pPr>
-      <w:r>
+        <w:lastRenderedPageBreak/>
+        <w:t>backend handles application logic and requests, and the database stores and manages the required information.</w:t>
+      </w:r>
+    </w:p>
+    <w:p>
+      <w:pPr>
+        <w:spacing w:before="100" w:beforeAutospacing="1" w:after="100" w:afterAutospacing="1" w:line="240" w:lineRule="auto"/>
         <w:rPr>
           <w:rFonts w:eastAsia="Times New Roman" w:cs="Times New Roman"/>
           <w:kern w:val="0"/>
           <w:lang w:eastAsia="en-IN"/>
           <w14:ligatures w14:val="none"/>
         </w:rPr>
-        <w:t>The implementation includes student registration and login, student profile management, student cards, filtering by department and academic year, skill management, notes upload, and skill exchange requests. The application is developed using commonly used web technologies so that the system remains simple, modular, maintainable, and suitable for future enhancement.</w:t>
-      </w:r>
-    </w:p>
-    <w:p>
-      <w:pPr>
-        <w:spacing w:after="0" w:line="240" w:lineRule="auto"/>
+      </w:pPr>
+      <w:r>
         <w:rPr>
           <w:rFonts w:eastAsia="Times New Roman" w:cs="Times New Roman"/>
           <w:kern w:val="0"/>
           <w:lang w:eastAsia="en-IN"/>
           <w14:ligatures w14:val="none"/>
         </w:rPr>
-      </w:pPr>
-      <w:r>
+        <w:t>The implementation includes student registration and login, student profile management, student cards, filtering by department and academic year, skill management, notes upload, and skill exchange requests. The application is developed using commonly used web technologies so that the system remains simple, modular, maintainable, and suitable for future enhancement.</w:t>
+      </w:r>
+    </w:p>
+    <w:p>
+      <w:pPr>
+        <w:spacing w:after="0" w:line="240" w:lineRule="auto"/>
         <w:rPr>
           <w:rFonts w:eastAsia="Times New Roman" w:cs="Times New Roman"/>
           <w:kern w:val="0"/>
           <w:lang w:eastAsia="en-IN"/>
           <w14:ligatures w14:val="none"/>
         </w:rPr>
+      </w:pPr>
+      <w:r>
+        <w:rPr>
+          <w:rFonts w:eastAsia="Times New Roman" w:cs="Times New Roman"/>
+          <w:kern w:val="0"/>
+          <w:lang w:eastAsia="en-IN"/>
+          <w14:ligatures w14:val="none"/>
+        </w:rPr>
         <w:pict w14:anchorId="1F57FA31">
-          <v:rect id="_x0000_i1035" style="width:0;height:1.5pt" o:hralign="center" o:hrstd="t" o:hr="t" fillcolor="#a0a0a0" stroked="f"/>
+          <v:rect id="_x0000_i1036" style="width:0;height:1.5pt" o:hralign="center" o:hrstd="t" o:hr="t" fillcolor="#a0a0a0" stroked="f"/>
         </w:pict>
       </w:r>
     </w:p>
@@ -6764,9 +6732,217 @@
           <w:lang w:eastAsia="en-IN"/>
           <w14:ligatures w14:val="none"/>
         </w:rPr>
-        <w:t>HTML (</w:t>
-      </w:r>
-      <w:proofErr w:type="spellStart"/>
+        <w:t>HTML (HyperText Markup Language)</w:t>
+      </w:r>
+      <w:r>
+        <w:rPr>
+          <w:rFonts w:eastAsia="Times New Roman" w:cs="Times New Roman"/>
+          <w:kern w:val="0"/>
+          <w:lang w:eastAsia="en-IN"/>
+          <w14:ligatures w14:val="none"/>
+        </w:rPr>
+        <w:br/>
+        <w:t>HTML is used to create the basic structure of the Viniyog web pages. It defines elements such as navigation bars, headings, forms, buttons, student cards, profile sections, and other page components.</w:t>
+      </w:r>
+    </w:p>
+    <w:p>
+      <w:pPr>
+        <w:spacing w:before="100" w:beforeAutospacing="1" w:after="100" w:afterAutospacing="1" w:line="240" w:lineRule="auto"/>
+        <w:rPr>
+          <w:rFonts w:eastAsia="Times New Roman" w:cs="Times New Roman"/>
+          <w:kern w:val="0"/>
+          <w:lang w:eastAsia="en-IN"/>
+          <w14:ligatures w14:val="none"/>
+        </w:rPr>
+      </w:pPr>
+      <w:r>
+        <w:rPr>
+          <w:rFonts w:eastAsia="Times New Roman" w:cs="Times New Roman"/>
+          <w:kern w:val="0"/>
+          <w:lang w:eastAsia="en-IN"/>
+          <w14:ligatures w14:val="none"/>
+        </w:rPr>
+        <w:t>The main pages implemented using HTML include:</w:t>
+      </w:r>
+    </w:p>
+    <w:p>
+      <w:pPr>
+        <w:numPr>
+          <w:ilvl w:val="0"/>
+          <w:numId w:val="30"/>
+        </w:numPr>
+        <w:spacing w:before="100" w:beforeAutospacing="1" w:after="100" w:afterAutospacing="1" w:line="240" w:lineRule="auto"/>
+        <w:rPr>
+          <w:rFonts w:eastAsia="Times New Roman" w:cs="Times New Roman"/>
+          <w:kern w:val="0"/>
+          <w:lang w:eastAsia="en-IN"/>
+          <w14:ligatures w14:val="none"/>
+        </w:rPr>
+      </w:pPr>
+      <w:r>
+        <w:rPr>
+          <w:rFonts w:eastAsia="Times New Roman" w:cs="Times New Roman"/>
+          <w:kern w:val="0"/>
+          <w:lang w:eastAsia="en-IN"/>
+          <w14:ligatures w14:val="none"/>
+        </w:rPr>
+        <w:t xml:space="preserve">Home Page </w:t>
+      </w:r>
+    </w:p>
+    <w:p>
+      <w:pPr>
+        <w:numPr>
+          <w:ilvl w:val="0"/>
+          <w:numId w:val="30"/>
+        </w:numPr>
+        <w:spacing w:before="100" w:beforeAutospacing="1" w:after="100" w:afterAutospacing="1" w:line="240" w:lineRule="auto"/>
+        <w:rPr>
+          <w:rFonts w:eastAsia="Times New Roman" w:cs="Times New Roman"/>
+          <w:kern w:val="0"/>
+          <w:lang w:eastAsia="en-IN"/>
+          <w14:ligatures w14:val="none"/>
+        </w:rPr>
+      </w:pPr>
+      <w:r>
+        <w:rPr>
+          <w:rFonts w:eastAsia="Times New Roman" w:cs="Times New Roman"/>
+          <w:kern w:val="0"/>
+          <w:lang w:eastAsia="en-IN"/>
+          <w14:ligatures w14:val="none"/>
+        </w:rPr>
+        <w:t xml:space="preserve">Login Page </w:t>
+      </w:r>
+    </w:p>
+    <w:p>
+      <w:pPr>
+        <w:numPr>
+          <w:ilvl w:val="0"/>
+          <w:numId w:val="30"/>
+        </w:numPr>
+        <w:spacing w:before="100" w:beforeAutospacing="1" w:after="100" w:afterAutospacing="1" w:line="240" w:lineRule="auto"/>
+        <w:rPr>
+          <w:rFonts w:eastAsia="Times New Roman" w:cs="Times New Roman"/>
+          <w:kern w:val="0"/>
+          <w:lang w:eastAsia="en-IN"/>
+          <w14:ligatures w14:val="none"/>
+        </w:rPr>
+      </w:pPr>
+      <w:r>
+        <w:rPr>
+          <w:rFonts w:eastAsia="Times New Roman" w:cs="Times New Roman"/>
+          <w:kern w:val="0"/>
+          <w:lang w:eastAsia="en-IN"/>
+          <w14:ligatures w14:val="none"/>
+        </w:rPr>
+        <w:t xml:space="preserve">Sign Up Page </w:t>
+      </w:r>
+    </w:p>
+    <w:p>
+      <w:pPr>
+        <w:numPr>
+          <w:ilvl w:val="0"/>
+          <w:numId w:val="30"/>
+        </w:numPr>
+        <w:spacing w:before="100" w:beforeAutospacing="1" w:after="100" w:afterAutospacing="1" w:line="240" w:lineRule="auto"/>
+        <w:rPr>
+          <w:rFonts w:eastAsia="Times New Roman" w:cs="Times New Roman"/>
+          <w:kern w:val="0"/>
+          <w:lang w:eastAsia="en-IN"/>
+          <w14:ligatures w14:val="none"/>
+        </w:rPr>
+      </w:pPr>
+      <w:r>
+        <w:rPr>
+          <w:rFonts w:eastAsia="Times New Roman" w:cs="Times New Roman"/>
+          <w:kern w:val="0"/>
+          <w:lang w:eastAsia="en-IN"/>
+          <w14:ligatures w14:val="none"/>
+        </w:rPr>
+        <w:t xml:space="preserve">Student Cards </w:t>
+      </w:r>
+    </w:p>
+    <w:p>
+      <w:pPr>
+        <w:numPr>
+          <w:ilvl w:val="0"/>
+          <w:numId w:val="30"/>
+        </w:numPr>
+        <w:spacing w:before="100" w:beforeAutospacing="1" w:after="100" w:afterAutospacing="1" w:line="240" w:lineRule="auto"/>
+        <w:rPr>
+          <w:rFonts w:eastAsia="Times New Roman" w:cs="Times New Roman"/>
+          <w:kern w:val="0"/>
+          <w:lang w:eastAsia="en-IN"/>
+          <w14:ligatures w14:val="none"/>
+        </w:rPr>
+      </w:pPr>
+      <w:r>
+        <w:rPr>
+          <w:rFonts w:eastAsia="Times New Roman" w:cs="Times New Roman"/>
+          <w:kern w:val="0"/>
+          <w:lang w:eastAsia="en-IN"/>
+          <w14:ligatures w14:val="none"/>
+        </w:rPr>
+        <w:t xml:space="preserve">Student Profile </w:t>
+      </w:r>
+    </w:p>
+    <w:p>
+      <w:pPr>
+        <w:numPr>
+          <w:ilvl w:val="0"/>
+          <w:numId w:val="30"/>
+        </w:numPr>
+        <w:spacing w:before="100" w:beforeAutospacing="1" w:after="100" w:afterAutospacing="1" w:line="240" w:lineRule="auto"/>
+        <w:rPr>
+          <w:rFonts w:eastAsia="Times New Roman" w:cs="Times New Roman"/>
+          <w:kern w:val="0"/>
+          <w:lang w:eastAsia="en-IN"/>
+          <w14:ligatures w14:val="none"/>
+        </w:rPr>
+      </w:pPr>
+      <w:r>
+        <w:rPr>
+          <w:rFonts w:eastAsia="Times New Roman" w:cs="Times New Roman"/>
+          <w:kern w:val="0"/>
+          <w:lang w:eastAsia="en-IN"/>
+          <w14:ligatures w14:val="none"/>
+        </w:rPr>
+        <w:t xml:space="preserve">Notes section </w:t>
+      </w:r>
+    </w:p>
+    <w:p>
+      <w:pPr>
+        <w:numPr>
+          <w:ilvl w:val="0"/>
+          <w:numId w:val="30"/>
+        </w:numPr>
+        <w:spacing w:before="100" w:beforeAutospacing="1" w:after="100" w:afterAutospacing="1" w:line="240" w:lineRule="auto"/>
+        <w:rPr>
+          <w:rFonts w:eastAsia="Times New Roman" w:cs="Times New Roman"/>
+          <w:kern w:val="0"/>
+          <w:lang w:eastAsia="en-IN"/>
+          <w14:ligatures w14:val="none"/>
+        </w:rPr>
+      </w:pPr>
+      <w:r>
+        <w:rPr>
+          <w:rFonts w:eastAsia="Times New Roman" w:cs="Times New Roman"/>
+          <w:kern w:val="0"/>
+          <w:lang w:eastAsia="en-IN"/>
+          <w14:ligatures w14:val="none"/>
+        </w:rPr>
+        <w:t xml:space="preserve">Skill Exchange Request interface </w:t>
+      </w:r>
+    </w:p>
+    <w:p>
+      <w:pPr>
+        <w:spacing w:before="100" w:beforeAutospacing="1" w:after="100" w:afterAutospacing="1" w:line="240" w:lineRule="auto"/>
+        <w:rPr>
+          <w:rFonts w:eastAsia="Times New Roman" w:cs="Times New Roman"/>
+          <w:kern w:val="0"/>
+          <w:lang w:eastAsia="en-IN"/>
+          <w14:ligatures w14:val="none"/>
+        </w:rPr>
+      </w:pPr>
       <w:r>
         <w:rPr>
           <w:rFonts w:eastAsia="Times New Roman" w:cs="Times New Roman"/>
@@ -6776,9 +6952,49 @@
           <w:lang w:eastAsia="en-IN"/>
           <w14:ligatures w14:val="none"/>
         </w:rPr>
-        <w:t>HyperText</w:t>
-      </w:r>
-      <w:proofErr w:type="spellEnd"/>
+        <w:t>CSS (Cascading Style Sheets)</w:t>
+      </w:r>
+      <w:r>
+        <w:rPr>
+          <w:rFonts w:eastAsia="Times New Roman" w:cs="Times New Roman"/>
+          <w:kern w:val="0"/>
+          <w:lang w:eastAsia="en-IN"/>
+          <w14:ligatures w14:val="none"/>
+        </w:rPr>
+        <w:br/>
+        <w:t>CSS is used to design and style the interface. It controls the layout, spacing, typography, colors, buttons, cards, forms, and responsive behavior of the application.</w:t>
+      </w:r>
+    </w:p>
+    <w:p>
+      <w:pPr>
+        <w:spacing w:before="100" w:beforeAutospacing="1" w:after="100" w:afterAutospacing="1" w:line="240" w:lineRule="auto"/>
+        <w:rPr>
+          <w:rFonts w:eastAsia="Times New Roman" w:cs="Times New Roman"/>
+          <w:kern w:val="0"/>
+          <w:lang w:eastAsia="en-IN"/>
+          <w14:ligatures w14:val="none"/>
+        </w:rPr>
+      </w:pPr>
+      <w:r>
+        <w:rPr>
+          <w:rFonts w:eastAsia="Times New Roman" w:cs="Times New Roman"/>
+          <w:kern w:val="0"/>
+          <w:lang w:eastAsia="en-IN"/>
+          <w14:ligatures w14:val="none"/>
+        </w:rPr>
+        <w:t>The Viniyog interface follows the selected project color palette and maintains a consistent visual appearance across different pages.</w:t>
+      </w:r>
+    </w:p>
+    <w:p>
+      <w:pPr>
+        <w:spacing w:before="100" w:beforeAutospacing="1" w:after="100" w:afterAutospacing="1" w:line="240" w:lineRule="auto"/>
+        <w:rPr>
+          <w:rFonts w:eastAsia="Times New Roman" w:cs="Times New Roman"/>
+          <w:kern w:val="0"/>
+          <w:lang w:eastAsia="en-IN"/>
+          <w14:ligatures w14:val="none"/>
+        </w:rPr>
+      </w:pPr>
       <w:r>
         <w:rPr>
           <w:rFonts w:eastAsia="Times New Roman" w:cs="Times New Roman"/>
@@ -6788,10 +7004,45 @@
           <w:lang w:eastAsia="en-IN"/>
           <w14:ligatures w14:val="none"/>
         </w:rPr>
-        <w:t xml:space="preserve"> </w:t>
-      </w:r>
-      <w:proofErr w:type="spellStart"/>
-      <w:r>
+        <w:t>JavaScript</w:t>
+      </w:r>
+      <w:r>
+        <w:rPr>
+          <w:rFonts w:eastAsia="Times New Roman" w:cs="Times New Roman"/>
+          <w:kern w:val="0"/>
+          <w:lang w:eastAsia="en-IN"/>
+          <w14:ligatures w14:val="none"/>
+        </w:rPr>
+        <w:br/>
+        <w:t>JavaScript is used to provide dynamic behavior and interaction on the frontend. It can be used for form handling, input validation, filtering student cards, communicating with backend APIs, and updating page content based on user actions.</w:t>
+      </w:r>
+    </w:p>
+    <w:p>
+      <w:pPr>
+        <w:spacing w:after="0" w:line="240" w:lineRule="auto"/>
+        <w:rPr>
+          <w:rFonts w:eastAsia="Times New Roman" w:cs="Times New Roman"/>
+          <w:kern w:val="0"/>
+          <w:lang w:eastAsia="en-IN"/>
+          <w14:ligatures w14:val="none"/>
+        </w:rPr>
+      </w:pPr>
+      <w:r>
+        <w:rPr>
+          <w:rFonts w:eastAsia="Times New Roman" w:cs="Times New Roman"/>
+          <w:kern w:val="0"/>
+          <w:lang w:eastAsia="en-IN"/>
+          <w14:ligatures w14:val="none"/>
+        </w:rPr>
+        <w:pict w14:anchorId="0D25FC60">
+          <v:rect id="_x0000_i1037" style="width:0;height:1.5pt" o:hralign="center" o:hrstd="t" o:hr="t" fillcolor="#a0a0a0" stroked="f"/>
+        </w:pict>
+      </w:r>
+    </w:p>
+    <w:p>
+      <w:pPr>
+        <w:spacing w:before="100" w:beforeAutospacing="1" w:after="100" w:afterAutospacing="1" w:line="240" w:lineRule="auto"/>
+        <w:outlineLvl w:val="2"/>
         <w:rPr>
           <w:rFonts w:eastAsia="Times New Roman" w:cs="Times New Roman"/>
           <w:b/>
@@ -6800,9 +7051,7 @@
           <w:lang w:eastAsia="en-IN"/>
           <w14:ligatures w14:val="none"/>
         </w:rPr>
-        <w:t>Markup</w:t>
-      </w:r>
-      <w:proofErr w:type="spellEnd"/>
+      </w:pPr>
       <w:r>
         <w:rPr>
           <w:rFonts w:eastAsia="Times New Roman" w:cs="Times New Roman"/>
@@ -6812,205 +7061,8 @@
           <w:lang w:eastAsia="en-IN"/>
           <w14:ligatures w14:val="none"/>
         </w:rPr>
-        <w:t xml:space="preserve"> Language)</w:t>
-      </w:r>
-      <w:r>
-        <w:rPr>
-          <w:rFonts w:eastAsia="Times New Roman" w:cs="Times New Roman"/>
-          <w:kern w:val="0"/>
-          <w:lang w:eastAsia="en-IN"/>
-          <w14:ligatures w14:val="none"/>
-        </w:rPr>
-        <w:br/>
-        <w:t>HTML is used to create the basic structure of the Viniyog web pages. It defines elements such as navigation bars, headings, forms, buttons, student cards, profile sections, and other page components.</w:t>
-      </w:r>
-    </w:p>
-    <w:p>
-      <w:pPr>
-        <w:spacing w:before="100" w:beforeAutospacing="1" w:after="100" w:afterAutospacing="1" w:line="240" w:lineRule="auto"/>
-        <w:rPr>
-          <w:rFonts w:eastAsia="Times New Roman" w:cs="Times New Roman"/>
-          <w:kern w:val="0"/>
-          <w:lang w:eastAsia="en-IN"/>
-          <w14:ligatures w14:val="none"/>
-        </w:rPr>
-      </w:pPr>
-      <w:r>
-        <w:rPr>
-          <w:rFonts w:eastAsia="Times New Roman" w:cs="Times New Roman"/>
-          <w:kern w:val="0"/>
-          <w:lang w:eastAsia="en-IN"/>
-          <w14:ligatures w14:val="none"/>
-        </w:rPr>
-        <w:t>The main pages implemented using HTML include:</w:t>
-      </w:r>
-    </w:p>
-    <w:p>
-      <w:pPr>
-        <w:numPr>
-          <w:ilvl w:val="0"/>
-          <w:numId w:val="30"/>
-        </w:numPr>
-        <w:spacing w:before="100" w:beforeAutospacing="1" w:after="100" w:afterAutospacing="1" w:line="240" w:lineRule="auto"/>
-        <w:rPr>
-          <w:rFonts w:eastAsia="Times New Roman" w:cs="Times New Roman"/>
-          <w:kern w:val="0"/>
-          <w:lang w:eastAsia="en-IN"/>
-          <w14:ligatures w14:val="none"/>
-        </w:rPr>
-      </w:pPr>
-      <w:r>
-        <w:rPr>
-          <w:rFonts w:eastAsia="Times New Roman" w:cs="Times New Roman"/>
-          <w:kern w:val="0"/>
-          <w:lang w:eastAsia="en-IN"/>
-          <w14:ligatures w14:val="none"/>
-        </w:rPr>
-        <w:t xml:space="preserve">Home Page </w:t>
-      </w:r>
-    </w:p>
-    <w:p>
-      <w:pPr>
-        <w:numPr>
-          <w:ilvl w:val="0"/>
-          <w:numId w:val="30"/>
-        </w:numPr>
-        <w:spacing w:before="100" w:beforeAutospacing="1" w:after="100" w:afterAutospacing="1" w:line="240" w:lineRule="auto"/>
-        <w:rPr>
-          <w:rFonts w:eastAsia="Times New Roman" w:cs="Times New Roman"/>
-          <w:kern w:val="0"/>
-          <w:lang w:eastAsia="en-IN"/>
-          <w14:ligatures w14:val="none"/>
-        </w:rPr>
-      </w:pPr>
-      <w:r>
-        <w:rPr>
-          <w:rFonts w:eastAsia="Times New Roman" w:cs="Times New Roman"/>
-          <w:kern w:val="0"/>
-          <w:lang w:eastAsia="en-IN"/>
-          <w14:ligatures w14:val="none"/>
-        </w:rPr>
-        <w:t xml:space="preserve">Login Page </w:t>
-      </w:r>
-    </w:p>
-    <w:p>
-      <w:pPr>
-        <w:numPr>
-          <w:ilvl w:val="0"/>
-          <w:numId w:val="30"/>
-        </w:numPr>
-        <w:spacing w:before="100" w:beforeAutospacing="1" w:after="100" w:afterAutospacing="1" w:line="240" w:lineRule="auto"/>
-        <w:rPr>
-          <w:rFonts w:eastAsia="Times New Roman" w:cs="Times New Roman"/>
-          <w:kern w:val="0"/>
-          <w:lang w:eastAsia="en-IN"/>
-          <w14:ligatures w14:val="none"/>
-        </w:rPr>
-      </w:pPr>
-      <w:r>
-        <w:rPr>
-          <w:rFonts w:eastAsia="Times New Roman" w:cs="Times New Roman"/>
-          <w:kern w:val="0"/>
-          <w:lang w:eastAsia="en-IN"/>
-          <w14:ligatures w14:val="none"/>
-        </w:rPr>
-        <w:t xml:space="preserve">Sign Up Page </w:t>
-      </w:r>
-    </w:p>
-    <w:p>
-      <w:pPr>
-        <w:numPr>
-          <w:ilvl w:val="0"/>
-          <w:numId w:val="30"/>
-        </w:numPr>
-        <w:spacing w:before="100" w:beforeAutospacing="1" w:after="100" w:afterAutospacing="1" w:line="240" w:lineRule="auto"/>
-        <w:rPr>
-          <w:rFonts w:eastAsia="Times New Roman" w:cs="Times New Roman"/>
-          <w:kern w:val="0"/>
-          <w:lang w:eastAsia="en-IN"/>
-          <w14:ligatures w14:val="none"/>
-        </w:rPr>
-      </w:pPr>
-      <w:r>
-        <w:rPr>
-          <w:rFonts w:eastAsia="Times New Roman" w:cs="Times New Roman"/>
-          <w:kern w:val="0"/>
-          <w:lang w:eastAsia="en-IN"/>
-          <w14:ligatures w14:val="none"/>
-        </w:rPr>
-        <w:t xml:space="preserve">Student Cards </w:t>
-      </w:r>
-    </w:p>
-    <w:p>
-      <w:pPr>
-        <w:numPr>
-          <w:ilvl w:val="0"/>
-          <w:numId w:val="30"/>
-        </w:numPr>
-        <w:spacing w:before="100" w:beforeAutospacing="1" w:after="100" w:afterAutospacing="1" w:line="240" w:lineRule="auto"/>
-        <w:rPr>
-          <w:rFonts w:eastAsia="Times New Roman" w:cs="Times New Roman"/>
-          <w:kern w:val="0"/>
-          <w:lang w:eastAsia="en-IN"/>
-          <w14:ligatures w14:val="none"/>
-        </w:rPr>
-      </w:pPr>
-      <w:r>
-        <w:rPr>
-          <w:rFonts w:eastAsia="Times New Roman" w:cs="Times New Roman"/>
-          <w:kern w:val="0"/>
-          <w:lang w:eastAsia="en-IN"/>
-          <w14:ligatures w14:val="none"/>
-        </w:rPr>
-        <w:t xml:space="preserve">Student Profile </w:t>
-      </w:r>
-    </w:p>
-    <w:p>
-      <w:pPr>
-        <w:numPr>
-          <w:ilvl w:val="0"/>
-          <w:numId w:val="30"/>
-        </w:numPr>
-        <w:spacing w:before="100" w:beforeAutospacing="1" w:after="100" w:afterAutospacing="1" w:line="240" w:lineRule="auto"/>
-        <w:rPr>
-          <w:rFonts w:eastAsia="Times New Roman" w:cs="Times New Roman"/>
-          <w:kern w:val="0"/>
-          <w:lang w:eastAsia="en-IN"/>
-          <w14:ligatures w14:val="none"/>
-        </w:rPr>
-      </w:pPr>
-      <w:r>
-        <w:rPr>
-          <w:rFonts w:eastAsia="Times New Roman" w:cs="Times New Roman"/>
-          <w:kern w:val="0"/>
-          <w:lang w:eastAsia="en-IN"/>
-          <w14:ligatures w14:val="none"/>
-        </w:rPr>
-        <w:t xml:space="preserve">Notes section </w:t>
-      </w:r>
-    </w:p>
-    <w:p>
-      <w:pPr>
-        <w:numPr>
-          <w:ilvl w:val="0"/>
-          <w:numId w:val="30"/>
-        </w:numPr>
-        <w:spacing w:before="100" w:beforeAutospacing="1" w:after="100" w:afterAutospacing="1" w:line="240" w:lineRule="auto"/>
-        <w:rPr>
-          <w:rFonts w:eastAsia="Times New Roman" w:cs="Times New Roman"/>
-          <w:kern w:val="0"/>
-          <w:lang w:eastAsia="en-IN"/>
-          <w14:ligatures w14:val="none"/>
-        </w:rPr>
-      </w:pPr>
-      <w:r>
-        <w:rPr>
-          <w:rFonts w:eastAsia="Times New Roman" w:cs="Times New Roman"/>
-          <w:kern w:val="0"/>
-          <w:lang w:eastAsia="en-IN"/>
-          <w14:ligatures w14:val="none"/>
-        </w:rPr>
-        <w:t xml:space="preserve">Skill Exchange Request interface </w:t>
+        <w:lastRenderedPageBreak/>
+        <w:t>6.1.2 Backend Technologies</w:t>
       </w:r>
     </w:p>
     <w:p>
@@ -7032,7 +7084,7 @@
           <w:lang w:eastAsia="en-IN"/>
           <w14:ligatures w14:val="none"/>
         </w:rPr>
-        <w:t>CSS (Cascading Style Sheets)</w:t>
+        <w:t>Node.js</w:t>
       </w:r>
       <w:r>
         <w:rPr>
@@ -7042,87 +7094,7 @@
           <w14:ligatures w14:val="none"/>
         </w:rPr>
         <w:br/>
-        <w:t xml:space="preserve">CSS is used to design and style the interface. It controls the layout, spacing, typography, </w:t>
-      </w:r>
-      <w:proofErr w:type="spellStart"/>
-      <w:r>
-        <w:rPr>
-          <w:rFonts w:eastAsia="Times New Roman" w:cs="Times New Roman"/>
-          <w:kern w:val="0"/>
-          <w:lang w:eastAsia="en-IN"/>
-          <w14:ligatures w14:val="none"/>
-        </w:rPr>
-        <w:t>colors</w:t>
-      </w:r>
-      <w:proofErr w:type="spellEnd"/>
-      <w:r>
-        <w:rPr>
-          <w:rFonts w:eastAsia="Times New Roman" w:cs="Times New Roman"/>
-          <w:kern w:val="0"/>
-          <w:lang w:eastAsia="en-IN"/>
-          <w14:ligatures w14:val="none"/>
-        </w:rPr>
-        <w:t xml:space="preserve">, buttons, cards, forms, and responsive </w:t>
-      </w:r>
-      <w:proofErr w:type="spellStart"/>
-      <w:r>
-        <w:rPr>
-          <w:rFonts w:eastAsia="Times New Roman" w:cs="Times New Roman"/>
-          <w:kern w:val="0"/>
-          <w:lang w:eastAsia="en-IN"/>
-          <w14:ligatures w14:val="none"/>
-        </w:rPr>
-        <w:t>behavior</w:t>
-      </w:r>
-      <w:proofErr w:type="spellEnd"/>
-      <w:r>
-        <w:rPr>
-          <w:rFonts w:eastAsia="Times New Roman" w:cs="Times New Roman"/>
-          <w:kern w:val="0"/>
-          <w:lang w:eastAsia="en-IN"/>
-          <w14:ligatures w14:val="none"/>
-        </w:rPr>
-        <w:t xml:space="preserve"> of the application.</w:t>
-      </w:r>
-    </w:p>
-    <w:p>
-      <w:pPr>
-        <w:spacing w:before="100" w:beforeAutospacing="1" w:after="100" w:afterAutospacing="1" w:line="240" w:lineRule="auto"/>
-        <w:rPr>
-          <w:rFonts w:eastAsia="Times New Roman" w:cs="Times New Roman"/>
-          <w:kern w:val="0"/>
-          <w:lang w:eastAsia="en-IN"/>
-          <w14:ligatures w14:val="none"/>
-        </w:rPr>
-      </w:pPr>
-      <w:r>
-        <w:rPr>
-          <w:rFonts w:eastAsia="Times New Roman" w:cs="Times New Roman"/>
-          <w:kern w:val="0"/>
-          <w:lang w:eastAsia="en-IN"/>
-          <w14:ligatures w14:val="none"/>
-        </w:rPr>
-        <w:t xml:space="preserve">The Viniyog interface follows the selected project </w:t>
-      </w:r>
-      <w:proofErr w:type="spellStart"/>
-      <w:r>
-        <w:rPr>
-          <w:rFonts w:eastAsia="Times New Roman" w:cs="Times New Roman"/>
-          <w:kern w:val="0"/>
-          <w:lang w:eastAsia="en-IN"/>
-          <w14:ligatures w14:val="none"/>
-        </w:rPr>
-        <w:t>color</w:t>
-      </w:r>
-      <w:proofErr w:type="spellEnd"/>
-      <w:r>
-        <w:rPr>
-          <w:rFonts w:eastAsia="Times New Roman" w:cs="Times New Roman"/>
-          <w:kern w:val="0"/>
-          <w:lang w:eastAsia="en-IN"/>
-          <w14:ligatures w14:val="none"/>
-        </w:rPr>
-        <w:t xml:space="preserve"> palette and maintains a consistent visual appearance across different pages.</w:t>
+        <w:t>Node.js provides the runtime environment for executing JavaScript on the server side. It is used to build the backend of Viniyog and handle requests received from the frontend.</w:t>
       </w:r>
     </w:p>
     <w:p>
@@ -7144,8 +7116,7 @@
           <w:lang w:eastAsia="en-IN"/>
           <w14:ligatures w14:val="none"/>
         </w:rPr>
-        <w:lastRenderedPageBreak/>
-        <w:t>JavaScript</w:t>
+        <w:t>Express.js</w:t>
       </w:r>
       <w:r>
         <w:rPr>
@@ -7155,18 +7126,19 @@
           <w14:ligatures w14:val="none"/>
         </w:rPr>
         <w:br/>
-      </w:r>
-      <w:proofErr w:type="spellStart"/>
-      <w:r>
+        <w:t>Express.js is used with Node.js to simplify backend development. It helps create API routes and process HTTP requests from the frontend.</w:t>
+      </w:r>
+    </w:p>
+    <w:p>
+      <w:pPr>
+        <w:spacing w:before="100" w:beforeAutospacing="1" w:after="100" w:afterAutospacing="1" w:line="240" w:lineRule="auto"/>
         <w:rPr>
           <w:rFonts w:eastAsia="Times New Roman" w:cs="Times New Roman"/>
           <w:kern w:val="0"/>
           <w:lang w:eastAsia="en-IN"/>
           <w14:ligatures w14:val="none"/>
         </w:rPr>
-        <w:t>JavaScript</w:t>
-      </w:r>
-      <w:proofErr w:type="spellEnd"/>
+      </w:pPr>
       <w:r>
         <w:rPr>
           <w:rFonts w:eastAsia="Times New Roman" w:cs="Times New Roman"/>
@@ -7174,19 +7146,23 @@
           <w:lang w:eastAsia="en-IN"/>
           <w14:ligatures w14:val="none"/>
         </w:rPr>
-        <w:t xml:space="preserve"> is used to provide dynamic </w:t>
-      </w:r>
-      <w:proofErr w:type="spellStart"/>
-      <w:r>
+        <w:t>The backend is responsible for operations such as:</w:t>
+      </w:r>
+    </w:p>
+    <w:p>
+      <w:pPr>
+        <w:numPr>
+          <w:ilvl w:val="0"/>
+          <w:numId w:val="31"/>
+        </w:numPr>
+        <w:spacing w:before="100" w:beforeAutospacing="1" w:after="100" w:afterAutospacing="1" w:line="240" w:lineRule="auto"/>
         <w:rPr>
           <w:rFonts w:eastAsia="Times New Roman" w:cs="Times New Roman"/>
           <w:kern w:val="0"/>
           <w:lang w:eastAsia="en-IN"/>
           <w14:ligatures w14:val="none"/>
         </w:rPr>
-        <w:t>behavior</w:t>
-      </w:r>
-      <w:proofErr w:type="spellEnd"/>
+      </w:pPr>
       <w:r>
         <w:rPr>
           <w:rFonts w:eastAsia="Times New Roman" w:cs="Times New Roman"/>
@@ -7194,12 +7170,16 @@
           <w:lang w:eastAsia="en-IN"/>
           <w14:ligatures w14:val="none"/>
         </w:rPr>
-        <w:t xml:space="preserve"> and interaction on the frontend. It can be used for form handling, input validation, filtering student cards, communicating with backend APIs, and updating page content based on user actions.</w:t>
-      </w:r>
-    </w:p>
-    <w:p>
-      <w:pPr>
-        <w:spacing w:after="0" w:line="240" w:lineRule="auto"/>
+        <w:t xml:space="preserve">User registration </w:t>
+      </w:r>
+    </w:p>
+    <w:p>
+      <w:pPr>
+        <w:numPr>
+          <w:ilvl w:val="0"/>
+          <w:numId w:val="31"/>
+        </w:numPr>
+        <w:spacing w:before="100" w:beforeAutospacing="1" w:after="100" w:afterAutospacing="1" w:line="240" w:lineRule="auto"/>
         <w:rPr>
           <w:rFonts w:eastAsia="Times New Roman" w:cs="Times New Roman"/>
           <w:kern w:val="0"/>
@@ -7214,8 +7194,172 @@
           <w:lang w:eastAsia="en-IN"/>
           <w14:ligatures w14:val="none"/>
         </w:rPr>
-        <w:pict w14:anchorId="0D25FC60">
-          <v:rect id="_x0000_i1036" style="width:0;height:1.5pt" o:hralign="center" o:hrstd="t" o:hr="t" fillcolor="#a0a0a0" stroked="f"/>
+        <w:t xml:space="preserve">User login </w:t>
+      </w:r>
+    </w:p>
+    <w:p>
+      <w:pPr>
+        <w:numPr>
+          <w:ilvl w:val="0"/>
+          <w:numId w:val="31"/>
+        </w:numPr>
+        <w:spacing w:before="100" w:beforeAutospacing="1" w:after="100" w:afterAutospacing="1" w:line="240" w:lineRule="auto"/>
+        <w:rPr>
+          <w:rFonts w:eastAsia="Times New Roman" w:cs="Times New Roman"/>
+          <w:kern w:val="0"/>
+          <w:lang w:eastAsia="en-IN"/>
+          <w14:ligatures w14:val="none"/>
+        </w:rPr>
+      </w:pPr>
+      <w:r>
+        <w:rPr>
+          <w:rFonts w:eastAsia="Times New Roman" w:cs="Times New Roman"/>
+          <w:kern w:val="0"/>
+          <w:lang w:eastAsia="en-IN"/>
+          <w14:ligatures w14:val="none"/>
+        </w:rPr>
+        <w:t xml:space="preserve">Student profile management </w:t>
+      </w:r>
+    </w:p>
+    <w:p>
+      <w:pPr>
+        <w:numPr>
+          <w:ilvl w:val="0"/>
+          <w:numId w:val="31"/>
+        </w:numPr>
+        <w:spacing w:before="100" w:beforeAutospacing="1" w:after="100" w:afterAutospacing="1" w:line="240" w:lineRule="auto"/>
+        <w:rPr>
+          <w:rFonts w:eastAsia="Times New Roman" w:cs="Times New Roman"/>
+          <w:kern w:val="0"/>
+          <w:lang w:eastAsia="en-IN"/>
+          <w14:ligatures w14:val="none"/>
+        </w:rPr>
+      </w:pPr>
+      <w:r>
+        <w:rPr>
+          <w:rFonts w:eastAsia="Times New Roman" w:cs="Times New Roman"/>
+          <w:kern w:val="0"/>
+          <w:lang w:eastAsia="en-IN"/>
+          <w14:ligatures w14:val="none"/>
+        </w:rPr>
+        <w:t xml:space="preserve">Student data retrieval </w:t>
+      </w:r>
+    </w:p>
+    <w:p>
+      <w:pPr>
+        <w:numPr>
+          <w:ilvl w:val="0"/>
+          <w:numId w:val="31"/>
+        </w:numPr>
+        <w:spacing w:before="100" w:beforeAutospacing="1" w:after="100" w:afterAutospacing="1" w:line="240" w:lineRule="auto"/>
+        <w:rPr>
+          <w:rFonts w:eastAsia="Times New Roman" w:cs="Times New Roman"/>
+          <w:kern w:val="0"/>
+          <w:lang w:eastAsia="en-IN"/>
+          <w14:ligatures w14:val="none"/>
+        </w:rPr>
+      </w:pPr>
+      <w:r>
+        <w:rPr>
+          <w:rFonts w:eastAsia="Times New Roman" w:cs="Times New Roman"/>
+          <w:kern w:val="0"/>
+          <w:lang w:eastAsia="en-IN"/>
+          <w14:ligatures w14:val="none"/>
+        </w:rPr>
+        <w:t xml:space="preserve">Skill management </w:t>
+      </w:r>
+    </w:p>
+    <w:p>
+      <w:pPr>
+        <w:numPr>
+          <w:ilvl w:val="0"/>
+          <w:numId w:val="31"/>
+        </w:numPr>
+        <w:spacing w:before="100" w:beforeAutospacing="1" w:after="100" w:afterAutospacing="1" w:line="240" w:lineRule="auto"/>
+        <w:rPr>
+          <w:rFonts w:eastAsia="Times New Roman" w:cs="Times New Roman"/>
+          <w:kern w:val="0"/>
+          <w:lang w:eastAsia="en-IN"/>
+          <w14:ligatures w14:val="none"/>
+        </w:rPr>
+      </w:pPr>
+      <w:r>
+        <w:rPr>
+          <w:rFonts w:eastAsia="Times New Roman" w:cs="Times New Roman"/>
+          <w:kern w:val="0"/>
+          <w:lang w:eastAsia="en-IN"/>
+          <w14:ligatures w14:val="none"/>
+        </w:rPr>
+        <w:t xml:space="preserve">Notes management </w:t>
+      </w:r>
+    </w:p>
+    <w:p>
+      <w:pPr>
+        <w:numPr>
+          <w:ilvl w:val="0"/>
+          <w:numId w:val="31"/>
+        </w:numPr>
+        <w:spacing w:before="100" w:beforeAutospacing="1" w:after="100" w:afterAutospacing="1" w:line="240" w:lineRule="auto"/>
+        <w:rPr>
+          <w:rFonts w:eastAsia="Times New Roman" w:cs="Times New Roman"/>
+          <w:kern w:val="0"/>
+          <w:lang w:eastAsia="en-IN"/>
+          <w14:ligatures w14:val="none"/>
+        </w:rPr>
+      </w:pPr>
+      <w:r>
+        <w:rPr>
+          <w:rFonts w:eastAsia="Times New Roman" w:cs="Times New Roman"/>
+          <w:kern w:val="0"/>
+          <w:lang w:eastAsia="en-IN"/>
+          <w14:ligatures w14:val="none"/>
+        </w:rPr>
+        <w:t xml:space="preserve">Skill exchange request processing </w:t>
+      </w:r>
+    </w:p>
+    <w:p>
+      <w:pPr>
+        <w:numPr>
+          <w:ilvl w:val="0"/>
+          <w:numId w:val="31"/>
+        </w:numPr>
+        <w:spacing w:before="100" w:beforeAutospacing="1" w:after="100" w:afterAutospacing="1" w:line="240" w:lineRule="auto"/>
+        <w:rPr>
+          <w:rFonts w:eastAsia="Times New Roman" w:cs="Times New Roman"/>
+          <w:kern w:val="0"/>
+          <w:lang w:eastAsia="en-IN"/>
+          <w14:ligatures w14:val="none"/>
+        </w:rPr>
+      </w:pPr>
+      <w:r>
+        <w:rPr>
+          <w:rFonts w:eastAsia="Times New Roman" w:cs="Times New Roman"/>
+          <w:kern w:val="0"/>
+          <w:lang w:eastAsia="en-IN"/>
+          <w14:ligatures w14:val="none"/>
+        </w:rPr>
+        <w:t xml:space="preserve">Communication with the MySQL database </w:t>
+      </w:r>
+    </w:p>
+    <w:p>
+      <w:pPr>
+        <w:spacing w:after="0" w:line="240" w:lineRule="auto"/>
+        <w:rPr>
+          <w:rFonts w:eastAsia="Times New Roman" w:cs="Times New Roman"/>
+          <w:kern w:val="0"/>
+          <w:lang w:eastAsia="en-IN"/>
+          <w14:ligatures w14:val="none"/>
+        </w:rPr>
+      </w:pPr>
+      <w:r>
+        <w:rPr>
+          <w:rFonts w:eastAsia="Times New Roman" w:cs="Times New Roman"/>
+          <w:kern w:val="0"/>
+          <w:lang w:eastAsia="en-IN"/>
+          <w14:ligatures w14:val="none"/>
+        </w:rPr>
+        <w:pict w14:anchorId="054FA8CC">
+          <v:rect id="_x0000_i1038" style="width:0;height:1.5pt" o:hralign="center" o:hrstd="t" o:hr="t" fillcolor="#a0a0a0" stroked="f"/>
         </w:pict>
       </w:r>
     </w:p>
@@ -7241,7 +7385,7 @@
           <w:lang w:eastAsia="en-IN"/>
           <w14:ligatures w14:val="none"/>
         </w:rPr>
-        <w:t>6.1.2 Backend Technologies</w:t>
+        <w:t>6.1.3 Database Technology</w:t>
       </w:r>
     </w:p>
     <w:p>
@@ -7263,7 +7407,7 @@
           <w:lang w:eastAsia="en-IN"/>
           <w14:ligatures w14:val="none"/>
         </w:rPr>
-        <w:t>Node.js</w:t>
+        <w:t>MySQL</w:t>
       </w:r>
       <w:r>
         <w:rPr>
@@ -7273,7 +7417,7 @@
           <w14:ligatures w14:val="none"/>
         </w:rPr>
         <w:br/>
-        <w:t>Node.js provides the runtime environment for executing JavaScript on the server side. It is used to build the backend of Viniyog and handle requests received from the frontend.</w:t>
+        <w:t>MySQL is used as the relational database management system for Viniyog.</w:t>
       </w:r>
     </w:p>
     <w:p>
@@ -7287,6 +7431,229 @@
         </w:rPr>
       </w:pPr>
       <w:r>
+        <w:rPr>
+          <w:rFonts w:eastAsia="Times New Roman" w:cs="Times New Roman"/>
+          <w:kern w:val="0"/>
+          <w:lang w:eastAsia="en-IN"/>
+          <w14:ligatures w14:val="none"/>
+        </w:rPr>
+        <w:t>The database stores information such as:</w:t>
+      </w:r>
+    </w:p>
+    <w:p>
+      <w:pPr>
+        <w:numPr>
+          <w:ilvl w:val="0"/>
+          <w:numId w:val="32"/>
+        </w:numPr>
+        <w:spacing w:before="100" w:beforeAutospacing="1" w:after="100" w:afterAutospacing="1" w:line="240" w:lineRule="auto"/>
+        <w:rPr>
+          <w:rFonts w:eastAsia="Times New Roman" w:cs="Times New Roman"/>
+          <w:kern w:val="0"/>
+          <w:lang w:eastAsia="en-IN"/>
+          <w14:ligatures w14:val="none"/>
+        </w:rPr>
+      </w:pPr>
+      <w:r>
+        <w:rPr>
+          <w:rFonts w:eastAsia="Times New Roman" w:cs="Times New Roman"/>
+          <w:kern w:val="0"/>
+          <w:lang w:eastAsia="en-IN"/>
+          <w14:ligatures w14:val="none"/>
+        </w:rPr>
+        <w:t xml:space="preserve">Student details </w:t>
+      </w:r>
+    </w:p>
+    <w:p>
+      <w:pPr>
+        <w:numPr>
+          <w:ilvl w:val="0"/>
+          <w:numId w:val="32"/>
+        </w:numPr>
+        <w:spacing w:before="100" w:beforeAutospacing="1" w:after="100" w:afterAutospacing="1" w:line="240" w:lineRule="auto"/>
+        <w:rPr>
+          <w:rFonts w:eastAsia="Times New Roman" w:cs="Times New Roman"/>
+          <w:kern w:val="0"/>
+          <w:lang w:eastAsia="en-IN"/>
+          <w14:ligatures w14:val="none"/>
+        </w:rPr>
+      </w:pPr>
+      <w:r>
+        <w:rPr>
+          <w:rFonts w:eastAsia="Times New Roman" w:cs="Times New Roman"/>
+          <w:kern w:val="0"/>
+          <w:lang w:eastAsia="en-IN"/>
+          <w14:ligatures w14:val="none"/>
+        </w:rPr>
+        <w:t xml:space="preserve">Login and registration information </w:t>
+      </w:r>
+    </w:p>
+    <w:p>
+      <w:pPr>
+        <w:numPr>
+          <w:ilvl w:val="0"/>
+          <w:numId w:val="32"/>
+        </w:numPr>
+        <w:spacing w:before="100" w:beforeAutospacing="1" w:after="100" w:afterAutospacing="1" w:line="240" w:lineRule="auto"/>
+        <w:rPr>
+          <w:rFonts w:eastAsia="Times New Roman" w:cs="Times New Roman"/>
+          <w:kern w:val="0"/>
+          <w:lang w:eastAsia="en-IN"/>
+          <w14:ligatures w14:val="none"/>
+        </w:rPr>
+      </w:pPr>
+      <w:r>
+        <w:rPr>
+          <w:rFonts w:eastAsia="Times New Roman" w:cs="Times New Roman"/>
+          <w:kern w:val="0"/>
+          <w:lang w:eastAsia="en-IN"/>
+          <w14:ligatures w14:val="none"/>
+        </w:rPr>
+        <w:t xml:space="preserve">Department and academic year </w:t>
+      </w:r>
+    </w:p>
+    <w:p>
+      <w:pPr>
+        <w:numPr>
+          <w:ilvl w:val="0"/>
+          <w:numId w:val="32"/>
+        </w:numPr>
+        <w:spacing w:before="100" w:beforeAutospacing="1" w:after="100" w:afterAutospacing="1" w:line="240" w:lineRule="auto"/>
+        <w:rPr>
+          <w:rFonts w:eastAsia="Times New Roman" w:cs="Times New Roman"/>
+          <w:kern w:val="0"/>
+          <w:lang w:eastAsia="en-IN"/>
+          <w14:ligatures w14:val="none"/>
+        </w:rPr>
+      </w:pPr>
+      <w:r>
+        <w:rPr>
+          <w:rFonts w:eastAsia="Times New Roman" w:cs="Times New Roman"/>
+          <w:kern w:val="0"/>
+          <w:lang w:eastAsia="en-IN"/>
+          <w14:ligatures w14:val="none"/>
+        </w:rPr>
+        <w:t xml:space="preserve">Skills students can teach </w:t>
+      </w:r>
+    </w:p>
+    <w:p>
+      <w:pPr>
+        <w:numPr>
+          <w:ilvl w:val="0"/>
+          <w:numId w:val="32"/>
+        </w:numPr>
+        <w:spacing w:before="100" w:beforeAutospacing="1" w:after="100" w:afterAutospacing="1" w:line="240" w:lineRule="auto"/>
+        <w:rPr>
+          <w:rFonts w:eastAsia="Times New Roman" w:cs="Times New Roman"/>
+          <w:kern w:val="0"/>
+          <w:lang w:eastAsia="en-IN"/>
+          <w14:ligatures w14:val="none"/>
+        </w:rPr>
+      </w:pPr>
+      <w:r>
+        <w:rPr>
+          <w:rFonts w:eastAsia="Times New Roman" w:cs="Times New Roman"/>
+          <w:kern w:val="0"/>
+          <w:lang w:eastAsia="en-IN"/>
+          <w14:ligatures w14:val="none"/>
+        </w:rPr>
+        <w:t xml:space="preserve">Skills students want to learn </w:t>
+      </w:r>
+    </w:p>
+    <w:p>
+      <w:pPr>
+        <w:numPr>
+          <w:ilvl w:val="0"/>
+          <w:numId w:val="32"/>
+        </w:numPr>
+        <w:spacing w:before="100" w:beforeAutospacing="1" w:after="100" w:afterAutospacing="1" w:line="240" w:lineRule="auto"/>
+        <w:rPr>
+          <w:rFonts w:eastAsia="Times New Roman" w:cs="Times New Roman"/>
+          <w:kern w:val="0"/>
+          <w:lang w:eastAsia="en-IN"/>
+          <w14:ligatures w14:val="none"/>
+        </w:rPr>
+      </w:pPr>
+      <w:r>
+        <w:rPr>
+          <w:rFonts w:eastAsia="Times New Roman" w:cs="Times New Roman"/>
+          <w:kern w:val="0"/>
+          <w:lang w:eastAsia="en-IN"/>
+          <w14:ligatures w14:val="none"/>
+        </w:rPr>
+        <w:t xml:space="preserve">Notes information </w:t>
+      </w:r>
+    </w:p>
+    <w:p>
+      <w:pPr>
+        <w:numPr>
+          <w:ilvl w:val="0"/>
+          <w:numId w:val="32"/>
+        </w:numPr>
+        <w:spacing w:before="100" w:beforeAutospacing="1" w:after="100" w:afterAutospacing="1" w:line="240" w:lineRule="auto"/>
+        <w:rPr>
+          <w:rFonts w:eastAsia="Times New Roman" w:cs="Times New Roman"/>
+          <w:kern w:val="0"/>
+          <w:lang w:eastAsia="en-IN"/>
+          <w14:ligatures w14:val="none"/>
+        </w:rPr>
+      </w:pPr>
+      <w:r>
+        <w:rPr>
+          <w:rFonts w:eastAsia="Times New Roman" w:cs="Times New Roman"/>
+          <w:kern w:val="0"/>
+          <w:lang w:eastAsia="en-IN"/>
+          <w14:ligatures w14:val="none"/>
+        </w:rPr>
+        <w:t xml:space="preserve">Skill exchange requests </w:t>
+      </w:r>
+    </w:p>
+    <w:p>
+      <w:pPr>
+        <w:spacing w:before="100" w:beforeAutospacing="1" w:after="100" w:afterAutospacing="1" w:line="240" w:lineRule="auto"/>
+        <w:rPr>
+          <w:rFonts w:eastAsia="Times New Roman" w:cs="Times New Roman"/>
+          <w:kern w:val="0"/>
+          <w:lang w:eastAsia="en-IN"/>
+          <w14:ligatures w14:val="none"/>
+        </w:rPr>
+      </w:pPr>
+      <w:r>
+        <w:rPr>
+          <w:rFonts w:eastAsia="Times New Roman" w:cs="Times New Roman"/>
+          <w:kern w:val="0"/>
+          <w:lang w:eastAsia="en-IN"/>
+          <w14:ligatures w14:val="none"/>
+        </w:rPr>
+        <w:t>The backend communicates with MySQL to insert, retrieve, update, and manage application data.</w:t>
+      </w:r>
+    </w:p>
+    <w:p>
+      <w:pPr>
+        <w:spacing w:after="0" w:line="240" w:lineRule="auto"/>
+        <w:rPr>
+          <w:rFonts w:eastAsia="Times New Roman" w:cs="Times New Roman"/>
+          <w:kern w:val="0"/>
+          <w:lang w:eastAsia="en-IN"/>
+          <w14:ligatures w14:val="none"/>
+        </w:rPr>
+      </w:pPr>
+      <w:r>
+        <w:rPr>
+          <w:rFonts w:eastAsia="Times New Roman" w:cs="Times New Roman"/>
+          <w:kern w:val="0"/>
+          <w:lang w:eastAsia="en-IN"/>
+          <w14:ligatures w14:val="none"/>
+        </w:rPr>
+        <w:pict w14:anchorId="5C0B5D3E">
+          <v:rect id="_x0000_i1039" style="width:0;height:1.5pt" o:hralign="center" o:hrstd="t" o:hr="t" fillcolor="#a0a0a0" stroked="f"/>
+        </w:pict>
+      </w:r>
+    </w:p>
+    <w:p>
+      <w:pPr>
+        <w:spacing w:before="100" w:beforeAutospacing="1" w:after="100" w:afterAutospacing="1" w:line="240" w:lineRule="auto"/>
+        <w:outlineLvl w:val="2"/>
         <w:rPr>
           <w:rFonts w:eastAsia="Times New Roman" w:cs="Times New Roman"/>
           <w:b/>
@@ -7295,257 +7662,8 @@
           <w:lang w:eastAsia="en-IN"/>
           <w14:ligatures w14:val="none"/>
         </w:rPr>
-        <w:t>Express.js</w:t>
-      </w:r>
-      <w:r>
-        <w:rPr>
-          <w:rFonts w:eastAsia="Times New Roman" w:cs="Times New Roman"/>
-          <w:kern w:val="0"/>
-          <w:lang w:eastAsia="en-IN"/>
-          <w14:ligatures w14:val="none"/>
-        </w:rPr>
-        <w:br/>
-        <w:t>Express.js is used with Node.js to simplify backend development. It helps create API routes and process HTTP requests from the frontend.</w:t>
-      </w:r>
-    </w:p>
-    <w:p>
-      <w:pPr>
-        <w:spacing w:before="100" w:beforeAutospacing="1" w:after="100" w:afterAutospacing="1" w:line="240" w:lineRule="auto"/>
-        <w:rPr>
-          <w:rFonts w:eastAsia="Times New Roman" w:cs="Times New Roman"/>
-          <w:kern w:val="0"/>
-          <w:lang w:eastAsia="en-IN"/>
-          <w14:ligatures w14:val="none"/>
-        </w:rPr>
-      </w:pPr>
-      <w:r>
-        <w:rPr>
-          <w:rFonts w:eastAsia="Times New Roman" w:cs="Times New Roman"/>
-          <w:kern w:val="0"/>
-          <w:lang w:eastAsia="en-IN"/>
-          <w14:ligatures w14:val="none"/>
-        </w:rPr>
-        <w:t>The backend is responsible for operations such as:</w:t>
-      </w:r>
-    </w:p>
-    <w:p>
-      <w:pPr>
-        <w:numPr>
-          <w:ilvl w:val="0"/>
-          <w:numId w:val="31"/>
-        </w:numPr>
-        <w:spacing w:before="100" w:beforeAutospacing="1" w:after="100" w:afterAutospacing="1" w:line="240" w:lineRule="auto"/>
-        <w:rPr>
-          <w:rFonts w:eastAsia="Times New Roman" w:cs="Times New Roman"/>
-          <w:kern w:val="0"/>
-          <w:lang w:eastAsia="en-IN"/>
-          <w14:ligatures w14:val="none"/>
-        </w:rPr>
-      </w:pPr>
-      <w:r>
-        <w:rPr>
-          <w:rFonts w:eastAsia="Times New Roman" w:cs="Times New Roman"/>
-          <w:kern w:val="0"/>
-          <w:lang w:eastAsia="en-IN"/>
-          <w14:ligatures w14:val="none"/>
-        </w:rPr>
-        <w:t xml:space="preserve">User registration </w:t>
-      </w:r>
-    </w:p>
-    <w:p>
-      <w:pPr>
-        <w:numPr>
-          <w:ilvl w:val="0"/>
-          <w:numId w:val="31"/>
-        </w:numPr>
-        <w:spacing w:before="100" w:beforeAutospacing="1" w:after="100" w:afterAutospacing="1" w:line="240" w:lineRule="auto"/>
-        <w:rPr>
-          <w:rFonts w:eastAsia="Times New Roman" w:cs="Times New Roman"/>
-          <w:kern w:val="0"/>
-          <w:lang w:eastAsia="en-IN"/>
-          <w14:ligatures w14:val="none"/>
-        </w:rPr>
-      </w:pPr>
-      <w:r>
-        <w:rPr>
-          <w:rFonts w:eastAsia="Times New Roman" w:cs="Times New Roman"/>
-          <w:kern w:val="0"/>
-          <w:lang w:eastAsia="en-IN"/>
-          <w14:ligatures w14:val="none"/>
-        </w:rPr>
-        <w:t xml:space="preserve">User login </w:t>
-      </w:r>
-    </w:p>
-    <w:p>
-      <w:pPr>
-        <w:numPr>
-          <w:ilvl w:val="0"/>
-          <w:numId w:val="31"/>
-        </w:numPr>
-        <w:spacing w:before="100" w:beforeAutospacing="1" w:after="100" w:afterAutospacing="1" w:line="240" w:lineRule="auto"/>
-        <w:rPr>
-          <w:rFonts w:eastAsia="Times New Roman" w:cs="Times New Roman"/>
-          <w:kern w:val="0"/>
-          <w:lang w:eastAsia="en-IN"/>
-          <w14:ligatures w14:val="none"/>
-        </w:rPr>
-      </w:pPr>
-      <w:r>
-        <w:rPr>
-          <w:rFonts w:eastAsia="Times New Roman" w:cs="Times New Roman"/>
-          <w:kern w:val="0"/>
-          <w:lang w:eastAsia="en-IN"/>
-          <w14:ligatures w14:val="none"/>
-        </w:rPr>
-        <w:t xml:space="preserve">Student profile management </w:t>
-      </w:r>
-    </w:p>
-    <w:p>
-      <w:pPr>
-        <w:numPr>
-          <w:ilvl w:val="0"/>
-          <w:numId w:val="31"/>
-        </w:numPr>
-        <w:spacing w:before="100" w:beforeAutospacing="1" w:after="100" w:afterAutospacing="1" w:line="240" w:lineRule="auto"/>
-        <w:rPr>
-          <w:rFonts w:eastAsia="Times New Roman" w:cs="Times New Roman"/>
-          <w:kern w:val="0"/>
-          <w:lang w:eastAsia="en-IN"/>
-          <w14:ligatures w14:val="none"/>
-        </w:rPr>
-      </w:pPr>
-      <w:r>
-        <w:rPr>
-          <w:rFonts w:eastAsia="Times New Roman" w:cs="Times New Roman"/>
-          <w:kern w:val="0"/>
-          <w:lang w:eastAsia="en-IN"/>
-          <w14:ligatures w14:val="none"/>
-        </w:rPr>
-        <w:t xml:space="preserve">Student data retrieval </w:t>
-      </w:r>
-    </w:p>
-    <w:p>
-      <w:pPr>
-        <w:numPr>
-          <w:ilvl w:val="0"/>
-          <w:numId w:val="31"/>
-        </w:numPr>
-        <w:spacing w:before="100" w:beforeAutospacing="1" w:after="100" w:afterAutospacing="1" w:line="240" w:lineRule="auto"/>
-        <w:rPr>
-          <w:rFonts w:eastAsia="Times New Roman" w:cs="Times New Roman"/>
-          <w:kern w:val="0"/>
-          <w:lang w:eastAsia="en-IN"/>
-          <w14:ligatures w14:val="none"/>
-        </w:rPr>
-      </w:pPr>
-      <w:r>
-        <w:rPr>
-          <w:rFonts w:eastAsia="Times New Roman" w:cs="Times New Roman"/>
-          <w:kern w:val="0"/>
-          <w:lang w:eastAsia="en-IN"/>
-          <w14:ligatures w14:val="none"/>
-        </w:rPr>
-        <w:t xml:space="preserve">Skill management </w:t>
-      </w:r>
-    </w:p>
-    <w:p>
-      <w:pPr>
-        <w:numPr>
-          <w:ilvl w:val="0"/>
-          <w:numId w:val="31"/>
-        </w:numPr>
-        <w:spacing w:before="100" w:beforeAutospacing="1" w:after="100" w:afterAutospacing="1" w:line="240" w:lineRule="auto"/>
-        <w:rPr>
-          <w:rFonts w:eastAsia="Times New Roman" w:cs="Times New Roman"/>
-          <w:kern w:val="0"/>
-          <w:lang w:eastAsia="en-IN"/>
-          <w14:ligatures w14:val="none"/>
-        </w:rPr>
-      </w:pPr>
-      <w:r>
-        <w:rPr>
-          <w:rFonts w:eastAsia="Times New Roman" w:cs="Times New Roman"/>
-          <w:kern w:val="0"/>
-          <w:lang w:eastAsia="en-IN"/>
-          <w14:ligatures w14:val="none"/>
-        </w:rPr>
-        <w:t xml:space="preserve">Notes management </w:t>
-      </w:r>
-    </w:p>
-    <w:p>
-      <w:pPr>
-        <w:numPr>
-          <w:ilvl w:val="0"/>
-          <w:numId w:val="31"/>
-        </w:numPr>
-        <w:spacing w:before="100" w:beforeAutospacing="1" w:after="100" w:afterAutospacing="1" w:line="240" w:lineRule="auto"/>
-        <w:rPr>
-          <w:rFonts w:eastAsia="Times New Roman" w:cs="Times New Roman"/>
-          <w:kern w:val="0"/>
-          <w:lang w:eastAsia="en-IN"/>
-          <w14:ligatures w14:val="none"/>
-        </w:rPr>
-      </w:pPr>
-      <w:r>
-        <w:rPr>
-          <w:rFonts w:eastAsia="Times New Roman" w:cs="Times New Roman"/>
-          <w:kern w:val="0"/>
-          <w:lang w:eastAsia="en-IN"/>
-          <w14:ligatures w14:val="none"/>
-        </w:rPr>
-        <w:t xml:space="preserve">Skill exchange request processing </w:t>
-      </w:r>
-    </w:p>
-    <w:p>
-      <w:pPr>
-        <w:numPr>
-          <w:ilvl w:val="0"/>
-          <w:numId w:val="31"/>
-        </w:numPr>
-        <w:spacing w:before="100" w:beforeAutospacing="1" w:after="100" w:afterAutospacing="1" w:line="240" w:lineRule="auto"/>
-        <w:rPr>
-          <w:rFonts w:eastAsia="Times New Roman" w:cs="Times New Roman"/>
-          <w:kern w:val="0"/>
-          <w:lang w:eastAsia="en-IN"/>
-          <w14:ligatures w14:val="none"/>
-        </w:rPr>
-      </w:pPr>
-      <w:r>
-        <w:rPr>
-          <w:rFonts w:eastAsia="Times New Roman" w:cs="Times New Roman"/>
-          <w:kern w:val="0"/>
-          <w:lang w:eastAsia="en-IN"/>
-          <w14:ligatures w14:val="none"/>
-        </w:rPr>
-        <w:t xml:space="preserve">Communication with the MySQL database </w:t>
-      </w:r>
-    </w:p>
-    <w:p>
-      <w:pPr>
-        <w:spacing w:after="0" w:line="240" w:lineRule="auto"/>
-        <w:rPr>
-          <w:rFonts w:eastAsia="Times New Roman" w:cs="Times New Roman"/>
-          <w:kern w:val="0"/>
-          <w:lang w:eastAsia="en-IN"/>
-          <w14:ligatures w14:val="none"/>
-        </w:rPr>
-      </w:pPr>
-      <w:r>
-        <w:rPr>
-          <w:rFonts w:eastAsia="Times New Roman" w:cs="Times New Roman"/>
-          <w:kern w:val="0"/>
-          <w:lang w:eastAsia="en-IN"/>
-          <w14:ligatures w14:val="none"/>
-        </w:rPr>
-        <w:pict w14:anchorId="054FA8CC">
-          <v:rect id="_x0000_i1037" style="width:0;height:1.5pt" o:hralign="center" o:hrstd="t" o:hr="t" fillcolor="#a0a0a0" stroked="f"/>
-        </w:pict>
-      </w:r>
-    </w:p>
-    <w:p>
-      <w:pPr>
-        <w:spacing w:before="100" w:beforeAutospacing="1" w:after="100" w:afterAutospacing="1" w:line="240" w:lineRule="auto"/>
-        <w:outlineLvl w:val="2"/>
+      </w:pPr>
+      <w:r>
         <w:rPr>
           <w:rFonts w:eastAsia="Times New Roman" w:cs="Times New Roman"/>
           <w:b/>
@@ -7554,6 +7672,18 @@
           <w:lang w:eastAsia="en-IN"/>
           <w14:ligatures w14:val="none"/>
         </w:rPr>
+        <w:t>6.1.4 Development and Version Control Tools</w:t>
+      </w:r>
+    </w:p>
+    <w:p>
+      <w:pPr>
+        <w:spacing w:before="100" w:beforeAutospacing="1" w:after="100" w:afterAutospacing="1" w:line="240" w:lineRule="auto"/>
+        <w:rPr>
+          <w:rFonts w:eastAsia="Times New Roman" w:cs="Times New Roman"/>
+          <w:kern w:val="0"/>
+          <w:lang w:eastAsia="en-IN"/>
+          <w14:ligatures w14:val="none"/>
+        </w:rPr>
       </w:pPr>
       <w:r>
         <w:rPr>
@@ -7564,7 +7694,16 @@
           <w:lang w:eastAsia="en-IN"/>
           <w14:ligatures w14:val="none"/>
         </w:rPr>
-        <w:t>6.1.3 Database Technology</w:t>
+        <w:t>Visual Studio Code</w:t>
+      </w:r>
+      <w:r>
+        <w:rPr>
+          <w:rFonts w:eastAsia="Times New Roman" w:cs="Times New Roman"/>
+          <w:kern w:val="0"/>
+          <w:lang w:eastAsia="en-IN"/>
+          <w14:ligatures w14:val="none"/>
+        </w:rPr>
+        <w:t xml:space="preserve"> is used as the primary development environment for writing and managing the project code.</w:t>
       </w:r>
     </w:p>
     <w:p>
@@ -7586,7 +7725,8 @@
           <w:lang w:eastAsia="en-IN"/>
           <w14:ligatures w14:val="none"/>
         </w:rPr>
-        <w:t>MySQL</w:t>
+        <w:lastRenderedPageBreak/>
+        <w:t>Git</w:t>
       </w:r>
       <w:r>
         <w:rPr>
@@ -7595,264 +7735,20 @@
           <w:lang w:eastAsia="en-IN"/>
           <w14:ligatures w14:val="none"/>
         </w:rPr>
-        <w:br/>
-      </w:r>
-      <w:proofErr w:type="spellStart"/>
-      <w:r>
+        <w:t xml:space="preserve"> is used for tracking changes in the source code during development.</w:t>
+      </w:r>
+    </w:p>
+    <w:p>
+      <w:pPr>
+        <w:spacing w:before="100" w:beforeAutospacing="1" w:after="100" w:afterAutospacing="1" w:line="240" w:lineRule="auto"/>
         <w:rPr>
           <w:rFonts w:eastAsia="Times New Roman" w:cs="Times New Roman"/>
           <w:kern w:val="0"/>
           <w:lang w:eastAsia="en-IN"/>
           <w14:ligatures w14:val="none"/>
         </w:rPr>
-        <w:t>MySQL</w:t>
-      </w:r>
-      <w:proofErr w:type="spellEnd"/>
-      <w:r>
-        <w:rPr>
-          <w:rFonts w:eastAsia="Times New Roman" w:cs="Times New Roman"/>
-          <w:kern w:val="0"/>
-          <w:lang w:eastAsia="en-IN"/>
-          <w14:ligatures w14:val="none"/>
-        </w:rPr>
-        <w:t xml:space="preserve"> is used as the relational database management system for Viniyog.</w:t>
-      </w:r>
-    </w:p>
-    <w:p>
-      <w:pPr>
-        <w:spacing w:before="100" w:beforeAutospacing="1" w:after="100" w:afterAutospacing="1" w:line="240" w:lineRule="auto"/>
-        <w:rPr>
-          <w:rFonts w:eastAsia="Times New Roman" w:cs="Times New Roman"/>
-          <w:kern w:val="0"/>
-          <w:lang w:eastAsia="en-IN"/>
-          <w14:ligatures w14:val="none"/>
-        </w:rPr>
-      </w:pPr>
-      <w:r>
-        <w:rPr>
-          <w:rFonts w:eastAsia="Times New Roman" w:cs="Times New Roman"/>
-          <w:kern w:val="0"/>
-          <w:lang w:eastAsia="en-IN"/>
-          <w14:ligatures w14:val="none"/>
-        </w:rPr>
-        <w:t>The database stores information such as:</w:t>
-      </w:r>
-    </w:p>
-    <w:p>
-      <w:pPr>
-        <w:numPr>
-          <w:ilvl w:val="0"/>
-          <w:numId w:val="32"/>
-        </w:numPr>
-        <w:spacing w:before="100" w:beforeAutospacing="1" w:after="100" w:afterAutospacing="1" w:line="240" w:lineRule="auto"/>
-        <w:rPr>
-          <w:rFonts w:eastAsia="Times New Roman" w:cs="Times New Roman"/>
-          <w:kern w:val="0"/>
-          <w:lang w:eastAsia="en-IN"/>
-          <w14:ligatures w14:val="none"/>
-        </w:rPr>
-      </w:pPr>
-      <w:r>
-        <w:rPr>
-          <w:rFonts w:eastAsia="Times New Roman" w:cs="Times New Roman"/>
-          <w:kern w:val="0"/>
-          <w:lang w:eastAsia="en-IN"/>
-          <w14:ligatures w14:val="none"/>
-        </w:rPr>
-        <w:t xml:space="preserve">Student details </w:t>
-      </w:r>
-    </w:p>
-    <w:p>
-      <w:pPr>
-        <w:numPr>
-          <w:ilvl w:val="0"/>
-          <w:numId w:val="32"/>
-        </w:numPr>
-        <w:spacing w:before="100" w:beforeAutospacing="1" w:after="100" w:afterAutospacing="1" w:line="240" w:lineRule="auto"/>
-        <w:rPr>
-          <w:rFonts w:eastAsia="Times New Roman" w:cs="Times New Roman"/>
-          <w:kern w:val="0"/>
-          <w:lang w:eastAsia="en-IN"/>
-          <w14:ligatures w14:val="none"/>
-        </w:rPr>
-      </w:pPr>
-      <w:r>
-        <w:rPr>
-          <w:rFonts w:eastAsia="Times New Roman" w:cs="Times New Roman"/>
-          <w:kern w:val="0"/>
-          <w:lang w:eastAsia="en-IN"/>
-          <w14:ligatures w14:val="none"/>
-        </w:rPr>
-        <w:t xml:space="preserve">Login and registration information </w:t>
-      </w:r>
-    </w:p>
-    <w:p>
-      <w:pPr>
-        <w:numPr>
-          <w:ilvl w:val="0"/>
-          <w:numId w:val="32"/>
-        </w:numPr>
-        <w:spacing w:before="100" w:beforeAutospacing="1" w:after="100" w:afterAutospacing="1" w:line="240" w:lineRule="auto"/>
-        <w:rPr>
-          <w:rFonts w:eastAsia="Times New Roman" w:cs="Times New Roman"/>
-          <w:kern w:val="0"/>
-          <w:lang w:eastAsia="en-IN"/>
-          <w14:ligatures w14:val="none"/>
-        </w:rPr>
-      </w:pPr>
-      <w:r>
-        <w:rPr>
-          <w:rFonts w:eastAsia="Times New Roman" w:cs="Times New Roman"/>
-          <w:kern w:val="0"/>
-          <w:lang w:eastAsia="en-IN"/>
-          <w14:ligatures w14:val="none"/>
-        </w:rPr>
-        <w:t xml:space="preserve">Department and academic year </w:t>
-      </w:r>
-    </w:p>
-    <w:p>
-      <w:pPr>
-        <w:numPr>
-          <w:ilvl w:val="0"/>
-          <w:numId w:val="32"/>
-        </w:numPr>
-        <w:spacing w:before="100" w:beforeAutospacing="1" w:after="100" w:afterAutospacing="1" w:line="240" w:lineRule="auto"/>
-        <w:rPr>
-          <w:rFonts w:eastAsia="Times New Roman" w:cs="Times New Roman"/>
-          <w:kern w:val="0"/>
-          <w:lang w:eastAsia="en-IN"/>
-          <w14:ligatures w14:val="none"/>
-        </w:rPr>
-      </w:pPr>
-      <w:r>
-        <w:rPr>
-          <w:rFonts w:eastAsia="Times New Roman" w:cs="Times New Roman"/>
-          <w:kern w:val="0"/>
-          <w:lang w:eastAsia="en-IN"/>
-          <w14:ligatures w14:val="none"/>
-        </w:rPr>
-        <w:t xml:space="preserve">Skills students can teach </w:t>
-      </w:r>
-    </w:p>
-    <w:p>
-      <w:pPr>
-        <w:numPr>
-          <w:ilvl w:val="0"/>
-          <w:numId w:val="32"/>
-        </w:numPr>
-        <w:spacing w:before="100" w:beforeAutospacing="1" w:after="100" w:afterAutospacing="1" w:line="240" w:lineRule="auto"/>
-        <w:rPr>
-          <w:rFonts w:eastAsia="Times New Roman" w:cs="Times New Roman"/>
-          <w:kern w:val="0"/>
-          <w:lang w:eastAsia="en-IN"/>
-          <w14:ligatures w14:val="none"/>
-        </w:rPr>
-      </w:pPr>
-      <w:r>
-        <w:rPr>
-          <w:rFonts w:eastAsia="Times New Roman" w:cs="Times New Roman"/>
-          <w:kern w:val="0"/>
-          <w:lang w:eastAsia="en-IN"/>
-          <w14:ligatures w14:val="none"/>
-        </w:rPr>
-        <w:t xml:space="preserve">Skills students want to learn </w:t>
-      </w:r>
-    </w:p>
-    <w:p>
-      <w:pPr>
-        <w:numPr>
-          <w:ilvl w:val="0"/>
-          <w:numId w:val="32"/>
-        </w:numPr>
-        <w:spacing w:before="100" w:beforeAutospacing="1" w:after="100" w:afterAutospacing="1" w:line="240" w:lineRule="auto"/>
-        <w:rPr>
-          <w:rFonts w:eastAsia="Times New Roman" w:cs="Times New Roman"/>
-          <w:kern w:val="0"/>
-          <w:lang w:eastAsia="en-IN"/>
-          <w14:ligatures w14:val="none"/>
-        </w:rPr>
-      </w:pPr>
-      <w:r>
-        <w:rPr>
-          <w:rFonts w:eastAsia="Times New Roman" w:cs="Times New Roman"/>
-          <w:kern w:val="0"/>
-          <w:lang w:eastAsia="en-IN"/>
-          <w14:ligatures w14:val="none"/>
-        </w:rPr>
-        <w:t xml:space="preserve">Notes information </w:t>
-      </w:r>
-    </w:p>
-    <w:p>
-      <w:pPr>
-        <w:numPr>
-          <w:ilvl w:val="0"/>
-          <w:numId w:val="32"/>
-        </w:numPr>
-        <w:spacing w:before="100" w:beforeAutospacing="1" w:after="100" w:afterAutospacing="1" w:line="240" w:lineRule="auto"/>
-        <w:rPr>
-          <w:rFonts w:eastAsia="Times New Roman" w:cs="Times New Roman"/>
-          <w:kern w:val="0"/>
-          <w:lang w:eastAsia="en-IN"/>
-          <w14:ligatures w14:val="none"/>
-        </w:rPr>
-      </w:pPr>
-      <w:r>
-        <w:rPr>
-          <w:rFonts w:eastAsia="Times New Roman" w:cs="Times New Roman"/>
-          <w:kern w:val="0"/>
-          <w:lang w:eastAsia="en-IN"/>
-          <w14:ligatures w14:val="none"/>
-        </w:rPr>
-        <w:t xml:space="preserve">Skill exchange requests </w:t>
-      </w:r>
-    </w:p>
-    <w:p>
-      <w:pPr>
-        <w:spacing w:before="100" w:beforeAutospacing="1" w:after="100" w:afterAutospacing="1" w:line="240" w:lineRule="auto"/>
-        <w:rPr>
-          <w:rFonts w:eastAsia="Times New Roman" w:cs="Times New Roman"/>
-          <w:kern w:val="0"/>
-          <w:lang w:eastAsia="en-IN"/>
-          <w14:ligatures w14:val="none"/>
-        </w:rPr>
-      </w:pPr>
-      <w:r>
-        <w:rPr>
-          <w:rFonts w:eastAsia="Times New Roman" w:cs="Times New Roman"/>
-          <w:kern w:val="0"/>
-          <w:lang w:eastAsia="en-IN"/>
-          <w14:ligatures w14:val="none"/>
-        </w:rPr>
-        <w:t>The backend communicates with MySQL to insert, retrieve, update, and manage application data.</w:t>
-      </w:r>
-    </w:p>
-    <w:p>
-      <w:pPr>
-        <w:spacing w:after="0" w:line="240" w:lineRule="auto"/>
-        <w:rPr>
-          <w:rFonts w:eastAsia="Times New Roman" w:cs="Times New Roman"/>
-          <w:kern w:val="0"/>
-          <w:lang w:eastAsia="en-IN"/>
-          <w14:ligatures w14:val="none"/>
-        </w:rPr>
-      </w:pPr>
-      <w:r>
-        <w:rPr>
-          <w:rFonts w:eastAsia="Times New Roman" w:cs="Times New Roman"/>
-          <w:kern w:val="0"/>
-          <w:lang w:eastAsia="en-IN"/>
-          <w14:ligatures w14:val="none"/>
-        </w:rPr>
-        <w:lastRenderedPageBreak/>
-        <w:pict w14:anchorId="5C0B5D3E">
-          <v:rect id="_x0000_i1038" style="width:0;height:1.5pt" o:hralign="center" o:hrstd="t" o:hr="t" fillcolor="#a0a0a0" stroked="f"/>
-        </w:pict>
-      </w:r>
-    </w:p>
-    <w:p>
-      <w:pPr>
-        <w:spacing w:before="100" w:beforeAutospacing="1" w:after="100" w:afterAutospacing="1" w:line="240" w:lineRule="auto"/>
-        <w:outlineLvl w:val="2"/>
+      </w:pPr>
+      <w:r>
         <w:rPr>
           <w:rFonts w:eastAsia="Times New Roman" w:cs="Times New Roman"/>
           <w:b/>
@@ -7861,130 +7757,16 @@
           <w:lang w:eastAsia="en-IN"/>
           <w14:ligatures w14:val="none"/>
         </w:rPr>
-      </w:pPr>
-      <w:r>
-        <w:rPr>
-          <w:rFonts w:eastAsia="Times New Roman" w:cs="Times New Roman"/>
-          <w:b/>
-          <w:bCs/>
+        <w:t>GitHub</w:t>
+      </w:r>
+      <w:r>
+        <w:rPr>
+          <w:rFonts w:eastAsia="Times New Roman" w:cs="Times New Roman"/>
           <w:kern w:val="0"/>
           <w:lang w:eastAsia="en-IN"/>
           <w14:ligatures w14:val="none"/>
         </w:rPr>
-        <w:t>6.1.4 Development and Version Control Tools</w:t>
-      </w:r>
-    </w:p>
-    <w:p>
-      <w:pPr>
-        <w:spacing w:before="100" w:beforeAutospacing="1" w:after="100" w:afterAutospacing="1" w:line="240" w:lineRule="auto"/>
-        <w:rPr>
-          <w:rFonts w:eastAsia="Times New Roman" w:cs="Times New Roman"/>
-          <w:kern w:val="0"/>
-          <w:lang w:eastAsia="en-IN"/>
-          <w14:ligatures w14:val="none"/>
-        </w:rPr>
-      </w:pPr>
-      <w:r>
-        <w:rPr>
-          <w:rFonts w:eastAsia="Times New Roman" w:cs="Times New Roman"/>
-          <w:b/>
-          <w:bCs/>
-          <w:kern w:val="0"/>
-          <w:lang w:eastAsia="en-IN"/>
-          <w14:ligatures w14:val="none"/>
-        </w:rPr>
-        <w:t>Visual Studio Code</w:t>
-      </w:r>
-      <w:r>
-        <w:rPr>
-          <w:rFonts w:eastAsia="Times New Roman" w:cs="Times New Roman"/>
-          <w:kern w:val="0"/>
-          <w:lang w:eastAsia="en-IN"/>
-          <w14:ligatures w14:val="none"/>
-        </w:rPr>
-        <w:t xml:space="preserve"> is used as the primary development environment for writing and managing the project code.</w:t>
-      </w:r>
-    </w:p>
-    <w:p>
-      <w:pPr>
-        <w:spacing w:before="100" w:beforeAutospacing="1" w:after="100" w:afterAutospacing="1" w:line="240" w:lineRule="auto"/>
-        <w:rPr>
-          <w:rFonts w:eastAsia="Times New Roman" w:cs="Times New Roman"/>
-          <w:kern w:val="0"/>
-          <w:lang w:eastAsia="en-IN"/>
-          <w14:ligatures w14:val="none"/>
-        </w:rPr>
-      </w:pPr>
-      <w:r>
-        <w:rPr>
-          <w:rFonts w:eastAsia="Times New Roman" w:cs="Times New Roman"/>
-          <w:b/>
-          <w:bCs/>
-          <w:kern w:val="0"/>
-          <w:lang w:eastAsia="en-IN"/>
-          <w14:ligatures w14:val="none"/>
-        </w:rPr>
-        <w:t>Git</w:t>
-      </w:r>
-      <w:r>
-        <w:rPr>
-          <w:rFonts w:eastAsia="Times New Roman" w:cs="Times New Roman"/>
-          <w:kern w:val="0"/>
-          <w:lang w:eastAsia="en-IN"/>
-          <w14:ligatures w14:val="none"/>
-        </w:rPr>
-        <w:t xml:space="preserve"> is used for tracking changes in the source code during development.</w:t>
-      </w:r>
-    </w:p>
-    <w:p>
-      <w:pPr>
-        <w:spacing w:before="100" w:beforeAutospacing="1" w:after="100" w:afterAutospacing="1" w:line="240" w:lineRule="auto"/>
-        <w:rPr>
-          <w:rFonts w:eastAsia="Times New Roman" w:cs="Times New Roman"/>
-          <w:kern w:val="0"/>
-          <w:lang w:eastAsia="en-IN"/>
-          <w14:ligatures w14:val="none"/>
-        </w:rPr>
-      </w:pPr>
-      <w:r>
-        <w:rPr>
-          <w:rFonts w:eastAsia="Times New Roman" w:cs="Times New Roman"/>
-          <w:b/>
-          <w:bCs/>
-          <w:kern w:val="0"/>
-          <w:lang w:eastAsia="en-IN"/>
-          <w14:ligatures w14:val="none"/>
-        </w:rPr>
-        <w:t>GitHub</w:t>
-      </w:r>
-      <w:r>
-        <w:rPr>
-          <w:rFonts w:eastAsia="Times New Roman" w:cs="Times New Roman"/>
-          <w:kern w:val="0"/>
-          <w:lang w:eastAsia="en-IN"/>
-          <w14:ligatures w14:val="none"/>
-        </w:rPr>
-        <w:t xml:space="preserve"> is used as the remote repository for storing and collaborating on the </w:t>
-      </w:r>
-      <w:proofErr w:type="spellStart"/>
-      <w:r>
-        <w:rPr>
-          <w:rFonts w:eastAsia="Times New Roman" w:cs="Times New Roman"/>
-          <w:kern w:val="0"/>
-          <w:lang w:eastAsia="en-IN"/>
-          <w14:ligatures w14:val="none"/>
-        </w:rPr>
-        <w:t>Viniyog</w:t>
-      </w:r>
-      <w:proofErr w:type="spellEnd"/>
-      <w:r>
-        <w:rPr>
-          <w:rFonts w:eastAsia="Times New Roman" w:cs="Times New Roman"/>
-          <w:kern w:val="0"/>
-          <w:lang w:eastAsia="en-IN"/>
-          <w14:ligatures w14:val="none"/>
-        </w:rPr>
-        <w:t xml:space="preserve"> source code.</w:t>
+        <w:t xml:space="preserve"> is used as the remote repository for storing and collaborating on the Viniyog source code.</w:t>
       </w:r>
     </w:p>
     <w:p>
@@ -8032,13 +7814,8 @@
       <w:pPr>
         <w:pStyle w:val="NormalWeb"/>
       </w:pPr>
-      <w:proofErr w:type="spellStart"/>
-      <w:r>
-        <w:t>Viniyog</w:t>
-      </w:r>
-      <w:proofErr w:type="spellEnd"/>
-      <w:r>
-        <w:t xml:space="preserve"> uses a web-based graphical user interface that allows college students to interact with the platform through a web browser. The interface is designed to be simple, clear, and easy to use for students with basic computer knowledge.</w:t>
+      <w:r>
+        <w:t>Viniyog uses a web-based graphical user interface that allows college students to interact with the platform through a web browser. The interface is designed to be simple, clear, and easy to use for students with basic computer knowledge.</w:t>
       </w:r>
     </w:p>
     <w:p>
@@ -8064,15 +7841,7 @@
         <w:t>Home Page</w:t>
       </w:r>
       <w:r>
-        <w:t xml:space="preserve"> – Introduces </w:t>
-      </w:r>
-      <w:proofErr w:type="spellStart"/>
-      <w:r>
-        <w:t>Viniyog</w:t>
-      </w:r>
-      <w:proofErr w:type="spellEnd"/>
-      <w:r>
-        <w:t xml:space="preserve"> and provides navigation to the main features. </w:t>
+        <w:t xml:space="preserve"> – Introduces Viniyog and provides navigation to the main features. </w:t>
       </w:r>
     </w:p>
     <w:p>
@@ -8234,15 +8003,7 @@
         <w:t>HTML, CSS, and JavaScript</w:t>
       </w:r>
       <w:r>
-        <w:t xml:space="preserve"> to provide the structure, visual design, navigation, form handling, and interactive functionality. The design is intended to maintain consistent navigation and appearance across the different pages of the </w:t>
-      </w:r>
-      <w:proofErr w:type="spellStart"/>
-      <w:r>
-        <w:t>Viniyog</w:t>
-      </w:r>
-      <w:proofErr w:type="spellEnd"/>
-      <w:r>
-        <w:t xml:space="preserve"> platform.</w:t>
+        <w:t xml:space="preserve"> to provide the structure, visual design, navigation, form handling, and interactive functionality. The design is intended to maintain consistent navigation and appearance across the different pages of the Viniyog platform.</w:t>
       </w:r>
     </w:p>
     <w:p>
@@ -8328,7 +8089,6 @@
         <w:rPr>
           <w:rStyle w:val="Strong"/>
         </w:rPr>
-        <w:lastRenderedPageBreak/>
         <w:t>JavaScript</w:t>
       </w:r>
       <w:r>
@@ -8437,9 +8197,9 @@
         <w:tblLook w:val="04A0" w:firstRow="1" w:lastRow="0" w:firstColumn="1" w:lastColumn="0" w:noHBand="0" w:noVBand="1"/>
       </w:tblPr>
       <w:tblGrid>
-        <w:gridCol w:w="2197"/>
-        <w:gridCol w:w="2650"/>
-        <w:gridCol w:w="4169"/>
+        <w:gridCol w:w="2195"/>
+        <w:gridCol w:w="2613"/>
+        <w:gridCol w:w="4208"/>
       </w:tblGrid>
       <w:tr>
         <w:trPr>
@@ -9278,7 +9038,7 @@
           <w14:ligatures w14:val="none"/>
         </w:rPr>
         <w:pict w14:anchorId="3B050A23">
-          <v:rect id="_x0000_i1039" style="width:0;height:1.5pt" o:hralign="center" o:hrstd="t" o:hr="t" fillcolor="#a0a0a0" stroked="f"/>
+          <v:rect id="_x0000_i1040" style="width:0;height:1.5pt" o:hralign="center" o:hrstd="t" o:hr="t" fillcolor="#a0a0a0" stroked="f"/>
         </w:pict>
       </w:r>
     </w:p>
@@ -9358,15 +9118,7 @@
         <w:t>Search Operations:</w:t>
       </w:r>
       <w:r>
-        <w:t xml:space="preserve"> Student records can be searched or filtered using database queries. For </w:t>
-      </w:r>
-      <w:proofErr w:type="spellStart"/>
-      <w:r>
-        <w:t>Viniyog</w:t>
-      </w:r>
-      <w:proofErr w:type="spellEnd"/>
-      <w:r>
-        <w:t xml:space="preserve">, SQL queries are preferred instead of linear searching through files because the data is stored in MySQL. </w:t>
+        <w:t xml:space="preserve"> Student records can be searched or filtered using database queries. For Viniyog, SQL queries are preferred instead of linear searching through files because the data is stored in MySQL. </w:t>
       </w:r>
     </w:p>
     <w:p>
@@ -9386,56 +9138,12 @@
       <w:r>
         <w:t xml:space="preserve"> Unique identifiers are assigned to important records such as </w:t>
       </w:r>
-      <w:proofErr w:type="spellStart"/>
       <w:r>
         <w:rPr>
           <w:rStyle w:val="Strong"/>
         </w:rPr>
-        <w:t>Student_ID</w:t>
-      </w:r>
-      <w:proofErr w:type="spellEnd"/>
-      <w:r>
-        <w:rPr>
-          <w:rStyle w:val="Strong"/>
-        </w:rPr>
-        <w:t xml:space="preserve">, </w:t>
-      </w:r>
-      <w:proofErr w:type="spellStart"/>
-      <w:r>
-        <w:rPr>
-          <w:rStyle w:val="Strong"/>
-        </w:rPr>
-        <w:t>Skill_ID</w:t>
-      </w:r>
-      <w:proofErr w:type="spellEnd"/>
-      <w:r>
-        <w:rPr>
-          <w:rStyle w:val="Strong"/>
-        </w:rPr>
-        <w:t xml:space="preserve">, </w:t>
-      </w:r>
-      <w:proofErr w:type="spellStart"/>
-      <w:r>
-        <w:rPr>
-          <w:rStyle w:val="Strong"/>
-        </w:rPr>
-        <w:t>Note_ID</w:t>
-      </w:r>
-      <w:proofErr w:type="spellEnd"/>
-      <w:r>
-        <w:rPr>
-          <w:rStyle w:val="Strong"/>
-        </w:rPr>
-        <w:t xml:space="preserve">, and </w:t>
-      </w:r>
-      <w:proofErr w:type="spellStart"/>
-      <w:r>
-        <w:rPr>
-          <w:rStyle w:val="Strong"/>
-        </w:rPr>
-        <w:t>Request_ID</w:t>
-      </w:r>
-      <w:proofErr w:type="spellEnd"/>
+        <w:t>Student_ID, Skill_ID, Note_ID, and Request_ID</w:t>
+      </w:r>
       <w:r>
         <w:t xml:space="preserve">. These IDs can be generated using MySQL's auto-increment mechanism to uniquely identify each record. </w:t>
       </w:r>
@@ -9507,7 +9215,6 @@
           <w:b/>
           <w:color w:val="000000" w:themeColor="text1"/>
         </w:rPr>
-        <w:lastRenderedPageBreak/>
         <w:t>Data Structures</w:t>
       </w:r>
     </w:p>
@@ -9559,18 +9266,11 @@
         <w:rPr>
           <w:rStyle w:val="Strong"/>
         </w:rPr>
+        <w:lastRenderedPageBreak/>
         <w:t>Relational Tables:</w:t>
       </w:r>
       <w:r>
-        <w:t xml:space="preserve"> MySQL tables are used to organize and store </w:t>
-      </w:r>
-      <w:proofErr w:type="spellStart"/>
-      <w:r>
-        <w:t>Viniyog</w:t>
-      </w:r>
-      <w:proofErr w:type="spellEnd"/>
-      <w:r>
-        <w:t xml:space="preserve"> data and establish relationships between students, skills, notes, and exchange requests.</w:t>
+        <w:t xml:space="preserve"> MySQL tables are used to organize and store Viniyog data and establish relationships between students, skills, notes, and exchange requests.</w:t>
       </w:r>
     </w:p>
     <w:p>
@@ -9608,15 +9308,7 @@
         <w:t>server.js:</w:t>
       </w:r>
       <w:r>
-        <w:t xml:space="preserve"> Entry point of the </w:t>
-      </w:r>
-      <w:proofErr w:type="spellStart"/>
-      <w:r>
-        <w:t>Viniyog</w:t>
-      </w:r>
-      <w:proofErr w:type="spellEnd"/>
-      <w:r>
-        <w:t xml:space="preserve"> backend; starts the Express server and manages the backend application setup. </w:t>
+        <w:t xml:space="preserve"> Entry point of the Viniyog backend; starts the Express server and manages the backend application setup. </w:t>
       </w:r>
     </w:p>
     <w:p>
@@ -9844,21 +9536,12 @@
       <w:r>
         <w:t xml:space="preserve">Yes. For </w:t>
       </w:r>
-      <w:proofErr w:type="spellStart"/>
       <w:r>
         <w:rPr>
           <w:rStyle w:val="Strong"/>
           <w:rFonts w:eastAsiaTheme="majorEastAsia"/>
         </w:rPr>
-        <w:t>Viniyog</w:t>
-      </w:r>
-      <w:proofErr w:type="spellEnd"/>
-      <w:r>
-        <w:rPr>
-          <w:rStyle w:val="Strong"/>
-          <w:rFonts w:eastAsiaTheme="majorEastAsia"/>
-        </w:rPr>
-        <w:t xml:space="preserve"> – Skill Exchange Platform</w:t>
+        <w:t>Viniyog – Skill Exchange Platform</w:t>
       </w:r>
       <w:r>
         <w:t>, considering all three parts (</w:t>
@@ -9899,19 +9582,7 @@
         <w:pStyle w:val="NormalWeb"/>
       </w:pPr>
       <w:r>
-        <w:t xml:space="preserve">Testing is performed to verify that the </w:t>
-      </w:r>
-      <w:proofErr w:type="spellStart"/>
-      <w:r>
-        <w:t>Viniyog</w:t>
-      </w:r>
-      <w:proofErr w:type="spellEnd"/>
-      <w:r>
-        <w:t xml:space="preserve"> – Skill Exchange Platform works according to its functional and non-functional requirements. The testing process checks individual </w:t>
-      </w:r>
-      <w:r>
-        <w:lastRenderedPageBreak/>
-        <w:t>features, communication between frontend and backend, database operations, user workflows, and handling of invalid inputs.</w:t>
+        <w:t>Testing is performed to verify that the Viniyog – Skill Exchange Platform works according to its functional and non-functional requirements. The testing process checks individual features, communication between frontend and backend, database operations, user workflows, and handling of invalid inputs.</w:t>
       </w:r>
     </w:p>
     <w:p>
@@ -9931,6 +9602,7 @@
           <w:sz w:val="28"/>
           <w:szCs w:val="28"/>
         </w:rPr>
+        <w:lastRenderedPageBreak/>
         <w:t>7.1 Test Plan</w:t>
       </w:r>
     </w:p>
@@ -9950,15 +9622,7 @@
         <w:t>Unit Testing:</w:t>
       </w:r>
       <w:r>
-        <w:t xml:space="preserve"> Test individual </w:t>
-      </w:r>
-      <w:proofErr w:type="spellStart"/>
-      <w:r>
-        <w:t>Viniyog</w:t>
-      </w:r>
-      <w:proofErr w:type="spellEnd"/>
-      <w:r>
-        <w:t xml:space="preserve"> modules such as registration, login, student profile, student cards, filtering, skills, notes upload, and skill exchange requests.</w:t>
+        <w:t xml:space="preserve"> Test individual Viniyog modules such as registration, login, student profile, student cards, filtering, skills, notes upload, and skill exchange requests.</w:t>
       </w:r>
     </w:p>
     <w:p>
@@ -9996,15 +9660,7 @@
         <w:t>System Testing:</w:t>
       </w:r>
       <w:r>
-        <w:t xml:space="preserve"> Test the complete </w:t>
-      </w:r>
-      <w:proofErr w:type="spellStart"/>
-      <w:r>
-        <w:t>Viniyog</w:t>
-      </w:r>
-      <w:proofErr w:type="spellEnd"/>
-      <w:r>
-        <w:t xml:space="preserve"> application from the user's perspective using different workflows, such as registration → login → student cards → filter → profile → skill exchange request.</w:t>
+        <w:t xml:space="preserve"> Test the complete Viniyog application from the user's perspective using different workflows, such as registration → login → student cards → filter → profile → skill exchange request.</w:t>
       </w:r>
     </w:p>
     <w:p>
@@ -10029,7 +9685,7 @@
     <w:p>
       <w:r>
         <w:pict w14:anchorId="0E396B20">
-          <v:rect id="_x0000_i1050" style="width:0;height:1.5pt" o:hralign="center" o:hrstd="t" o:hr="t" fillcolor="#a0a0a0" stroked="f"/>
+          <v:rect id="_x0000_i1041" style="width:0;height:1.5pt" o:hralign="center" o:hrstd="t" o:hr="t" fillcolor="#a0a0a0" stroked="f"/>
         </w:pict>
       </w:r>
     </w:p>
@@ -10060,10 +9716,10 @@
         <w:tblLook w:val="04A0" w:firstRow="1" w:lastRow="0" w:firstColumn="1" w:lastColumn="0" w:noHBand="0" w:noVBand="1"/>
       </w:tblPr>
       <w:tblGrid>
-        <w:gridCol w:w="946"/>
-        <w:gridCol w:w="1875"/>
-        <w:gridCol w:w="3143"/>
-        <w:gridCol w:w="3052"/>
+        <w:gridCol w:w="920"/>
+        <w:gridCol w:w="1838"/>
+        <w:gridCol w:w="3188"/>
+        <w:gridCol w:w="3070"/>
       </w:tblGrid>
       <w:tr>
         <w:tc>
@@ -10562,7 +10218,6 @@
               <w:rPr>
                 <w:rStyle w:val="Strong"/>
               </w:rPr>
-              <w:lastRenderedPageBreak/>
               <w:t>TC09</w:t>
             </w:r>
           </w:p>
@@ -10612,6 +10267,7 @@
               <w:rPr>
                 <w:rStyle w:val="Strong"/>
               </w:rPr>
+              <w:lastRenderedPageBreak/>
               <w:t>TC10</w:t>
             </w:r>
           </w:p>
@@ -10752,7 +10408,7 @@
     <w:p>
       <w:r>
         <w:pict w14:anchorId="4BCF690A">
-          <v:rect id="_x0000_i1051" style="width:0;height:1.5pt" o:hralign="center" o:hrstd="t" o:hr="t" fillcolor="#a0a0a0" stroked="f"/>
+          <v:rect id="_x0000_i1042" style="width:0;height:1.5pt" o:hralign="center" o:hrstd="t" o:hr="t" fillcolor="#a0a0a0" stroked="f"/>
         </w:pict>
       </w:r>
     </w:p>
@@ -10781,15 +10437,7 @@
         <w:pStyle w:val="NormalWeb"/>
       </w:pPr>
       <w:r>
-        <w:t xml:space="preserve">The </w:t>
-      </w:r>
-      <w:proofErr w:type="spellStart"/>
-      <w:r>
-        <w:t>Viniyog</w:t>
-      </w:r>
-      <w:proofErr w:type="spellEnd"/>
-      <w:r>
-        <w:t xml:space="preserve"> system is tested using valid and invalid inputs to verify the functionality of its major modules. The testing covers student registration and login, profile management, student cards, filtering, skills, notes upload, skill exchange requests, and database operations.</w:t>
+        <w:t>The Viniyog system is tested using valid and invalid inputs to verify the functionality of its major modules. The testing covers student registration and login, profile management, student cards, filtering, skills, notes upload, skill exchange requests, and database operations.</w:t>
       </w:r>
     </w:p>
     <w:p>
@@ -10934,7 +10582,7 @@
           <w14:ligatures w14:val="none"/>
         </w:rPr>
         <w:pict w14:anchorId="213C5A34">
-          <v:rect id="_x0000_i1060" style="width:0;height:1.5pt" o:hralign="center" o:bullet="t" o:hrstd="t" o:hr="t" fillcolor="#a0a0a0" stroked="f"/>
+          <v:rect id="_x0000_i1043" style="width:0;height:1.5pt" o:hralign="center" o:bullet="t" o:hrstd="t" o:hr="t" fillcolor="#a0a0a0" stroked="f"/>
         </w:pict>
       </w:r>
     </w:p>
@@ -10965,21 +10613,12 @@
       <w:r>
         <w:t xml:space="preserve">The </w:t>
       </w:r>
-      <w:proofErr w:type="spellStart"/>
       <w:r>
         <w:rPr>
           <w:rStyle w:val="Strong"/>
           <w:rFonts w:eastAsiaTheme="majorEastAsia"/>
         </w:rPr>
-        <w:t>Viniyog</w:t>
-      </w:r>
-      <w:proofErr w:type="spellEnd"/>
-      <w:r>
-        <w:rPr>
-          <w:rStyle w:val="Strong"/>
-          <w:rFonts w:eastAsiaTheme="majorEastAsia"/>
-        </w:rPr>
-        <w:t xml:space="preserve"> – Skill Exchange Platform</w:t>
+        <w:t>Viniyog – Skill Exchange Platform</w:t>
       </w:r>
       <w:r>
         <w:t xml:space="preserve"> is designed to provide college students with a common platform for discovering peers, sharing skills, exchanging learning resources, and requesting skill exchanges. The implemented system integrates the frontend, backend, and MySQL database to support major V1 features such as student registration and login, student profiles, student cards, filtering, skills, notes upload, and skill exchange requests.</w:t>
@@ -10990,11 +10629,7 @@
         <w:pStyle w:val="NormalWeb"/>
       </w:pPr>
       <w:r>
-        <w:t xml:space="preserve">The modular architecture makes it easier to develop, test, maintain, and extend the system. The use of a relational database provides structured storage of student information, skills, </w:t>
-      </w:r>
-      <w:r>
-        <w:lastRenderedPageBreak/>
-        <w:t>notes, and skill exchange requests. The system also includes input validation and error handling to manage invalid user inputs and unexpected operations.</w:t>
+        <w:t>The modular architecture makes it easier to develop, test, maintain, and extend the system. The use of a relational database provides structured storage of student information, skills, notes, and skill exchange requests. The system also includes input validation and error handling to manage invalid user inputs and unexpected operations.</w:t>
       </w:r>
     </w:p>
     <w:p>
@@ -11010,6 +10645,7 @@
           <w:b/>
           <w:color w:val="000000" w:themeColor="text1"/>
         </w:rPr>
+        <w:lastRenderedPageBreak/>
         <w:t>Strengths</w:t>
       </w:r>
     </w:p>
@@ -11315,7 +10951,7 @@
           <w14:ligatures w14:val="none"/>
         </w:rPr>
         <w:pict w14:anchorId="235D530F">
-          <v:rect id="_x0000_i1061" style="width:0;height:1.5pt" o:hralign="center" o:hrstd="t" o:hr="t" fillcolor="#a0a0a0" stroked="f"/>
+          <v:rect id="_x0000_i1044" style="width:0;height:1.5pt" o:hralign="center" o:hrstd="t" o:hr="t" fillcolor="#a0a0a0" stroked="f"/>
         </w:pict>
       </w:r>
     </w:p>
@@ -11358,35 +10994,23 @@
       <w:r>
         <w:t xml:space="preserve">The </w:t>
       </w:r>
-      <w:proofErr w:type="spellStart"/>
       <w:r>
         <w:rPr>
           <w:rStyle w:val="Strong"/>
           <w:rFonts w:eastAsiaTheme="majorEastAsia"/>
         </w:rPr>
-        <w:t>Viniyog</w:t>
-      </w:r>
-      <w:proofErr w:type="spellEnd"/>
-      <w:r>
-        <w:rPr>
-          <w:rStyle w:val="Strong"/>
-          <w:rFonts w:eastAsiaTheme="majorEastAsia"/>
-        </w:rPr>
-        <w:t xml:space="preserve"> – Skill Exchange Platform</w:t>
-      </w:r>
-      <w:r>
-        <w:t xml:space="preserve"> provides a web-based solution for college students to discover peers, share skills, exchange learning resources, and request skill exchanges. The </w:t>
-      </w:r>
+        <w:t>Viniyog – Skill Exchange Platform</w:t>
+      </w:r>
+      <w:r>
+        <w:t xml:space="preserve"> provides a web-based solution for college students to discover peers, share skills, exchange learning resources, and request skill exchanges. The system brings student information, skills, notes, and skill exchange requests together in one organized platform.</w:t>
+      </w:r>
+    </w:p>
+    <w:p>
+      <w:pPr>
+        <w:pStyle w:val="NormalWeb"/>
+      </w:pPr>
       <w:r>
         <w:lastRenderedPageBreak/>
-        <w:t>system brings student information, skills, notes, and skill exchange requests together in one organized platform.</w:t>
-      </w:r>
-    </w:p>
-    <w:p>
-      <w:pPr>
-        <w:pStyle w:val="NormalWeb"/>
-      </w:pPr>
-      <w:r>
         <w:t xml:space="preserve">The project demonstrates the application of software engineering concepts including </w:t>
       </w:r>
       <w:r>
@@ -11520,15 +11144,7 @@
         <w:t>Multiple College Support:</w:t>
       </w:r>
       <w:r>
-        <w:t xml:space="preserve"> Extend </w:t>
-      </w:r>
-      <w:proofErr w:type="spellStart"/>
-      <w:r>
-        <w:t>Viniyog</w:t>
-      </w:r>
-      <w:proofErr w:type="spellEnd"/>
-      <w:r>
-        <w:t xml:space="preserve"> to support students from multiple colleges or institutions.</w:t>
+        <w:t xml:space="preserve"> Extend Viniyog to support students from multiple colleges or institutions.</w:t>
       </w:r>
     </w:p>
     <w:p>
@@ -11604,15 +11220,7 @@
         <w:t>Mobile Application:</w:t>
       </w:r>
       <w:r>
-        <w:t xml:space="preserve"> Develop a mobile application to provide convenient access to </w:t>
-      </w:r>
-      <w:proofErr w:type="spellStart"/>
-      <w:r>
-        <w:t>Viniyog</w:t>
-      </w:r>
-      <w:proofErr w:type="spellEnd"/>
-      <w:r>
-        <w:t xml:space="preserve"> on smartphones.</w:t>
+        <w:t xml:space="preserve"> Develop a mobile application to provide convenient access to Viniyog on smartphones.</w:t>
       </w:r>
     </w:p>
     <w:p>
@@ -11672,21 +11280,12 @@
       <w:r>
         <w:t xml:space="preserve">For </w:t>
       </w:r>
-      <w:proofErr w:type="spellStart"/>
       <w:r>
         <w:rPr>
           <w:rStyle w:val="Strong"/>
           <w:rFonts w:eastAsiaTheme="majorEastAsia"/>
         </w:rPr>
-        <w:t>Viniyog</w:t>
-      </w:r>
-      <w:proofErr w:type="spellEnd"/>
-      <w:r>
-        <w:rPr>
-          <w:rStyle w:val="Strong"/>
-          <w:rFonts w:eastAsiaTheme="majorEastAsia"/>
-        </w:rPr>
-        <w:t xml:space="preserve"> – Skill Exchange Platform</w:t>
+        <w:t>Viniyog – Skill Exchange Platform</w:t>
       </w:r>
       <w:r>
         <w:t>, you can use these references:</w:t>
@@ -11701,40 +11300,22 @@
         </w:numPr>
         <w:spacing w:after="0" w:line="276" w:lineRule="auto"/>
       </w:pPr>
-      <w:proofErr w:type="spellStart"/>
       <w:r>
         <w:rPr>
           <w:b/>
           <w:bCs/>
         </w:rPr>
-        <w:t>Jadhav</w:t>
-      </w:r>
-      <w:proofErr w:type="spellEnd"/>
-      <w:r>
-        <w:rPr>
-          <w:b/>
-          <w:bCs/>
-        </w:rPr>
-        <w:t>, A. D., et al. (2025).</w:t>
+        <w:t>Jadhav, A. D., et al. (2025).</w:t>
       </w:r>
       <w:r>
         <w:t xml:space="preserve"> </w:t>
       </w:r>
-      <w:proofErr w:type="spellStart"/>
       <w:r>
         <w:rPr>
           <w:i/>
           <w:iCs/>
         </w:rPr>
-        <w:t>SkillMesh</w:t>
-      </w:r>
-      <w:proofErr w:type="spellEnd"/>
-      <w:r>
-        <w:rPr>
-          <w:i/>
-          <w:iCs/>
-        </w:rPr>
-        <w:t>: A Peer-to-Peer Platform for Collaborative Skill Exchange.</w:t>
+        <w:t>SkillMesh: A Peer-to-Peer Platform for Collaborative Skill Exchange.</w:t>
       </w:r>
       <w:r>
         <w:t xml:space="preserve"> International Journal of Science and Research Archive. </w:t>
@@ -11758,37 +11339,12 @@
         </w:numPr>
         <w:spacing w:after="0" w:line="276" w:lineRule="auto"/>
       </w:pPr>
-      <w:proofErr w:type="spellStart"/>
       <w:r>
         <w:rPr>
           <w:b/>
           <w:bCs/>
         </w:rPr>
-        <w:t>Ukata</w:t>
-      </w:r>
-      <w:proofErr w:type="spellEnd"/>
-      <w:r>
-        <w:rPr>
-          <w:b/>
-          <w:bCs/>
-        </w:rPr>
-        <w:t xml:space="preserve">, D. J., &amp; </w:t>
-      </w:r>
-      <w:proofErr w:type="spellStart"/>
-      <w:r>
-        <w:rPr>
-          <w:b/>
-          <w:bCs/>
-        </w:rPr>
-        <w:t>Moko</w:t>
-      </w:r>
-      <w:proofErr w:type="spellEnd"/>
-      <w:r>
-        <w:rPr>
-          <w:b/>
-          <w:bCs/>
-        </w:rPr>
-        <w:t>, A. B. (2026).</w:t>
+        <w:t>Ukata, D. J., &amp; Moko, A. B. (2026).</w:t>
       </w:r>
       <w:r>
         <w:t xml:space="preserve"> </w:t>
@@ -11798,30 +11354,10 @@
           <w:i/>
           <w:iCs/>
         </w:rPr>
-        <w:t xml:space="preserve">A Mobile-Based Collaborative Learning Application for Peer-to-Peer </w:t>
-      </w:r>
-      <w:proofErr w:type="spellStart"/>
-      <w:r>
-        <w:rPr>
-          <w:i/>
-          <w:iCs/>
-        </w:rPr>
-        <w:t>SkillSwap</w:t>
-      </w:r>
-      <w:proofErr w:type="spellEnd"/>
-      <w:r>
-        <w:rPr>
-          <w:i/>
-          <w:iCs/>
-        </w:rPr>
-        <w:t xml:space="preserve"> Among University Students.</w:t>
-      </w:r>
-      <w:r>
-        <w:t xml:space="preserve"> </w:t>
-      </w:r>
-      <w:r>
-        <w:lastRenderedPageBreak/>
-        <w:t xml:space="preserve">International Journal of Innovative Science and Research Technology, 11(1), 3691–3700. </w:t>
+        <w:t>A Mobile-Based Collaborative Learning Application for Peer-to-Peer SkillSwap Among University Students.</w:t>
+      </w:r>
+      <w:r>
+        <w:t xml:space="preserve"> International Journal of Innovative Science and Research Technology, 11(1), 3691–3700. </w:t>
       </w:r>
     </w:p>
     <w:p>
@@ -11830,15 +11366,7 @@
         <w:spacing w:after="0"/>
       </w:pPr>
       <w:r>
-        <w:t>DOI: 10.38124/</w:t>
-      </w:r>
-      <w:proofErr w:type="spellStart"/>
-      <w:r>
-        <w:t>ijisrt</w:t>
-      </w:r>
-      <w:proofErr w:type="spellEnd"/>
-      <w:r>
-        <w:t xml:space="preserve">/26jan1261. </w:t>
+        <w:t xml:space="preserve">DOI: 10.38124/ijisrt/26jan1261. </w:t>
       </w:r>
     </w:p>
     <w:p>
@@ -11850,69 +11378,12 @@
         </w:numPr>
         <w:spacing w:after="0" w:line="276" w:lineRule="auto"/>
       </w:pPr>
-      <w:proofErr w:type="spellStart"/>
       <w:r>
         <w:rPr>
           <w:b/>
           <w:bCs/>
         </w:rPr>
-        <w:t>Mahankale</w:t>
-      </w:r>
-      <w:proofErr w:type="spellEnd"/>
-      <w:r>
-        <w:rPr>
-          <w:b/>
-          <w:bCs/>
-        </w:rPr>
-        <w:t xml:space="preserve">, D. B., Shaikh, M. R., </w:t>
-      </w:r>
-      <w:proofErr w:type="spellStart"/>
-      <w:r>
-        <w:rPr>
-          <w:b/>
-          <w:bCs/>
-        </w:rPr>
-        <w:t>Chavhan</w:t>
-      </w:r>
-      <w:proofErr w:type="spellEnd"/>
-      <w:r>
-        <w:rPr>
-          <w:b/>
-          <w:bCs/>
-        </w:rPr>
-        <w:t xml:space="preserve">, A. A., </w:t>
-      </w:r>
-      <w:proofErr w:type="spellStart"/>
-      <w:r>
-        <w:rPr>
-          <w:b/>
-          <w:bCs/>
-        </w:rPr>
-        <w:t>Gund</w:t>
-      </w:r>
-      <w:proofErr w:type="spellEnd"/>
-      <w:r>
-        <w:rPr>
-          <w:b/>
-          <w:bCs/>
-        </w:rPr>
-        <w:t xml:space="preserve">, K. R., </w:t>
-      </w:r>
-      <w:proofErr w:type="spellStart"/>
-      <w:r>
-        <w:rPr>
-          <w:b/>
-          <w:bCs/>
-        </w:rPr>
-        <w:t>Gaykhe</w:t>
-      </w:r>
-      <w:proofErr w:type="spellEnd"/>
-      <w:r>
-        <w:rPr>
-          <w:b/>
-          <w:bCs/>
-        </w:rPr>
-        <w:t>, S. P., &amp; Gore, A. C. (2026).</w:t>
+        <w:t>Mahankale, D. B., Shaikh, M. R., Chavhan, A. A., Gund, K. R., Gaykhe, S. P., &amp; Gore, A. C. (2026).</w:t>
       </w:r>
       <w:r>
         <w:t xml:space="preserve"> </w:t>
@@ -11922,23 +11393,15 @@
           <w:i/>
           <w:iCs/>
         </w:rPr>
-        <w:t xml:space="preserve">Design and Implementation of </w:t>
-      </w:r>
-      <w:proofErr w:type="spellStart"/>
+        <w:t xml:space="preserve">Design and Implementation of SkillSwap: A Web-Based </w:t>
+      </w:r>
       <w:r>
         <w:rPr>
           <w:i/>
           <w:iCs/>
         </w:rPr>
-        <w:t>SkillSwap</w:t>
-      </w:r>
-      <w:proofErr w:type="spellEnd"/>
-      <w:r>
-        <w:rPr>
-          <w:i/>
-          <w:iCs/>
-        </w:rPr>
-        <w:t>: A Web-Based Platform for Free Student Skill Exchange.</w:t>
+        <w:lastRenderedPageBreak/>
+        <w:t>Platform for Free Student Skill Exchange.</w:t>
       </w:r>
       <w:r>
         <w:t xml:space="preserve"> Recent Trends in Computer Graphics and Multimedia Technology, 8(2), 43–54. DOI: 10.5281/zenodo.19592663. </w:t>
@@ -11953,56 +11416,22 @@
         </w:numPr>
         <w:spacing w:after="0" w:line="276" w:lineRule="auto"/>
       </w:pPr>
-      <w:proofErr w:type="spellStart"/>
       <w:r>
         <w:rPr>
           <w:b/>
           <w:bCs/>
         </w:rPr>
-        <w:t>Kushwaha</w:t>
-      </w:r>
-      <w:proofErr w:type="spellEnd"/>
-      <w:r>
-        <w:rPr>
-          <w:b/>
-          <w:bCs/>
-        </w:rPr>
-        <w:t xml:space="preserve">, R. K., Kumar, R., Sharma, R. R., &amp; </w:t>
-      </w:r>
-      <w:proofErr w:type="spellStart"/>
-      <w:r>
-        <w:rPr>
-          <w:b/>
-          <w:bCs/>
-        </w:rPr>
-        <w:t>Dangi</w:t>
-      </w:r>
-      <w:proofErr w:type="spellEnd"/>
-      <w:r>
-        <w:rPr>
-          <w:b/>
-          <w:bCs/>
-        </w:rPr>
-        <w:t>, S. (2026).</w:t>
+        <w:t>Kushwaha, R. K., Kumar, R., Sharma, R. R., &amp; Dangi, S. (2026).</w:t>
       </w:r>
       <w:r>
         <w:t xml:space="preserve"> </w:t>
       </w:r>
-      <w:proofErr w:type="spellStart"/>
       <w:r>
         <w:rPr>
           <w:i/>
           <w:iCs/>
         </w:rPr>
-        <w:t>SkillSwap</w:t>
-      </w:r>
-      <w:proofErr w:type="spellEnd"/>
-      <w:r>
-        <w:rPr>
-          <w:i/>
-          <w:iCs/>
-        </w:rPr>
-        <w:t>: A Peer-to-Peer Skill Exchange Platform for Community-Driven Learning.</w:t>
+        <w:t>SkillSwap: A Peer-to-Peer Skill Exchange Platform for Community-Driven Learning.</w:t>
       </w:r>
       <w:r>
         <w:t xml:space="preserve"> International Journal of Creative and Open Research in Engineering and Management. </w:t>
@@ -12014,15 +11443,7 @@
         <w:spacing w:after="0"/>
       </w:pPr>
       <w:r>
-        <w:t>DOI: 10.55041/</w:t>
-      </w:r>
-      <w:proofErr w:type="gramStart"/>
-      <w:r>
-        <w:t>ijcope.v</w:t>
-      </w:r>
-      <w:proofErr w:type="gramEnd"/>
-      <w:r>
-        <w:t xml:space="preserve">2i5.669. </w:t>
+        <w:t xml:space="preserve">DOI: 10.55041/ijcope.v2i5.669. </w:t>
       </w:r>
     </w:p>
     <w:p>
@@ -12039,39 +11460,7 @@
           <w:b/>
           <w:bCs/>
         </w:rPr>
-        <w:t xml:space="preserve">Yadav, A., Chandra, A., </w:t>
-      </w:r>
-      <w:proofErr w:type="spellStart"/>
-      <w:r>
-        <w:rPr>
-          <w:b/>
-          <w:bCs/>
-        </w:rPr>
-        <w:t>Rathore</w:t>
-      </w:r>
-      <w:proofErr w:type="spellEnd"/>
-      <w:r>
-        <w:rPr>
-          <w:b/>
-          <w:bCs/>
-        </w:rPr>
-        <w:t xml:space="preserve">, P., &amp; </w:t>
-      </w:r>
-      <w:proofErr w:type="spellStart"/>
-      <w:r>
-        <w:rPr>
-          <w:b/>
-          <w:bCs/>
-        </w:rPr>
-        <w:t>Nema</w:t>
-      </w:r>
-      <w:proofErr w:type="spellEnd"/>
-      <w:r>
-        <w:rPr>
-          <w:b/>
-          <w:bCs/>
-        </w:rPr>
-        <w:t>, N. K. (2026).</w:t>
+        <w:t>Yadav, A., Chandra, A., Rathore, P., &amp; Nema, N. K. (2026).</w:t>
       </w:r>
       <w:r>
         <w:t xml:space="preserve"> </w:t>
@@ -12119,7 +11508,7 @@
       <w:r>
         <w:br/>
       </w:r>
-      <w:hyperlink r:id="rId26" w:tgtFrame="_blank" w:history="1">
+      <w:hyperlink r:id="rId28" w:tgtFrame="_blank" w:history="1">
         <w:r>
           <w:rPr>
             <w:rStyle w:val="Hyperlink"/>
@@ -12160,7 +11549,7 @@
       <w:r>
         <w:br/>
       </w:r>
-      <w:hyperlink r:id="rId27" w:tgtFrame="_blank" w:history="1">
+      <w:hyperlink r:id="rId29" w:tgtFrame="_blank" w:history="1">
         <w:r>
           <w:rPr>
             <w:rStyle w:val="Hyperlink"/>
@@ -12201,7 +11590,7 @@
       <w:r>
         <w:br/>
       </w:r>
-      <w:hyperlink r:id="rId28" w:tgtFrame="_blank" w:history="1">
+      <w:hyperlink r:id="rId30" w:tgtFrame="_blank" w:history="1">
         <w:r>
           <w:rPr>
             <w:rStyle w:val="Hyperlink"/>
@@ -12242,7 +11631,7 @@
       <w:r>
         <w:br/>
       </w:r>
-      <w:hyperlink r:id="rId29" w:tgtFrame="_blank" w:history="1">
+      <w:hyperlink r:id="rId31" w:tgtFrame="_blank" w:history="1">
         <w:r>
           <w:rPr>
             <w:rStyle w:val="Hyperlink"/>
@@ -12269,179 +11658,29 @@
           <w:sz w:val="22"/>
           <w:szCs w:val="22"/>
         </w:rPr>
-        <w:t xml:space="preserve">Othman, F., </w:t>
-      </w:r>
-      <w:proofErr w:type="spellStart"/>
-      <w:r>
-        <w:rPr>
-          <w:rStyle w:val="Strong"/>
+        <w:t>Othman, F., Kasim, S., Mohd Sharip, S., Md Kamdari, N. A., &amp; Ab Wahab, S. A. (2023).</w:t>
+      </w:r>
+      <w:r>
+        <w:rPr>
           <w:sz w:val="22"/>
           <w:szCs w:val="22"/>
         </w:rPr>
-        <w:t>Kasim</w:t>
-      </w:r>
-      <w:proofErr w:type="spellEnd"/>
-      <w:r>
-        <w:rPr>
-          <w:rStyle w:val="Strong"/>
-          <w:sz w:val="22"/>
-          <w:szCs w:val="22"/>
-        </w:rPr>
-        <w:t xml:space="preserve">, S., </w:t>
-      </w:r>
-      <w:proofErr w:type="spellStart"/>
-      <w:r>
-        <w:rPr>
-          <w:rStyle w:val="Strong"/>
-          <w:sz w:val="22"/>
-          <w:szCs w:val="22"/>
-        </w:rPr>
-        <w:t>Mohd</w:t>
-      </w:r>
-      <w:proofErr w:type="spellEnd"/>
-      <w:r>
-        <w:rPr>
-          <w:rStyle w:val="Strong"/>
-          <w:sz w:val="22"/>
-          <w:szCs w:val="22"/>
-        </w:rPr>
         <w:t xml:space="preserve"> </w:t>
       </w:r>
-      <w:proofErr w:type="spellStart"/>
-      <w:r>
-        <w:rPr>
-          <w:rStyle w:val="Strong"/>
-          <w:sz w:val="22"/>
-          <w:szCs w:val="22"/>
-        </w:rPr>
-        <w:t>Sharip</w:t>
-      </w:r>
-      <w:proofErr w:type="spellEnd"/>
-      <w:r>
-        <w:rPr>
-          <w:rStyle w:val="Strong"/>
-          <w:sz w:val="22"/>
-          <w:szCs w:val="22"/>
-        </w:rPr>
-        <w:t xml:space="preserve">, S., </w:t>
-      </w:r>
-      <w:proofErr w:type="spellStart"/>
-      <w:r>
-        <w:rPr>
-          <w:rStyle w:val="Strong"/>
-          <w:sz w:val="22"/>
-          <w:szCs w:val="22"/>
-        </w:rPr>
-        <w:t>Md</w:t>
-      </w:r>
-      <w:proofErr w:type="spellEnd"/>
-      <w:r>
-        <w:rPr>
-          <w:rStyle w:val="Strong"/>
-          <w:sz w:val="22"/>
-          <w:szCs w:val="22"/>
-        </w:rPr>
-        <w:t xml:space="preserve"> </w:t>
-      </w:r>
-      <w:proofErr w:type="spellStart"/>
-      <w:r>
-        <w:rPr>
-          <w:rStyle w:val="Strong"/>
-          <w:sz w:val="22"/>
-          <w:szCs w:val="22"/>
-        </w:rPr>
-        <w:t>Kamdari</w:t>
-      </w:r>
-      <w:proofErr w:type="spellEnd"/>
-      <w:r>
-        <w:rPr>
-          <w:rStyle w:val="Strong"/>
-          <w:sz w:val="22"/>
-          <w:szCs w:val="22"/>
-        </w:rPr>
-        <w:t xml:space="preserve">, N. A., &amp; Ab </w:t>
-      </w:r>
-      <w:proofErr w:type="spellStart"/>
-      <w:r>
-        <w:rPr>
-          <w:rStyle w:val="Strong"/>
-          <w:sz w:val="22"/>
-          <w:szCs w:val="22"/>
-        </w:rPr>
-        <w:t>Wahab</w:t>
-      </w:r>
-      <w:proofErr w:type="spellEnd"/>
-      <w:r>
-        <w:rPr>
-          <w:rStyle w:val="Strong"/>
-          <w:sz w:val="22"/>
-          <w:szCs w:val="22"/>
-        </w:rPr>
-        <w:t>, S. A. (2023).</w:t>
-      </w:r>
-      <w:r>
-        <w:rPr>
-          <w:sz w:val="22"/>
-          <w:szCs w:val="22"/>
-        </w:rPr>
-        <w:t xml:space="preserve"> </w:t>
-      </w:r>
-      <w:proofErr w:type="spellStart"/>
       <w:r>
         <w:rPr>
           <w:rStyle w:val="Emphasis"/>
           <w:sz w:val="22"/>
           <w:szCs w:val="22"/>
         </w:rPr>
-        <w:t>PeerLoom</w:t>
-      </w:r>
-      <w:proofErr w:type="spellEnd"/>
-      <w:r>
-        <w:rPr>
-          <w:rStyle w:val="Emphasis"/>
+        <w:t>PeerLoom: Peer-to-Peer Skill Exchange Platform for University Students.</w:t>
+      </w:r>
+      <w:r>
+        <w:rPr>
           <w:sz w:val="22"/>
           <w:szCs w:val="22"/>
         </w:rPr>
-        <w:t>: Peer-to-Peer Skill Exchange Platform for University Students.</w:t>
-      </w:r>
-      <w:r>
-        <w:rPr>
-          <w:sz w:val="22"/>
-          <w:szCs w:val="22"/>
-        </w:rPr>
-        <w:t xml:space="preserve"> International </w:t>
-      </w:r>
-      <w:proofErr w:type="spellStart"/>
-      <w:r>
-        <w:rPr>
-          <w:sz w:val="22"/>
-          <w:szCs w:val="22"/>
-        </w:rPr>
-        <w:t>Jasin</w:t>
-      </w:r>
-      <w:proofErr w:type="spellEnd"/>
-      <w:r>
-        <w:rPr>
-          <w:sz w:val="22"/>
-          <w:szCs w:val="22"/>
-        </w:rPr>
-        <w:t xml:space="preserve"> Multimedia &amp; Computer Science Invention and Innovation Exhibition (</w:t>
-      </w:r>
-      <w:proofErr w:type="spellStart"/>
-      <w:r>
-        <w:rPr>
-          <w:sz w:val="22"/>
-          <w:szCs w:val="22"/>
-        </w:rPr>
-        <w:t>i-JaMCSIIX</w:t>
-      </w:r>
-      <w:proofErr w:type="spellEnd"/>
-      <w:r>
-        <w:rPr>
-          <w:sz w:val="22"/>
-          <w:szCs w:val="22"/>
-        </w:rPr>
-        <w:t xml:space="preserve"> 2023), p. 65. </w:t>
+        <w:t xml:space="preserve"> International Jasin Multimedia &amp; Computer Science Invention and Innovation Exhibition (i-JaMCSIIX 2023), p. 65. </w:t>
       </w:r>
     </w:p>
     <w:p>
@@ -12588,59 +11827,13 @@
           <w:szCs w:val="22"/>
         </w:rPr>
       </w:pPr>
-      <w:proofErr w:type="spellStart"/>
       <w:r>
         <w:rPr>
           <w:rStyle w:val="Strong"/>
           <w:sz w:val="22"/>
           <w:szCs w:val="22"/>
         </w:rPr>
-        <w:t>Havnes</w:t>
-      </w:r>
-      <w:proofErr w:type="spellEnd"/>
-      <w:r>
-        <w:rPr>
-          <w:rStyle w:val="Strong"/>
-          <w:sz w:val="22"/>
-          <w:szCs w:val="22"/>
-        </w:rPr>
-        <w:t xml:space="preserve">, A., Christiansen, B., </w:t>
-      </w:r>
-      <w:proofErr w:type="spellStart"/>
-      <w:r>
-        <w:rPr>
-          <w:rStyle w:val="Strong"/>
-          <w:sz w:val="22"/>
-          <w:szCs w:val="22"/>
-        </w:rPr>
-        <w:t>Bjørk</w:t>
-      </w:r>
-      <w:proofErr w:type="spellEnd"/>
-      <w:r>
-        <w:rPr>
-          <w:rStyle w:val="Strong"/>
-          <w:sz w:val="22"/>
-          <w:szCs w:val="22"/>
-        </w:rPr>
-        <w:t xml:space="preserve">, I. T., &amp; </w:t>
-      </w:r>
-      <w:proofErr w:type="spellStart"/>
-      <w:r>
-        <w:rPr>
-          <w:rStyle w:val="Strong"/>
-          <w:sz w:val="22"/>
-          <w:szCs w:val="22"/>
-        </w:rPr>
-        <w:t>Hessevaagbakke</w:t>
-      </w:r>
-      <w:proofErr w:type="spellEnd"/>
-      <w:r>
-        <w:rPr>
-          <w:rStyle w:val="Strong"/>
-          <w:sz w:val="22"/>
-          <w:szCs w:val="22"/>
-        </w:rPr>
-        <w:t>, E. (2016).</w:t>
+        <w:t>Havnes, A., Christiansen, B., Bjørk, I. T., &amp; Hessevaagbakke, E. (2016).</w:t>
       </w:r>
       <w:r>
         <w:rPr>
@@ -12700,23 +11893,13 @@
           <w:szCs w:val="22"/>
         </w:rPr>
       </w:pPr>
-      <w:proofErr w:type="spellStart"/>
       <w:r>
         <w:rPr>
           <w:rStyle w:val="Strong"/>
           <w:sz w:val="22"/>
           <w:szCs w:val="22"/>
         </w:rPr>
-        <w:t>Pugatch</w:t>
-      </w:r>
-      <w:proofErr w:type="spellEnd"/>
-      <w:r>
-        <w:rPr>
-          <w:rStyle w:val="Strong"/>
-          <w:sz w:val="22"/>
-          <w:szCs w:val="22"/>
-        </w:rPr>
-        <w:t>, T., &amp; Wilson, N. (2018).</w:t>
+        <w:t>Pugatch, T., &amp; Wilson, N. (2018).</w:t>
       </w:r>
       <w:r>
         <w:rPr>
@@ -12782,43 +11965,7 @@
           <w:sz w:val="22"/>
           <w:szCs w:val="22"/>
         </w:rPr>
-        <w:t xml:space="preserve">Cole, J., Keller, P., </w:t>
-      </w:r>
-      <w:proofErr w:type="spellStart"/>
-      <w:r>
-        <w:rPr>
-          <w:rStyle w:val="Strong"/>
-          <w:sz w:val="22"/>
-          <w:szCs w:val="22"/>
-        </w:rPr>
-        <w:t>Kinzie</w:t>
-      </w:r>
-      <w:proofErr w:type="spellEnd"/>
-      <w:r>
-        <w:rPr>
-          <w:rStyle w:val="Strong"/>
-          <w:sz w:val="22"/>
-          <w:szCs w:val="22"/>
-        </w:rPr>
-        <w:t xml:space="preserve">, J., &amp; </w:t>
-      </w:r>
-      <w:proofErr w:type="spellStart"/>
-      <w:r>
-        <w:rPr>
-          <w:rStyle w:val="Strong"/>
-          <w:sz w:val="22"/>
-          <w:szCs w:val="22"/>
-        </w:rPr>
-        <w:t>Kuh</w:t>
-      </w:r>
-      <w:proofErr w:type="spellEnd"/>
-      <w:r>
-        <w:rPr>
-          <w:rStyle w:val="Strong"/>
-          <w:sz w:val="22"/>
-          <w:szCs w:val="22"/>
-        </w:rPr>
-        <w:t>, G. (2024).</w:t>
+        <w:t>Cole, J., Keller, P., Kinzie, J., &amp; Kuh, G. (2024).</w:t>
       </w:r>
       <w:r>
         <w:rPr>
@@ -12878,78 +12025,13 @@
           <w:szCs w:val="22"/>
         </w:rPr>
       </w:pPr>
-      <w:proofErr w:type="spellStart"/>
       <w:r>
         <w:rPr>
           <w:rStyle w:val="Strong"/>
           <w:sz w:val="22"/>
           <w:szCs w:val="22"/>
         </w:rPr>
-        <w:lastRenderedPageBreak/>
-        <w:t>Rêka</w:t>
-      </w:r>
-      <w:proofErr w:type="spellEnd"/>
-      <w:r>
-        <w:rPr>
-          <w:rStyle w:val="Strong"/>
-          <w:sz w:val="22"/>
-          <w:szCs w:val="22"/>
-        </w:rPr>
-        <w:t xml:space="preserve">, M., </w:t>
-      </w:r>
-      <w:proofErr w:type="spellStart"/>
-      <w:r>
-        <w:rPr>
-          <w:rStyle w:val="Strong"/>
-          <w:sz w:val="22"/>
-          <w:szCs w:val="22"/>
-        </w:rPr>
-        <w:t>Indumathi</w:t>
-      </w:r>
-      <w:proofErr w:type="spellEnd"/>
-      <w:r>
-        <w:rPr>
-          <w:rStyle w:val="Strong"/>
-          <w:sz w:val="22"/>
-          <w:szCs w:val="22"/>
-        </w:rPr>
-        <w:t xml:space="preserve">, V., </w:t>
-      </w:r>
-      <w:proofErr w:type="spellStart"/>
-      <w:r>
-        <w:rPr>
-          <w:rStyle w:val="Strong"/>
-          <w:sz w:val="22"/>
-          <w:szCs w:val="22"/>
-        </w:rPr>
-        <w:t>Arutjothi</w:t>
-      </w:r>
-      <w:proofErr w:type="spellEnd"/>
-      <w:r>
-        <w:rPr>
-          <w:rStyle w:val="Strong"/>
-          <w:sz w:val="22"/>
-          <w:szCs w:val="22"/>
-        </w:rPr>
-        <w:t xml:space="preserve">, G., &amp; </w:t>
-      </w:r>
-      <w:proofErr w:type="spellStart"/>
-      <w:r>
-        <w:rPr>
-          <w:rStyle w:val="Strong"/>
-          <w:sz w:val="22"/>
-          <w:szCs w:val="22"/>
-        </w:rPr>
-        <w:t>Vanitha</w:t>
-      </w:r>
-      <w:proofErr w:type="spellEnd"/>
-      <w:r>
-        <w:rPr>
-          <w:rStyle w:val="Strong"/>
-          <w:sz w:val="22"/>
-          <w:szCs w:val="22"/>
-        </w:rPr>
-        <w:t>, S. (2026).</w:t>
+        <w:t>Rêka, M., Indumathi, V., Arutjothi, G., &amp; Vanitha, S. (2026).</w:t>
       </w:r>
       <w:r>
         <w:rPr>
@@ -13009,109 +12091,43 @@
           <w:szCs w:val="22"/>
         </w:rPr>
       </w:pPr>
-      <w:proofErr w:type="spellStart"/>
       <w:r>
         <w:rPr>
           <w:rStyle w:val="Strong"/>
           <w:sz w:val="22"/>
           <w:szCs w:val="22"/>
         </w:rPr>
-        <w:t>Thoke</w:t>
-      </w:r>
-      <w:proofErr w:type="spellEnd"/>
-      <w:r>
-        <w:rPr>
-          <w:rStyle w:val="Strong"/>
+        <w:t>Thoke, B., Patidar, A., Gautam, S., &amp; Pagare, S. (2026).</w:t>
+      </w:r>
+      <w:r>
+        <w:rPr>
           <w:sz w:val="22"/>
           <w:szCs w:val="22"/>
         </w:rPr>
-        <w:t xml:space="preserve">, B., </w:t>
-      </w:r>
-      <w:proofErr w:type="spellStart"/>
-      <w:r>
-        <w:rPr>
-          <w:rStyle w:val="Strong"/>
-          <w:sz w:val="22"/>
-          <w:szCs w:val="22"/>
-        </w:rPr>
-        <w:t>Patidar</w:t>
-      </w:r>
-      <w:proofErr w:type="spellEnd"/>
-      <w:r>
-        <w:rPr>
-          <w:rStyle w:val="Strong"/>
-          <w:sz w:val="22"/>
-          <w:szCs w:val="22"/>
-        </w:rPr>
-        <w:t xml:space="preserve">, A., </w:t>
-      </w:r>
-      <w:proofErr w:type="spellStart"/>
-      <w:r>
-        <w:rPr>
-          <w:rStyle w:val="Strong"/>
-          <w:sz w:val="22"/>
-          <w:szCs w:val="22"/>
-        </w:rPr>
-        <w:t>Gautam</w:t>
-      </w:r>
-      <w:proofErr w:type="spellEnd"/>
-      <w:r>
-        <w:rPr>
-          <w:rStyle w:val="Strong"/>
-          <w:sz w:val="22"/>
-          <w:szCs w:val="22"/>
-        </w:rPr>
-        <w:t xml:space="preserve">, S., &amp; </w:t>
-      </w:r>
-      <w:proofErr w:type="spellStart"/>
-      <w:r>
-        <w:rPr>
-          <w:rStyle w:val="Strong"/>
-          <w:sz w:val="22"/>
-          <w:szCs w:val="22"/>
-        </w:rPr>
-        <w:t>Pagare</w:t>
-      </w:r>
-      <w:proofErr w:type="spellEnd"/>
-      <w:r>
-        <w:rPr>
-          <w:rStyle w:val="Strong"/>
-          <w:sz w:val="22"/>
-          <w:szCs w:val="22"/>
-        </w:rPr>
-        <w:t>, S. (2026).</w:t>
-      </w:r>
-      <w:r>
-        <w:rPr>
-          <w:sz w:val="22"/>
-          <w:szCs w:val="22"/>
-        </w:rPr>
         <w:t xml:space="preserve"> </w:t>
       </w:r>
-      <w:proofErr w:type="spellStart"/>
       <w:r>
         <w:rPr>
           <w:rStyle w:val="Emphasis"/>
           <w:sz w:val="22"/>
           <w:szCs w:val="22"/>
         </w:rPr>
-        <w:t>SkillSwap</w:t>
-      </w:r>
-      <w:proofErr w:type="spellEnd"/>
-      <w:r>
-        <w:rPr>
-          <w:rStyle w:val="Emphasis"/>
+        <w:t>SkillSwap – Micro Skill Exchange Platform.</w:t>
+      </w:r>
+      <w:r>
+        <w:rPr>
           <w:sz w:val="22"/>
           <w:szCs w:val="22"/>
         </w:rPr>
-        <w:t xml:space="preserve"> – Micro Skill Exchange Platform.</w:t>
+        <w:t xml:space="preserve"> International Journal of Creative and Open Research in Engineering and </w:t>
       </w:r>
       <w:r>
         <w:rPr>
           <w:sz w:val="22"/>
           <w:szCs w:val="22"/>
         </w:rPr>
-        <w:t xml:space="preserve"> International Journal of Creative and Open Research in Engineering and Management, 2(5).</w:t>
+        <w:lastRenderedPageBreak/>
+        <w:t>Management, 2(5).</w:t>
       </w:r>
       <w:r>
         <w:rPr>
@@ -13149,66 +12165,28 @@
           <w:szCs w:val="22"/>
         </w:rPr>
       </w:pPr>
-      <w:proofErr w:type="spellStart"/>
       <w:r>
         <w:rPr>
           <w:rStyle w:val="Strong"/>
           <w:sz w:val="22"/>
           <w:szCs w:val="22"/>
         </w:rPr>
-        <w:t>Jadhav</w:t>
-      </w:r>
-      <w:proofErr w:type="spellEnd"/>
-      <w:r>
-        <w:rPr>
-          <w:rStyle w:val="Strong"/>
+        <w:t>Jadhav, N., &amp; Ahire, P. (2025).</w:t>
+      </w:r>
+      <w:r>
+        <w:rPr>
           <w:sz w:val="22"/>
           <w:szCs w:val="22"/>
         </w:rPr>
-        <w:t xml:space="preserve">, N., &amp; </w:t>
-      </w:r>
-      <w:proofErr w:type="spellStart"/>
-      <w:r>
-        <w:rPr>
-          <w:rStyle w:val="Strong"/>
-          <w:sz w:val="22"/>
-          <w:szCs w:val="22"/>
-        </w:rPr>
-        <w:t>Ahire</w:t>
-      </w:r>
-      <w:proofErr w:type="spellEnd"/>
-      <w:r>
-        <w:rPr>
-          <w:rStyle w:val="Strong"/>
-          <w:sz w:val="22"/>
-          <w:szCs w:val="22"/>
-        </w:rPr>
-        <w:t>, P. (2025).</w:t>
-      </w:r>
-      <w:r>
-        <w:rPr>
-          <w:sz w:val="22"/>
-          <w:szCs w:val="22"/>
-        </w:rPr>
         <w:t xml:space="preserve"> </w:t>
       </w:r>
-      <w:proofErr w:type="spellStart"/>
       <w:r>
         <w:rPr>
           <w:rStyle w:val="Emphasis"/>
           <w:sz w:val="22"/>
           <w:szCs w:val="22"/>
         </w:rPr>
-        <w:t>Connectra</w:t>
-      </w:r>
-      <w:proofErr w:type="spellEnd"/>
-      <w:r>
-        <w:rPr>
-          <w:rStyle w:val="Emphasis"/>
-          <w:sz w:val="22"/>
-          <w:szCs w:val="22"/>
-        </w:rPr>
-        <w:t>: A Peer-to-Peer Skill Exchange Platform for Academic and Professional Development.</w:t>
+        <w:t>Connectra: A Peer-to-Peer Skill Exchange Platform for Academic and Professional Development.</w:t>
       </w:r>
       <w:r>
         <w:rPr>
@@ -13230,84 +12208,28 @@
           <w:szCs w:val="22"/>
         </w:rPr>
       </w:pPr>
-      <w:proofErr w:type="spellStart"/>
       <w:r>
         <w:rPr>
           <w:rStyle w:val="Strong"/>
           <w:sz w:val="22"/>
           <w:szCs w:val="22"/>
         </w:rPr>
-        <w:t>Rohit</w:t>
-      </w:r>
-      <w:proofErr w:type="spellEnd"/>
-      <w:r>
-        <w:rPr>
-          <w:rStyle w:val="Strong"/>
+        <w:t>Rohit Kumar Kushwaha, R. K., Kumar, R., Sharma, R. R., &amp; Dangi, S. (2026).</w:t>
+      </w:r>
+      <w:r>
+        <w:rPr>
           <w:sz w:val="22"/>
           <w:szCs w:val="22"/>
         </w:rPr>
-        <w:t xml:space="preserve"> Kumar </w:t>
-      </w:r>
-      <w:proofErr w:type="spellStart"/>
-      <w:r>
-        <w:rPr>
-          <w:rStyle w:val="Strong"/>
-          <w:sz w:val="22"/>
-          <w:szCs w:val="22"/>
-        </w:rPr>
-        <w:t>Kushwaha</w:t>
-      </w:r>
-      <w:proofErr w:type="spellEnd"/>
-      <w:r>
-        <w:rPr>
-          <w:rStyle w:val="Strong"/>
-          <w:sz w:val="22"/>
-          <w:szCs w:val="22"/>
-        </w:rPr>
-        <w:t xml:space="preserve">, R. K., Kumar, R., Sharma, R. R., &amp; </w:t>
-      </w:r>
-      <w:proofErr w:type="spellStart"/>
-      <w:r>
-        <w:rPr>
-          <w:rStyle w:val="Strong"/>
-          <w:sz w:val="22"/>
-          <w:szCs w:val="22"/>
-        </w:rPr>
-        <w:t>Dangi</w:t>
-      </w:r>
-      <w:proofErr w:type="spellEnd"/>
-      <w:r>
-        <w:rPr>
-          <w:rStyle w:val="Strong"/>
-          <w:sz w:val="22"/>
-          <w:szCs w:val="22"/>
-        </w:rPr>
-        <w:t>, S. (2026).</w:t>
-      </w:r>
-      <w:r>
-        <w:rPr>
-          <w:sz w:val="22"/>
-          <w:szCs w:val="22"/>
-        </w:rPr>
         <w:t xml:space="preserve"> </w:t>
       </w:r>
-      <w:proofErr w:type="spellStart"/>
       <w:r>
         <w:rPr>
           <w:rStyle w:val="Emphasis"/>
           <w:sz w:val="22"/>
           <w:szCs w:val="22"/>
         </w:rPr>
-        <w:t>SkillSwap</w:t>
-      </w:r>
-      <w:proofErr w:type="spellEnd"/>
-      <w:r>
-        <w:rPr>
-          <w:rStyle w:val="Emphasis"/>
-          <w:sz w:val="22"/>
-          <w:szCs w:val="22"/>
-        </w:rPr>
-        <w:t>: A Peer-to-Peer Skill Exchange Platform for Community-Driven Learning.</w:t>
+        <w:t>SkillSwap: A Peer-to-Peer Skill Exchange Platform for Community-Driven Learning.</w:t>
       </w:r>
       <w:r>
         <w:rPr>
@@ -13413,15 +12335,7 @@
         <w:pStyle w:val="NormalWeb"/>
       </w:pPr>
       <w:r>
-        <w:t xml:space="preserve">Sample student records used for testing the </w:t>
-      </w:r>
-      <w:proofErr w:type="spellStart"/>
-      <w:r>
-        <w:t>Viniyog</w:t>
-      </w:r>
-      <w:proofErr w:type="spellEnd"/>
-      <w:r>
-        <w:t xml:space="preserve"> platform:</w:t>
+        <w:t>Sample student records used for testing the Viniyog platform:</w:t>
       </w:r>
     </w:p>
     <w:tbl>
@@ -13431,11 +12345,11 @@
         <w:tblLook w:val="04A0" w:firstRow="1" w:lastRow="0" w:firstColumn="1" w:lastColumn="0" w:noHBand="0" w:noVBand="1"/>
       </w:tblPr>
       <w:tblGrid>
-        <w:gridCol w:w="1338"/>
-        <w:gridCol w:w="1646"/>
-        <w:gridCol w:w="2162"/>
-        <w:gridCol w:w="1796"/>
-        <w:gridCol w:w="2074"/>
+        <w:gridCol w:w="1311"/>
+        <w:gridCol w:w="1609"/>
+        <w:gridCol w:w="2152"/>
+        <w:gridCol w:w="1755"/>
+        <w:gridCol w:w="2055"/>
       </w:tblGrid>
       <w:tr>
         <w:trPr>
@@ -13628,7 +12542,7 @@
             <w:pPr>
               <w:cnfStyle w:val="000000000000" w:firstRow="0" w:lastRow="0" w:firstColumn="0" w:lastColumn="0" w:oddVBand="0" w:evenVBand="0" w:oddHBand="0" w:evenHBand="0" w:firstRowFirstColumn="0" w:firstRowLastColumn="0" w:lastRowFirstColumn="0" w:lastRowLastColumn="0"/>
             </w:pPr>
-            <w:hyperlink r:id="rId30" w:history="1">
+            <w:hyperlink r:id="rId32" w:history="1">
               <w:r>
                 <w:rPr>
                   <w:rStyle w:val="Hyperlink"/>
@@ -13703,7 +12617,7 @@
             <w:pPr>
               <w:cnfStyle w:val="000000000000" w:firstRow="0" w:lastRow="0" w:firstColumn="0" w:lastColumn="0" w:oddVBand="0" w:evenVBand="0" w:oddHBand="0" w:evenHBand="0" w:firstRowFirstColumn="0" w:firstRowLastColumn="0" w:lastRowFirstColumn="0" w:lastRowLastColumn="0"/>
             </w:pPr>
-            <w:hyperlink r:id="rId31" w:history="1">
+            <w:hyperlink r:id="rId33" w:history="1">
               <w:r>
                 <w:rPr>
                   <w:rStyle w:val="Hyperlink"/>
@@ -13736,13 +12650,8 @@
             <w:pPr>
               <w:cnfStyle w:val="000000000000" w:firstRow="0" w:lastRow="0" w:firstColumn="0" w:lastColumn="0" w:oddVBand="0" w:evenVBand="0" w:oddHBand="0" w:evenHBand="0" w:firstRowFirstColumn="0" w:firstRowLastColumn="0" w:lastRowFirstColumn="0" w:lastRowLastColumn="0"/>
             </w:pPr>
-            <w:proofErr w:type="spellStart"/>
             <w:r>
-              <w:t>Priya</w:t>
-            </w:r>
-            <w:proofErr w:type="spellEnd"/>
-            <w:r>
-              <w:t xml:space="preserve"> Joshi</w:t>
+              <w:t>Priya Joshi</w:t>
             </w:r>
           </w:p>
         </w:tc>
@@ -13783,7 +12692,7 @@
             <w:pPr>
               <w:cnfStyle w:val="000000000000" w:firstRow="0" w:lastRow="0" w:firstColumn="0" w:lastColumn="0" w:oddVBand="0" w:evenVBand="0" w:oddHBand="0" w:evenHBand="0" w:firstRowFirstColumn="0" w:firstRowLastColumn="0" w:lastRowFirstColumn="0" w:lastRowLastColumn="0"/>
             </w:pPr>
-            <w:hyperlink r:id="rId32" w:history="1">
+            <w:hyperlink r:id="rId34" w:history="1">
               <w:r>
                 <w:rPr>
                   <w:rStyle w:val="Hyperlink"/>
@@ -13829,10 +12738,10 @@
         <w:tblLook w:val="04A0" w:firstRow="1" w:lastRow="0" w:firstColumn="1" w:lastColumn="0" w:noHBand="0" w:noVBand="1"/>
       </w:tblPr>
       <w:tblGrid>
-        <w:gridCol w:w="1399"/>
-        <w:gridCol w:w="1948"/>
-        <w:gridCol w:w="3007"/>
-        <w:gridCol w:w="2359"/>
+        <w:gridCol w:w="1395"/>
+        <w:gridCol w:w="1949"/>
+        <w:gridCol w:w="3024"/>
+        <w:gridCol w:w="2345"/>
       </w:tblGrid>
       <w:tr>
         <w:trPr>
@@ -14210,10 +13119,10 @@
         <w:tblLook w:val="04A0" w:firstRow="1" w:lastRow="0" w:firstColumn="1" w:lastColumn="0" w:noHBand="0" w:noVBand="1"/>
       </w:tblPr>
       <w:tblGrid>
-        <w:gridCol w:w="1450"/>
-        <w:gridCol w:w="1945"/>
-        <w:gridCol w:w="3540"/>
-        <w:gridCol w:w="1702"/>
+        <w:gridCol w:w="1468"/>
+        <w:gridCol w:w="1947"/>
+        <w:gridCol w:w="3566"/>
+        <w:gridCol w:w="1656"/>
       </w:tblGrid>
       <w:tr>
         <w:trPr>
@@ -14372,6 +13281,7 @@
           </w:tcPr>
           <w:p>
             <w:r>
+              <w:lastRenderedPageBreak/>
               <w:t>2</w:t>
             </w:r>
           </w:p>
@@ -14494,11 +13404,11 @@
         <w:tblLook w:val="04A0" w:firstRow="1" w:lastRow="0" w:firstColumn="1" w:lastColumn="0" w:noHBand="0" w:noVBand="1"/>
       </w:tblPr>
       <w:tblGrid>
-        <w:gridCol w:w="1709"/>
-        <w:gridCol w:w="1554"/>
-        <w:gridCol w:w="1771"/>
-        <w:gridCol w:w="2205"/>
-        <w:gridCol w:w="1414"/>
+        <w:gridCol w:w="1702"/>
+        <w:gridCol w:w="1552"/>
+        <w:gridCol w:w="1760"/>
+        <w:gridCol w:w="2182"/>
+        <w:gridCol w:w="1457"/>
       </w:tblGrid>
       <w:tr>
         <w:trPr>
@@ -14805,7 +13715,7 @@
     <w:p>
       <w:r>
         <w:pict w14:anchorId="0A57C8DC">
-          <v:rect id="_x0000_i1064" style="width:0;height:1.5pt" o:hralign="center" o:hrstd="t" o:hr="t" fillcolor="#a0a0a0" stroked="f"/>
+          <v:rect id="_x0000_i1045" style="width:0;height:1.5pt" o:hralign="center" o:hrstd="t" o:hr="t" fillcolor="#a0a0a0" stroked="f"/>
         </w:pict>
       </w:r>
     </w:p>
@@ -14846,15 +13756,7 @@
         <w:pStyle w:val="NormalWeb"/>
       </w:pPr>
       <w:r>
-        <w:t xml:space="preserve">The following screenshots of the </w:t>
-      </w:r>
-      <w:proofErr w:type="spellStart"/>
-      <w:r>
-        <w:t>Viniyog</w:t>
-      </w:r>
-      <w:proofErr w:type="spellEnd"/>
-      <w:r>
-        <w:t xml:space="preserve"> web application can be included:</w:t>
+        <w:t>The following screenshots of the Viniyog web application can be included:</w:t>
       </w:r>
     </w:p>
     <w:p>
@@ -14956,8 +13858,6 @@
         </w:rPr>
         <w:t xml:space="preserve"> </w:t>
       </w:r>
-      <w:bookmarkStart w:id="0" w:name="_GoBack"/>
-      <w:bookmarkEnd w:id="0"/>
     </w:p>
     <w:p>
       <w:pPr>
@@ -15195,7 +14095,6 @@
         </w:rPr>
         <w:t xml:space="preserve">This report presents the design, development, implementation, and testing of </w:t>
       </w:r>
-      <w:proofErr w:type="spellStart"/>
       <w:r>
         <w:rPr>
           <w:rStyle w:val="Strong"/>
@@ -15203,9 +14102,23 @@
           <w:sz w:val="28"/>
           <w:szCs w:val="28"/>
         </w:rPr>
-        <w:t>Viniyog</w:t>
-      </w:r>
-      <w:proofErr w:type="spellEnd"/>
+        <w:t>Viniyog – Skill Exchange Platform</w:t>
+      </w:r>
+      <w:r>
+        <w:rPr>
+          <w:sz w:val="28"/>
+          <w:szCs w:val="28"/>
+        </w:rPr>
+        <w:t xml:space="preserve">, a web-based platform designed for </w:t>
+      </w:r>
+      <w:r>
+        <w:rPr>
+          <w:sz w:val="28"/>
+          <w:szCs w:val="28"/>
+        </w:rPr>
+        <w:lastRenderedPageBreak/>
+        <w:t xml:space="preserve">college students to discover peers, share skills and learning resources, and request skill exchanges. The system uses </w:t>
+      </w:r>
       <w:r>
         <w:rPr>
           <w:rStyle w:val="Strong"/>
@@ -15213,15 +14126,40 @@
           <w:sz w:val="28"/>
           <w:szCs w:val="28"/>
         </w:rPr>
-        <w:t xml:space="preserve"> – Skill Exchange Platform</w:t>
+        <w:t>HTML, CSS, JavaScript, Node.js, Express.js, and MySQL</w:t>
       </w:r>
       <w:r>
         <w:rPr>
           <w:sz w:val="28"/>
           <w:szCs w:val="28"/>
         </w:rPr>
-        <w:t xml:space="preserve">, a web-based platform designed for college students to discover peers, share skills and learning resources, and request skill exchanges. The system uses </w:t>
-      </w:r>
+        <w:t xml:space="preserve"> to provide a simple, organized, and user-friendly platform for peer-to-peer learning.</w:t>
+      </w:r>
+    </w:p>
+    <w:p>
+      <w:pPr>
+        <w:pStyle w:val="NormalWeb"/>
+        <w:rPr>
+          <w:sz w:val="28"/>
+          <w:szCs w:val="28"/>
+        </w:rPr>
+      </w:pPr>
+      <w:r>
+        <w:rPr>
+          <w:sz w:val="28"/>
+          <w:szCs w:val="28"/>
+        </w:rPr>
+        <w:t>The report documents the major requirements, system architecture, modules, database design, implementation, testing, results, limitations, and future enhancements of the Viniyog platform. It provides a structured reference for understanding the development and functionality of the project and supports its evaluation as an academic mini project.</w:t>
+      </w:r>
+    </w:p>
+    <w:p>
+      <w:pPr>
+        <w:pStyle w:val="NormalWeb"/>
+        <w:rPr>
+          <w:sz w:val="28"/>
+          <w:szCs w:val="28"/>
+        </w:rPr>
+      </w:pPr>
       <w:r>
         <w:rPr>
           <w:rStyle w:val="Strong"/>
@@ -15229,75 +14167,7 @@
           <w:sz w:val="28"/>
           <w:szCs w:val="28"/>
         </w:rPr>
-        <w:t>HTML, CSS, JavaScript, Node.js, Express.js, and MySQL</w:t>
-      </w:r>
-      <w:r>
-        <w:rPr>
-          <w:sz w:val="28"/>
-          <w:szCs w:val="28"/>
-        </w:rPr>
-        <w:t xml:space="preserve"> to provide a simple, organized, and user-friendly platform for peer-to-peer learning.</w:t>
-      </w:r>
-    </w:p>
-    <w:p>
-      <w:pPr>
-        <w:pStyle w:val="NormalWeb"/>
-        <w:rPr>
-          <w:sz w:val="28"/>
-          <w:szCs w:val="28"/>
-        </w:rPr>
-      </w:pPr>
-      <w:r>
-        <w:rPr>
-          <w:sz w:val="28"/>
-          <w:szCs w:val="28"/>
-        </w:rPr>
-        <w:t xml:space="preserve">The report documents the major requirements, system architecture, modules, database design, implementation, testing, results, limitations, and future enhancements of the </w:t>
-      </w:r>
-      <w:proofErr w:type="spellStart"/>
-      <w:r>
-        <w:rPr>
-          <w:sz w:val="28"/>
-          <w:szCs w:val="28"/>
-        </w:rPr>
-        <w:t>Viniyog</w:t>
-      </w:r>
-      <w:proofErr w:type="spellEnd"/>
-      <w:r>
-        <w:rPr>
-          <w:sz w:val="28"/>
-          <w:szCs w:val="28"/>
-        </w:rPr>
-        <w:t xml:space="preserve"> platform. It provides a structured reference for understanding the development and functionality of the project and supports its evaluation as an academic mini project.</w:t>
-      </w:r>
-    </w:p>
-    <w:p>
-      <w:pPr>
-        <w:pStyle w:val="NormalWeb"/>
-        <w:rPr>
-          <w:sz w:val="28"/>
-          <w:szCs w:val="28"/>
-        </w:rPr>
-      </w:pPr>
-      <w:proofErr w:type="spellStart"/>
-      <w:r>
-        <w:rPr>
-          <w:rStyle w:val="Strong"/>
-          <w:rFonts w:eastAsiaTheme="majorEastAsia"/>
-          <w:sz w:val="28"/>
-          <w:szCs w:val="28"/>
-        </w:rPr>
-        <w:t>Viniyog</w:t>
-      </w:r>
-      <w:proofErr w:type="spellEnd"/>
-      <w:r>
-        <w:rPr>
-          <w:rStyle w:val="Strong"/>
-          <w:rFonts w:eastAsiaTheme="majorEastAsia"/>
-          <w:sz w:val="28"/>
-          <w:szCs w:val="28"/>
-        </w:rPr>
-        <w:t xml:space="preserve"> – Together We Learn. Together We Grow.</w:t>
+        <w:t>Viniyog – Together We Learn. Together We Grow.</w:t>
       </w:r>
     </w:p>
     <w:p>
@@ -15380,10 +14250,10 @@
 </file>
 
 <file path=word/numbering.xml><?xml version="1.0" encoding="utf-8"?>
-<w:numbering xmlns:wpc="http://schemas.microsoft.com/office/word/2010/wordprocessingCanvas" xmlns:cx="http://schemas.microsoft.com/office/drawing/2014/chartex" xmlns:cx1="http://schemas.microsoft.com/office/drawing/2015/9/8/chartex" xmlns:mc="http://schemas.openxmlformats.org/markup-compatibility/2006" xmlns:o="urn:schemas-microsoft-com:office:office" xmlns:r="http://schemas.openxmlformats.org/officeDocument/2006/relationships" xmlns:m="http://schemas.openxmlformats.org/officeDocument/2006/math" xmlns:v="urn:schemas-microsoft-com:vml" xmlns:wp14="http://schemas.microsoft.com/office/word/2010/wordprocessingDrawing" xmlns:wp="http://schemas.openxmlformats.org/drawingml/2006/wordprocessingDrawing" xmlns:w10="urn:schemas-microsoft-com:office:word" xmlns:w="http://schemas.openxmlformats.org/wordprocessingml/2006/main" xmlns:w14="http://schemas.microsoft.com/office/word/2010/wordml" xmlns:w15="http://schemas.microsoft.com/office/word/2012/wordml" xmlns:w16se="http://schemas.microsoft.com/office/word/2015/wordml/symex" xmlns:wpg="http://schemas.microsoft.com/office/word/2010/wordprocessingGroup" xmlns:wpi="http://schemas.microsoft.com/office/word/2010/wordprocessingInk" xmlns:wne="http://schemas.microsoft.com/office/word/2006/wordml" xmlns:wps="http://schemas.microsoft.com/office/word/2010/wordprocessingShape" mc:Ignorable="w14 w15 w16se wp14">
+<w:numbering xmlns:wpc="http://schemas.microsoft.com/office/word/2010/wordprocessingCanvas" xmlns:cx="http://schemas.microsoft.com/office/drawing/2014/chartex" xmlns:cx1="http://schemas.microsoft.com/office/drawing/2015/9/8/chartex" xmlns:cx2="http://schemas.microsoft.com/office/drawing/2015/10/21/chartex" xmlns:cx3="http://schemas.microsoft.com/office/drawing/2016/5/9/chartex" xmlns:cx4="http://schemas.microsoft.com/office/drawing/2016/5/10/chartex" xmlns:cx5="http://schemas.microsoft.com/office/drawing/2016/5/11/chartex" xmlns:cx6="http://schemas.microsoft.com/office/drawing/2016/5/12/chartex" xmlns:cx7="http://schemas.microsoft.com/office/drawing/2016/5/13/chartex" xmlns:cx8="http://schemas.microsoft.com/office/drawing/2016/5/14/chartex" xmlns:mc="http://schemas.openxmlformats.org/markup-compatibility/2006" xmlns:aink="http://schemas.microsoft.com/office/drawing/2016/ink" xmlns:am3d="http://schemas.microsoft.com/office/drawing/2017/model3d" xmlns:o="urn:schemas-microsoft-com:office:office" xmlns:oel="http://schemas.microsoft.com/office/2019/extlst" xmlns:r="http://schemas.openxmlformats.org/officeDocument/2006/relationships" xmlns:m="http://schemas.openxmlformats.org/officeDocument/2006/math" xmlns:v="urn:schemas-microsoft-com:vml" xmlns:wp14="http://schemas.microsoft.com/office/word/2010/wordprocessingDrawing" xmlns:wp="http://schemas.openxmlformats.org/drawingml/2006/wordprocessingDrawing" xmlns:w10="urn:schemas-microsoft-com:office:word" xmlns:w="http://schemas.openxmlformats.org/wordprocessingml/2006/main" xmlns:w14="http://schemas.microsoft.com/office/word/2010/wordml" xmlns:w15="http://schemas.microsoft.com/office/word/2012/wordml" xmlns:w16cex="http://schemas.microsoft.com/office/word/2018/wordml/cex" xmlns:w16cid="http://schemas.microsoft.com/office/word/2016/wordml/cid" xmlns:w16="http://schemas.microsoft.com/office/word/2018/wordml" xmlns:w16du="http://schemas.microsoft.com/office/word/2023/wordml/word16du" xmlns:w16sdtdh="http://schemas.microsoft.com/office/word/2020/wordml/sdtdatahash" xmlns:w16sdtfl="http://schemas.microsoft.com/office/word/2024/wordml/sdtformatlock" xmlns:w16se="http://schemas.microsoft.com/office/word/2015/wordml/symex" xmlns:wpg="http://schemas.microsoft.com/office/word/2010/wordprocessingGroup" xmlns:wpi="http://schemas.microsoft.com/office/word/2010/wordprocessingInk" xmlns:wne="http://schemas.microsoft.com/office/word/2006/wordml" xmlns:wps="http://schemas.microsoft.com/office/word/2010/wordprocessingShape" mc:Ignorable="w14 w15 w16se w16cid w16 w16cex w16sdtdh w16sdtfl w16du wp14">
   <w:numPicBullet w:numPicBulletId="0">
     <w:pict>
-      <v:rect id="_x0000_i1123" style="width:0;height:1.5pt" o:hralign="center" o:bullet="t" o:hrstd="t" o:hr="t" fillcolor="#a0a0a0" stroked="f"/>
+      <v:rect id="_x0000_i1025" style="width:0;height:1.5pt" o:hralign="center" o:bullet="t" o:hrstd="t" o:hr="t" fillcolor="#a0a0a0" stroked="f"/>
     </w:pict>
   </w:numPicBullet>
   <w:abstractNum w:abstractNumId="0" w15:restartNumberingAfterBreak="0">
@@ -22348,158 +21218,158 @@
       </w:rPr>
     </w:lvl>
   </w:abstractNum>
-  <w:num w:numId="1">
+  <w:num w:numId="1" w16cid:durableId="653921800">
     <w:abstractNumId w:val="21"/>
   </w:num>
-  <w:num w:numId="2">
+  <w:num w:numId="2" w16cid:durableId="1117140939">
     <w:abstractNumId w:val="17"/>
   </w:num>
-  <w:num w:numId="3">
+  <w:num w:numId="3" w16cid:durableId="244460780">
     <w:abstractNumId w:val="27"/>
   </w:num>
-  <w:num w:numId="4">
+  <w:num w:numId="4" w16cid:durableId="147092683">
     <w:abstractNumId w:val="7"/>
   </w:num>
-  <w:num w:numId="5">
+  <w:num w:numId="5" w16cid:durableId="38632340">
     <w:abstractNumId w:val="41"/>
   </w:num>
-  <w:num w:numId="6">
+  <w:num w:numId="6" w16cid:durableId="1281716991">
     <w:abstractNumId w:val="10"/>
   </w:num>
-  <w:num w:numId="7">
+  <w:num w:numId="7" w16cid:durableId="1359937864">
     <w:abstractNumId w:val="47"/>
   </w:num>
-  <w:num w:numId="8">
+  <w:num w:numId="8" w16cid:durableId="556402795">
     <w:abstractNumId w:val="22"/>
   </w:num>
-  <w:num w:numId="9">
+  <w:num w:numId="9" w16cid:durableId="407458817">
     <w:abstractNumId w:val="33"/>
   </w:num>
-  <w:num w:numId="10">
+  <w:num w:numId="10" w16cid:durableId="915893041">
     <w:abstractNumId w:val="9"/>
   </w:num>
-  <w:num w:numId="11">
+  <w:num w:numId="11" w16cid:durableId="1820149608">
     <w:abstractNumId w:val="6"/>
   </w:num>
-  <w:num w:numId="12">
+  <w:num w:numId="12" w16cid:durableId="1433211228">
     <w:abstractNumId w:val="24"/>
   </w:num>
-  <w:num w:numId="13">
+  <w:num w:numId="13" w16cid:durableId="1738281325">
     <w:abstractNumId w:val="13"/>
   </w:num>
-  <w:num w:numId="14">
+  <w:num w:numId="14" w16cid:durableId="1632780555">
     <w:abstractNumId w:val="23"/>
   </w:num>
-  <w:num w:numId="15">
+  <w:num w:numId="15" w16cid:durableId="2120641645">
     <w:abstractNumId w:val="43"/>
   </w:num>
-  <w:num w:numId="16">
+  <w:num w:numId="16" w16cid:durableId="1216624164">
     <w:abstractNumId w:val="14"/>
   </w:num>
-  <w:num w:numId="17">
+  <w:num w:numId="17" w16cid:durableId="1728146399">
     <w:abstractNumId w:val="39"/>
   </w:num>
-  <w:num w:numId="18">
+  <w:num w:numId="18" w16cid:durableId="2087876263">
     <w:abstractNumId w:val="3"/>
   </w:num>
-  <w:num w:numId="19">
+  <w:num w:numId="19" w16cid:durableId="1082873690">
     <w:abstractNumId w:val="30"/>
   </w:num>
-  <w:num w:numId="20">
+  <w:num w:numId="20" w16cid:durableId="1199243606">
     <w:abstractNumId w:val="12"/>
   </w:num>
-  <w:num w:numId="21">
+  <w:num w:numId="21" w16cid:durableId="1168519846">
     <w:abstractNumId w:val="15"/>
   </w:num>
-  <w:num w:numId="22">
+  <w:num w:numId="22" w16cid:durableId="1065185754">
     <w:abstractNumId w:val="45"/>
   </w:num>
-  <w:num w:numId="23">
+  <w:num w:numId="23" w16cid:durableId="1797481369">
     <w:abstractNumId w:val="5"/>
   </w:num>
-  <w:num w:numId="24">
+  <w:num w:numId="24" w16cid:durableId="608853219">
     <w:abstractNumId w:val="2"/>
   </w:num>
-  <w:num w:numId="25">
+  <w:num w:numId="25" w16cid:durableId="1774980029">
     <w:abstractNumId w:val="44"/>
   </w:num>
-  <w:num w:numId="26">
+  <w:num w:numId="26" w16cid:durableId="1444687119">
     <w:abstractNumId w:val="48"/>
   </w:num>
-  <w:num w:numId="27">
+  <w:num w:numId="27" w16cid:durableId="398020313">
     <w:abstractNumId w:val="29"/>
   </w:num>
-  <w:num w:numId="28">
+  <w:num w:numId="28" w16cid:durableId="565577202">
     <w:abstractNumId w:val="40"/>
   </w:num>
-  <w:num w:numId="29">
+  <w:num w:numId="29" w16cid:durableId="769619984">
     <w:abstractNumId w:val="26"/>
   </w:num>
-  <w:num w:numId="30">
+  <w:num w:numId="30" w16cid:durableId="1504317533">
     <w:abstractNumId w:val="0"/>
   </w:num>
-  <w:num w:numId="31">
+  <w:num w:numId="31" w16cid:durableId="1030297092">
     <w:abstractNumId w:val="38"/>
   </w:num>
-  <w:num w:numId="32">
+  <w:num w:numId="32" w16cid:durableId="2144419243">
     <w:abstractNumId w:val="35"/>
   </w:num>
-  <w:num w:numId="33">
+  <w:num w:numId="33" w16cid:durableId="415054020">
     <w:abstractNumId w:val="20"/>
   </w:num>
-  <w:num w:numId="34">
+  <w:num w:numId="34" w16cid:durableId="159781976">
     <w:abstractNumId w:val="42"/>
   </w:num>
-  <w:num w:numId="35">
+  <w:num w:numId="35" w16cid:durableId="1956673945">
     <w:abstractNumId w:val="36"/>
   </w:num>
-  <w:num w:numId="36">
+  <w:num w:numId="36" w16cid:durableId="515074467">
     <w:abstractNumId w:val="37"/>
   </w:num>
-  <w:num w:numId="37">
+  <w:num w:numId="37" w16cid:durableId="2043438004">
     <w:abstractNumId w:val="46"/>
   </w:num>
-  <w:num w:numId="38">
+  <w:num w:numId="38" w16cid:durableId="722172467">
     <w:abstractNumId w:val="34"/>
   </w:num>
-  <w:num w:numId="39">
+  <w:num w:numId="39" w16cid:durableId="1209493223">
     <w:abstractNumId w:val="25"/>
   </w:num>
-  <w:num w:numId="40">
+  <w:num w:numId="40" w16cid:durableId="432743406">
     <w:abstractNumId w:val="32"/>
   </w:num>
-  <w:num w:numId="41">
+  <w:num w:numId="41" w16cid:durableId="106848763">
     <w:abstractNumId w:val="28"/>
   </w:num>
-  <w:num w:numId="42">
+  <w:num w:numId="42" w16cid:durableId="83304502">
     <w:abstractNumId w:val="16"/>
   </w:num>
-  <w:num w:numId="43">
+  <w:num w:numId="43" w16cid:durableId="243538600">
     <w:abstractNumId w:val="31"/>
   </w:num>
-  <w:num w:numId="44">
+  <w:num w:numId="44" w16cid:durableId="1930961202">
     <w:abstractNumId w:val="11"/>
   </w:num>
-  <w:num w:numId="45">
+  <w:num w:numId="45" w16cid:durableId="1741901177">
     <w:abstractNumId w:val="19"/>
   </w:num>
-  <w:num w:numId="46">
+  <w:num w:numId="46" w16cid:durableId="1676616160">
     <w:abstractNumId w:val="8"/>
   </w:num>
-  <w:num w:numId="47">
+  <w:num w:numId="47" w16cid:durableId="306202832">
     <w:abstractNumId w:val="1"/>
   </w:num>
-  <w:num w:numId="48">
+  <w:num w:numId="48" w16cid:durableId="663169926">
     <w:abstractNumId w:val="4"/>
   </w:num>
-  <w:num w:numId="49">
+  <w:num w:numId="49" w16cid:durableId="867253339">
     <w:abstractNumId w:val="18"/>
   </w:num>
 </w:numbering>
 </file>
 
 <file path=word/styles.xml><?xml version="1.0" encoding="utf-8"?>
-<w:styles xmlns:mc="http://schemas.openxmlformats.org/markup-compatibility/2006" xmlns:r="http://schemas.openxmlformats.org/officeDocument/2006/relationships" xmlns:w="http://schemas.openxmlformats.org/wordprocessingml/2006/main" xmlns:w14="http://schemas.microsoft.com/office/word/2010/wordml" xmlns:w15="http://schemas.microsoft.com/office/word/2012/wordml" xmlns:w16se="http://schemas.microsoft.com/office/word/2015/wordml/symex" mc:Ignorable="w14 w15 w16se">
+<w:styles xmlns:mc="http://schemas.openxmlformats.org/markup-compatibility/2006" xmlns:r="http://schemas.openxmlformats.org/officeDocument/2006/relationships" xmlns:w="http://schemas.openxmlformats.org/wordprocessingml/2006/main" xmlns:w14="http://schemas.microsoft.com/office/word/2010/wordml" xmlns:w15="http://schemas.microsoft.com/office/word/2012/wordml" xmlns:w16cex="http://schemas.microsoft.com/office/word/2018/wordml/cex" xmlns:w16cid="http://schemas.microsoft.com/office/word/2016/wordml/cid" xmlns:w16="http://schemas.microsoft.com/office/word/2018/wordml" xmlns:w16du="http://schemas.microsoft.com/office/word/2023/wordml/word16du" xmlns:w16sdtdh="http://schemas.microsoft.com/office/word/2020/wordml/sdtdatahash" xmlns:w16sdtfl="http://schemas.microsoft.com/office/word/2024/wordml/sdtformatlock" xmlns:w16se="http://schemas.microsoft.com/office/word/2015/wordml/symex" mc:Ignorable="w14 w15 w16se w16cid w16 w16cex w16sdtdh w16sdtfl w16du">
   <w:docDefaults>
     <w:rPrDefault>
       <w:rPr>
@@ -22517,7 +21387,7 @@
       </w:pPr>
     </w:pPrDefault>
   </w:docDefaults>
-  <w:latentStyles w:defLockedState="0" w:defUIPriority="99" w:defSemiHidden="0" w:defUnhideWhenUsed="0" w:defQFormat="0" w:count="371">
+  <w:latentStyles w:defLockedState="0" w:defUIPriority="99" w:defSemiHidden="0" w:defUnhideWhenUsed="0" w:defQFormat="0" w:count="376">
     <w:lsdException w:name="Normal" w:uiPriority="0" w:qFormat="1"/>
     <w:lsdException w:name="heading 1" w:uiPriority="9" w:qFormat="1"/>
     <w:lsdException w:name="heading 2" w:semiHidden="1" w:uiPriority="9" w:unhideWhenUsed="1" w:qFormat="1"/>
@@ -22889,6 +21759,11 @@
     <w:lsdException w:name="List Table 5 Dark Accent 6" w:uiPriority="50"/>
     <w:lsdException w:name="List Table 6 Colorful Accent 6" w:uiPriority="51"/>
     <w:lsdException w:name="List Table 7 Colorful Accent 6" w:uiPriority="52"/>
+    <w:lsdException w:name="Mention" w:semiHidden="1" w:unhideWhenUsed="1"/>
+    <w:lsdException w:name="Smart Hyperlink" w:semiHidden="1" w:unhideWhenUsed="1"/>
+    <w:lsdException w:name="Hashtag" w:semiHidden="1" w:unhideWhenUsed="1"/>
+    <w:lsdException w:name="Unresolved Mention" w:semiHidden="1" w:unhideWhenUsed="1"/>
+    <w:lsdException w:name="Smart Link" w:semiHidden="1" w:unhideWhenUsed="1"/>
   </w:latentStyles>
   <w:style w:type="paragraph" w:default="1" w:styleId="Normal">
     <w:name w:val="Normal"/>
@@ -26994,10 +25869,6 @@
             <a:rPr lang="en-IN" sz="1300" b="1"/>
             <a:t>Frontend Layer</a:t>
           </a:r>
-          <a:r>
-            <a:rPr lang="en-IN" sz="1300"/>
-            <a:t/>
-          </a:r>
           <a:br>
             <a:rPr lang="en-IN" sz="1300"/>
           </a:br>
@@ -27125,10 +25996,6 @@
             <a:rPr lang="en-IN" sz="1300" b="1"/>
             <a:t>Backend Layer</a:t>
           </a:r>
-          <a:r>
-            <a:rPr lang="en-IN" sz="1300"/>
-            <a:t/>
-          </a:r>
           <a:br>
             <a:rPr lang="en-IN" sz="1300"/>
           </a:br>
@@ -27235,10 +26102,6 @@
             <a:rPr lang="en-IN" sz="1300" b="1"/>
             <a:t>Backend Layer</a:t>
           </a:r>
-          <a:r>
-            <a:rPr lang="en-IN" sz="1300"/>
-            <a:t/>
-          </a:r>
           <a:br>
             <a:rPr lang="en-IN" sz="1300"/>
           </a:br>
@@ -27317,35 +26180,14 @@
         </dgm:presLayoutVars>
       </dgm:prSet>
       <dgm:spPr/>
-      <dgm:t>
-        <a:bodyPr/>
-        <a:lstStyle/>
-        <a:p>
-          <a:endParaRPr lang="en-US"/>
-        </a:p>
-      </dgm:t>
     </dgm:pt>
     <dgm:pt modelId="{4BB1323B-7629-4A10-B230-54047955E56A}" type="pres">
       <dgm:prSet presAssocID="{EB1E5CFB-9A06-4709-9389-A6B6D9FCB8E4}" presName="sibTrans" presStyleLbl="sibTrans2D1" presStyleIdx="0" presStyleCnt="2"/>
       <dgm:spPr/>
-      <dgm:t>
-        <a:bodyPr/>
-        <a:lstStyle/>
-        <a:p>
-          <a:endParaRPr lang="en-US"/>
-        </a:p>
-      </dgm:t>
     </dgm:pt>
     <dgm:pt modelId="{F8094C4D-24DF-4535-8185-630EFB797668}" type="pres">
       <dgm:prSet presAssocID="{EB1E5CFB-9A06-4709-9389-A6B6D9FCB8E4}" presName="connectorText" presStyleLbl="sibTrans2D1" presStyleIdx="0" presStyleCnt="2"/>
       <dgm:spPr/>
-      <dgm:t>
-        <a:bodyPr/>
-        <a:lstStyle/>
-        <a:p>
-          <a:endParaRPr lang="en-US"/>
-        </a:p>
-      </dgm:t>
     </dgm:pt>
     <dgm:pt modelId="{5D77A96D-5F7C-4A15-8D21-8E1BC3C8781F}" type="pres">
       <dgm:prSet presAssocID="{E0D45543-B056-4641-82DC-099882A3CBD0}" presName="node" presStyleLbl="node1" presStyleIdx="1" presStyleCnt="3" custScaleY="353573">
@@ -27354,35 +26196,14 @@
         </dgm:presLayoutVars>
       </dgm:prSet>
       <dgm:spPr/>
-      <dgm:t>
-        <a:bodyPr/>
-        <a:lstStyle/>
-        <a:p>
-          <a:endParaRPr lang="en-US"/>
-        </a:p>
-      </dgm:t>
     </dgm:pt>
     <dgm:pt modelId="{5097727B-2C18-489D-949E-7A47F8FF265D}" type="pres">
       <dgm:prSet presAssocID="{0892B39C-C24D-497C-A2B6-A8C9E2B76D5E}" presName="sibTrans" presStyleLbl="sibTrans2D1" presStyleIdx="1" presStyleCnt="2"/>
       <dgm:spPr/>
-      <dgm:t>
-        <a:bodyPr/>
-        <a:lstStyle/>
-        <a:p>
-          <a:endParaRPr lang="en-US"/>
-        </a:p>
-      </dgm:t>
     </dgm:pt>
     <dgm:pt modelId="{82E9BF81-47D9-4AF4-A664-B701976BAFAD}" type="pres">
       <dgm:prSet presAssocID="{0892B39C-C24D-497C-A2B6-A8C9E2B76D5E}" presName="connectorText" presStyleLbl="sibTrans2D1" presStyleIdx="1" presStyleCnt="2"/>
       <dgm:spPr/>
-      <dgm:t>
-        <a:bodyPr/>
-        <a:lstStyle/>
-        <a:p>
-          <a:endParaRPr lang="en-US"/>
-        </a:p>
-      </dgm:t>
     </dgm:pt>
     <dgm:pt modelId="{1ACB1E99-82FA-474D-BF78-E1F940FFC9D3}" type="pres">
       <dgm:prSet presAssocID="{C82F955A-08FD-4FEC-AA94-E1BF0047B3EC}" presName="node" presStyleLbl="node1" presStyleIdx="2" presStyleCnt="3" custScaleY="350269">
@@ -27391,27 +26212,20 @@
         </dgm:presLayoutVars>
       </dgm:prSet>
       <dgm:spPr/>
-      <dgm:t>
-        <a:bodyPr/>
-        <a:lstStyle/>
-        <a:p>
-          <a:endParaRPr lang="en-US"/>
-        </a:p>
-      </dgm:t>
     </dgm:pt>
   </dgm:ptLst>
   <dgm:cxnLst>
+    <dgm:cxn modelId="{7C62B104-89DC-492D-960E-652362F5A052}" type="presOf" srcId="{C82F955A-08FD-4FEC-AA94-E1BF0047B3EC}" destId="{1ACB1E99-82FA-474D-BF78-E1F940FFC9D3}" srcOrd="0" destOrd="0" presId="urn:microsoft.com/office/officeart/2005/8/layout/process1"/>
+    <dgm:cxn modelId="{FD4EE006-7640-4D24-B3DC-B9C54CE1B483}" type="presOf" srcId="{E0D45543-B056-4641-82DC-099882A3CBD0}" destId="{5D77A96D-5F7C-4A15-8D21-8E1BC3C8781F}" srcOrd="0" destOrd="0" presId="urn:microsoft.com/office/officeart/2005/8/layout/process1"/>
+    <dgm:cxn modelId="{78B2F30F-0FE6-4889-8F43-32F06AA4A300}" type="presOf" srcId="{0892B39C-C24D-497C-A2B6-A8C9E2B76D5E}" destId="{5097727B-2C18-489D-949E-7A47F8FF265D}" srcOrd="0" destOrd="0" presId="urn:microsoft.com/office/officeart/2005/8/layout/process1"/>
+    <dgm:cxn modelId="{27CF171E-0B74-4462-8D50-08D503FFCAE7}" type="presOf" srcId="{EB1E5CFB-9A06-4709-9389-A6B6D9FCB8E4}" destId="{4BB1323B-7629-4A10-B230-54047955E56A}" srcOrd="0" destOrd="0" presId="urn:microsoft.com/office/officeart/2005/8/layout/process1"/>
+    <dgm:cxn modelId="{27236936-CFF8-4958-AB69-1D7D09C1877B}" srcId="{B24AB65C-556C-4DC1-B9A0-1C8E059242A6}" destId="{C40D2144-C45E-4BD3-BBC4-5B927E06C91D}" srcOrd="0" destOrd="0" parTransId="{4D09F56C-BB6C-4B67-8757-ED8B533C5121}" sibTransId="{EB1E5CFB-9A06-4709-9389-A6B6D9FCB8E4}"/>
+    <dgm:cxn modelId="{291F1768-967B-4AB2-AEB0-83DB25D32A55}" type="presOf" srcId="{B24AB65C-556C-4DC1-B9A0-1C8E059242A6}" destId="{DBEB30BA-98E7-4341-B03A-DA8C53564544}" srcOrd="0" destOrd="0" presId="urn:microsoft.com/office/officeart/2005/8/layout/process1"/>
+    <dgm:cxn modelId="{8DE51194-0489-44D6-AEBA-FC7A64FB2963}" srcId="{B24AB65C-556C-4DC1-B9A0-1C8E059242A6}" destId="{C82F955A-08FD-4FEC-AA94-E1BF0047B3EC}" srcOrd="2" destOrd="0" parTransId="{564CF644-10FF-41A1-97A4-14B3493F5D4F}" sibTransId="{BABAE46F-9A6B-4FA1-888C-F796B34E6AC6}"/>
     <dgm:cxn modelId="{E74BF3AD-66AE-4980-8747-4F62109FE1F9}" type="presOf" srcId="{C40D2144-C45E-4BD3-BBC4-5B927E06C91D}" destId="{76921BB8-F561-46BF-AAAF-742B060017A7}" srcOrd="0" destOrd="0" presId="urn:microsoft.com/office/officeart/2005/8/layout/process1"/>
+    <dgm:cxn modelId="{4B7855C6-364D-43CA-9BFE-D07C5C10AA27}" srcId="{B24AB65C-556C-4DC1-B9A0-1C8E059242A6}" destId="{E0D45543-B056-4641-82DC-099882A3CBD0}" srcOrd="1" destOrd="0" parTransId="{5EC5D4A6-E0F8-47D8-9686-56D008E65A9D}" sibTransId="{0892B39C-C24D-497C-A2B6-A8C9E2B76D5E}"/>
+    <dgm:cxn modelId="{149C72D3-C99D-4FF3-9BB6-DF8B3FA8C1F0}" type="presOf" srcId="{0892B39C-C24D-497C-A2B6-A8C9E2B76D5E}" destId="{82E9BF81-47D9-4AF4-A664-B701976BAFAD}" srcOrd="1" destOrd="0" presId="urn:microsoft.com/office/officeart/2005/8/layout/process1"/>
     <dgm:cxn modelId="{E098D3EA-29E2-4DF0-9920-8CD5A1F0B9F3}" type="presOf" srcId="{EB1E5CFB-9A06-4709-9389-A6B6D9FCB8E4}" destId="{F8094C4D-24DF-4535-8185-630EFB797668}" srcOrd="1" destOrd="0" presId="urn:microsoft.com/office/officeart/2005/8/layout/process1"/>
-    <dgm:cxn modelId="{FD4EE006-7640-4D24-B3DC-B9C54CE1B483}" type="presOf" srcId="{E0D45543-B056-4641-82DC-099882A3CBD0}" destId="{5D77A96D-5F7C-4A15-8D21-8E1BC3C8781F}" srcOrd="0" destOrd="0" presId="urn:microsoft.com/office/officeart/2005/8/layout/process1"/>
-    <dgm:cxn modelId="{4B7855C6-364D-43CA-9BFE-D07C5C10AA27}" srcId="{B24AB65C-556C-4DC1-B9A0-1C8E059242A6}" destId="{E0D45543-B056-4641-82DC-099882A3CBD0}" srcOrd="1" destOrd="0" parTransId="{5EC5D4A6-E0F8-47D8-9686-56D008E65A9D}" sibTransId="{0892B39C-C24D-497C-A2B6-A8C9E2B76D5E}"/>
-    <dgm:cxn modelId="{27CF171E-0B74-4462-8D50-08D503FFCAE7}" type="presOf" srcId="{EB1E5CFB-9A06-4709-9389-A6B6D9FCB8E4}" destId="{4BB1323B-7629-4A10-B230-54047955E56A}" srcOrd="0" destOrd="0" presId="urn:microsoft.com/office/officeart/2005/8/layout/process1"/>
-    <dgm:cxn modelId="{7C62B104-89DC-492D-960E-652362F5A052}" type="presOf" srcId="{C82F955A-08FD-4FEC-AA94-E1BF0047B3EC}" destId="{1ACB1E99-82FA-474D-BF78-E1F940FFC9D3}" srcOrd="0" destOrd="0" presId="urn:microsoft.com/office/officeart/2005/8/layout/process1"/>
-    <dgm:cxn modelId="{291F1768-967B-4AB2-AEB0-83DB25D32A55}" type="presOf" srcId="{B24AB65C-556C-4DC1-B9A0-1C8E059242A6}" destId="{DBEB30BA-98E7-4341-B03A-DA8C53564544}" srcOrd="0" destOrd="0" presId="urn:microsoft.com/office/officeart/2005/8/layout/process1"/>
-    <dgm:cxn modelId="{78B2F30F-0FE6-4889-8F43-32F06AA4A300}" type="presOf" srcId="{0892B39C-C24D-497C-A2B6-A8C9E2B76D5E}" destId="{5097727B-2C18-489D-949E-7A47F8FF265D}" srcOrd="0" destOrd="0" presId="urn:microsoft.com/office/officeart/2005/8/layout/process1"/>
-    <dgm:cxn modelId="{27236936-CFF8-4958-AB69-1D7D09C1877B}" srcId="{B24AB65C-556C-4DC1-B9A0-1C8E059242A6}" destId="{C40D2144-C45E-4BD3-BBC4-5B927E06C91D}" srcOrd="0" destOrd="0" parTransId="{4D09F56C-BB6C-4B67-8757-ED8B533C5121}" sibTransId="{EB1E5CFB-9A06-4709-9389-A6B6D9FCB8E4}"/>
-    <dgm:cxn modelId="{8DE51194-0489-44D6-AEBA-FC7A64FB2963}" srcId="{B24AB65C-556C-4DC1-B9A0-1C8E059242A6}" destId="{C82F955A-08FD-4FEC-AA94-E1BF0047B3EC}" srcOrd="2" destOrd="0" parTransId="{564CF644-10FF-41A1-97A4-14B3493F5D4F}" sibTransId="{BABAE46F-9A6B-4FA1-888C-F796B34E6AC6}"/>
-    <dgm:cxn modelId="{149C72D3-C99D-4FF3-9BB6-DF8B3FA8C1F0}" type="presOf" srcId="{0892B39C-C24D-497C-A2B6-A8C9E2B76D5E}" destId="{82E9BF81-47D9-4AF4-A664-B701976BAFAD}" srcOrd="1" destOrd="0" presId="urn:microsoft.com/office/officeart/2005/8/layout/process1"/>
     <dgm:cxn modelId="{04DE9342-FC16-4269-9D2D-1F7286B47E37}" type="presParOf" srcId="{DBEB30BA-98E7-4341-B03A-DA8C53564544}" destId="{76921BB8-F561-46BF-AAAF-742B060017A7}" srcOrd="0" destOrd="0" presId="urn:microsoft.com/office/officeart/2005/8/layout/process1"/>
     <dgm:cxn modelId="{38FDA4D1-91C5-43A3-9BEC-8AE547B417F7}" type="presParOf" srcId="{DBEB30BA-98E7-4341-B03A-DA8C53564544}" destId="{4BB1323B-7629-4A10-B230-54047955E56A}" srcOrd="1" destOrd="0" presId="urn:microsoft.com/office/officeart/2005/8/layout/process1"/>
     <dgm:cxn modelId="{3522443F-E861-4B17-BAF3-B1C6962A8D68}" type="presParOf" srcId="{4BB1323B-7629-4A10-B230-54047955E56A}" destId="{F8094C4D-24DF-4535-8185-630EFB797668}" srcOrd="0" destOrd="0" presId="urn:microsoft.com/office/officeart/2005/8/layout/process1"/>
@@ -28213,35 +27027,14 @@
         </dgm:presLayoutVars>
       </dgm:prSet>
       <dgm:spPr/>
-      <dgm:t>
-        <a:bodyPr/>
-        <a:lstStyle/>
-        <a:p>
-          <a:endParaRPr lang="en-US"/>
-        </a:p>
-      </dgm:t>
     </dgm:pt>
     <dgm:pt modelId="{92D396D7-EF4A-47C0-B1CE-29536C3FD257}" type="pres">
       <dgm:prSet presAssocID="{D33D411A-FCBE-4B0A-B951-2FA10C299D16}" presName="sibTrans" presStyleLbl="sibTrans2D1" presStyleIdx="0" presStyleCnt="10"/>
       <dgm:spPr/>
-      <dgm:t>
-        <a:bodyPr/>
-        <a:lstStyle/>
-        <a:p>
-          <a:endParaRPr lang="en-US"/>
-        </a:p>
-      </dgm:t>
     </dgm:pt>
     <dgm:pt modelId="{9BDAE587-8207-48E0-A3D3-46814F48B482}" type="pres">
       <dgm:prSet presAssocID="{D33D411A-FCBE-4B0A-B951-2FA10C299D16}" presName="connectorText" presStyleLbl="sibTrans2D1" presStyleIdx="0" presStyleCnt="10"/>
       <dgm:spPr/>
-      <dgm:t>
-        <a:bodyPr/>
-        <a:lstStyle/>
-        <a:p>
-          <a:endParaRPr lang="en-US"/>
-        </a:p>
-      </dgm:t>
     </dgm:pt>
     <dgm:pt modelId="{815E2E99-D61E-4C48-B98D-32C08F0CF517}" type="pres">
       <dgm:prSet presAssocID="{09EA95B6-1309-4164-A80E-B66171087FAB}" presName="node" presStyleLbl="node1" presStyleIdx="1" presStyleCnt="11">
@@ -28250,35 +27043,14 @@
         </dgm:presLayoutVars>
       </dgm:prSet>
       <dgm:spPr/>
-      <dgm:t>
-        <a:bodyPr/>
-        <a:lstStyle/>
-        <a:p>
-          <a:endParaRPr lang="en-US"/>
-        </a:p>
-      </dgm:t>
     </dgm:pt>
     <dgm:pt modelId="{F68C354E-74FE-499C-BABA-709E2A9C036C}" type="pres">
       <dgm:prSet presAssocID="{489FC871-E862-44CC-AB28-2CE173F92676}" presName="sibTrans" presStyleLbl="sibTrans2D1" presStyleIdx="1" presStyleCnt="10"/>
       <dgm:spPr/>
-      <dgm:t>
-        <a:bodyPr/>
-        <a:lstStyle/>
-        <a:p>
-          <a:endParaRPr lang="en-US"/>
-        </a:p>
-      </dgm:t>
     </dgm:pt>
     <dgm:pt modelId="{514A7D10-D7E7-4FD5-9382-1027FE458DCC}" type="pres">
       <dgm:prSet presAssocID="{489FC871-E862-44CC-AB28-2CE173F92676}" presName="connectorText" presStyleLbl="sibTrans2D1" presStyleIdx="1" presStyleCnt="10"/>
       <dgm:spPr/>
-      <dgm:t>
-        <a:bodyPr/>
-        <a:lstStyle/>
-        <a:p>
-          <a:endParaRPr lang="en-US"/>
-        </a:p>
-      </dgm:t>
     </dgm:pt>
     <dgm:pt modelId="{2B2C1DCE-52CB-42B5-9322-19B26BD41000}" type="pres">
       <dgm:prSet presAssocID="{076840D4-C8CA-4724-8A7D-18F8E990D488}" presName="node" presStyleLbl="node1" presStyleIdx="2" presStyleCnt="11">
@@ -28287,35 +27059,14 @@
         </dgm:presLayoutVars>
       </dgm:prSet>
       <dgm:spPr/>
-      <dgm:t>
-        <a:bodyPr/>
-        <a:lstStyle/>
-        <a:p>
-          <a:endParaRPr lang="en-US"/>
-        </a:p>
-      </dgm:t>
     </dgm:pt>
     <dgm:pt modelId="{039BCEE3-C390-438A-8E47-633872B04763}" type="pres">
       <dgm:prSet presAssocID="{41171B05-7223-468F-8F7E-25D1CDE2ED2E}" presName="sibTrans" presStyleLbl="sibTrans2D1" presStyleIdx="2" presStyleCnt="10"/>
       <dgm:spPr/>
-      <dgm:t>
-        <a:bodyPr/>
-        <a:lstStyle/>
-        <a:p>
-          <a:endParaRPr lang="en-US"/>
-        </a:p>
-      </dgm:t>
     </dgm:pt>
     <dgm:pt modelId="{665DD727-B3EE-440F-BAE4-18CB7C7D4591}" type="pres">
       <dgm:prSet presAssocID="{41171B05-7223-468F-8F7E-25D1CDE2ED2E}" presName="connectorText" presStyleLbl="sibTrans2D1" presStyleIdx="2" presStyleCnt="10"/>
       <dgm:spPr/>
-      <dgm:t>
-        <a:bodyPr/>
-        <a:lstStyle/>
-        <a:p>
-          <a:endParaRPr lang="en-US"/>
-        </a:p>
-      </dgm:t>
     </dgm:pt>
     <dgm:pt modelId="{7C6BC543-EE2F-4A0C-993D-F503ACFAC296}" type="pres">
       <dgm:prSet presAssocID="{50017CEC-67C3-4045-837A-34B297949CEF}" presName="node" presStyleLbl="node1" presStyleIdx="3" presStyleCnt="11">
@@ -28324,35 +27075,14 @@
         </dgm:presLayoutVars>
       </dgm:prSet>
       <dgm:spPr/>
-      <dgm:t>
-        <a:bodyPr/>
-        <a:lstStyle/>
-        <a:p>
-          <a:endParaRPr lang="en-US"/>
-        </a:p>
-      </dgm:t>
     </dgm:pt>
     <dgm:pt modelId="{4B2FC9FA-AF90-45A4-A692-2555F3853865}" type="pres">
       <dgm:prSet presAssocID="{7AB33D95-1C90-4B26-8B49-A890D8DCC33E}" presName="sibTrans" presStyleLbl="sibTrans2D1" presStyleIdx="3" presStyleCnt="10"/>
       <dgm:spPr/>
-      <dgm:t>
-        <a:bodyPr/>
-        <a:lstStyle/>
-        <a:p>
-          <a:endParaRPr lang="en-US"/>
-        </a:p>
-      </dgm:t>
     </dgm:pt>
     <dgm:pt modelId="{81E74FCF-CD0D-4636-AB2A-C37830FCF1D8}" type="pres">
       <dgm:prSet presAssocID="{7AB33D95-1C90-4B26-8B49-A890D8DCC33E}" presName="connectorText" presStyleLbl="sibTrans2D1" presStyleIdx="3" presStyleCnt="10"/>
       <dgm:spPr/>
-      <dgm:t>
-        <a:bodyPr/>
-        <a:lstStyle/>
-        <a:p>
-          <a:endParaRPr lang="en-US"/>
-        </a:p>
-      </dgm:t>
     </dgm:pt>
     <dgm:pt modelId="{45D2E6CA-B8BA-4D10-93E5-9E618F982B3A}" type="pres">
       <dgm:prSet presAssocID="{5D317E6E-1C07-4161-AA4B-3674B915A611}" presName="node" presStyleLbl="node1" presStyleIdx="4" presStyleCnt="11">
@@ -28361,35 +27091,14 @@
         </dgm:presLayoutVars>
       </dgm:prSet>
       <dgm:spPr/>
-      <dgm:t>
-        <a:bodyPr/>
-        <a:lstStyle/>
-        <a:p>
-          <a:endParaRPr lang="en-US"/>
-        </a:p>
-      </dgm:t>
     </dgm:pt>
     <dgm:pt modelId="{FF57F3D4-E345-4643-8724-686373FAEF04}" type="pres">
       <dgm:prSet presAssocID="{943E3341-CBB2-4D81-985A-B959E9CC2ACD}" presName="sibTrans" presStyleLbl="sibTrans2D1" presStyleIdx="4" presStyleCnt="10"/>
       <dgm:spPr/>
-      <dgm:t>
-        <a:bodyPr/>
-        <a:lstStyle/>
-        <a:p>
-          <a:endParaRPr lang="en-US"/>
-        </a:p>
-      </dgm:t>
     </dgm:pt>
     <dgm:pt modelId="{EF103C88-5DF4-4071-9A1E-C7D657FAFF0D}" type="pres">
       <dgm:prSet presAssocID="{943E3341-CBB2-4D81-985A-B959E9CC2ACD}" presName="connectorText" presStyleLbl="sibTrans2D1" presStyleIdx="4" presStyleCnt="10"/>
       <dgm:spPr/>
-      <dgm:t>
-        <a:bodyPr/>
-        <a:lstStyle/>
-        <a:p>
-          <a:endParaRPr lang="en-US"/>
-        </a:p>
-      </dgm:t>
     </dgm:pt>
     <dgm:pt modelId="{0F5E4019-901A-49DF-B999-FC7082E150FE}" type="pres">
       <dgm:prSet presAssocID="{9C4E9E9A-F371-47C7-B770-FA8BD45C0A14}" presName="node" presStyleLbl="node1" presStyleIdx="5" presStyleCnt="11">
@@ -28398,35 +27107,14 @@
         </dgm:presLayoutVars>
       </dgm:prSet>
       <dgm:spPr/>
-      <dgm:t>
-        <a:bodyPr/>
-        <a:lstStyle/>
-        <a:p>
-          <a:endParaRPr lang="en-US"/>
-        </a:p>
-      </dgm:t>
     </dgm:pt>
     <dgm:pt modelId="{4652B2DC-130A-4CAE-87CC-A421A8B508DD}" type="pres">
       <dgm:prSet presAssocID="{5B8847F2-5732-4FFE-B710-8CAB00160420}" presName="sibTrans" presStyleLbl="sibTrans2D1" presStyleIdx="5" presStyleCnt="10"/>
       <dgm:spPr/>
-      <dgm:t>
-        <a:bodyPr/>
-        <a:lstStyle/>
-        <a:p>
-          <a:endParaRPr lang="en-US"/>
-        </a:p>
-      </dgm:t>
     </dgm:pt>
     <dgm:pt modelId="{494A8A8A-0371-4294-A2F4-3DC64EAF14C3}" type="pres">
       <dgm:prSet presAssocID="{5B8847F2-5732-4FFE-B710-8CAB00160420}" presName="connectorText" presStyleLbl="sibTrans2D1" presStyleIdx="5" presStyleCnt="10"/>
       <dgm:spPr/>
-      <dgm:t>
-        <a:bodyPr/>
-        <a:lstStyle/>
-        <a:p>
-          <a:endParaRPr lang="en-US"/>
-        </a:p>
-      </dgm:t>
     </dgm:pt>
     <dgm:pt modelId="{790BA2A5-D5E2-4CE8-AF2F-21736C753785}" type="pres">
       <dgm:prSet presAssocID="{B05E10ED-001B-4E70-9DCB-735BA6DE391A}" presName="node" presStyleLbl="node1" presStyleIdx="6" presStyleCnt="11">
@@ -28435,35 +27123,14 @@
         </dgm:presLayoutVars>
       </dgm:prSet>
       <dgm:spPr/>
-      <dgm:t>
-        <a:bodyPr/>
-        <a:lstStyle/>
-        <a:p>
-          <a:endParaRPr lang="en-US"/>
-        </a:p>
-      </dgm:t>
     </dgm:pt>
     <dgm:pt modelId="{9CD613B4-5A9B-4A85-A518-9B8873E0D0BE}" type="pres">
       <dgm:prSet presAssocID="{90179809-9EBA-435D-8E14-FE634219D9F6}" presName="sibTrans" presStyleLbl="sibTrans2D1" presStyleIdx="6" presStyleCnt="10"/>
       <dgm:spPr/>
-      <dgm:t>
-        <a:bodyPr/>
-        <a:lstStyle/>
-        <a:p>
-          <a:endParaRPr lang="en-US"/>
-        </a:p>
-      </dgm:t>
     </dgm:pt>
     <dgm:pt modelId="{46B5258D-C4FB-4E2E-BAE4-EF5768A51CE2}" type="pres">
       <dgm:prSet presAssocID="{90179809-9EBA-435D-8E14-FE634219D9F6}" presName="connectorText" presStyleLbl="sibTrans2D1" presStyleIdx="6" presStyleCnt="10"/>
       <dgm:spPr/>
-      <dgm:t>
-        <a:bodyPr/>
-        <a:lstStyle/>
-        <a:p>
-          <a:endParaRPr lang="en-US"/>
-        </a:p>
-      </dgm:t>
     </dgm:pt>
     <dgm:pt modelId="{C3251A14-ED36-4449-9139-C7249DBD19F5}" type="pres">
       <dgm:prSet presAssocID="{571F2C82-21B7-4F68-AB39-BD53D76BED40}" presName="node" presStyleLbl="node1" presStyleIdx="7" presStyleCnt="11">
@@ -28472,35 +27139,14 @@
         </dgm:presLayoutVars>
       </dgm:prSet>
       <dgm:spPr/>
-      <dgm:t>
-        <a:bodyPr/>
-        <a:lstStyle/>
-        <a:p>
-          <a:endParaRPr lang="en-US"/>
-        </a:p>
-      </dgm:t>
     </dgm:pt>
     <dgm:pt modelId="{D36E28B3-3262-4FC2-BD0D-7E2720E11301}" type="pres">
       <dgm:prSet presAssocID="{ABC38ECF-14FF-4919-833A-71F5DB23FC0B}" presName="sibTrans" presStyleLbl="sibTrans2D1" presStyleIdx="7" presStyleCnt="10"/>
       <dgm:spPr/>
-      <dgm:t>
-        <a:bodyPr/>
-        <a:lstStyle/>
-        <a:p>
-          <a:endParaRPr lang="en-US"/>
-        </a:p>
-      </dgm:t>
     </dgm:pt>
     <dgm:pt modelId="{6A061B4B-C05F-4D79-9640-A6C1634EAF3C}" type="pres">
       <dgm:prSet presAssocID="{ABC38ECF-14FF-4919-833A-71F5DB23FC0B}" presName="connectorText" presStyleLbl="sibTrans2D1" presStyleIdx="7" presStyleCnt="10"/>
       <dgm:spPr/>
-      <dgm:t>
-        <a:bodyPr/>
-        <a:lstStyle/>
-        <a:p>
-          <a:endParaRPr lang="en-US"/>
-        </a:p>
-      </dgm:t>
     </dgm:pt>
     <dgm:pt modelId="{32BE14D8-5ED3-41D2-8A19-657DCE67480B}" type="pres">
       <dgm:prSet presAssocID="{646F4BE2-AAAD-49D8-BC04-C47654C74753}" presName="node" presStyleLbl="node1" presStyleIdx="8" presStyleCnt="11">
@@ -28509,35 +27155,14 @@
         </dgm:presLayoutVars>
       </dgm:prSet>
       <dgm:spPr/>
-      <dgm:t>
-        <a:bodyPr/>
-        <a:lstStyle/>
-        <a:p>
-          <a:endParaRPr lang="en-US"/>
-        </a:p>
-      </dgm:t>
     </dgm:pt>
     <dgm:pt modelId="{B2E20439-AC18-445F-9CAE-CBB29C61C52E}" type="pres">
       <dgm:prSet presAssocID="{CA473181-24E9-4379-9489-A818B934746D}" presName="sibTrans" presStyleLbl="sibTrans2D1" presStyleIdx="8" presStyleCnt="10"/>
       <dgm:spPr/>
-      <dgm:t>
-        <a:bodyPr/>
-        <a:lstStyle/>
-        <a:p>
-          <a:endParaRPr lang="en-US"/>
-        </a:p>
-      </dgm:t>
     </dgm:pt>
     <dgm:pt modelId="{00E42F42-CAA8-4CD7-8724-8A837E47333A}" type="pres">
       <dgm:prSet presAssocID="{CA473181-24E9-4379-9489-A818B934746D}" presName="connectorText" presStyleLbl="sibTrans2D1" presStyleIdx="8" presStyleCnt="10"/>
       <dgm:spPr/>
-      <dgm:t>
-        <a:bodyPr/>
-        <a:lstStyle/>
-        <a:p>
-          <a:endParaRPr lang="en-US"/>
-        </a:p>
-      </dgm:t>
     </dgm:pt>
     <dgm:pt modelId="{BB31BC16-AABA-456D-93F1-53751AC4B071}" type="pres">
       <dgm:prSet presAssocID="{20E68087-23EE-4F38-B6E4-0E8CBE42EF39}" presName="node" presStyleLbl="node1" presStyleIdx="9" presStyleCnt="11">
@@ -28546,35 +27171,14 @@
         </dgm:presLayoutVars>
       </dgm:prSet>
       <dgm:spPr/>
-      <dgm:t>
-        <a:bodyPr/>
-        <a:lstStyle/>
-        <a:p>
-          <a:endParaRPr lang="en-US"/>
-        </a:p>
-      </dgm:t>
     </dgm:pt>
     <dgm:pt modelId="{9A8B9690-09BA-4C37-9A0C-28C7AEAF77FB}" type="pres">
       <dgm:prSet presAssocID="{D3A32CDF-C4E1-452A-9A65-3EF25691605D}" presName="sibTrans" presStyleLbl="sibTrans2D1" presStyleIdx="9" presStyleCnt="10"/>
       <dgm:spPr/>
-      <dgm:t>
-        <a:bodyPr/>
-        <a:lstStyle/>
-        <a:p>
-          <a:endParaRPr lang="en-US"/>
-        </a:p>
-      </dgm:t>
     </dgm:pt>
     <dgm:pt modelId="{954C2D00-3008-483C-A888-EE88331EB3FC}" type="pres">
       <dgm:prSet presAssocID="{D3A32CDF-C4E1-452A-9A65-3EF25691605D}" presName="connectorText" presStyleLbl="sibTrans2D1" presStyleIdx="9" presStyleCnt="10"/>
       <dgm:spPr/>
-      <dgm:t>
-        <a:bodyPr/>
-        <a:lstStyle/>
-        <a:p>
-          <a:endParaRPr lang="en-US"/>
-        </a:p>
-      </dgm:t>
     </dgm:pt>
     <dgm:pt modelId="{1E94E7D9-4691-4ADC-A370-3862956DEFEF}" type="pres">
       <dgm:prSet presAssocID="{FEA38B88-925E-4202-8D82-191F79BAF63C}" presName="node" presStyleLbl="node1" presStyleIdx="10" presStyleCnt="11">
@@ -28583,59 +27187,52 @@
         </dgm:presLayoutVars>
       </dgm:prSet>
       <dgm:spPr/>
-      <dgm:t>
-        <a:bodyPr/>
-        <a:lstStyle/>
-        <a:p>
-          <a:endParaRPr lang="en-US"/>
-        </a:p>
-      </dgm:t>
     </dgm:pt>
   </dgm:ptLst>
   <dgm:cxnLst>
-    <dgm:cxn modelId="{E309C4FB-F029-4275-8B0C-3CE322668981}" type="presOf" srcId="{CA473181-24E9-4379-9489-A818B934746D}" destId="{00E42F42-CAA8-4CD7-8724-8A837E47333A}" srcOrd="1" destOrd="0" presId="urn:microsoft.com/office/officeart/2005/8/layout/process5"/>
+    <dgm:cxn modelId="{4CD99000-9DCB-44CA-8F43-EAA7863C3C34}" type="presOf" srcId="{489FC871-E862-44CC-AB28-2CE173F92676}" destId="{514A7D10-D7E7-4FD5-9382-1027FE458DCC}" srcOrd="1" destOrd="0" presId="urn:microsoft.com/office/officeart/2005/8/layout/process5"/>
+    <dgm:cxn modelId="{0F25DA03-F633-4D3F-89D3-198FECDDEEB7}" type="presOf" srcId="{FEA38B88-925E-4202-8D82-191F79BAF63C}" destId="{1E94E7D9-4691-4ADC-A370-3862956DEFEF}" srcOrd="0" destOrd="0" presId="urn:microsoft.com/office/officeart/2005/8/layout/process5"/>
+    <dgm:cxn modelId="{2487EA06-AF24-419B-849D-EC8B4BE6113D}" type="presOf" srcId="{489FC871-E862-44CC-AB28-2CE173F92676}" destId="{F68C354E-74FE-499C-BABA-709E2A9C036C}" srcOrd="0" destOrd="0" presId="urn:microsoft.com/office/officeart/2005/8/layout/process5"/>
+    <dgm:cxn modelId="{F5A68607-98CA-4F0A-9D21-58DAFA2E4FD3}" type="presOf" srcId="{ABC38ECF-14FF-4919-833A-71F5DB23FC0B}" destId="{D36E28B3-3262-4FC2-BD0D-7E2720E11301}" srcOrd="0" destOrd="0" presId="urn:microsoft.com/office/officeart/2005/8/layout/process5"/>
+    <dgm:cxn modelId="{6ABD5B0A-8A97-4F06-A15C-45490846C4F2}" type="presOf" srcId="{D33D411A-FCBE-4B0A-B951-2FA10C299D16}" destId="{92D396D7-EF4A-47C0-B1CE-29536C3FD257}" srcOrd="0" destOrd="0" presId="urn:microsoft.com/office/officeart/2005/8/layout/process5"/>
+    <dgm:cxn modelId="{9012990F-9D2C-47D8-998C-70E037A52547}" type="presOf" srcId="{20E68087-23EE-4F38-B6E4-0E8CBE42EF39}" destId="{BB31BC16-AABA-456D-93F1-53751AC4B071}" srcOrd="0" destOrd="0" presId="urn:microsoft.com/office/officeart/2005/8/layout/process5"/>
+    <dgm:cxn modelId="{D34A4613-87B7-45BC-A2BB-FB482D57A35E}" type="presOf" srcId="{646F4BE2-AAAD-49D8-BC04-C47654C74753}" destId="{32BE14D8-5ED3-41D2-8A19-657DCE67480B}" srcOrd="0" destOrd="0" presId="urn:microsoft.com/office/officeart/2005/8/layout/process5"/>
+    <dgm:cxn modelId="{DDE97613-6E2B-49DF-80D7-A7E7B5EE8569}" srcId="{B5E55F13-F189-4BDC-8035-03853871BEB4}" destId="{9C4E9E9A-F371-47C7-B770-FA8BD45C0A14}" srcOrd="5" destOrd="0" parTransId="{33F1EEF2-F1D3-480F-9B5E-7A8C44382B14}" sibTransId="{5B8847F2-5732-4FFE-B710-8CAB00160420}"/>
+    <dgm:cxn modelId="{9459571A-CDF7-43AE-AF10-A752EFC9D0D3}" type="presOf" srcId="{D3A32CDF-C4E1-452A-9A65-3EF25691605D}" destId="{954C2D00-3008-483C-A888-EE88331EB3FC}" srcOrd="1" destOrd="0" presId="urn:microsoft.com/office/officeart/2005/8/layout/process5"/>
+    <dgm:cxn modelId="{C936D71A-BFC5-4EA8-A147-E00567BFFF90}" type="presOf" srcId="{9C4E9E9A-F371-47C7-B770-FA8BD45C0A14}" destId="{0F5E4019-901A-49DF-B999-FC7082E150FE}" srcOrd="0" destOrd="0" presId="urn:microsoft.com/office/officeart/2005/8/layout/process5"/>
+    <dgm:cxn modelId="{6A893C22-4A47-41EC-98AA-AE353CAEA8D7}" type="presOf" srcId="{CA473181-24E9-4379-9489-A818B934746D}" destId="{B2E20439-AC18-445F-9CAE-CBB29C61C52E}" srcOrd="0" destOrd="0" presId="urn:microsoft.com/office/officeart/2005/8/layout/process5"/>
+    <dgm:cxn modelId="{7106AA63-D331-4BEB-958E-CC73424E2AC1}" srcId="{B5E55F13-F189-4BDC-8035-03853871BEB4}" destId="{50017CEC-67C3-4045-837A-34B297949CEF}" srcOrd="3" destOrd="0" parTransId="{DC13621F-1DAE-4792-9C48-DDAC14239440}" sibTransId="{7AB33D95-1C90-4B26-8B49-A890D8DCC33E}"/>
+    <dgm:cxn modelId="{2951E644-9F88-41A6-A642-4A8B9D6156B7}" srcId="{B5E55F13-F189-4BDC-8035-03853871BEB4}" destId="{646F4BE2-AAAD-49D8-BC04-C47654C74753}" srcOrd="8" destOrd="0" parTransId="{F4DA9D33-35ED-4D37-BD7C-8E5C0B38AF5D}" sibTransId="{CA473181-24E9-4379-9489-A818B934746D}"/>
     <dgm:cxn modelId="{06101E6B-605A-4AC7-BBA6-4567C020CE5C}" srcId="{B5E55F13-F189-4BDC-8035-03853871BEB4}" destId="{09EA95B6-1309-4164-A80E-B66171087FAB}" srcOrd="1" destOrd="0" parTransId="{ECA3B6DA-0C88-4405-8B2A-477D281BA841}" sibTransId="{489FC871-E862-44CC-AB28-2CE173F92676}"/>
     <dgm:cxn modelId="{A7389A4B-9E11-4072-8DFD-69ECC8A76BE1}" srcId="{B5E55F13-F189-4BDC-8035-03853871BEB4}" destId="{076840D4-C8CA-4724-8A7D-18F8E990D488}" srcOrd="2" destOrd="0" parTransId="{4AEE91DE-7744-418E-A89C-92FFBF6F0A12}" sibTransId="{41171B05-7223-468F-8F7E-25D1CDE2ED2E}"/>
-    <dgm:cxn modelId="{7106AA63-D331-4BEB-958E-CC73424E2AC1}" srcId="{B5E55F13-F189-4BDC-8035-03853871BEB4}" destId="{50017CEC-67C3-4045-837A-34B297949CEF}" srcOrd="3" destOrd="0" parTransId="{DC13621F-1DAE-4792-9C48-DDAC14239440}" sibTransId="{7AB33D95-1C90-4B26-8B49-A890D8DCC33E}"/>
-    <dgm:cxn modelId="{6A893C22-4A47-41EC-98AA-AE353CAEA8D7}" type="presOf" srcId="{CA473181-24E9-4379-9489-A818B934746D}" destId="{B2E20439-AC18-445F-9CAE-CBB29C61C52E}" srcOrd="0" destOrd="0" presId="urn:microsoft.com/office/officeart/2005/8/layout/process5"/>
+    <dgm:cxn modelId="{161FB14E-CE81-44C5-B6E2-16BD645E9CCE}" srcId="{B5E55F13-F189-4BDC-8035-03853871BEB4}" destId="{B3F77971-6476-4539-8772-E0A35103E94B}" srcOrd="0" destOrd="0" parTransId="{2EF98F13-0C0F-4150-9183-9E791965E088}" sibTransId="{D33D411A-FCBE-4B0A-B951-2FA10C299D16}"/>
+    <dgm:cxn modelId="{22B6E752-F388-4CE8-AAE8-0C002B46B9DC}" type="presOf" srcId="{7AB33D95-1C90-4B26-8B49-A890D8DCC33E}" destId="{81E74FCF-CD0D-4636-AB2A-C37830FCF1D8}" srcOrd="1" destOrd="0" presId="urn:microsoft.com/office/officeart/2005/8/layout/process5"/>
+    <dgm:cxn modelId="{E6CA2F76-8C5C-46F3-9E94-2B390C848503}" srcId="{B5E55F13-F189-4BDC-8035-03853871BEB4}" destId="{20E68087-23EE-4F38-B6E4-0E8CBE42EF39}" srcOrd="9" destOrd="0" parTransId="{1BFE0A53-112F-4257-AE76-0B01E527F4F0}" sibTransId="{D3A32CDF-C4E1-452A-9A65-3EF25691605D}"/>
+    <dgm:cxn modelId="{EF77817D-9C7D-4818-BC03-A6170D02F0E6}" type="presOf" srcId="{7AB33D95-1C90-4B26-8B49-A890D8DCC33E}" destId="{4B2FC9FA-AF90-45A4-A692-2555F3853865}" srcOrd="0" destOrd="0" presId="urn:microsoft.com/office/officeart/2005/8/layout/process5"/>
+    <dgm:cxn modelId="{3EA85481-4FA9-4FBA-9188-17EEF5F4CAC5}" type="presOf" srcId="{90179809-9EBA-435D-8E14-FE634219D9F6}" destId="{46B5258D-C4FB-4E2E-BAE4-EF5768A51CE2}" srcOrd="1" destOrd="0" presId="urn:microsoft.com/office/officeart/2005/8/layout/process5"/>
+    <dgm:cxn modelId="{9F650C82-06FA-4AB5-95CC-7FA26F94D7A7}" type="presOf" srcId="{D3A32CDF-C4E1-452A-9A65-3EF25691605D}" destId="{9A8B9690-09BA-4C37-9A0C-28C7AEAF77FB}" srcOrd="0" destOrd="0" presId="urn:microsoft.com/office/officeart/2005/8/layout/process5"/>
+    <dgm:cxn modelId="{4F9B6186-B531-4E90-8831-BECC2C33555E}" type="presOf" srcId="{5B8847F2-5732-4FFE-B710-8CAB00160420}" destId="{494A8A8A-0371-4294-A2F4-3DC64EAF14C3}" srcOrd="1" destOrd="0" presId="urn:microsoft.com/office/officeart/2005/8/layout/process5"/>
+    <dgm:cxn modelId="{DCADCE88-967A-4C9B-941A-CC77C04ED4A2}" type="presOf" srcId="{5D317E6E-1C07-4161-AA4B-3674B915A611}" destId="{45D2E6CA-B8BA-4D10-93E5-9E618F982B3A}" srcOrd="0" destOrd="0" presId="urn:microsoft.com/office/officeart/2005/8/layout/process5"/>
+    <dgm:cxn modelId="{5BDECB8D-29D1-4939-B88B-911C1D25C7FC}" srcId="{B5E55F13-F189-4BDC-8035-03853871BEB4}" destId="{FEA38B88-925E-4202-8D82-191F79BAF63C}" srcOrd="10" destOrd="0" parTransId="{0899A882-0EFC-483E-824E-4A724AD402F0}" sibTransId="{52B2DF13-32F9-4256-B106-4DD53382BBD6}"/>
+    <dgm:cxn modelId="{BF6BFB91-BC89-4900-AC9B-6C5D6DE08CDD}" type="presOf" srcId="{076840D4-C8CA-4724-8A7D-18F8E990D488}" destId="{2B2C1DCE-52CB-42B5-9322-19B26BD41000}" srcOrd="0" destOrd="0" presId="urn:microsoft.com/office/officeart/2005/8/layout/process5"/>
+    <dgm:cxn modelId="{D66E4C99-0001-47C4-91AD-EA3005AB822F}" type="presOf" srcId="{571F2C82-21B7-4F68-AB39-BD53D76BED40}" destId="{C3251A14-ED36-4449-9139-C7249DBD19F5}" srcOrd="0" destOrd="0" presId="urn:microsoft.com/office/officeart/2005/8/layout/process5"/>
+    <dgm:cxn modelId="{9094DA99-0891-4D84-A236-472577ACA31D}" type="presOf" srcId="{41171B05-7223-468F-8F7E-25D1CDE2ED2E}" destId="{039BCEE3-C390-438A-8E47-633872B04763}" srcOrd="0" destOrd="0" presId="urn:microsoft.com/office/officeart/2005/8/layout/process5"/>
+    <dgm:cxn modelId="{3FBA0AA3-3E4C-46A4-9EDA-43CA3665C839}" srcId="{B5E55F13-F189-4BDC-8035-03853871BEB4}" destId="{5D317E6E-1C07-4161-AA4B-3674B915A611}" srcOrd="4" destOrd="0" parTransId="{A7F62CC1-3DFA-4AC5-BAB9-FF40673C3D4E}" sibTransId="{943E3341-CBB2-4D81-985A-B959E9CC2ACD}"/>
     <dgm:cxn modelId="{BB70D9A6-223F-4937-A061-5278C60E47A2}" srcId="{B5E55F13-F189-4BDC-8035-03853871BEB4}" destId="{B05E10ED-001B-4E70-9DCB-735BA6DE391A}" srcOrd="6" destOrd="0" parTransId="{2213BBDE-CA56-4703-8910-7F95C1F9B94E}" sibTransId="{90179809-9EBA-435D-8E14-FE634219D9F6}"/>
-    <dgm:cxn modelId="{F5A68607-98CA-4F0A-9D21-58DAFA2E4FD3}" type="presOf" srcId="{ABC38ECF-14FF-4919-833A-71F5DB23FC0B}" destId="{D36E28B3-3262-4FC2-BD0D-7E2720E11301}" srcOrd="0" destOrd="0" presId="urn:microsoft.com/office/officeart/2005/8/layout/process5"/>
-    <dgm:cxn modelId="{9094DA99-0891-4D84-A236-472577ACA31D}" type="presOf" srcId="{41171B05-7223-468F-8F7E-25D1CDE2ED2E}" destId="{039BCEE3-C390-438A-8E47-633872B04763}" srcOrd="0" destOrd="0" presId="urn:microsoft.com/office/officeart/2005/8/layout/process5"/>
-    <dgm:cxn modelId="{4F9B6186-B531-4E90-8831-BECC2C33555E}" type="presOf" srcId="{5B8847F2-5732-4FFE-B710-8CAB00160420}" destId="{494A8A8A-0371-4294-A2F4-3DC64EAF14C3}" srcOrd="1" destOrd="0" presId="urn:microsoft.com/office/officeart/2005/8/layout/process5"/>
-    <dgm:cxn modelId="{2951E644-9F88-41A6-A642-4A8B9D6156B7}" srcId="{B5E55F13-F189-4BDC-8035-03853871BEB4}" destId="{646F4BE2-AAAD-49D8-BC04-C47654C74753}" srcOrd="8" destOrd="0" parTransId="{F4DA9D33-35ED-4D37-BD7C-8E5C0B38AF5D}" sibTransId="{CA473181-24E9-4379-9489-A818B934746D}"/>
-    <dgm:cxn modelId="{9012990F-9D2C-47D8-998C-70E037A52547}" type="presOf" srcId="{20E68087-23EE-4F38-B6E4-0E8CBE42EF39}" destId="{BB31BC16-AABA-456D-93F1-53751AC4B071}" srcOrd="0" destOrd="0" presId="urn:microsoft.com/office/officeart/2005/8/layout/process5"/>
+    <dgm:cxn modelId="{DD6FFDAB-1997-4630-8409-2C0863C1D395}" type="presOf" srcId="{943E3341-CBB2-4D81-985A-B959E9CC2ACD}" destId="{FF57F3D4-E345-4643-8724-686373FAEF04}" srcOrd="0" destOrd="0" presId="urn:microsoft.com/office/officeart/2005/8/layout/process5"/>
+    <dgm:cxn modelId="{33293AB4-9361-430E-B16B-6084DDE7DE0F}" type="presOf" srcId="{B5E55F13-F189-4BDC-8035-03853871BEB4}" destId="{2BA877AE-4B80-469F-B71C-2C1054D843A0}" srcOrd="0" destOrd="0" presId="urn:microsoft.com/office/officeart/2005/8/layout/process5"/>
+    <dgm:cxn modelId="{6B05FDBA-1588-490E-A26C-85F5A3185A85}" type="presOf" srcId="{41171B05-7223-468F-8F7E-25D1CDE2ED2E}" destId="{665DD727-B3EE-440F-BAE4-18CB7C7D4591}" srcOrd="1" destOrd="0" presId="urn:microsoft.com/office/officeart/2005/8/layout/process5"/>
+    <dgm:cxn modelId="{027804C9-FDCB-408E-8CB7-5E8499E40382}" type="presOf" srcId="{90179809-9EBA-435D-8E14-FE634219D9F6}" destId="{9CD613B4-5A9B-4A85-A518-9B8873E0D0BE}" srcOrd="0" destOrd="0" presId="urn:microsoft.com/office/officeart/2005/8/layout/process5"/>
     <dgm:cxn modelId="{725378CB-C212-41DE-AA42-F9C67041E173}" type="presOf" srcId="{943E3341-CBB2-4D81-985A-B959E9CC2ACD}" destId="{EF103C88-5DF4-4071-9A1E-C7D657FAFF0D}" srcOrd="1" destOrd="0" presId="urn:microsoft.com/office/officeart/2005/8/layout/process5"/>
-    <dgm:cxn modelId="{4CD99000-9DCB-44CA-8F43-EAA7863C3C34}" type="presOf" srcId="{489FC871-E862-44CC-AB28-2CE173F92676}" destId="{514A7D10-D7E7-4FD5-9382-1027FE458DCC}" srcOrd="1" destOrd="0" presId="urn:microsoft.com/office/officeart/2005/8/layout/process5"/>
-    <dgm:cxn modelId="{6ABD5B0A-8A97-4F06-A15C-45490846C4F2}" type="presOf" srcId="{D33D411A-FCBE-4B0A-B951-2FA10C299D16}" destId="{92D396D7-EF4A-47C0-B1CE-29536C3FD257}" srcOrd="0" destOrd="0" presId="urn:microsoft.com/office/officeart/2005/8/layout/process5"/>
+    <dgm:cxn modelId="{0BE39DCF-4673-4338-B88B-3C5014A708E5}" type="presOf" srcId="{ABC38ECF-14FF-4919-833A-71F5DB23FC0B}" destId="{6A061B4B-C05F-4D79-9640-A6C1634EAF3C}" srcOrd="1" destOrd="0" presId="urn:microsoft.com/office/officeart/2005/8/layout/process5"/>
+    <dgm:cxn modelId="{67439ED4-A1DF-4113-9229-FE349361C0D6}" type="presOf" srcId="{B05E10ED-001B-4E70-9DCB-735BA6DE391A}" destId="{790BA2A5-D5E2-4CE8-AF2F-21736C753785}" srcOrd="0" destOrd="0" presId="urn:microsoft.com/office/officeart/2005/8/layout/process5"/>
+    <dgm:cxn modelId="{834D67D8-217D-4876-B529-550D9AA6EDD4}" type="presOf" srcId="{50017CEC-67C3-4045-837A-34B297949CEF}" destId="{7C6BC543-EE2F-4A0C-993D-F503ACFAC296}" srcOrd="0" destOrd="0" presId="urn:microsoft.com/office/officeart/2005/8/layout/process5"/>
+    <dgm:cxn modelId="{B0259CE4-2A39-4846-9B9B-C52F7744D607}" type="presOf" srcId="{B3F77971-6476-4539-8772-E0A35103E94B}" destId="{DB487144-B1E8-45D9-BF57-2FF7318A4FDB}" srcOrd="0" destOrd="0" presId="urn:microsoft.com/office/officeart/2005/8/layout/process5"/>
+    <dgm:cxn modelId="{A4C694EE-17BC-4899-8B92-4F395F9A1554}" srcId="{B5E55F13-F189-4BDC-8035-03853871BEB4}" destId="{571F2C82-21B7-4F68-AB39-BD53D76BED40}" srcOrd="7" destOrd="0" parTransId="{A1FA695F-8940-43D6-8DFC-C72F8C4F5576}" sibTransId="{ABC38ECF-14FF-4919-833A-71F5DB23FC0B}"/>
+    <dgm:cxn modelId="{5CCA6EF1-D70A-4798-A8B5-5615BE92E858}" type="presOf" srcId="{5B8847F2-5732-4FFE-B710-8CAB00160420}" destId="{4652B2DC-130A-4CAE-87CC-A421A8B508DD}" srcOrd="0" destOrd="0" presId="urn:microsoft.com/office/officeart/2005/8/layout/process5"/>
     <dgm:cxn modelId="{1AE6C8F6-30F5-447A-84EE-013B3A2BBC78}" type="presOf" srcId="{09EA95B6-1309-4164-A80E-B66171087FAB}" destId="{815E2E99-D61E-4C48-B98D-32C08F0CF517}" srcOrd="0" destOrd="0" presId="urn:microsoft.com/office/officeart/2005/8/layout/process5"/>
-    <dgm:cxn modelId="{E6CA2F76-8C5C-46F3-9E94-2B390C848503}" srcId="{B5E55F13-F189-4BDC-8035-03853871BEB4}" destId="{20E68087-23EE-4F38-B6E4-0E8CBE42EF39}" srcOrd="9" destOrd="0" parTransId="{1BFE0A53-112F-4257-AE76-0B01E527F4F0}" sibTransId="{D3A32CDF-C4E1-452A-9A65-3EF25691605D}"/>
-    <dgm:cxn modelId="{5BDECB8D-29D1-4939-B88B-911C1D25C7FC}" srcId="{B5E55F13-F189-4BDC-8035-03853871BEB4}" destId="{FEA38B88-925E-4202-8D82-191F79BAF63C}" srcOrd="10" destOrd="0" parTransId="{0899A882-0EFC-483E-824E-4A724AD402F0}" sibTransId="{52B2DF13-32F9-4256-B106-4DD53382BBD6}"/>
-    <dgm:cxn modelId="{3EA85481-4FA9-4FBA-9188-17EEF5F4CAC5}" type="presOf" srcId="{90179809-9EBA-435D-8E14-FE634219D9F6}" destId="{46B5258D-C4FB-4E2E-BAE4-EF5768A51CE2}" srcOrd="1" destOrd="0" presId="urn:microsoft.com/office/officeart/2005/8/layout/process5"/>
-    <dgm:cxn modelId="{2487EA06-AF24-419B-849D-EC8B4BE6113D}" type="presOf" srcId="{489FC871-E862-44CC-AB28-2CE173F92676}" destId="{F68C354E-74FE-499C-BABA-709E2A9C036C}" srcOrd="0" destOrd="0" presId="urn:microsoft.com/office/officeart/2005/8/layout/process5"/>
-    <dgm:cxn modelId="{161FB14E-CE81-44C5-B6E2-16BD645E9CCE}" srcId="{B5E55F13-F189-4BDC-8035-03853871BEB4}" destId="{B3F77971-6476-4539-8772-E0A35103E94B}" srcOrd="0" destOrd="0" parTransId="{2EF98F13-0C0F-4150-9183-9E791965E088}" sibTransId="{D33D411A-FCBE-4B0A-B951-2FA10C299D16}"/>
-    <dgm:cxn modelId="{33293AB4-9361-430E-B16B-6084DDE7DE0F}" type="presOf" srcId="{B5E55F13-F189-4BDC-8035-03853871BEB4}" destId="{2BA877AE-4B80-469F-B71C-2C1054D843A0}" srcOrd="0" destOrd="0" presId="urn:microsoft.com/office/officeart/2005/8/layout/process5"/>
-    <dgm:cxn modelId="{D34A4613-87B7-45BC-A2BB-FB482D57A35E}" type="presOf" srcId="{646F4BE2-AAAD-49D8-BC04-C47654C74753}" destId="{32BE14D8-5ED3-41D2-8A19-657DCE67480B}" srcOrd="0" destOrd="0" presId="urn:microsoft.com/office/officeart/2005/8/layout/process5"/>
-    <dgm:cxn modelId="{9F650C82-06FA-4AB5-95CC-7FA26F94D7A7}" type="presOf" srcId="{D3A32CDF-C4E1-452A-9A65-3EF25691605D}" destId="{9A8B9690-09BA-4C37-9A0C-28C7AEAF77FB}" srcOrd="0" destOrd="0" presId="urn:microsoft.com/office/officeart/2005/8/layout/process5"/>
-    <dgm:cxn modelId="{0BE39DCF-4673-4338-B88B-3C5014A708E5}" type="presOf" srcId="{ABC38ECF-14FF-4919-833A-71F5DB23FC0B}" destId="{6A061B4B-C05F-4D79-9640-A6C1634EAF3C}" srcOrd="1" destOrd="0" presId="urn:microsoft.com/office/officeart/2005/8/layout/process5"/>
-    <dgm:cxn modelId="{BF6BFB91-BC89-4900-AC9B-6C5D6DE08CDD}" type="presOf" srcId="{076840D4-C8CA-4724-8A7D-18F8E990D488}" destId="{2B2C1DCE-52CB-42B5-9322-19B26BD41000}" srcOrd="0" destOrd="0" presId="urn:microsoft.com/office/officeart/2005/8/layout/process5"/>
-    <dgm:cxn modelId="{5CCA6EF1-D70A-4798-A8B5-5615BE92E858}" type="presOf" srcId="{5B8847F2-5732-4FFE-B710-8CAB00160420}" destId="{4652B2DC-130A-4CAE-87CC-A421A8B508DD}" srcOrd="0" destOrd="0" presId="urn:microsoft.com/office/officeart/2005/8/layout/process5"/>
     <dgm:cxn modelId="{B6EB12F9-A320-4D41-A47D-80239784C4D4}" type="presOf" srcId="{D33D411A-FCBE-4B0A-B951-2FA10C299D16}" destId="{9BDAE587-8207-48E0-A3D3-46814F48B482}" srcOrd="1" destOrd="0" presId="urn:microsoft.com/office/officeart/2005/8/layout/process5"/>
-    <dgm:cxn modelId="{6B05FDBA-1588-490E-A26C-85F5A3185A85}" type="presOf" srcId="{41171B05-7223-468F-8F7E-25D1CDE2ED2E}" destId="{665DD727-B3EE-440F-BAE4-18CB7C7D4591}" srcOrd="1" destOrd="0" presId="urn:microsoft.com/office/officeart/2005/8/layout/process5"/>
-    <dgm:cxn modelId="{9459571A-CDF7-43AE-AF10-A752EFC9D0D3}" type="presOf" srcId="{D3A32CDF-C4E1-452A-9A65-3EF25691605D}" destId="{954C2D00-3008-483C-A888-EE88331EB3FC}" srcOrd="1" destOrd="0" presId="urn:microsoft.com/office/officeart/2005/8/layout/process5"/>
-    <dgm:cxn modelId="{C936D71A-BFC5-4EA8-A147-E00567BFFF90}" type="presOf" srcId="{9C4E9E9A-F371-47C7-B770-FA8BD45C0A14}" destId="{0F5E4019-901A-49DF-B999-FC7082E150FE}" srcOrd="0" destOrd="0" presId="urn:microsoft.com/office/officeart/2005/8/layout/process5"/>
-    <dgm:cxn modelId="{027804C9-FDCB-408E-8CB7-5E8499E40382}" type="presOf" srcId="{90179809-9EBA-435D-8E14-FE634219D9F6}" destId="{9CD613B4-5A9B-4A85-A518-9B8873E0D0BE}" srcOrd="0" destOrd="0" presId="urn:microsoft.com/office/officeart/2005/8/layout/process5"/>
-    <dgm:cxn modelId="{DDE97613-6E2B-49DF-80D7-A7E7B5EE8569}" srcId="{B5E55F13-F189-4BDC-8035-03853871BEB4}" destId="{9C4E9E9A-F371-47C7-B770-FA8BD45C0A14}" srcOrd="5" destOrd="0" parTransId="{33F1EEF2-F1D3-480F-9B5E-7A8C44382B14}" sibTransId="{5B8847F2-5732-4FFE-B710-8CAB00160420}"/>
-    <dgm:cxn modelId="{DCADCE88-967A-4C9B-941A-CC77C04ED4A2}" type="presOf" srcId="{5D317E6E-1C07-4161-AA4B-3674B915A611}" destId="{45D2E6CA-B8BA-4D10-93E5-9E618F982B3A}" srcOrd="0" destOrd="0" presId="urn:microsoft.com/office/officeart/2005/8/layout/process5"/>
-    <dgm:cxn modelId="{B0259CE4-2A39-4846-9B9B-C52F7744D607}" type="presOf" srcId="{B3F77971-6476-4539-8772-E0A35103E94B}" destId="{DB487144-B1E8-45D9-BF57-2FF7318A4FDB}" srcOrd="0" destOrd="0" presId="urn:microsoft.com/office/officeart/2005/8/layout/process5"/>
-    <dgm:cxn modelId="{D66E4C99-0001-47C4-91AD-EA3005AB822F}" type="presOf" srcId="{571F2C82-21B7-4F68-AB39-BD53D76BED40}" destId="{C3251A14-ED36-4449-9139-C7249DBD19F5}" srcOrd="0" destOrd="0" presId="urn:microsoft.com/office/officeart/2005/8/layout/process5"/>
-    <dgm:cxn modelId="{DD6FFDAB-1997-4630-8409-2C0863C1D395}" type="presOf" srcId="{943E3341-CBB2-4D81-985A-B959E9CC2ACD}" destId="{FF57F3D4-E345-4643-8724-686373FAEF04}" srcOrd="0" destOrd="0" presId="urn:microsoft.com/office/officeart/2005/8/layout/process5"/>
-    <dgm:cxn modelId="{834D67D8-217D-4876-B529-550D9AA6EDD4}" type="presOf" srcId="{50017CEC-67C3-4045-837A-34B297949CEF}" destId="{7C6BC543-EE2F-4A0C-993D-F503ACFAC296}" srcOrd="0" destOrd="0" presId="urn:microsoft.com/office/officeart/2005/8/layout/process5"/>
-    <dgm:cxn modelId="{3FBA0AA3-3E4C-46A4-9EDA-43CA3665C839}" srcId="{B5E55F13-F189-4BDC-8035-03853871BEB4}" destId="{5D317E6E-1C07-4161-AA4B-3674B915A611}" srcOrd="4" destOrd="0" parTransId="{A7F62CC1-3DFA-4AC5-BAB9-FF40673C3D4E}" sibTransId="{943E3341-CBB2-4D81-985A-B959E9CC2ACD}"/>
-    <dgm:cxn modelId="{0F25DA03-F633-4D3F-89D3-198FECDDEEB7}" type="presOf" srcId="{FEA38B88-925E-4202-8D82-191F79BAF63C}" destId="{1E94E7D9-4691-4ADC-A370-3862956DEFEF}" srcOrd="0" destOrd="0" presId="urn:microsoft.com/office/officeart/2005/8/layout/process5"/>
-    <dgm:cxn modelId="{22B6E752-F388-4CE8-AAE8-0C002B46B9DC}" type="presOf" srcId="{7AB33D95-1C90-4B26-8B49-A890D8DCC33E}" destId="{81E74FCF-CD0D-4636-AB2A-C37830FCF1D8}" srcOrd="1" destOrd="0" presId="urn:microsoft.com/office/officeart/2005/8/layout/process5"/>
-    <dgm:cxn modelId="{EF77817D-9C7D-4818-BC03-A6170D02F0E6}" type="presOf" srcId="{7AB33D95-1C90-4B26-8B49-A890D8DCC33E}" destId="{4B2FC9FA-AF90-45A4-A692-2555F3853865}" srcOrd="0" destOrd="0" presId="urn:microsoft.com/office/officeart/2005/8/layout/process5"/>
-    <dgm:cxn modelId="{67439ED4-A1DF-4113-9229-FE349361C0D6}" type="presOf" srcId="{B05E10ED-001B-4E70-9DCB-735BA6DE391A}" destId="{790BA2A5-D5E2-4CE8-AF2F-21736C753785}" srcOrd="0" destOrd="0" presId="urn:microsoft.com/office/officeart/2005/8/layout/process5"/>
-    <dgm:cxn modelId="{A4C694EE-17BC-4899-8B92-4F395F9A1554}" srcId="{B5E55F13-F189-4BDC-8035-03853871BEB4}" destId="{571F2C82-21B7-4F68-AB39-BD53D76BED40}" srcOrd="7" destOrd="0" parTransId="{A1FA695F-8940-43D6-8DFC-C72F8C4F5576}" sibTransId="{ABC38ECF-14FF-4919-833A-71F5DB23FC0B}"/>
+    <dgm:cxn modelId="{E309C4FB-F029-4275-8B0C-3CE322668981}" type="presOf" srcId="{CA473181-24E9-4379-9489-A818B934746D}" destId="{00E42F42-CAA8-4CD7-8724-8A837E47333A}" srcOrd="1" destOrd="0" presId="urn:microsoft.com/office/officeart/2005/8/layout/process5"/>
     <dgm:cxn modelId="{F9284234-8A76-4110-9C7E-AA5ABCC048EB}" type="presParOf" srcId="{2BA877AE-4B80-469F-B71C-2C1054D843A0}" destId="{DB487144-B1E8-45D9-BF57-2FF7318A4FDB}" srcOrd="0" destOrd="0" presId="urn:microsoft.com/office/officeart/2005/8/layout/process5"/>
     <dgm:cxn modelId="{8D24343D-BD17-4D18-B6DA-71912C9309DD}" type="presParOf" srcId="{2BA877AE-4B80-469F-B71C-2C1054D843A0}" destId="{92D396D7-EF4A-47C0-B1CE-29536C3FD257}" srcOrd="1" destOrd="0" presId="urn:microsoft.com/office/officeart/2005/8/layout/process5"/>
     <dgm:cxn modelId="{F8BC5007-67BC-4D21-B069-413B42F33000}" type="presParOf" srcId="{92D396D7-EF4A-47C0-B1CE-29536C3FD257}" destId="{9BDAE587-8207-48E0-A3D3-46814F48B482}" srcOrd="0" destOrd="0" presId="urn:microsoft.com/office/officeart/2005/8/layout/process5"/>
@@ -29552,13 +28149,6 @@
         </dgm:presLayoutVars>
       </dgm:prSet>
       <dgm:spPr/>
-      <dgm:t>
-        <a:bodyPr/>
-        <a:lstStyle/>
-        <a:p>
-          <a:endParaRPr lang="en-US"/>
-        </a:p>
-      </dgm:t>
     </dgm:pt>
     <dgm:pt modelId="{E17C940D-7469-42BB-9FE0-CE56084F91F3}" type="pres">
       <dgm:prSet presAssocID="{967DD0F0-57DD-4F61-AAB6-28C7084B15E5}" presName="root1" presStyleCnt="0"/>
@@ -29571,13 +28161,6 @@
         </dgm:presLayoutVars>
       </dgm:prSet>
       <dgm:spPr/>
-      <dgm:t>
-        <a:bodyPr/>
-        <a:lstStyle/>
-        <a:p>
-          <a:endParaRPr lang="en-US"/>
-        </a:p>
-      </dgm:t>
     </dgm:pt>
     <dgm:pt modelId="{02279DC2-E52F-4376-90E9-387F4C086D46}" type="pres">
       <dgm:prSet presAssocID="{967DD0F0-57DD-4F61-AAB6-28C7084B15E5}" presName="level2hierChild" presStyleCnt="0"/>
@@ -29586,24 +28169,10 @@
     <dgm:pt modelId="{9ADA0D8A-14D3-4E1E-B910-EBD7B8594994}" type="pres">
       <dgm:prSet presAssocID="{21EFAE62-A468-469C-9A3A-4E5608773D52}" presName="conn2-1" presStyleLbl="parChTrans1D2" presStyleIdx="0" presStyleCnt="10"/>
       <dgm:spPr/>
-      <dgm:t>
-        <a:bodyPr/>
-        <a:lstStyle/>
-        <a:p>
-          <a:endParaRPr lang="en-US"/>
-        </a:p>
-      </dgm:t>
     </dgm:pt>
     <dgm:pt modelId="{5F8F6FDC-DE6F-4444-ADA0-3686415093DF}" type="pres">
       <dgm:prSet presAssocID="{21EFAE62-A468-469C-9A3A-4E5608773D52}" presName="connTx" presStyleLbl="parChTrans1D2" presStyleIdx="0" presStyleCnt="10"/>
       <dgm:spPr/>
-      <dgm:t>
-        <a:bodyPr/>
-        <a:lstStyle/>
-        <a:p>
-          <a:endParaRPr lang="en-US"/>
-        </a:p>
-      </dgm:t>
     </dgm:pt>
     <dgm:pt modelId="{1A7C4254-0244-41FC-ACF2-7EA4AFDF05F4}" type="pres">
       <dgm:prSet presAssocID="{4B73FCCE-A4F6-44ED-8C21-B8C8DD8B9F68}" presName="root2" presStyleCnt="0"/>
@@ -29616,13 +28185,6 @@
         </dgm:presLayoutVars>
       </dgm:prSet>
       <dgm:spPr/>
-      <dgm:t>
-        <a:bodyPr/>
-        <a:lstStyle/>
-        <a:p>
-          <a:endParaRPr lang="en-US"/>
-        </a:p>
-      </dgm:t>
     </dgm:pt>
     <dgm:pt modelId="{5642A1BC-34BE-45D9-9274-C32C406092C1}" type="pres">
       <dgm:prSet presAssocID="{4B73FCCE-A4F6-44ED-8C21-B8C8DD8B9F68}" presName="level3hierChild" presStyleCnt="0"/>
@@ -29631,24 +28193,10 @@
     <dgm:pt modelId="{59D63838-86B7-4ED4-841F-31DB6C7E8F60}" type="pres">
       <dgm:prSet presAssocID="{06145C23-518E-423A-B420-3E40D8B7ADE8}" presName="conn2-1" presStyleLbl="parChTrans1D2" presStyleIdx="1" presStyleCnt="10"/>
       <dgm:spPr/>
-      <dgm:t>
-        <a:bodyPr/>
-        <a:lstStyle/>
-        <a:p>
-          <a:endParaRPr lang="en-US"/>
-        </a:p>
-      </dgm:t>
     </dgm:pt>
     <dgm:pt modelId="{2C17FADC-F121-4E5D-A534-0A5AD216AFC9}" type="pres">
       <dgm:prSet presAssocID="{06145C23-518E-423A-B420-3E40D8B7ADE8}" presName="connTx" presStyleLbl="parChTrans1D2" presStyleIdx="1" presStyleCnt="10"/>
       <dgm:spPr/>
-      <dgm:t>
-        <a:bodyPr/>
-        <a:lstStyle/>
-        <a:p>
-          <a:endParaRPr lang="en-US"/>
-        </a:p>
-      </dgm:t>
     </dgm:pt>
     <dgm:pt modelId="{8950C880-AE8D-483A-B16F-5FB5F41CCF3B}" type="pres">
       <dgm:prSet presAssocID="{B8D74C53-60D8-4638-92C8-0447A3E88402}" presName="root2" presStyleCnt="0"/>
@@ -29661,13 +28209,6 @@
         </dgm:presLayoutVars>
       </dgm:prSet>
       <dgm:spPr/>
-      <dgm:t>
-        <a:bodyPr/>
-        <a:lstStyle/>
-        <a:p>
-          <a:endParaRPr lang="en-US"/>
-        </a:p>
-      </dgm:t>
     </dgm:pt>
     <dgm:pt modelId="{FADB868C-F7C1-4FC2-8FC9-A27149DBB7F5}" type="pres">
       <dgm:prSet presAssocID="{B8D74C53-60D8-4638-92C8-0447A3E88402}" presName="level3hierChild" presStyleCnt="0"/>
@@ -29676,24 +28217,10 @@
     <dgm:pt modelId="{32973F11-7206-469B-B120-523FEEEB17BA}" type="pres">
       <dgm:prSet presAssocID="{0E1F18CA-203A-4074-A74C-2E91300B5DC9}" presName="conn2-1" presStyleLbl="parChTrans1D2" presStyleIdx="2" presStyleCnt="10"/>
       <dgm:spPr/>
-      <dgm:t>
-        <a:bodyPr/>
-        <a:lstStyle/>
-        <a:p>
-          <a:endParaRPr lang="en-US"/>
-        </a:p>
-      </dgm:t>
     </dgm:pt>
     <dgm:pt modelId="{34E7BCA0-FEA6-4B1F-8315-F3683131691E}" type="pres">
       <dgm:prSet presAssocID="{0E1F18CA-203A-4074-A74C-2E91300B5DC9}" presName="connTx" presStyleLbl="parChTrans1D2" presStyleIdx="2" presStyleCnt="10"/>
       <dgm:spPr/>
-      <dgm:t>
-        <a:bodyPr/>
-        <a:lstStyle/>
-        <a:p>
-          <a:endParaRPr lang="en-US"/>
-        </a:p>
-      </dgm:t>
     </dgm:pt>
     <dgm:pt modelId="{39AFB8A4-C960-46A7-998D-33782431F585}" type="pres">
       <dgm:prSet presAssocID="{9813CB7B-80BF-4567-8A75-D694157D215C}" presName="root2" presStyleCnt="0"/>
@@ -29706,13 +28233,6 @@
         </dgm:presLayoutVars>
       </dgm:prSet>
       <dgm:spPr/>
-      <dgm:t>
-        <a:bodyPr/>
-        <a:lstStyle/>
-        <a:p>
-          <a:endParaRPr lang="en-US"/>
-        </a:p>
-      </dgm:t>
     </dgm:pt>
     <dgm:pt modelId="{63AD35B4-A7A9-47B2-ABB0-C2BA0DFB05F1}" type="pres">
       <dgm:prSet presAssocID="{9813CB7B-80BF-4567-8A75-D694157D215C}" presName="level3hierChild" presStyleCnt="0"/>
@@ -29721,24 +28241,10 @@
     <dgm:pt modelId="{15EAE4A3-258F-484D-A6E1-9F8FFC922000}" type="pres">
       <dgm:prSet presAssocID="{DD43787A-8D73-4717-8118-891AF32CF72D}" presName="conn2-1" presStyleLbl="parChTrans1D2" presStyleIdx="3" presStyleCnt="10"/>
       <dgm:spPr/>
-      <dgm:t>
-        <a:bodyPr/>
-        <a:lstStyle/>
-        <a:p>
-          <a:endParaRPr lang="en-US"/>
-        </a:p>
-      </dgm:t>
     </dgm:pt>
     <dgm:pt modelId="{617C3456-8FD8-4C04-8A92-455CADA33BA6}" type="pres">
       <dgm:prSet presAssocID="{DD43787A-8D73-4717-8118-891AF32CF72D}" presName="connTx" presStyleLbl="parChTrans1D2" presStyleIdx="3" presStyleCnt="10"/>
       <dgm:spPr/>
-      <dgm:t>
-        <a:bodyPr/>
-        <a:lstStyle/>
-        <a:p>
-          <a:endParaRPr lang="en-US"/>
-        </a:p>
-      </dgm:t>
     </dgm:pt>
     <dgm:pt modelId="{4C91FFA6-7B9D-43E9-8441-55A59A776AF8}" type="pres">
       <dgm:prSet presAssocID="{473D0560-4D62-440C-8053-F42E31A9FA14}" presName="root2" presStyleCnt="0"/>
@@ -29751,13 +28257,6 @@
         </dgm:presLayoutVars>
       </dgm:prSet>
       <dgm:spPr/>
-      <dgm:t>
-        <a:bodyPr/>
-        <a:lstStyle/>
-        <a:p>
-          <a:endParaRPr lang="en-US"/>
-        </a:p>
-      </dgm:t>
     </dgm:pt>
     <dgm:pt modelId="{9540DCB2-B7AE-421A-876E-41E35DC0D192}" type="pres">
       <dgm:prSet presAssocID="{473D0560-4D62-440C-8053-F42E31A9FA14}" presName="level3hierChild" presStyleCnt="0"/>
@@ -29766,24 +28265,10 @@
     <dgm:pt modelId="{338B17F4-70A6-4B87-A0DF-3585390B5A0B}" type="pres">
       <dgm:prSet presAssocID="{F1CAC4D6-03EF-4906-B3A5-B9C64A1C9310}" presName="conn2-1" presStyleLbl="parChTrans1D2" presStyleIdx="4" presStyleCnt="10"/>
       <dgm:spPr/>
-      <dgm:t>
-        <a:bodyPr/>
-        <a:lstStyle/>
-        <a:p>
-          <a:endParaRPr lang="en-US"/>
-        </a:p>
-      </dgm:t>
     </dgm:pt>
     <dgm:pt modelId="{B5276A7F-006C-46B1-91A7-FCAE00EB653C}" type="pres">
       <dgm:prSet presAssocID="{F1CAC4D6-03EF-4906-B3A5-B9C64A1C9310}" presName="connTx" presStyleLbl="parChTrans1D2" presStyleIdx="4" presStyleCnt="10"/>
       <dgm:spPr/>
-      <dgm:t>
-        <a:bodyPr/>
-        <a:lstStyle/>
-        <a:p>
-          <a:endParaRPr lang="en-US"/>
-        </a:p>
-      </dgm:t>
     </dgm:pt>
     <dgm:pt modelId="{B09C8DA9-2E6E-46C7-82C2-B8D10FA2DA26}" type="pres">
       <dgm:prSet presAssocID="{C5ABB2F9-0F63-4A55-B796-4B2C91258F40}" presName="root2" presStyleCnt="0"/>
@@ -29796,13 +28281,6 @@
         </dgm:presLayoutVars>
       </dgm:prSet>
       <dgm:spPr/>
-      <dgm:t>
-        <a:bodyPr/>
-        <a:lstStyle/>
-        <a:p>
-          <a:endParaRPr lang="en-US"/>
-        </a:p>
-      </dgm:t>
     </dgm:pt>
     <dgm:pt modelId="{3F546695-FD47-4138-AF6B-26317402A004}" type="pres">
       <dgm:prSet presAssocID="{C5ABB2F9-0F63-4A55-B796-4B2C91258F40}" presName="level3hierChild" presStyleCnt="0"/>
@@ -29811,24 +28289,10 @@
     <dgm:pt modelId="{3A629D32-FCEE-46D2-BD14-DE718F72C17B}" type="pres">
       <dgm:prSet presAssocID="{46CAE3FB-23D9-4BDF-B2E8-DD2982C46166}" presName="conn2-1" presStyleLbl="parChTrans1D2" presStyleIdx="5" presStyleCnt="10"/>
       <dgm:spPr/>
-      <dgm:t>
-        <a:bodyPr/>
-        <a:lstStyle/>
-        <a:p>
-          <a:endParaRPr lang="en-US"/>
-        </a:p>
-      </dgm:t>
     </dgm:pt>
     <dgm:pt modelId="{B9628CF6-217A-4B66-897C-1DB7788A2613}" type="pres">
       <dgm:prSet presAssocID="{46CAE3FB-23D9-4BDF-B2E8-DD2982C46166}" presName="connTx" presStyleLbl="parChTrans1D2" presStyleIdx="5" presStyleCnt="10"/>
       <dgm:spPr/>
-      <dgm:t>
-        <a:bodyPr/>
-        <a:lstStyle/>
-        <a:p>
-          <a:endParaRPr lang="en-US"/>
-        </a:p>
-      </dgm:t>
     </dgm:pt>
     <dgm:pt modelId="{A5C17375-CC2D-4C96-9DD5-8857C97A3B14}" type="pres">
       <dgm:prSet presAssocID="{D528EBD5-86A4-412D-87EC-1D4C312F320F}" presName="root2" presStyleCnt="0"/>
@@ -29841,13 +28305,6 @@
         </dgm:presLayoutVars>
       </dgm:prSet>
       <dgm:spPr/>
-      <dgm:t>
-        <a:bodyPr/>
-        <a:lstStyle/>
-        <a:p>
-          <a:endParaRPr lang="en-US"/>
-        </a:p>
-      </dgm:t>
     </dgm:pt>
     <dgm:pt modelId="{B8E19727-0CB9-4A8E-AC52-EBD04B3DA7A5}" type="pres">
       <dgm:prSet presAssocID="{D528EBD5-86A4-412D-87EC-1D4C312F320F}" presName="level3hierChild" presStyleCnt="0"/>
@@ -29856,24 +28313,10 @@
     <dgm:pt modelId="{4EFAEB70-6704-4219-9BCF-8B956458BD6D}" type="pres">
       <dgm:prSet presAssocID="{2C72AA2F-889E-4137-B9F2-608296931EED}" presName="conn2-1" presStyleLbl="parChTrans1D2" presStyleIdx="6" presStyleCnt="10"/>
       <dgm:spPr/>
-      <dgm:t>
-        <a:bodyPr/>
-        <a:lstStyle/>
-        <a:p>
-          <a:endParaRPr lang="en-US"/>
-        </a:p>
-      </dgm:t>
     </dgm:pt>
     <dgm:pt modelId="{838E2D54-B17E-46C3-AE7A-88365CB801A2}" type="pres">
       <dgm:prSet presAssocID="{2C72AA2F-889E-4137-B9F2-608296931EED}" presName="connTx" presStyleLbl="parChTrans1D2" presStyleIdx="6" presStyleCnt="10"/>
       <dgm:spPr/>
-      <dgm:t>
-        <a:bodyPr/>
-        <a:lstStyle/>
-        <a:p>
-          <a:endParaRPr lang="en-US"/>
-        </a:p>
-      </dgm:t>
     </dgm:pt>
     <dgm:pt modelId="{D7AF5AAD-0CB1-4A82-A53A-4DD7DB6F17D0}" type="pres">
       <dgm:prSet presAssocID="{F62E8377-46D2-4B2B-9F74-113BA2569AFE}" presName="root2" presStyleCnt="0"/>
@@ -29886,13 +28329,6 @@
         </dgm:presLayoutVars>
       </dgm:prSet>
       <dgm:spPr/>
-      <dgm:t>
-        <a:bodyPr/>
-        <a:lstStyle/>
-        <a:p>
-          <a:endParaRPr lang="en-US"/>
-        </a:p>
-      </dgm:t>
     </dgm:pt>
     <dgm:pt modelId="{F1E50F62-4856-4497-BDEE-D97C3F2082A5}" type="pres">
       <dgm:prSet presAssocID="{F62E8377-46D2-4B2B-9F74-113BA2569AFE}" presName="level3hierChild" presStyleCnt="0"/>
@@ -29901,24 +28337,10 @@
     <dgm:pt modelId="{C346352A-80AE-414E-A0F2-3E8BBE21A7CD}" type="pres">
       <dgm:prSet presAssocID="{EDA034DC-98D0-420E-B1CB-698DD701036E}" presName="conn2-1" presStyleLbl="parChTrans1D3" presStyleIdx="0" presStyleCnt="2"/>
       <dgm:spPr/>
-      <dgm:t>
-        <a:bodyPr/>
-        <a:lstStyle/>
-        <a:p>
-          <a:endParaRPr lang="en-US"/>
-        </a:p>
-      </dgm:t>
     </dgm:pt>
     <dgm:pt modelId="{12459D25-F951-4FAE-B9A1-DC1B55966605}" type="pres">
       <dgm:prSet presAssocID="{EDA034DC-98D0-420E-B1CB-698DD701036E}" presName="connTx" presStyleLbl="parChTrans1D3" presStyleIdx="0" presStyleCnt="2"/>
       <dgm:spPr/>
-      <dgm:t>
-        <a:bodyPr/>
-        <a:lstStyle/>
-        <a:p>
-          <a:endParaRPr lang="en-US"/>
-        </a:p>
-      </dgm:t>
     </dgm:pt>
     <dgm:pt modelId="{50CF44A6-551D-41A7-8F4F-FAECE28CCE44}" type="pres">
       <dgm:prSet presAssocID="{D8B57CAA-1B16-45F6-962C-8151284BDB78}" presName="root2" presStyleCnt="0"/>
@@ -29931,13 +28353,6 @@
         </dgm:presLayoutVars>
       </dgm:prSet>
       <dgm:spPr/>
-      <dgm:t>
-        <a:bodyPr/>
-        <a:lstStyle/>
-        <a:p>
-          <a:endParaRPr lang="en-US"/>
-        </a:p>
-      </dgm:t>
     </dgm:pt>
     <dgm:pt modelId="{EFFABB0B-9191-4EA2-AC1E-3F6A727E87E0}" type="pres">
       <dgm:prSet presAssocID="{D8B57CAA-1B16-45F6-962C-8151284BDB78}" presName="level3hierChild" presStyleCnt="0"/>
@@ -29946,24 +28361,10 @@
     <dgm:pt modelId="{55EDFB32-134B-404D-BA55-4C704A9B1E17}" type="pres">
       <dgm:prSet presAssocID="{535B940A-D645-4875-ABA5-9654CFC2BBE2}" presName="conn2-1" presStyleLbl="parChTrans1D3" presStyleIdx="1" presStyleCnt="2"/>
       <dgm:spPr/>
-      <dgm:t>
-        <a:bodyPr/>
-        <a:lstStyle/>
-        <a:p>
-          <a:endParaRPr lang="en-US"/>
-        </a:p>
-      </dgm:t>
     </dgm:pt>
     <dgm:pt modelId="{6AFEAD57-ACA5-49EF-87F9-D6E0C07B4959}" type="pres">
       <dgm:prSet presAssocID="{535B940A-D645-4875-ABA5-9654CFC2BBE2}" presName="connTx" presStyleLbl="parChTrans1D3" presStyleIdx="1" presStyleCnt="2"/>
       <dgm:spPr/>
-      <dgm:t>
-        <a:bodyPr/>
-        <a:lstStyle/>
-        <a:p>
-          <a:endParaRPr lang="en-US"/>
-        </a:p>
-      </dgm:t>
     </dgm:pt>
     <dgm:pt modelId="{3B04CFEE-054A-4146-83F2-E64F83786B8C}" type="pres">
       <dgm:prSet presAssocID="{A2DA2092-6D04-4A61-A20E-131C05D36D9A}" presName="root2" presStyleCnt="0"/>
@@ -29976,13 +28377,6 @@
         </dgm:presLayoutVars>
       </dgm:prSet>
       <dgm:spPr/>
-      <dgm:t>
-        <a:bodyPr/>
-        <a:lstStyle/>
-        <a:p>
-          <a:endParaRPr lang="en-US"/>
-        </a:p>
-      </dgm:t>
     </dgm:pt>
     <dgm:pt modelId="{F3427A6F-5F2F-4887-9F49-8A595CB75EAE}" type="pres">
       <dgm:prSet presAssocID="{A2DA2092-6D04-4A61-A20E-131C05D36D9A}" presName="level3hierChild" presStyleCnt="0"/>
@@ -29991,24 +28385,10 @@
     <dgm:pt modelId="{24BCED61-D202-4F83-8456-32C6DAEC60EE}" type="pres">
       <dgm:prSet presAssocID="{0ECAE38E-8B96-4535-98F5-498FC0A0300C}" presName="conn2-1" presStyleLbl="parChTrans1D2" presStyleIdx="7" presStyleCnt="10"/>
       <dgm:spPr/>
-      <dgm:t>
-        <a:bodyPr/>
-        <a:lstStyle/>
-        <a:p>
-          <a:endParaRPr lang="en-US"/>
-        </a:p>
-      </dgm:t>
     </dgm:pt>
     <dgm:pt modelId="{AF78F9E5-4D2B-4886-A21C-4F830E925EA1}" type="pres">
       <dgm:prSet presAssocID="{0ECAE38E-8B96-4535-98F5-498FC0A0300C}" presName="connTx" presStyleLbl="parChTrans1D2" presStyleIdx="7" presStyleCnt="10"/>
       <dgm:spPr/>
-      <dgm:t>
-        <a:bodyPr/>
-        <a:lstStyle/>
-        <a:p>
-          <a:endParaRPr lang="en-US"/>
-        </a:p>
-      </dgm:t>
     </dgm:pt>
     <dgm:pt modelId="{8DB3A26A-C5ED-4250-8ED2-1B75D6A493AE}" type="pres">
       <dgm:prSet presAssocID="{C7A57CBD-6C7A-4C9A-B22B-2C8B9DEA465D}" presName="root2" presStyleCnt="0"/>
@@ -30021,13 +28401,6 @@
         </dgm:presLayoutVars>
       </dgm:prSet>
       <dgm:spPr/>
-      <dgm:t>
-        <a:bodyPr/>
-        <a:lstStyle/>
-        <a:p>
-          <a:endParaRPr lang="en-US"/>
-        </a:p>
-      </dgm:t>
     </dgm:pt>
     <dgm:pt modelId="{A7E294E6-F3DD-40F4-B3F5-3F05EF3C95EF}" type="pres">
       <dgm:prSet presAssocID="{C7A57CBD-6C7A-4C9A-B22B-2C8B9DEA465D}" presName="level3hierChild" presStyleCnt="0"/>
@@ -30036,24 +28409,10 @@
     <dgm:pt modelId="{062FB355-4E5F-464D-B80D-D8D6A8E8A30B}" type="pres">
       <dgm:prSet presAssocID="{C4D657BC-BFFB-45BF-ACC5-A141F29BA421}" presName="conn2-1" presStyleLbl="parChTrans1D2" presStyleIdx="8" presStyleCnt="10"/>
       <dgm:spPr/>
-      <dgm:t>
-        <a:bodyPr/>
-        <a:lstStyle/>
-        <a:p>
-          <a:endParaRPr lang="en-US"/>
-        </a:p>
-      </dgm:t>
     </dgm:pt>
     <dgm:pt modelId="{B9B85949-0F04-41E4-92F2-6625FE183A85}" type="pres">
       <dgm:prSet presAssocID="{C4D657BC-BFFB-45BF-ACC5-A141F29BA421}" presName="connTx" presStyleLbl="parChTrans1D2" presStyleIdx="8" presStyleCnt="10"/>
       <dgm:spPr/>
-      <dgm:t>
-        <a:bodyPr/>
-        <a:lstStyle/>
-        <a:p>
-          <a:endParaRPr lang="en-US"/>
-        </a:p>
-      </dgm:t>
     </dgm:pt>
     <dgm:pt modelId="{8E20B0C6-D062-4607-88ED-96361C73C2C6}" type="pres">
       <dgm:prSet presAssocID="{934D612E-37F8-4214-B050-8B44AD58F070}" presName="root2" presStyleCnt="0"/>
@@ -30066,13 +28425,6 @@
         </dgm:presLayoutVars>
       </dgm:prSet>
       <dgm:spPr/>
-      <dgm:t>
-        <a:bodyPr/>
-        <a:lstStyle/>
-        <a:p>
-          <a:endParaRPr lang="en-US"/>
-        </a:p>
-      </dgm:t>
     </dgm:pt>
     <dgm:pt modelId="{3B8B13DE-797B-4EBC-BAD3-E423D81F8C34}" type="pres">
       <dgm:prSet presAssocID="{934D612E-37F8-4214-B050-8B44AD58F070}" presName="level3hierChild" presStyleCnt="0"/>
@@ -30081,24 +28433,10 @@
     <dgm:pt modelId="{F7E85357-43D8-4B30-9B09-4E22A3D7FACF}" type="pres">
       <dgm:prSet presAssocID="{EBC4B759-0AA5-463F-90A3-51A4F3FFF960}" presName="conn2-1" presStyleLbl="parChTrans1D2" presStyleIdx="9" presStyleCnt="10"/>
       <dgm:spPr/>
-      <dgm:t>
-        <a:bodyPr/>
-        <a:lstStyle/>
-        <a:p>
-          <a:endParaRPr lang="en-US"/>
-        </a:p>
-      </dgm:t>
     </dgm:pt>
     <dgm:pt modelId="{F1E44030-B40F-4ABE-BC12-F51157D522F1}" type="pres">
       <dgm:prSet presAssocID="{EBC4B759-0AA5-463F-90A3-51A4F3FFF960}" presName="connTx" presStyleLbl="parChTrans1D2" presStyleIdx="9" presStyleCnt="10"/>
       <dgm:spPr/>
-      <dgm:t>
-        <a:bodyPr/>
-        <a:lstStyle/>
-        <a:p>
-          <a:endParaRPr lang="en-US"/>
-        </a:p>
-      </dgm:t>
     </dgm:pt>
     <dgm:pt modelId="{F12094E1-D9AB-42AF-9754-7415FD719806}" type="pres">
       <dgm:prSet presAssocID="{76FA3A08-A0FE-4025-A6A9-818EFED6890A}" presName="root2" presStyleCnt="0"/>
@@ -30111,13 +28449,6 @@
         </dgm:presLayoutVars>
       </dgm:prSet>
       <dgm:spPr/>
-      <dgm:t>
-        <a:bodyPr/>
-        <a:lstStyle/>
-        <a:p>
-          <a:endParaRPr lang="en-US"/>
-        </a:p>
-      </dgm:t>
     </dgm:pt>
     <dgm:pt modelId="{CADFA0A3-1C09-412D-BAFB-CB82944B7A7E}" type="pres">
       <dgm:prSet presAssocID="{76FA3A08-A0FE-4025-A6A9-818EFED6890A}" presName="level3hierChild" presStyleCnt="0"/>
@@ -30125,57 +28456,57 @@
     </dgm:pt>
   </dgm:ptLst>
   <dgm:cxnLst>
+    <dgm:cxn modelId="{21EA2702-8183-4D35-9022-78CC8D7BA866}" type="presOf" srcId="{EDA034DC-98D0-420E-B1CB-698DD701036E}" destId="{12459D25-F951-4FAE-B9A1-DC1B55966605}" srcOrd="1" destOrd="0" presId="urn:microsoft.com/office/officeart/2008/layout/HorizontalMultiLevelHierarchy"/>
+    <dgm:cxn modelId="{3AC6B006-CD3A-4D86-AD43-618147EB13CA}" type="presOf" srcId="{D8B57CAA-1B16-45F6-962C-8151284BDB78}" destId="{E469D9C6-D261-4486-922A-99880A3F495A}" srcOrd="0" destOrd="0" presId="urn:microsoft.com/office/officeart/2008/layout/HorizontalMultiLevelHierarchy"/>
+    <dgm:cxn modelId="{7D2F2314-3854-46A0-8F6E-BE3240FB0F91}" type="presOf" srcId="{9813CB7B-80BF-4567-8A75-D694157D215C}" destId="{7D6CFD9C-2470-46C3-862B-71869D33A839}" srcOrd="0" destOrd="0" presId="urn:microsoft.com/office/officeart/2008/layout/HorizontalMultiLevelHierarchy"/>
+    <dgm:cxn modelId="{815D0A18-B13D-4F9E-9A74-40CC3004AAB5}" srcId="{F62E8377-46D2-4B2B-9F74-113BA2569AFE}" destId="{D8B57CAA-1B16-45F6-962C-8151284BDB78}" srcOrd="0" destOrd="0" parTransId="{EDA034DC-98D0-420E-B1CB-698DD701036E}" sibTransId="{D3E965AE-3BFD-4EC5-AF9D-377B54A8C5B3}"/>
+    <dgm:cxn modelId="{03A5DD1B-2491-4014-9FDC-7C4F8D6EC0FF}" type="presOf" srcId="{4B73FCCE-A4F6-44ED-8C21-B8C8DD8B9F68}" destId="{B98C0A43-0191-4826-A68F-3110AA8BBE3E}" srcOrd="0" destOrd="0" presId="urn:microsoft.com/office/officeart/2008/layout/HorizontalMultiLevelHierarchy"/>
+    <dgm:cxn modelId="{79BC2A1C-CC64-4704-B821-FEF0FAC8F302}" type="presOf" srcId="{DD43787A-8D73-4717-8118-891AF32CF72D}" destId="{617C3456-8FD8-4C04-8A92-455CADA33BA6}" srcOrd="1" destOrd="0" presId="urn:microsoft.com/office/officeart/2008/layout/HorizontalMultiLevelHierarchy"/>
+    <dgm:cxn modelId="{7D640021-C372-4F54-ABF9-04FE084D2702}" type="presOf" srcId="{06145C23-518E-423A-B420-3E40D8B7ADE8}" destId="{2C17FADC-F121-4E5D-A534-0A5AD216AFC9}" srcOrd="1" destOrd="0" presId="urn:microsoft.com/office/officeart/2008/layout/HorizontalMultiLevelHierarchy"/>
+    <dgm:cxn modelId="{C2469A26-CCEF-4827-85E3-73F0E8FB7913}" srcId="{967DD0F0-57DD-4F61-AAB6-28C7084B15E5}" destId="{D528EBD5-86A4-412D-87EC-1D4C312F320F}" srcOrd="5" destOrd="0" parTransId="{46CAE3FB-23D9-4BDF-B2E8-DD2982C46166}" sibTransId="{1402B073-135A-469C-80B2-DC88E2F91FD3}"/>
     <dgm:cxn modelId="{01B68738-D9EF-4C96-9FCD-82615F594B60}" srcId="{5F064DDA-8B05-4D97-B00E-B72E7A0E7D75}" destId="{967DD0F0-57DD-4F61-AAB6-28C7084B15E5}" srcOrd="0" destOrd="0" parTransId="{53C78C58-F6C5-4838-BE4A-E55DE16200F3}" sibTransId="{EB5304C4-18F9-4F69-8E22-B7BA63771458}"/>
-    <dgm:cxn modelId="{C2469A26-CCEF-4827-85E3-73F0E8FB7913}" srcId="{967DD0F0-57DD-4F61-AAB6-28C7084B15E5}" destId="{D528EBD5-86A4-412D-87EC-1D4C312F320F}" srcOrd="5" destOrd="0" parTransId="{46CAE3FB-23D9-4BDF-B2E8-DD2982C46166}" sibTransId="{1402B073-135A-469C-80B2-DC88E2F91FD3}"/>
-    <dgm:cxn modelId="{53E989C6-663C-4790-862E-07687ACB3F7E}" type="presOf" srcId="{F1CAC4D6-03EF-4906-B3A5-B9C64A1C9310}" destId="{B5276A7F-006C-46B1-91A7-FCAE00EB653C}" srcOrd="1" destOrd="0" presId="urn:microsoft.com/office/officeart/2008/layout/HorizontalMultiLevelHierarchy"/>
-    <dgm:cxn modelId="{1241CDFC-F906-4A88-9500-337AFAD3EB0E}" type="presOf" srcId="{535B940A-D645-4875-ABA5-9654CFC2BBE2}" destId="{55EDFB32-134B-404D-BA55-4C704A9B1E17}" srcOrd="0" destOrd="0" presId="urn:microsoft.com/office/officeart/2008/layout/HorizontalMultiLevelHierarchy"/>
-    <dgm:cxn modelId="{21EA2702-8183-4D35-9022-78CC8D7BA866}" type="presOf" srcId="{EDA034DC-98D0-420E-B1CB-698DD701036E}" destId="{12459D25-F951-4FAE-B9A1-DC1B55966605}" srcOrd="1" destOrd="0" presId="urn:microsoft.com/office/officeart/2008/layout/HorizontalMultiLevelHierarchy"/>
-    <dgm:cxn modelId="{79BC2A1C-CC64-4704-B821-FEF0FAC8F302}" type="presOf" srcId="{DD43787A-8D73-4717-8118-891AF32CF72D}" destId="{617C3456-8FD8-4C04-8A92-455CADA33BA6}" srcOrd="1" destOrd="0" presId="urn:microsoft.com/office/officeart/2008/layout/HorizontalMultiLevelHierarchy"/>
-    <dgm:cxn modelId="{A4B8AF92-1261-406F-85ED-164CC73C27DE}" srcId="{967DD0F0-57DD-4F61-AAB6-28C7084B15E5}" destId="{76FA3A08-A0FE-4025-A6A9-818EFED6890A}" srcOrd="9" destOrd="0" parTransId="{EBC4B759-0AA5-463F-90A3-51A4F3FFF960}" sibTransId="{B8BBD2FB-6FC8-4FF5-B97C-934DCEACDFFA}"/>
-    <dgm:cxn modelId="{ECD2098F-BF0D-4EF9-8638-C2747F402C70}" type="presOf" srcId="{535B940A-D645-4875-ABA5-9654CFC2BBE2}" destId="{6AFEAD57-ACA5-49EF-87F9-D6E0C07B4959}" srcOrd="1" destOrd="0" presId="urn:microsoft.com/office/officeart/2008/layout/HorizontalMultiLevelHierarchy"/>
-    <dgm:cxn modelId="{03A5DD1B-2491-4014-9FDC-7C4F8D6EC0FF}" type="presOf" srcId="{4B73FCCE-A4F6-44ED-8C21-B8C8DD8B9F68}" destId="{B98C0A43-0191-4826-A68F-3110AA8BBE3E}" srcOrd="0" destOrd="0" presId="urn:microsoft.com/office/officeart/2008/layout/HorizontalMultiLevelHierarchy"/>
-    <dgm:cxn modelId="{B3EC3FCF-0FF0-4FB8-8790-3640FE44A57E}" srcId="{F62E8377-46D2-4B2B-9F74-113BA2569AFE}" destId="{A2DA2092-6D04-4A61-A20E-131C05D36D9A}" srcOrd="1" destOrd="0" parTransId="{535B940A-D645-4875-ABA5-9654CFC2BBE2}" sibTransId="{AEED0DCD-68E2-41FC-8B57-E1290B6DF0E3}"/>
-    <dgm:cxn modelId="{229E8797-CFF2-401E-BEDE-07883BB8E363}" srcId="{967DD0F0-57DD-4F61-AAB6-28C7084B15E5}" destId="{9813CB7B-80BF-4567-8A75-D694157D215C}" srcOrd="2" destOrd="0" parTransId="{0E1F18CA-203A-4074-A74C-2E91300B5DC9}" sibTransId="{AE7D522E-5D50-4018-B24F-F78F99A887CA}"/>
-    <dgm:cxn modelId="{BD7B68DD-6557-4CC3-A892-DE45164661D6}" type="presOf" srcId="{DD43787A-8D73-4717-8118-891AF32CF72D}" destId="{15EAE4A3-258F-484D-A6E1-9F8FFC922000}" srcOrd="0" destOrd="0" presId="urn:microsoft.com/office/officeart/2008/layout/HorizontalMultiLevelHierarchy"/>
-    <dgm:cxn modelId="{FA11D782-66D5-45FF-B71F-0790B04DA4C3}" type="presOf" srcId="{F62E8377-46D2-4B2B-9F74-113BA2569AFE}" destId="{A4F3A1EE-A9BA-4C22-BFE7-FE761A440CB2}" srcOrd="0" destOrd="0" presId="urn:microsoft.com/office/officeart/2008/layout/HorizontalMultiLevelHierarchy"/>
+    <dgm:cxn modelId="{5AB1523D-495B-4592-8B02-90DAABF8ADFF}" type="presOf" srcId="{21EFAE62-A468-469C-9A3A-4E5608773D52}" destId="{9ADA0D8A-14D3-4E1E-B910-EBD7B8594994}" srcOrd="0" destOrd="0" presId="urn:microsoft.com/office/officeart/2008/layout/HorizontalMultiLevelHierarchy"/>
+    <dgm:cxn modelId="{F4C61A5C-F75A-48AC-A120-EEE05AF52140}" type="presOf" srcId="{473D0560-4D62-440C-8053-F42E31A9FA14}" destId="{E838D261-24DD-4A7B-9E35-3AC592857E44}" srcOrd="0" destOrd="0" presId="urn:microsoft.com/office/officeart/2008/layout/HorizontalMultiLevelHierarchy"/>
+    <dgm:cxn modelId="{1E7F7F5F-9957-43AD-A6F1-6BC1B8F27F7D}" type="presOf" srcId="{0ECAE38E-8B96-4535-98F5-498FC0A0300C}" destId="{24BCED61-D202-4F83-8456-32C6DAEC60EE}" srcOrd="0" destOrd="0" presId="urn:microsoft.com/office/officeart/2008/layout/HorizontalMultiLevelHierarchy"/>
+    <dgm:cxn modelId="{9740AB60-E060-4B94-856A-52C9932FE1DF}" type="presOf" srcId="{46CAE3FB-23D9-4BDF-B2E8-DD2982C46166}" destId="{B9628CF6-217A-4B66-897C-1DB7788A2613}" srcOrd="1" destOrd="0" presId="urn:microsoft.com/office/officeart/2008/layout/HorizontalMultiLevelHierarchy"/>
     <dgm:cxn modelId="{EC4DEB60-D755-4725-982F-C76EB0CE0970}" type="presOf" srcId="{A2DA2092-6D04-4A61-A20E-131C05D36D9A}" destId="{CEAD9F27-1AB5-4E0F-BE5D-0EB1F501D49F}" srcOrd="0" destOrd="0" presId="urn:microsoft.com/office/officeart/2008/layout/HorizontalMultiLevelHierarchy"/>
     <dgm:cxn modelId="{85321765-F730-417B-A926-78D874BC1787}" type="presOf" srcId="{B8D74C53-60D8-4638-92C8-0447A3E88402}" destId="{8DB0B957-9C3A-4089-AB12-FB445FD5FFB3}" srcOrd="0" destOrd="0" presId="urn:microsoft.com/office/officeart/2008/layout/HorizontalMultiLevelHierarchy"/>
+    <dgm:cxn modelId="{AB23F346-AA64-400B-A380-FBEDE2CC357D}" srcId="{967DD0F0-57DD-4F61-AAB6-28C7084B15E5}" destId="{473D0560-4D62-440C-8053-F42E31A9FA14}" srcOrd="3" destOrd="0" parTransId="{DD43787A-8D73-4717-8118-891AF32CF72D}" sibTransId="{F94F6473-F0C7-425C-8199-C1E3DAB2DE15}"/>
+    <dgm:cxn modelId="{F920E847-B677-4C0D-BCDD-2F39BB074096}" srcId="{967DD0F0-57DD-4F61-AAB6-28C7084B15E5}" destId="{B8D74C53-60D8-4638-92C8-0447A3E88402}" srcOrd="1" destOrd="0" parTransId="{06145C23-518E-423A-B420-3E40D8B7ADE8}" sibTransId="{D06EEBFB-6AC9-4309-8B6A-44F596C14702}"/>
+    <dgm:cxn modelId="{236DB84B-16F9-4AFF-B9FA-8C6E8461A45B}" type="presOf" srcId="{0E1F18CA-203A-4074-A74C-2E91300B5DC9}" destId="{32973F11-7206-469B-B120-523FEEEB17BA}" srcOrd="0" destOrd="0" presId="urn:microsoft.com/office/officeart/2008/layout/HorizontalMultiLevelHierarchy"/>
+    <dgm:cxn modelId="{47F22E4C-7956-495F-A953-753A1A5E3CA8}" type="presOf" srcId="{EDA034DC-98D0-420E-B1CB-698DD701036E}" destId="{C346352A-80AE-414E-A0F2-3E8BBE21A7CD}" srcOrd="0" destOrd="0" presId="urn:microsoft.com/office/officeart/2008/layout/HorizontalMultiLevelHierarchy"/>
+    <dgm:cxn modelId="{C84E466E-A9D8-49E9-9B2D-2F8971E7DD4C}" type="presOf" srcId="{EBC4B759-0AA5-463F-90A3-51A4F3FFF960}" destId="{F7E85357-43D8-4B30-9B09-4E22A3D7FACF}" srcOrd="0" destOrd="0" presId="urn:microsoft.com/office/officeart/2008/layout/HorizontalMultiLevelHierarchy"/>
+    <dgm:cxn modelId="{40068A4E-B31A-4556-8358-42A924A52EBD}" type="presOf" srcId="{46CAE3FB-23D9-4BDF-B2E8-DD2982C46166}" destId="{3A629D32-FCEE-46D2-BD14-DE718F72C17B}" srcOrd="0" destOrd="0" presId="urn:microsoft.com/office/officeart/2008/layout/HorizontalMultiLevelHierarchy"/>
+    <dgm:cxn modelId="{E1ACE54F-C6D9-4F96-8323-36430B4B520F}" type="presOf" srcId="{C5ABB2F9-0F63-4A55-B796-4B2C91258F40}" destId="{0B184CDA-F995-4B25-A366-70D4A40186E6}" srcOrd="0" destOrd="0" presId="urn:microsoft.com/office/officeart/2008/layout/HorizontalMultiLevelHierarchy"/>
+    <dgm:cxn modelId="{97146D79-2353-4ABB-B40F-2320637C95CE}" type="presOf" srcId="{934D612E-37F8-4214-B050-8B44AD58F070}" destId="{45C105A9-E700-43CE-B6C4-D3FBF7F41416}" srcOrd="0" destOrd="0" presId="urn:microsoft.com/office/officeart/2008/layout/HorizontalMultiLevelHierarchy"/>
+    <dgm:cxn modelId="{F24C757B-3A74-4123-80A4-ADBCCECB1200}" srcId="{967DD0F0-57DD-4F61-AAB6-28C7084B15E5}" destId="{934D612E-37F8-4214-B050-8B44AD58F070}" srcOrd="8" destOrd="0" parTransId="{C4D657BC-BFFB-45BF-ACC5-A141F29BA421}" sibTransId="{13571DEA-5F69-48D8-A426-695054F4D2F6}"/>
+    <dgm:cxn modelId="{BBC46C7F-34CA-434C-82BF-883047F72980}" srcId="{967DD0F0-57DD-4F61-AAB6-28C7084B15E5}" destId="{C7A57CBD-6C7A-4C9A-B22B-2C8B9DEA465D}" srcOrd="7" destOrd="0" parTransId="{0ECAE38E-8B96-4535-98F5-498FC0A0300C}" sibTransId="{C82C9BAE-6EE1-475A-A184-0A608C15FEF7}"/>
+    <dgm:cxn modelId="{FA11D782-66D5-45FF-B71F-0790B04DA4C3}" type="presOf" srcId="{F62E8377-46D2-4B2B-9F74-113BA2569AFE}" destId="{A4F3A1EE-A9BA-4C22-BFE7-FE761A440CB2}" srcOrd="0" destOrd="0" presId="urn:microsoft.com/office/officeart/2008/layout/HorizontalMultiLevelHierarchy"/>
+    <dgm:cxn modelId="{CA3B3483-42D4-4C53-B1F7-02D9B62FFCDF}" type="presOf" srcId="{EBC4B759-0AA5-463F-90A3-51A4F3FFF960}" destId="{F1E44030-B40F-4ABE-BC12-F51157D522F1}" srcOrd="1" destOrd="0" presId="urn:microsoft.com/office/officeart/2008/layout/HorizontalMultiLevelHierarchy"/>
+    <dgm:cxn modelId="{ECD2098F-BF0D-4EF9-8638-C2747F402C70}" type="presOf" srcId="{535B940A-D645-4875-ABA5-9654CFC2BBE2}" destId="{6AFEAD57-ACA5-49EF-87F9-D6E0C07B4959}" srcOrd="1" destOrd="0" presId="urn:microsoft.com/office/officeart/2008/layout/HorizontalMultiLevelHierarchy"/>
+    <dgm:cxn modelId="{5C760090-3CFF-4E8B-9CD0-6D4B08205982}" srcId="{967DD0F0-57DD-4F61-AAB6-28C7084B15E5}" destId="{F62E8377-46D2-4B2B-9F74-113BA2569AFE}" srcOrd="6" destOrd="0" parTransId="{2C72AA2F-889E-4137-B9F2-608296931EED}" sibTransId="{F8B789AC-7EE4-447F-88B1-4F521CC5D061}"/>
+    <dgm:cxn modelId="{A4B8AF92-1261-406F-85ED-164CC73C27DE}" srcId="{967DD0F0-57DD-4F61-AAB6-28C7084B15E5}" destId="{76FA3A08-A0FE-4025-A6A9-818EFED6890A}" srcOrd="9" destOrd="0" parTransId="{EBC4B759-0AA5-463F-90A3-51A4F3FFF960}" sibTransId="{B8BBD2FB-6FC8-4FF5-B97C-934DCEACDFFA}"/>
+    <dgm:cxn modelId="{E5FE3694-8026-4468-84D8-77D281A7FDD7}" srcId="{967DD0F0-57DD-4F61-AAB6-28C7084B15E5}" destId="{C5ABB2F9-0F63-4A55-B796-4B2C91258F40}" srcOrd="4" destOrd="0" parTransId="{F1CAC4D6-03EF-4906-B3A5-B9C64A1C9310}" sibTransId="{2E3CC78B-3A73-4A9D-A391-2F95BE00F44B}"/>
+    <dgm:cxn modelId="{E0684D94-472F-4F0D-A658-B82AD8D99FEA}" type="presOf" srcId="{F1CAC4D6-03EF-4906-B3A5-B9C64A1C9310}" destId="{338B17F4-70A6-4B87-A0DF-3585390B5A0B}" srcOrd="0" destOrd="0" presId="urn:microsoft.com/office/officeart/2008/layout/HorizontalMultiLevelHierarchy"/>
+    <dgm:cxn modelId="{229E8797-CFF2-401E-BEDE-07883BB8E363}" srcId="{967DD0F0-57DD-4F61-AAB6-28C7084B15E5}" destId="{9813CB7B-80BF-4567-8A75-D694157D215C}" srcOrd="2" destOrd="0" parTransId="{0E1F18CA-203A-4074-A74C-2E91300B5DC9}" sibTransId="{AE7D522E-5D50-4018-B24F-F78F99A887CA}"/>
+    <dgm:cxn modelId="{396F5DA0-08C2-4214-ACC3-2CC94551F108}" type="presOf" srcId="{D528EBD5-86A4-412D-87EC-1D4C312F320F}" destId="{55C9AE2A-F7F6-4FD2-B76B-803E646A3258}" srcOrd="0" destOrd="0" presId="urn:microsoft.com/office/officeart/2008/layout/HorizontalMultiLevelHierarchy"/>
+    <dgm:cxn modelId="{2CCD04A9-8E31-424D-A8FD-D6C4C119641E}" type="presOf" srcId="{C4D657BC-BFFB-45BF-ACC5-A141F29BA421}" destId="{062FB355-4E5F-464D-B80D-D8D6A8E8A30B}" srcOrd="0" destOrd="0" presId="urn:microsoft.com/office/officeart/2008/layout/HorizontalMultiLevelHierarchy"/>
+    <dgm:cxn modelId="{CD67FAB2-9CCA-4DB6-A92B-5B2DE3C6C13C}" type="presOf" srcId="{C4D657BC-BFFB-45BF-ACC5-A141F29BA421}" destId="{B9B85949-0F04-41E4-92F2-6625FE183A85}" srcOrd="1" destOrd="0" presId="urn:microsoft.com/office/officeart/2008/layout/HorizontalMultiLevelHierarchy"/>
+    <dgm:cxn modelId="{9E1A2CBC-4865-4BB5-9ADC-69CDC5CB5EAA}" type="presOf" srcId="{21EFAE62-A468-469C-9A3A-4E5608773D52}" destId="{5F8F6FDC-DE6F-4444-ADA0-3686415093DF}" srcOrd="1" destOrd="0" presId="urn:microsoft.com/office/officeart/2008/layout/HorizontalMultiLevelHierarchy"/>
+    <dgm:cxn modelId="{53E989C6-663C-4790-862E-07687ACB3F7E}" type="presOf" srcId="{F1CAC4D6-03EF-4906-B3A5-B9C64A1C9310}" destId="{B5276A7F-006C-46B1-91A7-FCAE00EB653C}" srcOrd="1" destOrd="0" presId="urn:microsoft.com/office/officeart/2008/layout/HorizontalMultiLevelHierarchy"/>
+    <dgm:cxn modelId="{DB4869C7-C32A-4C1E-9075-B138BDB84362}" type="presOf" srcId="{2C72AA2F-889E-4137-B9F2-608296931EED}" destId="{838E2D54-B17E-46C3-AE7A-88365CB801A2}" srcOrd="1" destOrd="0" presId="urn:microsoft.com/office/officeart/2008/layout/HorizontalMultiLevelHierarchy"/>
+    <dgm:cxn modelId="{843D4FCC-1C45-4807-9B90-1C3A4606F74F}" type="presOf" srcId="{C7A57CBD-6C7A-4C9A-B22B-2C8B9DEA465D}" destId="{92A545EC-A060-49AC-90AB-7DE9A9AC040D}" srcOrd="0" destOrd="0" presId="urn:microsoft.com/office/officeart/2008/layout/HorizontalMultiLevelHierarchy"/>
+    <dgm:cxn modelId="{B3EC3FCF-0FF0-4FB8-8790-3640FE44A57E}" srcId="{F62E8377-46D2-4B2B-9F74-113BA2569AFE}" destId="{A2DA2092-6D04-4A61-A20E-131C05D36D9A}" srcOrd="1" destOrd="0" parTransId="{535B940A-D645-4875-ABA5-9654CFC2BBE2}" sibTransId="{AEED0DCD-68E2-41FC-8B57-E1290B6DF0E3}"/>
+    <dgm:cxn modelId="{7221ADD0-AC9D-4D1A-9F84-7F3CC3F55452}" type="presOf" srcId="{0E1F18CA-203A-4074-A74C-2E91300B5DC9}" destId="{34E7BCA0-FEA6-4B1F-8315-F3683131691E}" srcOrd="1" destOrd="0" presId="urn:microsoft.com/office/officeart/2008/layout/HorizontalMultiLevelHierarchy"/>
+    <dgm:cxn modelId="{18F0BFD0-F1A2-49C2-9D8A-18EB6E55EA65}" type="presOf" srcId="{0ECAE38E-8B96-4535-98F5-498FC0A0300C}" destId="{AF78F9E5-4D2B-4886-A21C-4F830E925EA1}" srcOrd="1" destOrd="0" presId="urn:microsoft.com/office/officeart/2008/layout/HorizontalMultiLevelHierarchy"/>
     <dgm:cxn modelId="{2B4D5FD9-B2BD-4807-BF40-66F9054BF641}" type="presOf" srcId="{76FA3A08-A0FE-4025-A6A9-818EFED6890A}" destId="{D594E2A2-BB52-4B0A-8A97-19F5A39D79D7}" srcOrd="0" destOrd="0" presId="urn:microsoft.com/office/officeart/2008/layout/HorizontalMultiLevelHierarchy"/>
-    <dgm:cxn modelId="{1E7F7F5F-9957-43AD-A6F1-6BC1B8F27F7D}" type="presOf" srcId="{0ECAE38E-8B96-4535-98F5-498FC0A0300C}" destId="{24BCED61-D202-4F83-8456-32C6DAEC60EE}" srcOrd="0" destOrd="0" presId="urn:microsoft.com/office/officeart/2008/layout/HorizontalMultiLevelHierarchy"/>
-    <dgm:cxn modelId="{E5FE3694-8026-4468-84D8-77D281A7FDD7}" srcId="{967DD0F0-57DD-4F61-AAB6-28C7084B15E5}" destId="{C5ABB2F9-0F63-4A55-B796-4B2C91258F40}" srcOrd="4" destOrd="0" parTransId="{F1CAC4D6-03EF-4906-B3A5-B9C64A1C9310}" sibTransId="{2E3CC78B-3A73-4A9D-A391-2F95BE00F44B}"/>
-    <dgm:cxn modelId="{7D640021-C372-4F54-ABF9-04FE084D2702}" type="presOf" srcId="{06145C23-518E-423A-B420-3E40D8B7ADE8}" destId="{2C17FADC-F121-4E5D-A534-0A5AD216AFC9}" srcOrd="1" destOrd="0" presId="urn:microsoft.com/office/officeart/2008/layout/HorizontalMultiLevelHierarchy"/>
+    <dgm:cxn modelId="{BD7B68DD-6557-4CC3-A892-DE45164661D6}" type="presOf" srcId="{DD43787A-8D73-4717-8118-891AF32CF72D}" destId="{15EAE4A3-258F-484D-A6E1-9F8FFC922000}" srcOrd="0" destOrd="0" presId="urn:microsoft.com/office/officeart/2008/layout/HorizontalMultiLevelHierarchy"/>
+    <dgm:cxn modelId="{FFAF17E7-8511-4506-9468-33ED41386407}" type="presOf" srcId="{06145C23-518E-423A-B420-3E40D8B7ADE8}" destId="{59D63838-86B7-4ED4-841F-31DB6C7E8F60}" srcOrd="0" destOrd="0" presId="urn:microsoft.com/office/officeart/2008/layout/HorizontalMultiLevelHierarchy"/>
+    <dgm:cxn modelId="{B97D2DE8-9492-4700-8FC5-5921ADA24128}" type="presOf" srcId="{2C72AA2F-889E-4137-B9F2-608296931EED}" destId="{4EFAEB70-6704-4219-9BCF-8B956458BD6D}" srcOrd="0" destOrd="0" presId="urn:microsoft.com/office/officeart/2008/layout/HorizontalMultiLevelHierarchy"/>
+    <dgm:cxn modelId="{190B38EC-ED53-4DB1-A6EB-C7D035278F37}" srcId="{967DD0F0-57DD-4F61-AAB6-28C7084B15E5}" destId="{4B73FCCE-A4F6-44ED-8C21-B8C8DD8B9F68}" srcOrd="0" destOrd="0" parTransId="{21EFAE62-A468-469C-9A3A-4E5608773D52}" sibTransId="{6282BC15-5703-4D63-9C69-B15241970EDD}"/>
     <dgm:cxn modelId="{B2EB55F4-570F-463B-88BA-613B223AB842}" type="presOf" srcId="{5F064DDA-8B05-4D97-B00E-B72E7A0E7D75}" destId="{72EE61B4-0F2E-4D0B-AA89-098AEAE90B65}" srcOrd="0" destOrd="0" presId="urn:microsoft.com/office/officeart/2008/layout/HorizontalMultiLevelHierarchy"/>
-    <dgm:cxn modelId="{9740AB60-E060-4B94-856A-52C9932FE1DF}" type="presOf" srcId="{46CAE3FB-23D9-4BDF-B2E8-DD2982C46166}" destId="{B9628CF6-217A-4B66-897C-1DB7788A2613}" srcOrd="1" destOrd="0" presId="urn:microsoft.com/office/officeart/2008/layout/HorizontalMultiLevelHierarchy"/>
-    <dgm:cxn modelId="{190B38EC-ED53-4DB1-A6EB-C7D035278F37}" srcId="{967DD0F0-57DD-4F61-AAB6-28C7084B15E5}" destId="{4B73FCCE-A4F6-44ED-8C21-B8C8DD8B9F68}" srcOrd="0" destOrd="0" parTransId="{21EFAE62-A468-469C-9A3A-4E5608773D52}" sibTransId="{6282BC15-5703-4D63-9C69-B15241970EDD}"/>
-    <dgm:cxn modelId="{E0684D94-472F-4F0D-A658-B82AD8D99FEA}" type="presOf" srcId="{F1CAC4D6-03EF-4906-B3A5-B9C64A1C9310}" destId="{338B17F4-70A6-4B87-A0DF-3585390B5A0B}" srcOrd="0" destOrd="0" presId="urn:microsoft.com/office/officeart/2008/layout/HorizontalMultiLevelHierarchy"/>
-    <dgm:cxn modelId="{47F22E4C-7956-495F-A953-753A1A5E3CA8}" type="presOf" srcId="{EDA034DC-98D0-420E-B1CB-698DD701036E}" destId="{C346352A-80AE-414E-A0F2-3E8BBE21A7CD}" srcOrd="0" destOrd="0" presId="urn:microsoft.com/office/officeart/2008/layout/HorizontalMultiLevelHierarchy"/>
-    <dgm:cxn modelId="{5C760090-3CFF-4E8B-9CD0-6D4B08205982}" srcId="{967DD0F0-57DD-4F61-AAB6-28C7084B15E5}" destId="{F62E8377-46D2-4B2B-9F74-113BA2569AFE}" srcOrd="6" destOrd="0" parTransId="{2C72AA2F-889E-4137-B9F2-608296931EED}" sibTransId="{F8B789AC-7EE4-447F-88B1-4F521CC5D061}"/>
-    <dgm:cxn modelId="{396F5DA0-08C2-4214-ACC3-2CC94551F108}" type="presOf" srcId="{D528EBD5-86A4-412D-87EC-1D4C312F320F}" destId="{55C9AE2A-F7F6-4FD2-B76B-803E646A3258}" srcOrd="0" destOrd="0" presId="urn:microsoft.com/office/officeart/2008/layout/HorizontalMultiLevelHierarchy"/>
-    <dgm:cxn modelId="{FFAF17E7-8511-4506-9468-33ED41386407}" type="presOf" srcId="{06145C23-518E-423A-B420-3E40D8B7ADE8}" destId="{59D63838-86B7-4ED4-841F-31DB6C7E8F60}" srcOrd="0" destOrd="0" presId="urn:microsoft.com/office/officeart/2008/layout/HorizontalMultiLevelHierarchy"/>
-    <dgm:cxn modelId="{CD67FAB2-9CCA-4DB6-A92B-5B2DE3C6C13C}" type="presOf" srcId="{C4D657BC-BFFB-45BF-ACC5-A141F29BA421}" destId="{B9B85949-0F04-41E4-92F2-6625FE183A85}" srcOrd="1" destOrd="0" presId="urn:microsoft.com/office/officeart/2008/layout/HorizontalMultiLevelHierarchy"/>
-    <dgm:cxn modelId="{F920E847-B677-4C0D-BCDD-2F39BB074096}" srcId="{967DD0F0-57DD-4F61-AAB6-28C7084B15E5}" destId="{B8D74C53-60D8-4638-92C8-0447A3E88402}" srcOrd="1" destOrd="0" parTransId="{06145C23-518E-423A-B420-3E40D8B7ADE8}" sibTransId="{D06EEBFB-6AC9-4309-8B6A-44F596C14702}"/>
-    <dgm:cxn modelId="{40068A4E-B31A-4556-8358-42A924A52EBD}" type="presOf" srcId="{46CAE3FB-23D9-4BDF-B2E8-DD2982C46166}" destId="{3A629D32-FCEE-46D2-BD14-DE718F72C17B}" srcOrd="0" destOrd="0" presId="urn:microsoft.com/office/officeart/2008/layout/HorizontalMultiLevelHierarchy"/>
-    <dgm:cxn modelId="{236DB84B-16F9-4AFF-B9FA-8C6E8461A45B}" type="presOf" srcId="{0E1F18CA-203A-4074-A74C-2E91300B5DC9}" destId="{32973F11-7206-469B-B120-523FEEEB17BA}" srcOrd="0" destOrd="0" presId="urn:microsoft.com/office/officeart/2008/layout/HorizontalMultiLevelHierarchy"/>
-    <dgm:cxn modelId="{C84E466E-A9D8-49E9-9B2D-2F8971E7DD4C}" type="presOf" srcId="{EBC4B759-0AA5-463F-90A3-51A4F3FFF960}" destId="{F7E85357-43D8-4B30-9B09-4E22A3D7FACF}" srcOrd="0" destOrd="0" presId="urn:microsoft.com/office/officeart/2008/layout/HorizontalMultiLevelHierarchy"/>
-    <dgm:cxn modelId="{BBC46C7F-34CA-434C-82BF-883047F72980}" srcId="{967DD0F0-57DD-4F61-AAB6-28C7084B15E5}" destId="{C7A57CBD-6C7A-4C9A-B22B-2C8B9DEA465D}" srcOrd="7" destOrd="0" parTransId="{0ECAE38E-8B96-4535-98F5-498FC0A0300C}" sibTransId="{C82C9BAE-6EE1-475A-A184-0A608C15FEF7}"/>
-    <dgm:cxn modelId="{F4C61A5C-F75A-48AC-A120-EEE05AF52140}" type="presOf" srcId="{473D0560-4D62-440C-8053-F42E31A9FA14}" destId="{E838D261-24DD-4A7B-9E35-3AC592857E44}" srcOrd="0" destOrd="0" presId="urn:microsoft.com/office/officeart/2008/layout/HorizontalMultiLevelHierarchy"/>
-    <dgm:cxn modelId="{7221ADD0-AC9D-4D1A-9F84-7F3CC3F55452}" type="presOf" srcId="{0E1F18CA-203A-4074-A74C-2E91300B5DC9}" destId="{34E7BCA0-FEA6-4B1F-8315-F3683131691E}" srcOrd="1" destOrd="0" presId="urn:microsoft.com/office/officeart/2008/layout/HorizontalMultiLevelHierarchy"/>
-    <dgm:cxn modelId="{843D4FCC-1C45-4807-9B90-1C3A4606F74F}" type="presOf" srcId="{C7A57CBD-6C7A-4C9A-B22B-2C8B9DEA465D}" destId="{92A545EC-A060-49AC-90AB-7DE9A9AC040D}" srcOrd="0" destOrd="0" presId="urn:microsoft.com/office/officeart/2008/layout/HorizontalMultiLevelHierarchy"/>
-    <dgm:cxn modelId="{3AC6B006-CD3A-4D86-AD43-618147EB13CA}" type="presOf" srcId="{D8B57CAA-1B16-45F6-962C-8151284BDB78}" destId="{E469D9C6-D261-4486-922A-99880A3F495A}" srcOrd="0" destOrd="0" presId="urn:microsoft.com/office/officeart/2008/layout/HorizontalMultiLevelHierarchy"/>
-    <dgm:cxn modelId="{AB23F346-AA64-400B-A380-FBEDE2CC357D}" srcId="{967DD0F0-57DD-4F61-AAB6-28C7084B15E5}" destId="{473D0560-4D62-440C-8053-F42E31A9FA14}" srcOrd="3" destOrd="0" parTransId="{DD43787A-8D73-4717-8118-891AF32CF72D}" sibTransId="{F94F6473-F0C7-425C-8199-C1E3DAB2DE15}"/>
-    <dgm:cxn modelId="{CA3B3483-42D4-4C53-B1F7-02D9B62FFCDF}" type="presOf" srcId="{EBC4B759-0AA5-463F-90A3-51A4F3FFF960}" destId="{F1E44030-B40F-4ABE-BC12-F51157D522F1}" srcOrd="1" destOrd="0" presId="urn:microsoft.com/office/officeart/2008/layout/HorizontalMultiLevelHierarchy"/>
-    <dgm:cxn modelId="{F24C757B-3A74-4123-80A4-ADBCCECB1200}" srcId="{967DD0F0-57DD-4F61-AAB6-28C7084B15E5}" destId="{934D612E-37F8-4214-B050-8B44AD58F070}" srcOrd="8" destOrd="0" parTransId="{C4D657BC-BFFB-45BF-ACC5-A141F29BA421}" sibTransId="{13571DEA-5F69-48D8-A426-695054F4D2F6}"/>
-    <dgm:cxn modelId="{815D0A18-B13D-4F9E-9A74-40CC3004AAB5}" srcId="{F62E8377-46D2-4B2B-9F74-113BA2569AFE}" destId="{D8B57CAA-1B16-45F6-962C-8151284BDB78}" srcOrd="0" destOrd="0" parTransId="{EDA034DC-98D0-420E-B1CB-698DD701036E}" sibTransId="{D3E965AE-3BFD-4EC5-AF9D-377B54A8C5B3}"/>
-    <dgm:cxn modelId="{18F0BFD0-F1A2-49C2-9D8A-18EB6E55EA65}" type="presOf" srcId="{0ECAE38E-8B96-4535-98F5-498FC0A0300C}" destId="{AF78F9E5-4D2B-4886-A21C-4F830E925EA1}" srcOrd="1" destOrd="0" presId="urn:microsoft.com/office/officeart/2008/layout/HorizontalMultiLevelHierarchy"/>
+    <dgm:cxn modelId="{1241CDFC-F906-4A88-9500-337AFAD3EB0E}" type="presOf" srcId="{535B940A-D645-4875-ABA5-9654CFC2BBE2}" destId="{55EDFB32-134B-404D-BA55-4C704A9B1E17}" srcOrd="0" destOrd="0" presId="urn:microsoft.com/office/officeart/2008/layout/HorizontalMultiLevelHierarchy"/>
     <dgm:cxn modelId="{F1EFA5FF-E203-47A5-BDA1-B57D927F28E8}" type="presOf" srcId="{967DD0F0-57DD-4F61-AAB6-28C7084B15E5}" destId="{B719D738-B6C1-4598-8F82-EAC98400FE56}" srcOrd="0" destOrd="0" presId="urn:microsoft.com/office/officeart/2008/layout/HorizontalMultiLevelHierarchy"/>
-    <dgm:cxn modelId="{B97D2DE8-9492-4700-8FC5-5921ADA24128}" type="presOf" srcId="{2C72AA2F-889E-4137-B9F2-608296931EED}" destId="{4EFAEB70-6704-4219-9BCF-8B956458BD6D}" srcOrd="0" destOrd="0" presId="urn:microsoft.com/office/officeart/2008/layout/HorizontalMultiLevelHierarchy"/>
-    <dgm:cxn modelId="{2CCD04A9-8E31-424D-A8FD-D6C4C119641E}" type="presOf" srcId="{C4D657BC-BFFB-45BF-ACC5-A141F29BA421}" destId="{062FB355-4E5F-464D-B80D-D8D6A8E8A30B}" srcOrd="0" destOrd="0" presId="urn:microsoft.com/office/officeart/2008/layout/HorizontalMultiLevelHierarchy"/>
-    <dgm:cxn modelId="{DB4869C7-C32A-4C1E-9075-B138BDB84362}" type="presOf" srcId="{2C72AA2F-889E-4137-B9F2-608296931EED}" destId="{838E2D54-B17E-46C3-AE7A-88365CB801A2}" srcOrd="1" destOrd="0" presId="urn:microsoft.com/office/officeart/2008/layout/HorizontalMultiLevelHierarchy"/>
-    <dgm:cxn modelId="{97146D79-2353-4ABB-B40F-2320637C95CE}" type="presOf" srcId="{934D612E-37F8-4214-B050-8B44AD58F070}" destId="{45C105A9-E700-43CE-B6C4-D3FBF7F41416}" srcOrd="0" destOrd="0" presId="urn:microsoft.com/office/officeart/2008/layout/HorizontalMultiLevelHierarchy"/>
-    <dgm:cxn modelId="{9E1A2CBC-4865-4BB5-9ADC-69CDC5CB5EAA}" type="presOf" srcId="{21EFAE62-A468-469C-9A3A-4E5608773D52}" destId="{5F8F6FDC-DE6F-4444-ADA0-3686415093DF}" srcOrd="1" destOrd="0" presId="urn:microsoft.com/office/officeart/2008/layout/HorizontalMultiLevelHierarchy"/>
-    <dgm:cxn modelId="{7D2F2314-3854-46A0-8F6E-BE3240FB0F91}" type="presOf" srcId="{9813CB7B-80BF-4567-8A75-D694157D215C}" destId="{7D6CFD9C-2470-46C3-862B-71869D33A839}" srcOrd="0" destOrd="0" presId="urn:microsoft.com/office/officeart/2008/layout/HorizontalMultiLevelHierarchy"/>
-    <dgm:cxn modelId="{5AB1523D-495B-4592-8B02-90DAABF8ADFF}" type="presOf" srcId="{21EFAE62-A468-469C-9A3A-4E5608773D52}" destId="{9ADA0D8A-14D3-4E1E-B910-EBD7B8594994}" srcOrd="0" destOrd="0" presId="urn:microsoft.com/office/officeart/2008/layout/HorizontalMultiLevelHierarchy"/>
-    <dgm:cxn modelId="{E1ACE54F-C6D9-4F96-8323-36430B4B520F}" type="presOf" srcId="{C5ABB2F9-0F63-4A55-B796-4B2C91258F40}" destId="{0B184CDA-F995-4B25-A366-70D4A40186E6}" srcOrd="0" destOrd="0" presId="urn:microsoft.com/office/officeart/2008/layout/HorizontalMultiLevelHierarchy"/>
     <dgm:cxn modelId="{F775CDB6-2FBC-463C-956F-19B4B367553F}" type="presParOf" srcId="{72EE61B4-0F2E-4D0B-AA89-098AEAE90B65}" destId="{E17C940D-7469-42BB-9FE0-CE56084F91F3}" srcOrd="0" destOrd="0" presId="urn:microsoft.com/office/officeart/2008/layout/HorizontalMultiLevelHierarchy"/>
     <dgm:cxn modelId="{64212A04-F1B7-44AC-B7A6-6E1E17869AB2}" type="presParOf" srcId="{E17C940D-7469-42BB-9FE0-CE56084F91F3}" destId="{B719D738-B6C1-4598-8F82-EAC98400FE56}" srcOrd="0" destOrd="0" presId="urn:microsoft.com/office/officeart/2008/layout/HorizontalMultiLevelHierarchy"/>
     <dgm:cxn modelId="{90483F92-AB49-4A9E-850C-2D6CC25A5365}" type="presParOf" srcId="{E17C940D-7469-42BB-9FE0-CE56084F91F3}" destId="{02279DC2-E52F-4376-90E9-387F4C086D46}" srcOrd="1" destOrd="0" presId="urn:microsoft.com/office/officeart/2008/layout/HorizontalMultiLevelHierarchy"/>
@@ -30771,13 +29102,6 @@
         </dgm:presLayoutVars>
       </dgm:prSet>
       <dgm:spPr/>
-      <dgm:t>
-        <a:bodyPr/>
-        <a:lstStyle/>
-        <a:p>
-          <a:endParaRPr lang="en-US"/>
-        </a:p>
-      </dgm:t>
     </dgm:pt>
     <dgm:pt modelId="{0C6084B7-2256-4C47-BF0C-802F4B8E63B4}" type="pres">
       <dgm:prSet presAssocID="{6A6AC630-AE5C-48A7-91D7-32C3D21C7208}" presName="hierRoot1" presStyleCnt="0">
@@ -30798,24 +29122,10 @@
         </dgm:presLayoutVars>
       </dgm:prSet>
       <dgm:spPr/>
-      <dgm:t>
-        <a:bodyPr/>
-        <a:lstStyle/>
-        <a:p>
-          <a:endParaRPr lang="en-US"/>
-        </a:p>
-      </dgm:t>
     </dgm:pt>
     <dgm:pt modelId="{9A45467B-D0E6-4DDA-8782-9D350B5706C5}" type="pres">
       <dgm:prSet presAssocID="{6A6AC630-AE5C-48A7-91D7-32C3D21C7208}" presName="rootConnector1" presStyleLbl="node1" presStyleIdx="0" presStyleCnt="0"/>
       <dgm:spPr/>
-      <dgm:t>
-        <a:bodyPr/>
-        <a:lstStyle/>
-        <a:p>
-          <a:endParaRPr lang="en-US"/>
-        </a:p>
-      </dgm:t>
     </dgm:pt>
     <dgm:pt modelId="{795CEA69-EB6E-4C7D-80AF-2FD0F5045D8B}" type="pres">
       <dgm:prSet presAssocID="{6A6AC630-AE5C-48A7-91D7-32C3D21C7208}" presName="hierChild2" presStyleCnt="0"/>
@@ -30824,13 +29134,6 @@
     <dgm:pt modelId="{085386BE-B853-4466-A374-8D2D814BC860}" type="pres">
       <dgm:prSet presAssocID="{729B65B6-419E-4DA9-85E2-6E54A84CEF56}" presName="Name37" presStyleLbl="parChTrans1D2" presStyleIdx="0" presStyleCnt="3"/>
       <dgm:spPr/>
-      <dgm:t>
-        <a:bodyPr/>
-        <a:lstStyle/>
-        <a:p>
-          <a:endParaRPr lang="en-US"/>
-        </a:p>
-      </dgm:t>
     </dgm:pt>
     <dgm:pt modelId="{4F3DDB29-86A7-460A-B573-3E8948A91AA5}" type="pres">
       <dgm:prSet presAssocID="{50EF11E6-B87B-4456-A0F2-743C0F9D06F6}" presName="hierRoot2" presStyleCnt="0">
@@ -30851,24 +29154,10 @@
         </dgm:presLayoutVars>
       </dgm:prSet>
       <dgm:spPr/>
-      <dgm:t>
-        <a:bodyPr/>
-        <a:lstStyle/>
-        <a:p>
-          <a:endParaRPr lang="en-US"/>
-        </a:p>
-      </dgm:t>
     </dgm:pt>
     <dgm:pt modelId="{929F5F49-3DDB-4AD4-B053-6EE67BC33CD3}" type="pres">
       <dgm:prSet presAssocID="{50EF11E6-B87B-4456-A0F2-743C0F9D06F6}" presName="rootConnector" presStyleLbl="node2" presStyleIdx="0" presStyleCnt="3"/>
       <dgm:spPr/>
-      <dgm:t>
-        <a:bodyPr/>
-        <a:lstStyle/>
-        <a:p>
-          <a:endParaRPr lang="en-US"/>
-        </a:p>
-      </dgm:t>
     </dgm:pt>
     <dgm:pt modelId="{5D4D841F-6E13-4E9E-A5E0-D4AE173C810D}" type="pres">
       <dgm:prSet presAssocID="{50EF11E6-B87B-4456-A0F2-743C0F9D06F6}" presName="hierChild4" presStyleCnt="0"/>
@@ -30881,13 +29170,6 @@
     <dgm:pt modelId="{3D8BF75D-06C5-40BA-A8EF-F44C60B98203}" type="pres">
       <dgm:prSet presAssocID="{76EF64C7-3515-4C76-8A14-B5FE30D1395A}" presName="Name37" presStyleLbl="parChTrans1D2" presStyleIdx="1" presStyleCnt="3"/>
       <dgm:spPr/>
-      <dgm:t>
-        <a:bodyPr/>
-        <a:lstStyle/>
-        <a:p>
-          <a:endParaRPr lang="en-US"/>
-        </a:p>
-      </dgm:t>
     </dgm:pt>
     <dgm:pt modelId="{3BB30A62-CA06-4375-977B-1D1AEC8AFE3F}" type="pres">
       <dgm:prSet presAssocID="{12698CE9-4A67-4B6D-8AEF-D1F7BBC56489}" presName="hierRoot2" presStyleCnt="0">
@@ -30908,24 +29190,10 @@
         </dgm:presLayoutVars>
       </dgm:prSet>
       <dgm:spPr/>
-      <dgm:t>
-        <a:bodyPr/>
-        <a:lstStyle/>
-        <a:p>
-          <a:endParaRPr lang="en-US"/>
-        </a:p>
-      </dgm:t>
     </dgm:pt>
     <dgm:pt modelId="{B11597D5-A69A-4C27-8F10-4E0378253CC6}" type="pres">
       <dgm:prSet presAssocID="{12698CE9-4A67-4B6D-8AEF-D1F7BBC56489}" presName="rootConnector" presStyleLbl="node2" presStyleIdx="1" presStyleCnt="3"/>
       <dgm:spPr/>
-      <dgm:t>
-        <a:bodyPr/>
-        <a:lstStyle/>
-        <a:p>
-          <a:endParaRPr lang="en-US"/>
-        </a:p>
-      </dgm:t>
     </dgm:pt>
     <dgm:pt modelId="{3C1F4F4E-7E41-4513-8E61-BEB45A106FA6}" type="pres">
       <dgm:prSet presAssocID="{12698CE9-4A67-4B6D-8AEF-D1F7BBC56489}" presName="hierChild4" presStyleCnt="0"/>
@@ -30938,13 +29206,6 @@
     <dgm:pt modelId="{2E3AACEF-9A8F-41B3-A766-3DAA16F40102}" type="pres">
       <dgm:prSet presAssocID="{F59597DA-6257-487E-8DB9-D55E529328F5}" presName="Name37" presStyleLbl="parChTrans1D2" presStyleIdx="2" presStyleCnt="3"/>
       <dgm:spPr/>
-      <dgm:t>
-        <a:bodyPr/>
-        <a:lstStyle/>
-        <a:p>
-          <a:endParaRPr lang="en-US"/>
-        </a:p>
-      </dgm:t>
     </dgm:pt>
     <dgm:pt modelId="{3DD46103-ADF5-4A02-B2E8-E4ABAE8F7609}" type="pres">
       <dgm:prSet presAssocID="{468B68E4-5150-4134-91F9-65EBB38FA41E}" presName="hierRoot2" presStyleCnt="0">
@@ -30965,24 +29226,10 @@
         </dgm:presLayoutVars>
       </dgm:prSet>
       <dgm:spPr/>
-      <dgm:t>
-        <a:bodyPr/>
-        <a:lstStyle/>
-        <a:p>
-          <a:endParaRPr lang="en-US"/>
-        </a:p>
-      </dgm:t>
     </dgm:pt>
     <dgm:pt modelId="{6542F1D4-D9D3-4094-90E6-9F5501B9894B}" type="pres">
       <dgm:prSet presAssocID="{468B68E4-5150-4134-91F9-65EBB38FA41E}" presName="rootConnector" presStyleLbl="node2" presStyleIdx="2" presStyleCnt="3"/>
       <dgm:spPr/>
-      <dgm:t>
-        <a:bodyPr/>
-        <a:lstStyle/>
-        <a:p>
-          <a:endParaRPr lang="en-US"/>
-        </a:p>
-      </dgm:t>
     </dgm:pt>
     <dgm:pt modelId="{5192EDC9-6E0E-4AEB-B94B-5B487271278A}" type="pres">
       <dgm:prSet presAssocID="{468B68E4-5150-4134-91F9-65EBB38FA41E}" presName="hierChild4" presStyleCnt="0"/>
@@ -30998,22 +29245,22 @@
     </dgm:pt>
   </dgm:ptLst>
   <dgm:cxnLst>
-    <dgm:cxn modelId="{6BE9C9C5-49E1-4D20-A023-3941FDEED024}" type="presOf" srcId="{50EF11E6-B87B-4456-A0F2-743C0F9D06F6}" destId="{B9951B79-FEB9-4698-AA22-CDD250CA93CB}" srcOrd="0" destOrd="0" presId="urn:microsoft.com/office/officeart/2005/8/layout/orgChart1"/>
-    <dgm:cxn modelId="{03A885DC-8811-4555-9D55-8BFD184A3A9D}" type="presOf" srcId="{468B68E4-5150-4134-91F9-65EBB38FA41E}" destId="{1D1557D3-4449-44EF-8892-6B40235D12D7}" srcOrd="0" destOrd="0" presId="urn:microsoft.com/office/officeart/2005/8/layout/orgChart1"/>
+    <dgm:cxn modelId="{7BF7950E-F35E-43B5-9A47-F6807C754040}" type="presOf" srcId="{27FC7179-429E-4B7B-856D-E6209C70C13E}" destId="{2D07F152-E6A6-4BFC-B5F1-0407565573E7}" srcOrd="0" destOrd="0" presId="urn:microsoft.com/office/officeart/2005/8/layout/orgChart1"/>
+    <dgm:cxn modelId="{4968E335-B29B-4EE5-A6CE-113AD8E8DF4D}" type="presOf" srcId="{729B65B6-419E-4DA9-85E2-6E54A84CEF56}" destId="{085386BE-B853-4466-A374-8D2D814BC860}" srcOrd="0" destOrd="0" presId="urn:microsoft.com/office/officeart/2005/8/layout/orgChart1"/>
+    <dgm:cxn modelId="{A8244F66-22B3-418D-AFF6-62B0F0EF45B8}" type="presOf" srcId="{50EF11E6-B87B-4456-A0F2-743C0F9D06F6}" destId="{929F5F49-3DDB-4AD4-B053-6EE67BC33CD3}" srcOrd="1" destOrd="0" presId="urn:microsoft.com/office/officeart/2005/8/layout/orgChart1"/>
+    <dgm:cxn modelId="{D51D2B6F-86ED-4100-91C0-0199B480DCBF}" type="presOf" srcId="{12698CE9-4A67-4B6D-8AEF-D1F7BBC56489}" destId="{F8E51CB0-98CE-401C-AB65-595656BF2459}" srcOrd="0" destOrd="0" presId="urn:microsoft.com/office/officeart/2005/8/layout/orgChart1"/>
+    <dgm:cxn modelId="{BF7AC777-1762-42C2-87DF-6EB6D86A10B1}" type="presOf" srcId="{468B68E4-5150-4134-91F9-65EBB38FA41E}" destId="{6542F1D4-D9D3-4094-90E6-9F5501B9894B}" srcOrd="1" destOrd="0" presId="urn:microsoft.com/office/officeart/2005/8/layout/orgChart1"/>
+    <dgm:cxn modelId="{7D49158B-B0CA-4CF5-BC55-0FAD921752A3}" type="presOf" srcId="{76EF64C7-3515-4C76-8A14-B5FE30D1395A}" destId="{3D8BF75D-06C5-40BA-A8EF-F44C60B98203}" srcOrd="0" destOrd="0" presId="urn:microsoft.com/office/officeart/2005/8/layout/orgChart1"/>
     <dgm:cxn modelId="{D304488E-AF00-4986-8F07-249682BDD2E1}" srcId="{6A6AC630-AE5C-48A7-91D7-32C3D21C7208}" destId="{468B68E4-5150-4134-91F9-65EBB38FA41E}" srcOrd="2" destOrd="0" parTransId="{F59597DA-6257-487E-8DB9-D55E529328F5}" sibTransId="{BDD13513-06A2-41B1-ADC4-EE63541DEDD9}"/>
     <dgm:cxn modelId="{01873C98-E6DF-4C4C-B892-06582435FD73}" srcId="{27FC7179-429E-4B7B-856D-E6209C70C13E}" destId="{6A6AC630-AE5C-48A7-91D7-32C3D21C7208}" srcOrd="0" destOrd="0" parTransId="{BE389740-63CF-49DC-A8F4-602015B8B91F}" sibTransId="{3B10A06E-1800-4A4C-A93F-A59EAD948231}"/>
-    <dgm:cxn modelId="{BF7AC777-1762-42C2-87DF-6EB6D86A10B1}" type="presOf" srcId="{468B68E4-5150-4134-91F9-65EBB38FA41E}" destId="{6542F1D4-D9D3-4094-90E6-9F5501B9894B}" srcOrd="1" destOrd="0" presId="urn:microsoft.com/office/officeart/2005/8/layout/orgChart1"/>
+    <dgm:cxn modelId="{F1DB02B6-21FC-4DDA-A2C9-CFBD166F6767}" type="presOf" srcId="{6A6AC630-AE5C-48A7-91D7-32C3D21C7208}" destId="{9A45467B-D0E6-4DDA-8782-9D350B5706C5}" srcOrd="1" destOrd="0" presId="urn:microsoft.com/office/officeart/2005/8/layout/orgChart1"/>
+    <dgm:cxn modelId="{6BE9C9C5-49E1-4D20-A023-3941FDEED024}" type="presOf" srcId="{50EF11E6-B87B-4456-A0F2-743C0F9D06F6}" destId="{B9951B79-FEB9-4698-AA22-CDD250CA93CB}" srcOrd="0" destOrd="0" presId="urn:microsoft.com/office/officeart/2005/8/layout/orgChart1"/>
+    <dgm:cxn modelId="{CE34A2CB-6C27-4808-AB8A-9BB19B8A84E1}" type="presOf" srcId="{12698CE9-4A67-4B6D-8AEF-D1F7BBC56489}" destId="{B11597D5-A69A-4C27-8F10-4E0378253CC6}" srcOrd="1" destOrd="0" presId="urn:microsoft.com/office/officeart/2005/8/layout/orgChart1"/>
+    <dgm:cxn modelId="{80DD79D0-0027-40A7-8EC3-AE3BF12BC5AA}" type="presOf" srcId="{6A6AC630-AE5C-48A7-91D7-32C3D21C7208}" destId="{EFFF236E-1CAE-467A-9AC0-B3C8E48C5B4A}" srcOrd="0" destOrd="0" presId="urn:microsoft.com/office/officeart/2005/8/layout/orgChart1"/>
+    <dgm:cxn modelId="{03A885DC-8811-4555-9D55-8BFD184A3A9D}" type="presOf" srcId="{468B68E4-5150-4134-91F9-65EBB38FA41E}" destId="{1D1557D3-4449-44EF-8892-6B40235D12D7}" srcOrd="0" destOrd="0" presId="urn:microsoft.com/office/officeart/2005/8/layout/orgChart1"/>
+    <dgm:cxn modelId="{C4F48DE0-750F-4DD6-9E43-0D2600726AEF}" srcId="{6A6AC630-AE5C-48A7-91D7-32C3D21C7208}" destId="{12698CE9-4A67-4B6D-8AEF-D1F7BBC56489}" srcOrd="1" destOrd="0" parTransId="{76EF64C7-3515-4C76-8A14-B5FE30D1395A}" sibTransId="{3DE82584-1409-4FC9-8C91-E9671CBE7A0F}"/>
+    <dgm:cxn modelId="{A16700E6-720C-42DD-89E2-DC5AE578652B}" type="presOf" srcId="{F59597DA-6257-487E-8DB9-D55E529328F5}" destId="{2E3AACEF-9A8F-41B3-A766-3DAA16F40102}" srcOrd="0" destOrd="0" presId="urn:microsoft.com/office/officeart/2005/8/layout/orgChart1"/>
     <dgm:cxn modelId="{221870F7-A1C3-4600-9BF8-40EBE1F346FF}" srcId="{6A6AC630-AE5C-48A7-91D7-32C3D21C7208}" destId="{50EF11E6-B87B-4456-A0F2-743C0F9D06F6}" srcOrd="0" destOrd="0" parTransId="{729B65B6-419E-4DA9-85E2-6E54A84CEF56}" sibTransId="{0880E755-283D-4E22-B1A9-6F29994EA4B8}"/>
-    <dgm:cxn modelId="{7BF7950E-F35E-43B5-9A47-F6807C754040}" type="presOf" srcId="{27FC7179-429E-4B7B-856D-E6209C70C13E}" destId="{2D07F152-E6A6-4BFC-B5F1-0407565573E7}" srcOrd="0" destOrd="0" presId="urn:microsoft.com/office/officeart/2005/8/layout/orgChart1"/>
-    <dgm:cxn modelId="{D51D2B6F-86ED-4100-91C0-0199B480DCBF}" type="presOf" srcId="{12698CE9-4A67-4B6D-8AEF-D1F7BBC56489}" destId="{F8E51CB0-98CE-401C-AB65-595656BF2459}" srcOrd="0" destOrd="0" presId="urn:microsoft.com/office/officeart/2005/8/layout/orgChart1"/>
-    <dgm:cxn modelId="{F1DB02B6-21FC-4DDA-A2C9-CFBD166F6767}" type="presOf" srcId="{6A6AC630-AE5C-48A7-91D7-32C3D21C7208}" destId="{9A45467B-D0E6-4DDA-8782-9D350B5706C5}" srcOrd="1" destOrd="0" presId="urn:microsoft.com/office/officeart/2005/8/layout/orgChart1"/>
-    <dgm:cxn modelId="{CE34A2CB-6C27-4808-AB8A-9BB19B8A84E1}" type="presOf" srcId="{12698CE9-4A67-4B6D-8AEF-D1F7BBC56489}" destId="{B11597D5-A69A-4C27-8F10-4E0378253CC6}" srcOrd="1" destOrd="0" presId="urn:microsoft.com/office/officeart/2005/8/layout/orgChart1"/>
-    <dgm:cxn modelId="{4968E335-B29B-4EE5-A6CE-113AD8E8DF4D}" type="presOf" srcId="{729B65B6-419E-4DA9-85E2-6E54A84CEF56}" destId="{085386BE-B853-4466-A374-8D2D814BC860}" srcOrd="0" destOrd="0" presId="urn:microsoft.com/office/officeart/2005/8/layout/orgChart1"/>
-    <dgm:cxn modelId="{7D49158B-B0CA-4CF5-BC55-0FAD921752A3}" type="presOf" srcId="{76EF64C7-3515-4C76-8A14-B5FE30D1395A}" destId="{3D8BF75D-06C5-40BA-A8EF-F44C60B98203}" srcOrd="0" destOrd="0" presId="urn:microsoft.com/office/officeart/2005/8/layout/orgChart1"/>
-    <dgm:cxn modelId="{A8244F66-22B3-418D-AFF6-62B0F0EF45B8}" type="presOf" srcId="{50EF11E6-B87B-4456-A0F2-743C0F9D06F6}" destId="{929F5F49-3DDB-4AD4-B053-6EE67BC33CD3}" srcOrd="1" destOrd="0" presId="urn:microsoft.com/office/officeart/2005/8/layout/orgChart1"/>
-    <dgm:cxn modelId="{C4F48DE0-750F-4DD6-9E43-0D2600726AEF}" srcId="{6A6AC630-AE5C-48A7-91D7-32C3D21C7208}" destId="{12698CE9-4A67-4B6D-8AEF-D1F7BBC56489}" srcOrd="1" destOrd="0" parTransId="{76EF64C7-3515-4C76-8A14-B5FE30D1395A}" sibTransId="{3DE82584-1409-4FC9-8C91-E9671CBE7A0F}"/>
-    <dgm:cxn modelId="{80DD79D0-0027-40A7-8EC3-AE3BF12BC5AA}" type="presOf" srcId="{6A6AC630-AE5C-48A7-91D7-32C3D21C7208}" destId="{EFFF236E-1CAE-467A-9AC0-B3C8E48C5B4A}" srcOrd="0" destOrd="0" presId="urn:microsoft.com/office/officeart/2005/8/layout/orgChart1"/>
-    <dgm:cxn modelId="{A16700E6-720C-42DD-89E2-DC5AE578652B}" type="presOf" srcId="{F59597DA-6257-487E-8DB9-D55E529328F5}" destId="{2E3AACEF-9A8F-41B3-A766-3DAA16F40102}" srcOrd="0" destOrd="0" presId="urn:microsoft.com/office/officeart/2005/8/layout/orgChart1"/>
     <dgm:cxn modelId="{5056609D-6913-45D8-AB20-1A4C4F021F92}" type="presParOf" srcId="{2D07F152-E6A6-4BFC-B5F1-0407565573E7}" destId="{0C6084B7-2256-4C47-BF0C-802F4B8E63B4}" srcOrd="0" destOrd="0" presId="urn:microsoft.com/office/officeart/2005/8/layout/orgChart1"/>
     <dgm:cxn modelId="{C82DF6FB-AEBE-4007-86E4-D5BF2D5D4FB9}" type="presParOf" srcId="{0C6084B7-2256-4C47-BF0C-802F4B8E63B4}" destId="{CD05567D-EA9E-4689-B66E-96CA7BE4C718}" srcOrd="0" destOrd="0" presId="urn:microsoft.com/office/officeart/2005/8/layout/orgChart1"/>
     <dgm:cxn modelId="{09FA5F08-BE7A-4C8E-88C2-C7910369A4DF}" type="presParOf" srcId="{CD05567D-EA9E-4689-B66E-96CA7BE4C718}" destId="{EFFF236E-1CAE-467A-9AC0-B3C8E48C5B4A}" srcOrd="0" destOrd="0" presId="urn:microsoft.com/office/officeart/2005/8/layout/orgChart1"/>
@@ -31067,8 +29314,8 @@
       </dsp:nvSpPr>
       <dsp:spPr>
         <a:xfrm>
-          <a:off x="7496" y="0"/>
-          <a:ext cx="1439844" cy="2314575"/>
+          <a:off x="4822" y="0"/>
+          <a:ext cx="1441251" cy="2314575"/>
         </a:xfrm>
         <a:prstGeom prst="roundRect">
           <a:avLst>
@@ -31107,7 +29354,7 @@
         </a:bodyPr>
         <a:lstStyle/>
         <a:p>
-          <a:pPr lvl="0" algn="ctr" defTabSz="577850">
+          <a:pPr marL="0" lvl="0" indent="0" algn="ctr" defTabSz="577850">
             <a:lnSpc>
               <a:spcPct val="90000"/>
             </a:lnSpc>
@@ -31123,10 +29370,6 @@
             <a:rPr lang="en-IN" sz="1300" b="1" kern="1200"/>
             <a:t>Frontend Layer</a:t>
           </a:r>
-          <a:r>
-            <a:rPr lang="en-IN" sz="1300" kern="1200"/>
-            <a:t/>
-          </a:r>
           <a:br>
             <a:rPr lang="en-IN" sz="1300" kern="1200"/>
           </a:br>
@@ -31136,7 +29379,7 @@
           </a:r>
         </a:p>
         <a:p>
-          <a:pPr lvl="0" algn="ctr" defTabSz="577850">
+          <a:pPr marL="0" lvl="0" indent="0" algn="ctr" defTabSz="577850">
             <a:lnSpc>
               <a:spcPct val="90000"/>
             </a:lnSpc>
@@ -31197,8 +29440,8 @@
         </a:p>
       </dsp:txBody>
       <dsp:txXfrm>
-        <a:off x="49668" y="42172"/>
-        <a:ext cx="1355500" cy="2230231"/>
+        <a:off x="47035" y="42213"/>
+        <a:ext cx="1356825" cy="2230149"/>
       </dsp:txXfrm>
     </dsp:sp>
     <dsp:sp modelId="{4BB1323B-7629-4A10-B230-54047955E56A}">
@@ -31208,8 +29451,8 @@
       </dsp:nvSpPr>
       <dsp:spPr>
         <a:xfrm>
-          <a:off x="1591324" y="978746"/>
-          <a:ext cx="305246" cy="357081"/>
+          <a:off x="1590198" y="978572"/>
+          <a:ext cx="305545" cy="357430"/>
         </a:xfrm>
         <a:prstGeom prst="rightArrow">
           <a:avLst>
@@ -31249,7 +29492,7 @@
         </a:bodyPr>
         <a:lstStyle/>
         <a:p>
-          <a:pPr lvl="0" algn="ctr" defTabSz="711200">
+          <a:pPr marL="0" lvl="0" indent="0" algn="ctr" defTabSz="666750">
             <a:lnSpc>
               <a:spcPct val="90000"/>
             </a:lnSpc>
@@ -31259,13 +29502,14 @@
             <a:spcAft>
               <a:spcPct val="35000"/>
             </a:spcAft>
+            <a:buNone/>
           </a:pPr>
-          <a:endParaRPr lang="en-IN" sz="1600" kern="1200"/>
+          <a:endParaRPr lang="en-IN" sz="1500" kern="1200"/>
         </a:p>
       </dsp:txBody>
       <dsp:txXfrm>
-        <a:off x="1591324" y="1050162"/>
-        <a:ext cx="213672" cy="214249"/>
+        <a:off x="1590198" y="1050058"/>
+        <a:ext cx="213882" cy="214458"/>
       </dsp:txXfrm>
     </dsp:sp>
     <dsp:sp modelId="{5D77A96D-5F7C-4A15-8D21-8E1BC3C8781F}">
@@ -31275,8 +29519,8 @@
       </dsp:nvSpPr>
       <dsp:spPr>
         <a:xfrm>
-          <a:off x="2023277" y="14243"/>
-          <a:ext cx="1439844" cy="2286087"/>
+          <a:off x="2022574" y="14243"/>
+          <a:ext cx="1441251" cy="2286087"/>
         </a:xfrm>
         <a:prstGeom prst="roundRect">
           <a:avLst>
@@ -31315,7 +29559,7 @@
         </a:bodyPr>
         <a:lstStyle/>
         <a:p>
-          <a:pPr lvl="0" algn="ctr" defTabSz="577850">
+          <a:pPr marL="0" lvl="0" indent="0" algn="ctr" defTabSz="577850">
             <a:lnSpc>
               <a:spcPct val="90000"/>
             </a:lnSpc>
@@ -31331,10 +29575,6 @@
             <a:rPr lang="en-IN" sz="1300" b="1" kern="1200"/>
             <a:t>Backend Layer</a:t>
           </a:r>
-          <a:r>
-            <a:rPr lang="en-IN" sz="1300" kern="1200"/>
-            <a:t/>
-          </a:r>
           <a:br>
             <a:rPr lang="en-IN" sz="1300" kern="1200"/>
           </a:br>
@@ -31344,7 +29584,7 @@
           </a:r>
         </a:p>
         <a:p>
-          <a:pPr lvl="0" algn="ctr" defTabSz="577850">
+          <a:pPr marL="0" lvl="0" indent="0" algn="ctr" defTabSz="577850">
             <a:lnSpc>
               <a:spcPct val="90000"/>
             </a:lnSpc>
@@ -31384,8 +29624,8 @@
         </a:p>
       </dsp:txBody>
       <dsp:txXfrm>
-        <a:off x="2065449" y="56415"/>
-        <a:ext cx="1355500" cy="2201743"/>
+        <a:off x="2064787" y="56456"/>
+        <a:ext cx="1356825" cy="2201661"/>
       </dsp:txXfrm>
     </dsp:sp>
     <dsp:sp modelId="{5097727B-2C18-489D-949E-7A47F8FF265D}">
@@ -31395,8 +29635,8 @@
       </dsp:nvSpPr>
       <dsp:spPr>
         <a:xfrm>
-          <a:off x="3607106" y="978746"/>
-          <a:ext cx="305246" cy="357081"/>
+          <a:off x="3607950" y="978572"/>
+          <a:ext cx="305545" cy="357430"/>
         </a:xfrm>
         <a:prstGeom prst="rightArrow">
           <a:avLst>
@@ -31436,7 +29676,7 @@
         </a:bodyPr>
         <a:lstStyle/>
         <a:p>
-          <a:pPr lvl="0" algn="ctr" defTabSz="711200">
+          <a:pPr marL="0" lvl="0" indent="0" algn="ctr" defTabSz="666750">
             <a:lnSpc>
               <a:spcPct val="90000"/>
             </a:lnSpc>
@@ -31446,13 +29686,14 @@
             <a:spcAft>
               <a:spcPct val="35000"/>
             </a:spcAft>
+            <a:buNone/>
           </a:pPr>
-          <a:endParaRPr lang="en-IN" sz="1600" kern="1200"/>
+          <a:endParaRPr lang="en-IN" sz="1500" kern="1200"/>
         </a:p>
       </dsp:txBody>
       <dsp:txXfrm>
-        <a:off x="3607106" y="1050162"/>
-        <a:ext cx="213672" cy="214249"/>
+        <a:off x="3607950" y="1050058"/>
+        <a:ext cx="213882" cy="214458"/>
       </dsp:txXfrm>
     </dsp:sp>
     <dsp:sp modelId="{1ACB1E99-82FA-474D-BF78-E1F940FFC9D3}">
@@ -31462,8 +29703,8 @@
       </dsp:nvSpPr>
       <dsp:spPr>
         <a:xfrm>
-          <a:off x="4039059" y="24925"/>
-          <a:ext cx="1439844" cy="2264724"/>
+          <a:off x="4040326" y="24925"/>
+          <a:ext cx="1441251" cy="2264724"/>
         </a:xfrm>
         <a:prstGeom prst="roundRect">
           <a:avLst>
@@ -31502,7 +29743,7 @@
         </a:bodyPr>
         <a:lstStyle/>
         <a:p>
-          <a:pPr lvl="0" algn="ctr" defTabSz="577850">
+          <a:pPr marL="0" lvl="0" indent="0" algn="ctr" defTabSz="577850">
             <a:lnSpc>
               <a:spcPct val="90000"/>
             </a:lnSpc>
@@ -31518,10 +29759,6 @@
             <a:rPr lang="en-IN" sz="1300" b="1" kern="1200"/>
             <a:t>Backend Layer</a:t>
           </a:r>
-          <a:r>
-            <a:rPr lang="en-IN" sz="1300" kern="1200"/>
-            <a:t/>
-          </a:r>
           <a:br>
             <a:rPr lang="en-IN" sz="1300" kern="1200"/>
           </a:br>
@@ -31531,7 +29768,7 @@
           </a:r>
         </a:p>
         <a:p>
-          <a:pPr lvl="0" algn="ctr" defTabSz="577850">
+          <a:pPr marL="0" lvl="0" indent="0" algn="ctr" defTabSz="577850">
             <a:lnSpc>
               <a:spcPct val="90000"/>
             </a:lnSpc>
@@ -31571,8 +29808,8 @@
         </a:p>
       </dsp:txBody>
       <dsp:txXfrm>
-        <a:off x="4081231" y="67097"/>
-        <a:ext cx="1355500" cy="2180380"/>
+        <a:off x="4082539" y="67138"/>
+        <a:ext cx="1356825" cy="2180298"/>
       </dsp:txXfrm>
     </dsp:sp>
   </dsp:spTree>
@@ -31634,7 +29871,7 @@
         </a:bodyPr>
         <a:lstStyle/>
         <a:p>
-          <a:pPr lvl="0" algn="ctr" defTabSz="577850">
+          <a:pPr marL="0" lvl="0" indent="0" algn="ctr" defTabSz="577850">
             <a:lnSpc>
               <a:spcPct val="90000"/>
             </a:lnSpc>
@@ -31705,7 +29942,7 @@
         </a:bodyPr>
         <a:lstStyle/>
         <a:p>
-          <a:pPr lvl="0" algn="ctr" defTabSz="577850">
+          <a:pPr marL="0" lvl="0" indent="0" algn="ctr" defTabSz="533400">
             <a:lnSpc>
               <a:spcPct val="90000"/>
             </a:lnSpc>
@@ -31715,8 +29952,9 @@
             <a:spcAft>
               <a:spcPct val="35000"/>
             </a:spcAft>
+            <a:buNone/>
           </a:pPr>
-          <a:endParaRPr lang="en-IN" sz="1300" kern="1200"/>
+          <a:endParaRPr lang="en-IN" sz="1200" kern="1200"/>
         </a:p>
       </dsp:txBody>
       <dsp:txXfrm>
@@ -31771,7 +30009,7 @@
         </a:bodyPr>
         <a:lstStyle/>
         <a:p>
-          <a:pPr lvl="0" algn="ctr" defTabSz="577850">
+          <a:pPr marL="0" lvl="0" indent="0" algn="ctr" defTabSz="577850">
             <a:lnSpc>
               <a:spcPct val="90000"/>
             </a:lnSpc>
@@ -31842,7 +30080,7 @@
         </a:bodyPr>
         <a:lstStyle/>
         <a:p>
-          <a:pPr lvl="0" algn="ctr" defTabSz="577850">
+          <a:pPr marL="0" lvl="0" indent="0" algn="ctr" defTabSz="533400">
             <a:lnSpc>
               <a:spcPct val="90000"/>
             </a:lnSpc>
@@ -31852,8 +30090,9 @@
             <a:spcAft>
               <a:spcPct val="35000"/>
             </a:spcAft>
+            <a:buNone/>
           </a:pPr>
-          <a:endParaRPr lang="en-IN" sz="1300" kern="1200"/>
+          <a:endParaRPr lang="en-IN" sz="1200" kern="1200"/>
         </a:p>
       </dsp:txBody>
       <dsp:txXfrm>
@@ -31908,7 +30147,7 @@
         </a:bodyPr>
         <a:lstStyle/>
         <a:p>
-          <a:pPr lvl="0" algn="ctr" defTabSz="577850">
+          <a:pPr marL="0" lvl="0" indent="0" algn="ctr" defTabSz="577850">
             <a:lnSpc>
               <a:spcPct val="90000"/>
             </a:lnSpc>
@@ -31995,7 +30234,7 @@
         </a:bodyPr>
         <a:lstStyle/>
         <a:p>
-          <a:pPr lvl="0" algn="ctr" defTabSz="577850">
+          <a:pPr marL="0" lvl="0" indent="0" algn="ctr" defTabSz="533400">
             <a:lnSpc>
               <a:spcPct val="90000"/>
             </a:lnSpc>
@@ -32005,8 +30244,9 @@
             <a:spcAft>
               <a:spcPct val="35000"/>
             </a:spcAft>
+            <a:buNone/>
           </a:pPr>
-          <a:endParaRPr lang="en-IN" sz="1300" kern="1200"/>
+          <a:endParaRPr lang="en-IN" sz="1200" kern="1200"/>
         </a:p>
       </dsp:txBody>
       <dsp:txXfrm rot="-5400000">
@@ -32061,7 +30301,7 @@
         </a:bodyPr>
         <a:lstStyle/>
         <a:p>
-          <a:pPr lvl="0" algn="ctr" defTabSz="577850">
+          <a:pPr marL="0" lvl="0" indent="0" algn="ctr" defTabSz="577850">
             <a:lnSpc>
               <a:spcPct val="90000"/>
             </a:lnSpc>
@@ -32132,7 +30372,7 @@
         </a:bodyPr>
         <a:lstStyle/>
         <a:p>
-          <a:pPr lvl="0" algn="ctr" defTabSz="577850">
+          <a:pPr marL="0" lvl="0" indent="0" algn="ctr" defTabSz="533400">
             <a:lnSpc>
               <a:spcPct val="90000"/>
             </a:lnSpc>
@@ -32142,8 +30382,9 @@
             <a:spcAft>
               <a:spcPct val="35000"/>
             </a:spcAft>
+            <a:buNone/>
           </a:pPr>
-          <a:endParaRPr lang="en-IN" sz="1300" kern="1200"/>
+          <a:endParaRPr lang="en-IN" sz="1200" kern="1200"/>
         </a:p>
       </dsp:txBody>
       <dsp:txXfrm rot="10800000">
@@ -32198,7 +30439,7 @@
         </a:bodyPr>
         <a:lstStyle/>
         <a:p>
-          <a:pPr lvl="0" algn="ctr" defTabSz="577850">
+          <a:pPr marL="0" lvl="0" indent="0" algn="ctr" defTabSz="577850">
             <a:lnSpc>
               <a:spcPct val="90000"/>
             </a:lnSpc>
@@ -32269,7 +30510,7 @@
         </a:bodyPr>
         <a:lstStyle/>
         <a:p>
-          <a:pPr lvl="0" algn="ctr" defTabSz="577850">
+          <a:pPr marL="0" lvl="0" indent="0" algn="ctr" defTabSz="533400">
             <a:lnSpc>
               <a:spcPct val="90000"/>
             </a:lnSpc>
@@ -32279,8 +30520,9 @@
             <a:spcAft>
               <a:spcPct val="35000"/>
             </a:spcAft>
+            <a:buNone/>
           </a:pPr>
-          <a:endParaRPr lang="en-IN" sz="1300" kern="1200"/>
+          <a:endParaRPr lang="en-IN" sz="1200" kern="1200"/>
         </a:p>
       </dsp:txBody>
       <dsp:txXfrm rot="10800000">
@@ -32335,7 +30577,7 @@
         </a:bodyPr>
         <a:lstStyle/>
         <a:p>
-          <a:pPr lvl="0" algn="ctr" defTabSz="577850">
+          <a:pPr marL="0" lvl="0" indent="0" algn="ctr" defTabSz="577850">
             <a:lnSpc>
               <a:spcPct val="90000"/>
             </a:lnSpc>
@@ -32406,7 +30648,7 @@
         </a:bodyPr>
         <a:lstStyle/>
         <a:p>
-          <a:pPr lvl="0" algn="ctr" defTabSz="577850">
+          <a:pPr marL="0" lvl="0" indent="0" algn="ctr" defTabSz="533400">
             <a:lnSpc>
               <a:spcPct val="90000"/>
             </a:lnSpc>
@@ -32416,8 +30658,9 @@
             <a:spcAft>
               <a:spcPct val="35000"/>
             </a:spcAft>
+            <a:buNone/>
           </a:pPr>
-          <a:endParaRPr lang="en-IN" sz="1300" kern="1200"/>
+          <a:endParaRPr lang="en-IN" sz="1200" kern="1200"/>
         </a:p>
       </dsp:txBody>
       <dsp:txXfrm rot="-5400000">
@@ -32472,7 +30715,7 @@
         </a:bodyPr>
         <a:lstStyle/>
         <a:p>
-          <a:pPr lvl="0" algn="ctr" defTabSz="577850">
+          <a:pPr marL="0" lvl="0" indent="0" algn="ctr" defTabSz="577850">
             <a:lnSpc>
               <a:spcPct val="90000"/>
             </a:lnSpc>
@@ -32543,7 +30786,7 @@
         </a:bodyPr>
         <a:lstStyle/>
         <a:p>
-          <a:pPr lvl="0" algn="ctr" defTabSz="577850">
+          <a:pPr marL="0" lvl="0" indent="0" algn="ctr" defTabSz="533400">
             <a:lnSpc>
               <a:spcPct val="90000"/>
             </a:lnSpc>
@@ -32553,8 +30796,9 @@
             <a:spcAft>
               <a:spcPct val="35000"/>
             </a:spcAft>
+            <a:buNone/>
           </a:pPr>
-          <a:endParaRPr lang="en-IN" sz="1300" kern="1200"/>
+          <a:endParaRPr lang="en-IN" sz="1200" kern="1200"/>
         </a:p>
       </dsp:txBody>
       <dsp:txXfrm>
@@ -32609,7 +30853,7 @@
         </a:bodyPr>
         <a:lstStyle/>
         <a:p>
-          <a:pPr lvl="0" algn="ctr" defTabSz="577850">
+          <a:pPr marL="0" lvl="0" indent="0" algn="ctr" defTabSz="577850">
             <a:lnSpc>
               <a:spcPct val="90000"/>
             </a:lnSpc>
@@ -32680,7 +30924,7 @@
         </a:bodyPr>
         <a:lstStyle/>
         <a:p>
-          <a:pPr lvl="0" algn="ctr" defTabSz="577850">
+          <a:pPr marL="0" lvl="0" indent="0" algn="ctr" defTabSz="533400">
             <a:lnSpc>
               <a:spcPct val="90000"/>
             </a:lnSpc>
@@ -32690,8 +30934,9 @@
             <a:spcAft>
               <a:spcPct val="35000"/>
             </a:spcAft>
+            <a:buNone/>
           </a:pPr>
-          <a:endParaRPr lang="en-IN" sz="1300" kern="1200"/>
+          <a:endParaRPr lang="en-IN" sz="1200" kern="1200"/>
         </a:p>
       </dsp:txBody>
       <dsp:txXfrm>
@@ -32746,7 +30991,7 @@
         </a:bodyPr>
         <a:lstStyle/>
         <a:p>
-          <a:pPr lvl="0" algn="ctr" defTabSz="577850">
+          <a:pPr marL="0" lvl="0" indent="0" algn="ctr" defTabSz="577850">
             <a:lnSpc>
               <a:spcPct val="90000"/>
             </a:lnSpc>
@@ -32817,7 +31062,7 @@
         </a:bodyPr>
         <a:lstStyle/>
         <a:p>
-          <a:pPr lvl="0" algn="ctr" defTabSz="577850">
+          <a:pPr marL="0" lvl="0" indent="0" algn="ctr" defTabSz="533400">
             <a:lnSpc>
               <a:spcPct val="90000"/>
             </a:lnSpc>
@@ -32827,8 +31072,9 @@
             <a:spcAft>
               <a:spcPct val="35000"/>
             </a:spcAft>
+            <a:buNone/>
           </a:pPr>
-          <a:endParaRPr lang="en-IN" sz="1300" kern="1200"/>
+          <a:endParaRPr lang="en-IN" sz="1200" kern="1200"/>
         </a:p>
       </dsp:txBody>
       <dsp:txXfrm rot="-5400000">
@@ -32883,7 +31129,7 @@
         </a:bodyPr>
         <a:lstStyle/>
         <a:p>
-          <a:pPr lvl="0" algn="ctr" defTabSz="577850">
+          <a:pPr marL="0" lvl="0" indent="0" algn="ctr" defTabSz="577850">
             <a:lnSpc>
               <a:spcPct val="90000"/>
             </a:lnSpc>
@@ -32954,7 +31200,7 @@
         </a:bodyPr>
         <a:lstStyle/>
         <a:p>
-          <a:pPr lvl="0" algn="ctr" defTabSz="577850">
+          <a:pPr marL="0" lvl="0" indent="0" algn="ctr" defTabSz="533400">
             <a:lnSpc>
               <a:spcPct val="90000"/>
             </a:lnSpc>
@@ -32964,8 +31210,9 @@
             <a:spcAft>
               <a:spcPct val="35000"/>
             </a:spcAft>
+            <a:buNone/>
           </a:pPr>
-          <a:endParaRPr lang="en-IN" sz="1300" kern="1200"/>
+          <a:endParaRPr lang="en-IN" sz="1200" kern="1200"/>
         </a:p>
       </dsp:txBody>
       <dsp:txXfrm rot="10800000">
@@ -33020,7 +31267,7 @@
         </a:bodyPr>
         <a:lstStyle/>
         <a:p>
-          <a:pPr lvl="0" algn="ctr" defTabSz="577850">
+          <a:pPr marL="0" lvl="0" indent="0" algn="ctr" defTabSz="577850">
             <a:lnSpc>
               <a:spcPct val="90000"/>
             </a:lnSpc>
@@ -33118,7 +31365,7 @@
         </a:bodyPr>
         <a:lstStyle/>
         <a:p>
-          <a:pPr lvl="0" algn="ctr" defTabSz="400050">
+          <a:pPr marL="0" lvl="0" indent="0" algn="ctr" defTabSz="355600">
             <a:lnSpc>
               <a:spcPct val="90000"/>
             </a:lnSpc>
@@ -33128,8 +31375,9 @@
             <a:spcAft>
               <a:spcPct val="35000"/>
             </a:spcAft>
+            <a:buNone/>
           </a:pPr>
-          <a:endParaRPr lang="en-IN" sz="900" kern="1200"/>
+          <a:endParaRPr lang="en-IN" sz="800" kern="1200"/>
         </a:p>
       </dsp:txBody>
       <dsp:txXfrm>
@@ -33200,7 +31448,7 @@
         </a:bodyPr>
         <a:lstStyle/>
         <a:p>
-          <a:pPr lvl="0" algn="ctr" defTabSz="311150">
+          <a:pPr marL="0" lvl="0" indent="0" algn="ctr" defTabSz="311150">
             <a:lnSpc>
               <a:spcPct val="90000"/>
             </a:lnSpc>
@@ -33210,6 +31458,7 @@
             <a:spcAft>
               <a:spcPct val="35000"/>
             </a:spcAft>
+            <a:buNone/>
           </a:pPr>
           <a:endParaRPr lang="en-IN" sz="700" kern="1200"/>
         </a:p>
@@ -33282,7 +31531,7 @@
         </a:bodyPr>
         <a:lstStyle/>
         <a:p>
-          <a:pPr lvl="0" algn="ctr" defTabSz="222250">
+          <a:pPr marL="0" lvl="0" indent="0" algn="ctr" defTabSz="222250">
             <a:lnSpc>
               <a:spcPct val="90000"/>
             </a:lnSpc>
@@ -33292,6 +31541,7 @@
             <a:spcAft>
               <a:spcPct val="35000"/>
             </a:spcAft>
+            <a:buNone/>
           </a:pPr>
           <a:endParaRPr lang="en-IN" sz="500" kern="1200"/>
         </a:p>
@@ -33364,7 +31614,7 @@
         </a:bodyPr>
         <a:lstStyle/>
         <a:p>
-          <a:pPr lvl="0" algn="ctr" defTabSz="222250">
+          <a:pPr marL="0" lvl="0" indent="0" algn="ctr" defTabSz="222250">
             <a:lnSpc>
               <a:spcPct val="90000"/>
             </a:lnSpc>
@@ -33374,6 +31624,7 @@
             <a:spcAft>
               <a:spcPct val="35000"/>
             </a:spcAft>
+            <a:buNone/>
           </a:pPr>
           <a:endParaRPr lang="en-IN" sz="500" kern="1200"/>
         </a:p>
@@ -33446,7 +31697,7 @@
         </a:bodyPr>
         <a:lstStyle/>
         <a:p>
-          <a:pPr lvl="0" algn="ctr" defTabSz="222250">
+          <a:pPr marL="0" lvl="0" indent="0" algn="ctr" defTabSz="222250">
             <a:lnSpc>
               <a:spcPct val="90000"/>
             </a:lnSpc>
@@ -33456,6 +31707,7 @@
             <a:spcAft>
               <a:spcPct val="35000"/>
             </a:spcAft>
+            <a:buNone/>
           </a:pPr>
           <a:endParaRPr lang="en-IN" sz="500" kern="1200"/>
         </a:p>
@@ -33528,7 +31780,7 @@
         </a:bodyPr>
         <a:lstStyle/>
         <a:p>
-          <a:pPr lvl="0" algn="ctr" defTabSz="222250">
+          <a:pPr marL="0" lvl="0" indent="0" algn="ctr" defTabSz="222250">
             <a:lnSpc>
               <a:spcPct val="90000"/>
             </a:lnSpc>
@@ -33538,6 +31790,7 @@
             <a:spcAft>
               <a:spcPct val="35000"/>
             </a:spcAft>
+            <a:buNone/>
           </a:pPr>
           <a:endParaRPr lang="en-IN" sz="500" kern="1200"/>
         </a:p>
@@ -33610,7 +31863,7 @@
         </a:bodyPr>
         <a:lstStyle/>
         <a:p>
-          <a:pPr lvl="0" algn="ctr" defTabSz="222250">
+          <a:pPr marL="0" lvl="0" indent="0" algn="ctr" defTabSz="222250">
             <a:lnSpc>
               <a:spcPct val="90000"/>
             </a:lnSpc>
@@ -33620,6 +31873,7 @@
             <a:spcAft>
               <a:spcPct val="35000"/>
             </a:spcAft>
+            <a:buNone/>
           </a:pPr>
           <a:endParaRPr lang="en-IN" sz="500" kern="1200"/>
         </a:p>
@@ -33692,7 +31946,7 @@
         </a:bodyPr>
         <a:lstStyle/>
         <a:p>
-          <a:pPr lvl="0" algn="ctr" defTabSz="222250">
+          <a:pPr marL="0" lvl="0" indent="0" algn="ctr" defTabSz="222250">
             <a:lnSpc>
               <a:spcPct val="90000"/>
             </a:lnSpc>
@@ -33702,6 +31956,7 @@
             <a:spcAft>
               <a:spcPct val="35000"/>
             </a:spcAft>
+            <a:buNone/>
           </a:pPr>
           <a:endParaRPr lang="en-IN" sz="500" kern="1200"/>
         </a:p>
@@ -33778,7 +32033,7 @@
         </a:bodyPr>
         <a:lstStyle/>
         <a:p>
-          <a:pPr lvl="0" algn="ctr" defTabSz="222250">
+          <a:pPr marL="0" lvl="0" indent="0" algn="ctr" defTabSz="222250">
             <a:lnSpc>
               <a:spcPct val="90000"/>
             </a:lnSpc>
@@ -33788,6 +32043,7 @@
             <a:spcAft>
               <a:spcPct val="35000"/>
             </a:spcAft>
+            <a:buNone/>
           </a:pPr>
           <a:endParaRPr lang="en-IN" sz="500" kern="1200"/>
         </a:p>
@@ -33864,7 +32120,7 @@
         </a:bodyPr>
         <a:lstStyle/>
         <a:p>
-          <a:pPr lvl="0" algn="ctr" defTabSz="222250">
+          <a:pPr marL="0" lvl="0" indent="0" algn="ctr" defTabSz="222250">
             <a:lnSpc>
               <a:spcPct val="90000"/>
             </a:lnSpc>
@@ -33874,6 +32130,7 @@
             <a:spcAft>
               <a:spcPct val="35000"/>
             </a:spcAft>
+            <a:buNone/>
           </a:pPr>
           <a:endParaRPr lang="en-IN" sz="500" kern="1200"/>
         </a:p>
@@ -33946,7 +32203,7 @@
         </a:bodyPr>
         <a:lstStyle/>
         <a:p>
-          <a:pPr lvl="0" algn="ctr" defTabSz="311150">
+          <a:pPr marL="0" lvl="0" indent="0" algn="ctr" defTabSz="311150">
             <a:lnSpc>
               <a:spcPct val="90000"/>
             </a:lnSpc>
@@ -33956,6 +32213,7 @@
             <a:spcAft>
               <a:spcPct val="35000"/>
             </a:spcAft>
+            <a:buNone/>
           </a:pPr>
           <a:endParaRPr lang="en-IN" sz="700" kern="1200"/>
         </a:p>
@@ -34028,7 +32286,7 @@
         </a:bodyPr>
         <a:lstStyle/>
         <a:p>
-          <a:pPr lvl="0" algn="ctr" defTabSz="400050">
+          <a:pPr marL="0" lvl="0" indent="0" algn="ctr" defTabSz="355600">
             <a:lnSpc>
               <a:spcPct val="90000"/>
             </a:lnSpc>
@@ -34038,8 +32296,9 @@
             <a:spcAft>
               <a:spcPct val="35000"/>
             </a:spcAft>
+            <a:buNone/>
           </a:pPr>
-          <a:endParaRPr lang="en-IN" sz="900" kern="1200"/>
+          <a:endParaRPr lang="en-IN" sz="800" kern="1200"/>
         </a:p>
       </dsp:txBody>
       <dsp:txXfrm>
@@ -34092,7 +32351,7 @@
         </a:bodyPr>
         <a:lstStyle/>
         <a:p>
-          <a:pPr lvl="0" algn="ctr" defTabSz="577850">
+          <a:pPr marL="0" lvl="0" indent="0" algn="ctr" defTabSz="577850">
             <a:lnSpc>
               <a:spcPct val="90000"/>
             </a:lnSpc>
@@ -34102,6 +32361,7 @@
             <a:spcAft>
               <a:spcPct val="35000"/>
             </a:spcAft>
+            <a:buNone/>
           </a:pPr>
           <a:r>
             <a:rPr lang="en-IN" sz="1300" kern="1200"/>
@@ -34159,7 +32419,7 @@
         </a:bodyPr>
         <a:lstStyle/>
         <a:p>
-          <a:pPr lvl="0" algn="ctr" defTabSz="577850">
+          <a:pPr marL="0" lvl="0" indent="0" algn="ctr" defTabSz="577850">
             <a:lnSpc>
               <a:spcPct val="90000"/>
             </a:lnSpc>
@@ -34227,7 +32487,7 @@
         </a:bodyPr>
         <a:lstStyle/>
         <a:p>
-          <a:pPr lvl="0" algn="ctr" defTabSz="577850">
+          <a:pPr marL="0" lvl="0" indent="0" algn="ctr" defTabSz="577850">
             <a:lnSpc>
               <a:spcPct val="90000"/>
             </a:lnSpc>
@@ -34295,7 +32555,7 @@
         </a:bodyPr>
         <a:lstStyle/>
         <a:p>
-          <a:pPr lvl="0" algn="ctr" defTabSz="577850">
+          <a:pPr marL="0" lvl="0" indent="0" algn="ctr" defTabSz="577850">
             <a:lnSpc>
               <a:spcPct val="90000"/>
             </a:lnSpc>
@@ -34363,7 +32623,7 @@
         </a:bodyPr>
         <a:lstStyle/>
         <a:p>
-          <a:pPr lvl="0" algn="ctr" defTabSz="577850">
+          <a:pPr marL="0" lvl="0" indent="0" algn="ctr" defTabSz="577850">
             <a:lnSpc>
               <a:spcPct val="90000"/>
             </a:lnSpc>
@@ -34431,7 +32691,7 @@
         </a:bodyPr>
         <a:lstStyle/>
         <a:p>
-          <a:pPr lvl="0" algn="ctr" defTabSz="577850">
+          <a:pPr marL="0" lvl="0" indent="0" algn="ctr" defTabSz="577850">
             <a:lnSpc>
               <a:spcPct val="90000"/>
             </a:lnSpc>
@@ -34499,7 +32759,7 @@
         </a:bodyPr>
         <a:lstStyle/>
         <a:p>
-          <a:pPr lvl="0" algn="ctr" defTabSz="577850">
+          <a:pPr marL="0" lvl="0" indent="0" algn="ctr" defTabSz="577850">
             <a:lnSpc>
               <a:spcPct val="90000"/>
             </a:lnSpc>
@@ -34567,7 +32827,7 @@
         </a:bodyPr>
         <a:lstStyle/>
         <a:p>
-          <a:pPr lvl="0" algn="ctr" defTabSz="577850">
+          <a:pPr marL="0" lvl="0" indent="0" algn="ctr" defTabSz="577850">
             <a:lnSpc>
               <a:spcPct val="90000"/>
             </a:lnSpc>
@@ -34635,7 +32895,7 @@
         </a:bodyPr>
         <a:lstStyle/>
         <a:p>
-          <a:pPr lvl="0" algn="ctr" defTabSz="577850">
+          <a:pPr marL="0" lvl="0" indent="0" algn="ctr" defTabSz="577850">
             <a:lnSpc>
               <a:spcPct val="90000"/>
             </a:lnSpc>
@@ -34703,7 +32963,7 @@
         </a:bodyPr>
         <a:lstStyle/>
         <a:p>
-          <a:pPr lvl="0" algn="ctr" defTabSz="577850">
+          <a:pPr marL="0" lvl="0" indent="0" algn="ctr" defTabSz="577850">
             <a:lnSpc>
               <a:spcPct val="90000"/>
             </a:lnSpc>
@@ -34771,7 +33031,7 @@
         </a:bodyPr>
         <a:lstStyle/>
         <a:p>
-          <a:pPr lvl="0" algn="ctr" defTabSz="577850">
+          <a:pPr marL="0" lvl="0" indent="0" algn="ctr" defTabSz="577850">
             <a:lnSpc>
               <a:spcPct val="90000"/>
             </a:lnSpc>
@@ -34839,7 +33099,7 @@
         </a:bodyPr>
         <a:lstStyle/>
         <a:p>
-          <a:pPr lvl="0" algn="ctr" defTabSz="577850">
+          <a:pPr marL="0" lvl="0" indent="0" algn="ctr" defTabSz="577850">
             <a:lnSpc>
               <a:spcPct val="90000"/>
             </a:lnSpc>
@@ -34907,7 +33167,7 @@
         </a:bodyPr>
         <a:lstStyle/>
         <a:p>
-          <a:pPr lvl="0" algn="ctr" defTabSz="577850">
+          <a:pPr marL="0" lvl="0" indent="0" algn="ctr" defTabSz="577850">
             <a:lnSpc>
               <a:spcPct val="90000"/>
             </a:lnSpc>
@@ -35159,7 +33419,7 @@
         </a:bodyPr>
         <a:lstStyle/>
         <a:p>
-          <a:pPr lvl="0" algn="ctr" defTabSz="577850">
+          <a:pPr marL="0" lvl="0" indent="0" algn="ctr" defTabSz="577850">
             <a:lnSpc>
               <a:spcPct val="90000"/>
             </a:lnSpc>
@@ -35170,7 +33430,7 @@
               <a:spcPct val="35000"/>
             </a:spcAft>
             <a:buFont typeface="Arial" panose="020B0604020202020204" pitchFamily="34" charset="0"/>
-            <a:buChar char="•"/>
+            <a:buNone/>
           </a:pPr>
           <a:r>
             <a:rPr lang="en-IN" sz="1300" b="1" kern="1200"/>
@@ -35179,7 +33439,7 @@
           <a:endParaRPr lang="en-IN" sz="1300" kern="1200"/>
         </a:p>
         <a:p>
-          <a:pPr lvl="0" algn="ctr" defTabSz="577850">
+          <a:pPr marL="0" lvl="0" indent="0" algn="ctr" defTabSz="577850">
             <a:lnSpc>
               <a:spcPct val="90000"/>
             </a:lnSpc>
@@ -35190,7 +33450,7 @@
               <a:spcPct val="35000"/>
             </a:spcAft>
             <a:buFont typeface="Arial" panose="020B0604020202020204" pitchFamily="34" charset="0"/>
-            <a:buChar char="•"/>
+            <a:buNone/>
           </a:pPr>
           <a:r>
             <a:rPr lang="en-IN" sz="1300" kern="1200"/>
@@ -35198,7 +33458,7 @@
           </a:r>
         </a:p>
         <a:p>
-          <a:pPr lvl="0" algn="ctr" defTabSz="577850">
+          <a:pPr marL="0" lvl="0" indent="0" algn="ctr" defTabSz="577850">
             <a:lnSpc>
               <a:spcPct val="90000"/>
             </a:lnSpc>
@@ -35209,7 +33469,7 @@
               <a:spcPct val="35000"/>
             </a:spcAft>
             <a:buFont typeface="Arial" panose="020B0604020202020204" pitchFamily="34" charset="0"/>
-            <a:buChar char="•"/>
+            <a:buNone/>
           </a:pPr>
           <a:r>
             <a:rPr lang="en-IN" sz="1300" kern="1200"/>
@@ -35217,7 +33477,7 @@
           </a:r>
         </a:p>
         <a:p>
-          <a:pPr lvl="0" algn="ctr" defTabSz="577850">
+          <a:pPr marL="0" lvl="0" indent="0" algn="ctr" defTabSz="577850">
             <a:lnSpc>
               <a:spcPct val="90000"/>
             </a:lnSpc>
@@ -35228,7 +33488,7 @@
               <a:spcPct val="35000"/>
             </a:spcAft>
             <a:buFont typeface="Arial" panose="020B0604020202020204" pitchFamily="34" charset="0"/>
-            <a:buChar char="•"/>
+            <a:buNone/>
           </a:pPr>
           <a:r>
             <a:rPr lang="en-IN" sz="1300" kern="1200"/>
@@ -35236,7 +33496,7 @@
           </a:r>
         </a:p>
         <a:p>
-          <a:pPr lvl="0" algn="ctr" defTabSz="577850">
+          <a:pPr marL="0" lvl="0" indent="0" algn="ctr" defTabSz="577850">
             <a:lnSpc>
               <a:spcPct val="90000"/>
             </a:lnSpc>
@@ -35247,7 +33507,7 @@
               <a:spcPct val="35000"/>
             </a:spcAft>
             <a:buFont typeface="Arial" panose="020B0604020202020204" pitchFamily="34" charset="0"/>
-            <a:buChar char="•"/>
+            <a:buNone/>
           </a:pPr>
           <a:r>
             <a:rPr lang="en-IN" sz="1300" kern="1200"/>
@@ -35255,7 +33515,7 @@
           </a:r>
         </a:p>
         <a:p>
-          <a:pPr lvl="0" algn="ctr" defTabSz="577850">
+          <a:pPr marL="0" lvl="0" indent="0" algn="ctr" defTabSz="577850">
             <a:lnSpc>
               <a:spcPct val="90000"/>
             </a:lnSpc>
@@ -35266,7 +33526,7 @@
               <a:spcPct val="35000"/>
             </a:spcAft>
             <a:buFont typeface="Arial" panose="020B0604020202020204" pitchFamily="34" charset="0"/>
-            <a:buChar char="•"/>
+            <a:buNone/>
           </a:pPr>
           <a:r>
             <a:rPr lang="en-IN" sz="1300" kern="1200"/>
@@ -35274,7 +33534,7 @@
           </a:r>
         </a:p>
         <a:p>
-          <a:pPr lvl="0" algn="ctr" defTabSz="577850">
+          <a:pPr marL="0" lvl="0" indent="0" algn="ctr" defTabSz="577850">
             <a:lnSpc>
               <a:spcPct val="90000"/>
             </a:lnSpc>
@@ -35285,7 +33545,7 @@
               <a:spcPct val="35000"/>
             </a:spcAft>
             <a:buFont typeface="Arial" panose="020B0604020202020204" pitchFamily="34" charset="0"/>
-            <a:buChar char="•"/>
+            <a:buNone/>
           </a:pPr>
           <a:r>
             <a:rPr lang="en-IN" sz="1300" kern="1200"/>
@@ -35293,7 +33553,7 @@
           </a:r>
         </a:p>
         <a:p>
-          <a:pPr lvl="0" algn="ctr" defTabSz="577850">
+          <a:pPr marL="0" lvl="0" indent="0" algn="ctr" defTabSz="577850">
             <a:lnSpc>
               <a:spcPct val="90000"/>
             </a:lnSpc>
@@ -35304,7 +33564,7 @@
               <a:spcPct val="35000"/>
             </a:spcAft>
             <a:buFont typeface="Arial" panose="020B0604020202020204" pitchFamily="34" charset="0"/>
-            <a:buChar char="•"/>
+            <a:buNone/>
           </a:pPr>
           <a:r>
             <a:rPr lang="en-IN" sz="1300" kern="1200"/>
@@ -35312,7 +33572,7 @@
           </a:r>
         </a:p>
         <a:p>
-          <a:pPr lvl="0" algn="ctr" defTabSz="577850">
+          <a:pPr marL="0" lvl="0" indent="0" algn="ctr" defTabSz="577850">
             <a:lnSpc>
               <a:spcPct val="90000"/>
             </a:lnSpc>
@@ -35323,7 +33583,7 @@
               <a:spcPct val="35000"/>
             </a:spcAft>
             <a:buFont typeface="Arial" panose="020B0604020202020204" pitchFamily="34" charset="0"/>
-            <a:buChar char="•"/>
+            <a:buNone/>
           </a:pPr>
           <a:r>
             <a:rPr lang="en-IN" sz="1300" kern="1200"/>
@@ -35381,7 +33641,7 @@
         </a:bodyPr>
         <a:lstStyle/>
         <a:p>
-          <a:pPr lvl="0" algn="ctr" defTabSz="577850">
+          <a:pPr marL="0" lvl="0" indent="0" algn="ctr" defTabSz="577850">
             <a:lnSpc>
               <a:spcPct val="90000"/>
             </a:lnSpc>
@@ -35392,7 +33652,7 @@
               <a:spcPct val="35000"/>
             </a:spcAft>
             <a:buFont typeface="Arial" panose="020B0604020202020204" pitchFamily="34" charset="0"/>
-            <a:buChar char="•"/>
+            <a:buNone/>
           </a:pPr>
           <a:r>
             <a:rPr lang="en-IN" sz="1300" b="1" kern="1200"/>
@@ -35401,7 +33661,7 @@
           <a:endParaRPr lang="en-IN" sz="1300" kern="1200"/>
         </a:p>
         <a:p>
-          <a:pPr lvl="0" algn="ctr" defTabSz="577850">
+          <a:pPr marL="0" lvl="0" indent="0" algn="ctr" defTabSz="577850">
             <a:lnSpc>
               <a:spcPct val="90000"/>
             </a:lnSpc>
@@ -35412,7 +33672,7 @@
               <a:spcPct val="35000"/>
             </a:spcAft>
             <a:buFont typeface="Arial" panose="020B0604020202020204" pitchFamily="34" charset="0"/>
-            <a:buChar char="•"/>
+            <a:buNone/>
           </a:pPr>
           <a:r>
             <a:rPr lang="en-IN" sz="1300" kern="1200"/>
@@ -35420,7 +33680,7 @@
           </a:r>
         </a:p>
         <a:p>
-          <a:pPr lvl="0" algn="ctr" defTabSz="577850">
+          <a:pPr marL="0" lvl="0" indent="0" algn="ctr" defTabSz="577850">
             <a:lnSpc>
               <a:spcPct val="90000"/>
             </a:lnSpc>
@@ -35431,7 +33691,7 @@
               <a:spcPct val="35000"/>
             </a:spcAft>
             <a:buFont typeface="Arial" panose="020B0604020202020204" pitchFamily="34" charset="0"/>
-            <a:buChar char="•"/>
+            <a:buNone/>
           </a:pPr>
           <a:r>
             <a:rPr lang="en-IN" sz="1300" kern="1200"/>
@@ -35439,7 +33699,7 @@
           </a:r>
         </a:p>
         <a:p>
-          <a:pPr lvl="0" algn="ctr" defTabSz="577850">
+          <a:pPr marL="0" lvl="0" indent="0" algn="ctr" defTabSz="577850">
             <a:lnSpc>
               <a:spcPct val="90000"/>
             </a:lnSpc>
@@ -35450,7 +33710,7 @@
               <a:spcPct val="35000"/>
             </a:spcAft>
             <a:buFont typeface="Arial" panose="020B0604020202020204" pitchFamily="34" charset="0"/>
-            <a:buChar char="•"/>
+            <a:buNone/>
           </a:pPr>
           <a:r>
             <a:rPr lang="en-IN" sz="1300" kern="1200"/>
@@ -35458,7 +33718,7 @@
           </a:r>
         </a:p>
         <a:p>
-          <a:pPr lvl="0" algn="ctr" defTabSz="577850">
+          <a:pPr marL="0" lvl="0" indent="0" algn="ctr" defTabSz="577850">
             <a:lnSpc>
               <a:spcPct val="90000"/>
             </a:lnSpc>
@@ -35469,7 +33729,7 @@
               <a:spcPct val="35000"/>
             </a:spcAft>
             <a:buFont typeface="Arial" panose="020B0604020202020204" pitchFamily="34" charset="0"/>
-            <a:buChar char="•"/>
+            <a:buNone/>
           </a:pPr>
           <a:r>
             <a:rPr lang="en-IN" sz="1300" kern="1200"/>
@@ -35477,7 +33737,7 @@
           </a:r>
         </a:p>
         <a:p>
-          <a:pPr lvl="0" algn="ctr" defTabSz="577850">
+          <a:pPr marL="0" lvl="0" indent="0" algn="ctr" defTabSz="577850">
             <a:lnSpc>
               <a:spcPct val="90000"/>
             </a:lnSpc>
@@ -35488,7 +33748,7 @@
               <a:spcPct val="35000"/>
             </a:spcAft>
             <a:buFont typeface="Arial" panose="020B0604020202020204" pitchFamily="34" charset="0"/>
-            <a:buChar char="•"/>
+            <a:buNone/>
           </a:pPr>
           <a:r>
             <a:rPr lang="en-IN" sz="1300" b="1" kern="1200"/>
@@ -35497,7 +33757,7 @@
           <a:endParaRPr lang="en-IN" sz="1300" kern="1200"/>
         </a:p>
         <a:p>
-          <a:pPr lvl="0" algn="ctr" defTabSz="577850">
+          <a:pPr marL="0" lvl="0" indent="0" algn="ctr" defTabSz="577850">
             <a:lnSpc>
               <a:spcPct val="90000"/>
             </a:lnSpc>
@@ -35508,7 +33768,7 @@
               <a:spcPct val="35000"/>
             </a:spcAft>
             <a:buFont typeface="Arial" panose="020B0604020202020204" pitchFamily="34" charset="0"/>
-            <a:buChar char="•"/>
+            <a:buNone/>
           </a:pPr>
           <a:r>
             <a:rPr lang="en-IN" sz="1300" kern="1200"/>
@@ -35516,7 +33776,7 @@
           </a:r>
         </a:p>
         <a:p>
-          <a:pPr lvl="0" algn="ctr" defTabSz="577850">
+          <a:pPr marL="0" lvl="0" indent="0" algn="ctr" defTabSz="577850">
             <a:lnSpc>
               <a:spcPct val="90000"/>
             </a:lnSpc>
@@ -35527,7 +33787,7 @@
               <a:spcPct val="35000"/>
             </a:spcAft>
             <a:buFont typeface="Arial" panose="020B0604020202020204" pitchFamily="34" charset="0"/>
-            <a:buChar char="•"/>
+            <a:buNone/>
           </a:pPr>
           <a:r>
             <a:rPr lang="en-IN" sz="1300" kern="1200"/>
@@ -35585,7 +33845,7 @@
         </a:bodyPr>
         <a:lstStyle/>
         <a:p>
-          <a:pPr lvl="0" algn="ctr" defTabSz="577850">
+          <a:pPr marL="0" lvl="0" indent="0" algn="ctr" defTabSz="577850">
             <a:lnSpc>
               <a:spcPct val="90000"/>
             </a:lnSpc>
@@ -35596,7 +33856,7 @@
               <a:spcPct val="35000"/>
             </a:spcAft>
             <a:buFont typeface="Arial" panose="020B0604020202020204" pitchFamily="34" charset="0"/>
-            <a:buChar char="•"/>
+            <a:buNone/>
           </a:pPr>
           <a:r>
             <a:rPr lang="en-IN" sz="1300" b="1" kern="1200"/>
@@ -35605,7 +33865,7 @@
           <a:endParaRPr lang="en-IN" sz="1300" kern="1200"/>
         </a:p>
         <a:p>
-          <a:pPr lvl="0" algn="ctr" defTabSz="577850">
+          <a:pPr marL="0" lvl="0" indent="0" algn="ctr" defTabSz="577850">
             <a:lnSpc>
               <a:spcPct val="90000"/>
             </a:lnSpc>
@@ -35616,7 +33876,7 @@
               <a:spcPct val="35000"/>
             </a:spcAft>
             <a:buFont typeface="Arial" panose="020B0604020202020204" pitchFamily="34" charset="0"/>
-            <a:buChar char="•"/>
+            <a:buNone/>
           </a:pPr>
           <a:r>
             <a:rPr lang="en-IN" sz="1300" kern="1200"/>
@@ -35624,7 +33884,7 @@
           </a:r>
         </a:p>
         <a:p>
-          <a:pPr lvl="0" algn="ctr" defTabSz="577850">
+          <a:pPr marL="0" lvl="0" indent="0" algn="ctr" defTabSz="577850">
             <a:lnSpc>
               <a:spcPct val="90000"/>
             </a:lnSpc>
@@ -35635,7 +33895,7 @@
               <a:spcPct val="35000"/>
             </a:spcAft>
             <a:buFont typeface="Arial" panose="020B0604020202020204" pitchFamily="34" charset="0"/>
-            <a:buChar char="•"/>
+            <a:buNone/>
           </a:pPr>
           <a:r>
             <a:rPr lang="en-IN" sz="1300" kern="1200"/>
@@ -35643,7 +33903,7 @@
           </a:r>
         </a:p>
         <a:p>
-          <a:pPr lvl="0" algn="ctr" defTabSz="577850">
+          <a:pPr marL="0" lvl="0" indent="0" algn="ctr" defTabSz="577850">
             <a:lnSpc>
               <a:spcPct val="90000"/>
             </a:lnSpc>
@@ -35654,7 +33914,7 @@
               <a:spcPct val="35000"/>
             </a:spcAft>
             <a:buFont typeface="Arial" panose="020B0604020202020204" pitchFamily="34" charset="0"/>
-            <a:buChar char="•"/>
+            <a:buNone/>
           </a:pPr>
           <a:r>
             <a:rPr lang="en-IN" sz="1300" kern="1200"/>
@@ -35662,7 +33922,7 @@
           </a:r>
         </a:p>
         <a:p>
-          <a:pPr lvl="0" algn="ctr" defTabSz="577850">
+          <a:pPr marL="0" lvl="0" indent="0" algn="ctr" defTabSz="577850">
             <a:lnSpc>
               <a:spcPct val="90000"/>
             </a:lnSpc>
@@ -35673,7 +33933,7 @@
               <a:spcPct val="35000"/>
             </a:spcAft>
             <a:buFont typeface="Arial" panose="020B0604020202020204" pitchFamily="34" charset="0"/>
-            <a:buChar char="•"/>
+            <a:buNone/>
           </a:pPr>
           <a:r>
             <a:rPr lang="en-IN" sz="1300" kern="1200"/>
@@ -35731,7 +33991,7 @@
         </a:bodyPr>
         <a:lstStyle/>
         <a:p>
-          <a:pPr lvl="0" algn="ctr" defTabSz="577850">
+          <a:pPr marL="0" lvl="0" indent="0" algn="ctr" defTabSz="577850">
             <a:lnSpc>
               <a:spcPct val="90000"/>
             </a:lnSpc>
@@ -35742,7 +34002,7 @@
               <a:spcPct val="35000"/>
             </a:spcAft>
             <a:buFont typeface="Arial" panose="020B0604020202020204" pitchFamily="34" charset="0"/>
-            <a:buChar char="•"/>
+            <a:buNone/>
           </a:pPr>
           <a:r>
             <a:rPr lang="en-IN" sz="1300" b="1" kern="1200"/>
@@ -35751,7 +34011,7 @@
           <a:endParaRPr lang="en-IN" sz="1300" kern="1200"/>
         </a:p>
         <a:p>
-          <a:pPr lvl="0" algn="ctr" defTabSz="577850">
+          <a:pPr marL="0" lvl="0" indent="0" algn="ctr" defTabSz="577850">
             <a:lnSpc>
               <a:spcPct val="90000"/>
             </a:lnSpc>
@@ -35762,7 +34022,7 @@
               <a:spcPct val="35000"/>
             </a:spcAft>
             <a:buFont typeface="Arial" panose="020B0604020202020204" pitchFamily="34" charset="0"/>
-            <a:buChar char="•"/>
+            <a:buNone/>
           </a:pPr>
           <a:r>
             <a:rPr lang="en-IN" sz="1300" kern="1200"/>
@@ -35770,7 +34030,7 @@
           </a:r>
         </a:p>
         <a:p>
-          <a:pPr lvl="0" algn="ctr" defTabSz="577850">
+          <a:pPr marL="0" lvl="0" indent="0" algn="ctr" defTabSz="577850">
             <a:lnSpc>
               <a:spcPct val="90000"/>
             </a:lnSpc>
@@ -35781,7 +34041,7 @@
               <a:spcPct val="35000"/>
             </a:spcAft>
             <a:buFont typeface="Arial" panose="020B0604020202020204" pitchFamily="34" charset="0"/>
-            <a:buChar char="•"/>
+            <a:buNone/>
           </a:pPr>
           <a:r>
             <a:rPr lang="en-IN" sz="1300" kern="1200"/>
@@ -35789,7 +34049,7 @@
           </a:r>
         </a:p>
         <a:p>
-          <a:pPr lvl="0" algn="ctr" defTabSz="577850">
+          <a:pPr marL="0" lvl="0" indent="0" algn="ctr" defTabSz="577850">
             <a:lnSpc>
               <a:spcPct val="90000"/>
             </a:lnSpc>
@@ -35800,7 +34060,7 @@
               <a:spcPct val="35000"/>
             </a:spcAft>
             <a:buFont typeface="Arial" panose="020B0604020202020204" pitchFamily="34" charset="0"/>
-            <a:buChar char="•"/>
+            <a:buNone/>
           </a:pPr>
           <a:r>
             <a:rPr lang="en-IN" sz="1300" kern="1200"/>
@@ -35808,7 +34068,7 @@
           </a:r>
         </a:p>
         <a:p>
-          <a:pPr lvl="0" algn="ctr" defTabSz="577850">
+          <a:pPr marL="0" lvl="0" indent="0" algn="ctr" defTabSz="577850">
             <a:lnSpc>
               <a:spcPct val="90000"/>
             </a:lnSpc>
@@ -35819,7 +34079,7 @@
               <a:spcPct val="35000"/>
             </a:spcAft>
             <a:buFont typeface="Arial" panose="020B0604020202020204" pitchFamily="34" charset="0"/>
-            <a:buChar char="•"/>
+            <a:buNone/>
           </a:pPr>
           <a:r>
             <a:rPr lang="en-IN" sz="1300" kern="1200"/>
@@ -35827,7 +34087,7 @@
           </a:r>
         </a:p>
         <a:p>
-          <a:pPr lvl="0" algn="ctr" defTabSz="577850">
+          <a:pPr marL="0" lvl="0" indent="0" algn="ctr" defTabSz="577850">
             <a:lnSpc>
               <a:spcPct val="90000"/>
             </a:lnSpc>
@@ -35838,7 +34098,7 @@
               <a:spcPct val="35000"/>
             </a:spcAft>
             <a:buFont typeface="Arial" panose="020B0604020202020204" pitchFamily="34" charset="0"/>
-            <a:buChar char="•"/>
+            <a:buNone/>
           </a:pPr>
           <a:r>
             <a:rPr lang="en-IN" sz="1300" kern="1200"/>
